--- a/packages/docs/static/decision-guides/intake.docx
+++ b/packages/docs/static/decision-guides/intake.docx
@@ -49,7 +49,7 @@
         </w:drawing>
       </w:r>
     </w:p>
-    <w:bookmarkStart w:id="44" w:name="intake-registration-decision-guide"/>
+    <w:bookmarkStart w:id="45" w:name="intake-registration-decision-guide"/>
     <w:p>
       <w:pPr>
         <w:pStyle w:val="Heading1"/>
@@ -1396,7 +1396,7 @@
       </w:r>
     </w:p>
     <w:bookmarkEnd w:id="25"/>
-    <w:bookmarkStart w:id="43" w:name="section-3-feature-deep-dives"/>
+    <w:bookmarkStart w:id="44" w:name="section-3-feature-deep-dives"/>
     <w:p>
       <w:pPr>
         <w:pStyle w:val="Heading2"/>
@@ -4004,7 +4004,7 @@
     </w:p>
     <w:bookmarkEnd w:id="35"/>
     <w:bookmarkEnd w:id="36"/>
-    <w:bookmarkStart w:id="42" w:name="after-submission"/>
+    <w:bookmarkStart w:id="43" w:name="after-submission"/>
     <w:p>
       <w:pPr>
         <w:pStyle w:val="Heading3"/>
@@ -4562,7 +4562,7 @@
       </w:r>
     </w:p>
     <w:bookmarkEnd w:id="39"/>
-    <w:bookmarkStart w:id="40" w:name="Xdcfa6d3ba20a461d922c1089e45845a2e13e217"/>
+    <w:bookmarkStart w:id="41" w:name="Xdcfa6d3ba20a461d922c1089e45845a2e13e217"/>
     <w:p>
       <w:pPr>
         <w:pStyle w:val="Heading4"/>
@@ -5088,7 +5088,31 @@
           <w:iCs/>
           <w:i/>
         </w:rPr>
-        <w:t xml:space="preserve">Scheduling integration (appointments generated from intake answers, or intake gated on a scheduled visit) is covered in depth in the Medplum Scheduling discovery guide. From the intake side, link the resulting appointment or visit back to the intake artifacts that originated it.</w:t>
+        <w:t xml:space="preserve">Scheduling integration (appointments generated from intake answers, or intake gated on a scheduled visit) is covered in the</w:t>
+      </w:r>
+      <w:r>
+        <w:rPr>
+          <w:iCs/>
+          <w:i/>
+        </w:rPr>
+        <w:t xml:space="preserve"> </w:t>
+      </w:r>
+      <w:hyperlink r:id="rId40">
+        <w:r>
+          <w:rPr>
+            <w:rStyle w:val="Hyperlink"/>
+            <w:iCs/>
+            <w:i/>
+          </w:rPr>
+          <w:t xml:space="preserve">Scheduling Decision Guide</w:t>
+        </w:r>
+      </w:hyperlink>
+      <w:r>
+        <w:rPr>
+          <w:iCs/>
+          <w:i/>
+        </w:rPr>
+        <w:t xml:space="preserve">. From the intake side, link the resulting appointment or visit back to the intake artifacts that originated it.</w:t>
       </w:r>
     </w:p>
     <w:p>
@@ -5098,8 +5122,8 @@
         </w:pict>
       </w:r>
     </w:p>
-    <w:bookmarkEnd w:id="40"/>
-    <w:bookmarkStart w:id="41" w:name="lifecycle-intake-complete"/>
+    <w:bookmarkEnd w:id="41"/>
+    <w:bookmarkStart w:id="42" w:name="lifecycle-intake-complete"/>
     <w:p>
       <w:pPr>
         <w:pStyle w:val="Heading4"/>
@@ -5473,10 +5497,10 @@
         </w:tc>
       </w:tr>
     </w:tbl>
-    <w:bookmarkEnd w:id="41"/>
     <w:bookmarkEnd w:id="42"/>
     <w:bookmarkEnd w:id="43"/>
     <w:bookmarkEnd w:id="44"/>
+    <w:bookmarkEnd w:id="45"/>
     <w:p/>
     <w:sectPr>
       <w:pgSz w:h="15840" w:w="12240"/>

--- a/packages/docs/static/decision-guides/intake.docx
+++ b/packages/docs/static/decision-guides/intake.docx
@@ -11,18 +11,18 @@
           <wp:inline>
             <wp:extent cx="5943600" cy="1289649"/>
             <wp:effectExtent b="0" l="0" r="0" t="0"/>
-            <wp:docPr descr="Medplum" title="" id="21" name="Picture"/>
+            <wp:docPr descr="Medplum" title="" id="10" name="Picture"/>
             <a:graphic>
               <a:graphicData uri="http://schemas.openxmlformats.org/drawingml/2006/picture">
                 <pic:pic>
                   <pic:nvPicPr>
-                    <pic:cNvPr descr="medplum-wordmark-grape.png" id="22" name="Picture"/>
+                    <pic:cNvPr descr="medplum-wordmark-grape.png" id="11" name="Picture"/>
                     <pic:cNvPicPr>
                       <a:picLocks noChangeArrowheads="1" noChangeAspect="1"/>
                     </pic:cNvPicPr>
                   </pic:nvPicPr>
                   <pic:blipFill>
-                    <a:blip r:embed="rId20"/>
+                    <a:blip r:embed="rId9"/>
                     <a:stretch>
                       <a:fillRect/>
                     </a:stretch>
@@ -49,7 +49,7 @@
         </w:drawing>
       </w:r>
     </w:p>
-    <w:bookmarkStart w:id="45" w:name="intake-registration-decision-guide"/>
+    <w:bookmarkStart w:id="34" w:name="intake-registration-decision-guide"/>
     <w:p>
       <w:pPr>
         <w:pStyle w:val="Heading1"/>
@@ -63,45 +63,53 @@
         <w:pStyle w:val="FirstParagraph"/>
       </w:pPr>
       <w:r>
+        <w:t xml:space="preserve">Use this guide to design how patients, caregivers, and staff complete intake and registration. Work through identity matching, forms, prefill, data extraction, coverage, consent, and post-submission actions to define the information you collect and what happens when intake is complete.</w:t>
+      </w:r>
+    </w:p>
+    <w:p>
+      <w:pPr>
+        <w:pStyle w:val="BodyText"/>
+      </w:pPr>
+      <w:r>
         <w:rPr>
+          <w:i/>
           <w:iCs/>
-          <w:i/>
         </w:rPr>
         <w:t xml:space="preserve">Companion to the</w:t>
       </w:r>
       <w:r>
         <w:rPr>
+          <w:i/>
           <w:iCs/>
-          <w:i/>
         </w:rPr>
         <w:t xml:space="preserve"> </w:t>
       </w:r>
-      <w:hyperlink r:id="rId23">
+      <w:hyperlink r:id="rId12">
         <w:r>
           <w:rPr>
             <w:rStyle w:val="Hyperlink"/>
+            <w:i/>
             <w:iCs/>
-            <w:i/>
           </w:rPr>
           <w:t xml:space="preserve">Intake &amp; Registration</w:t>
         </w:r>
       </w:hyperlink>
       <w:r>
         <w:rPr>
+          <w:i/>
           <w:iCs/>
-          <w:i/>
         </w:rPr>
         <w:t xml:space="preserve"> </w:t>
       </w:r>
       <w:r>
         <w:rPr>
+          <w:i/>
           <w:iCs/>
-          <w:i/>
         </w:rPr>
         <w:t xml:space="preserve">docs.</w:t>
       </w:r>
     </w:p>
-    <w:bookmarkStart w:id="24" w:name="section-1-use-case-participants"/>
+    <w:bookmarkStart w:id="13" w:name="section-1-use-case-participants"/>
     <w:p>
       <w:pPr>
         <w:pStyle w:val="Heading2"/>
@@ -116,43 +124,43 @@
       </w:pPr>
       <w:r>
         <w:rPr>
+          <w:b/>
           <w:bCs/>
-          <w:b/>
         </w:rPr>
         <w:t xml:space="preserve">1.1 Who completes intake, and in what setting?</w:t>
       </w:r>
     </w:p>
     <w:p>
       <w:pPr>
+        <w:pStyle w:val="Compact"/>
         <w:numPr>
           <w:ilvl w:val="0"/>
           <w:numId w:val="1001"/>
         </w:numPr>
+      </w:pPr>
+      <w:r>
+        <w:t xml:space="preserve">Patient self-service (portal, mobile, kiosk)</w:t>
+      </w:r>
+    </w:p>
+    <w:p>
+      <w:pPr>
         <w:pStyle w:val="Compact"/>
-      </w:pPr>
-      <w:r>
-        <w:t xml:space="preserve">Patient self-service (portal, mobile, kiosk)</w:t>
-      </w:r>
-    </w:p>
-    <w:p>
-      <w:pPr>
         <w:numPr>
           <w:ilvl w:val="0"/>
           <w:numId w:val="1001"/>
         </w:numPr>
+      </w:pPr>
+      <w:r>
+        <w:t xml:space="preserve">Staff-assisted (registration desk, rooming, phone, paper-to-digital)</w:t>
+      </w:r>
+    </w:p>
+    <w:p>
+      <w:pPr>
         <w:pStyle w:val="Compact"/>
-      </w:pPr>
-      <w:r>
-        <w:t xml:space="preserve">Staff-assisted (registration desk, rooming, phone, paper-to-digital)</w:t>
-      </w:r>
-    </w:p>
-    <w:p>
-      <w:pPr>
         <w:numPr>
           <w:ilvl w:val="0"/>
           <w:numId w:val="1001"/>
         </w:numPr>
-        <w:pStyle w:val="Compact"/>
       </w:pPr>
       <w:r>
         <w:t xml:space="preserve">Mixed (patient starts online, staff verifies in person)</w:t>
@@ -164,8 +172,8 @@
       </w:pPr>
       <w:r>
         <w:rPr>
+          <w:i/>
           <w:iCs/>
-          <w:i/>
         </w:rPr>
         <w:t xml:space="preserve">Why: determines the auth model and whether an intake response may exist before the patient record is created (3.1, 3.2).</w:t>
       </w:r>
@@ -176,55 +184,55 @@
       </w:pPr>
       <w:r>
         <w:rPr>
+          <w:b/>
           <w:bCs/>
-          <w:b/>
         </w:rPr>
         <w:t xml:space="preserve">1.2 When does intake happen relative to identity and scheduling?</w:t>
       </w:r>
     </w:p>
     <w:p>
       <w:pPr>
+        <w:pStyle w:val="Compact"/>
         <w:numPr>
           <w:ilvl w:val="0"/>
           <w:numId w:val="1002"/>
         </w:numPr>
+      </w:pPr>
+      <w:r>
+        <w:t xml:space="preserve">Before the patient record exists (greenfield / new patient signup)</w:t>
+      </w:r>
+    </w:p>
+    <w:p>
+      <w:pPr>
         <w:pStyle w:val="Compact"/>
-      </w:pPr>
-      <w:r>
-        <w:t xml:space="preserve">Before the patient record exists (greenfield / new patient signup)</w:t>
-      </w:r>
-    </w:p>
-    <w:p>
-      <w:pPr>
         <w:numPr>
           <w:ilvl w:val="0"/>
           <w:numId w:val="1002"/>
         </w:numPr>
+      </w:pPr>
+      <w:r>
+        <w:t xml:space="preserve">After scheduling, pre-visit (patient exists, no visit yet)</w:t>
+      </w:r>
+    </w:p>
+    <w:p>
+      <w:pPr>
         <w:pStyle w:val="Compact"/>
-      </w:pPr>
-      <w:r>
-        <w:t xml:space="preserve">After scheduling, pre-visit (patient exists, no visit yet)</w:t>
-      </w:r>
-    </w:p>
-    <w:p>
-      <w:pPr>
         <w:numPr>
           <w:ilvl w:val="0"/>
           <w:numId w:val="1002"/>
         </w:numPr>
+      </w:pPr>
+      <w:r>
+        <w:t xml:space="preserve">At check-in or during the visit</w:t>
+      </w:r>
+    </w:p>
+    <w:p>
+      <w:pPr>
         <w:pStyle w:val="Compact"/>
-      </w:pPr>
-      <w:r>
-        <w:t xml:space="preserve">At check-in or during the visit</w:t>
-      </w:r>
-    </w:p>
-    <w:p>
-      <w:pPr>
         <w:numPr>
           <w:ilvl w:val="0"/>
           <w:numId w:val="1002"/>
         </w:numPr>
-        <w:pStyle w:val="Compact"/>
       </w:pPr>
       <w:r>
         <w:t xml:space="preserve">Episodic updates only (existing patient, not tied to a visit)</w:t>
@@ -236,8 +244,8 @@
       </w:pPr>
       <w:r>
         <w:rPr>
+          <w:i/>
           <w:iCs/>
-          <w:i/>
         </w:rPr>
         <w:t xml:space="preserve">Why: drives whether intake creates or updates a patient record, when responses get tied to a patient, and whether intake tasks link to a visit (3.1, 3.8).</w:t>
       </w:r>
@@ -248,55 +256,55 @@
       </w:pPr>
       <w:r>
         <w:rPr>
+          <w:b/>
           <w:bCs/>
-          <w:b/>
         </w:rPr>
         <w:t xml:space="preserve">1.3 How are returning patients and duplicates handled?</w:t>
       </w:r>
     </w:p>
     <w:p>
       <w:pPr>
+        <w:pStyle w:val="Compact"/>
         <w:numPr>
           <w:ilvl w:val="0"/>
           <w:numId w:val="1003"/>
         </w:numPr>
+      </w:pPr>
+      <w:r>
+        <w:t xml:space="preserve">Always create a new patient record on intake (rare; only if you have a separate dedup pipeline downstream)</w:t>
+      </w:r>
+    </w:p>
+    <w:p>
+      <w:pPr>
         <w:pStyle w:val="Compact"/>
-      </w:pPr>
-      <w:r>
-        <w:t xml:space="preserve">Always create a new patient record on intake (rare; only if you have a separate dedup pipeline downstream)</w:t>
-      </w:r>
-    </w:p>
-    <w:p>
-      <w:pPr>
         <w:numPr>
           <w:ilvl w:val="0"/>
           <w:numId w:val="1003"/>
         </w:numPr>
+      </w:pPr>
+      <w:r>
+        <w:t xml:space="preserve">Look up by identifier (e.g. MRN, email, phone) and update if found</w:t>
+      </w:r>
+    </w:p>
+    <w:p>
+      <w:pPr>
         <w:pStyle w:val="Compact"/>
-      </w:pPr>
-      <w:r>
-        <w:t xml:space="preserve">Look up by identifier (e.g. MRN, email, phone) and update if found</w:t>
-      </w:r>
-    </w:p>
-    <w:p>
-      <w:pPr>
         <w:numPr>
           <w:ilvl w:val="0"/>
           <w:numId w:val="1003"/>
         </w:numPr>
+      </w:pPr>
+      <w:r>
+        <w:t xml:space="preserve">Run a demographic candidate search and confirm with staff before merge</w:t>
+      </w:r>
+    </w:p>
+    <w:p>
+      <w:pPr>
         <w:pStyle w:val="Compact"/>
-      </w:pPr>
-      <w:r>
-        <w:t xml:space="preserve">Run a demographic candidate search and confirm with staff before merge</w:t>
-      </w:r>
-    </w:p>
-    <w:p>
-      <w:pPr>
         <w:numPr>
           <w:ilvl w:val="0"/>
           <w:numId w:val="1003"/>
         </w:numPr>
-        <w:pStyle w:val="Compact"/>
       </w:pPr>
       <w:r>
         <w:t xml:space="preserve">Mixed – different rules for patient self-service vs staff-assisted</w:t>
@@ -308,8 +316,8 @@
       </w:pPr>
       <w:r>
         <w:rPr>
+          <w:i/>
           <w:iCs/>
-          <w:i/>
         </w:rPr>
         <w:t xml:space="preserve">Why: drives 3.1 and must align with your org-wide dedup policy.</w:t>
       </w:r>
@@ -320,8 +328,8 @@
       </w:pPr>
       <w:r>
         <w:rPr>
+          <w:b/>
           <w:bCs/>
-          <w:b/>
         </w:rPr>
         <w:t xml:space="preserve">1.4 What consents need to be captured at intake, and are any state- or population-specific?</w:t>
       </w:r>
@@ -332,8 +340,8 @@
       </w:pPr>
       <w:r>
         <w:rPr>
+          <w:i/>
           <w:iCs/>
-          <w:i/>
         </w:rPr>
         <w:t xml:space="preserve">Why: drives 3.6; sensitive categories may constrain what post-intake automation can auto-share or auto-route (3.7).</w:t>
       </w:r>
@@ -344,55 +352,55 @@
       </w:pPr>
       <w:r>
         <w:rPr>
+          <w:b/>
           <w:bCs/>
-          <w:b/>
         </w:rPr>
         <w:t xml:space="preserve">1.5 What other systems must intake feed or read from?</w:t>
       </w:r>
     </w:p>
     <w:p>
       <w:pPr>
+        <w:pStyle w:val="Compact"/>
         <w:numPr>
           <w:ilvl w:val="0"/>
           <w:numId w:val="1004"/>
         </w:numPr>
+      </w:pPr>
+      <w:r>
+        <w:t xml:space="preserve">Eligibility / insurance verification (e.g. Stedi, clearinghouse 270/271)</w:t>
+      </w:r>
+    </w:p>
+    <w:p>
+      <w:pPr>
         <w:pStyle w:val="Compact"/>
-      </w:pPr>
-      <w:r>
-        <w:t xml:space="preserve">Eligibility / insurance verification (e.g. Stedi, clearinghouse 270/271)</w:t>
-      </w:r>
-    </w:p>
-    <w:p>
-      <w:pPr>
         <w:numPr>
           <w:ilvl w:val="0"/>
           <w:numId w:val="1004"/>
         </w:numPr>
+      </w:pPr>
+      <w:r>
+        <w:t xml:space="preserve">Practice management or legacy EHR (write-back of demographics or coverage)</w:t>
+      </w:r>
+    </w:p>
+    <w:p>
+      <w:pPr>
         <w:pStyle w:val="Compact"/>
-      </w:pPr>
-      <w:r>
-        <w:t xml:space="preserve">Practice management or legacy EHR (write-back of demographics or coverage)</w:t>
-      </w:r>
-    </w:p>
-    <w:p>
-      <w:pPr>
         <w:numPr>
           <w:ilvl w:val="0"/>
           <w:numId w:val="1004"/>
         </w:numPr>
+      </w:pPr>
+      <w:r>
+        <w:t xml:space="preserve">Prefill sources (Patient Access API, Payer-to-Payer API, partner EHR, HIE/TEFCA) — see 3.3</w:t>
+      </w:r>
+    </w:p>
+    <w:p>
+      <w:pPr>
         <w:pStyle w:val="Compact"/>
-      </w:pPr>
-      <w:r>
-        <w:t xml:space="preserve">Prefill sources (Patient Access API, Payer-to-Payer API, partner EHR, HIE/TEFCA) — see 3.3</w:t>
-      </w:r>
-    </w:p>
-    <w:p>
-      <w:pPr>
         <w:numPr>
           <w:ilvl w:val="0"/>
           <w:numId w:val="1004"/>
         </w:numPr>
-        <w:pStyle w:val="Compact"/>
       </w:pPr>
       <w:r>
         <w:t xml:space="preserve">Referrals (intake initiated by an inbound referral – see the Referrals guide)</w:t>
@@ -404,8 +412,8 @@
       </w:pPr>
       <w:r>
         <w:rPr>
+          <w:i/>
           <w:iCs/>
-          <w:i/>
         </w:rPr>
         <w:t xml:space="preserve">Why: surfaces integration boundaries that affect prefill (3.3), post-intake automation (3.7), and which actions live inside one intake workflow vs separate workflows.</w:t>
       </w:r>
@@ -417,8 +425,8 @@
         </w:pict>
       </w:r>
     </w:p>
-    <w:bookmarkEnd w:id="24"/>
-    <w:bookmarkStart w:id="25" w:name="section-2-feature-scoping"/>
+    <w:bookmarkEnd w:id="13"/>
+    <w:bookmarkStart w:id="14" w:name="section-2-feature-scoping"/>
     <w:p>
       <w:pPr>
         <w:pStyle w:val="Heading2"/>
@@ -433,8 +441,8 @@
       </w:pPr>
       <w:r>
         <w:rPr>
+          <w:i/>
           <w:iCs/>
-          <w:i/>
         </w:rPr>
         <w:t xml:space="preserve">Go through each row together. For each cell under Yes / No / Nice-to-have / Not sure, mark the customer’s answer. The</w:t>
       </w:r>
@@ -443,8 +451,8 @@
       </w:r>
       <w:r>
         <w:rPr>
+          <w:b/>
           <w:bCs/>
-          <w:b/>
         </w:rPr>
         <w:t xml:space="preserve">Deep dive</w:t>
       </w:r>
@@ -453,8 +461,8 @@
       </w:r>
       <w:r>
         <w:rPr>
+          <w:i/>
           <w:iCs/>
-          <w:i/>
         </w:rPr>
         <w:t xml:space="preserve">column points to the Section 3 subsection that covers each feature.</w:t>
       </w:r>
@@ -463,9 +471,8 @@
       <w:tblPr>
         <w:tblStyle w:val="Table"/>
         <w:tblW w:w="9360" w:type="dxa"/>
+        <w:tblLayout w:type="fixed"/>
         <w:tblLook w:firstRow="1" w:lastRow="0" w:firstColumn="0" w:lastColumn="0" w:noHBand="0" w:noVBand="0" w:val="0020"/>
-        <w:jc w:val="start"/>
-        <w:tblLayout w:type="fixed"/>
       </w:tblPr>
       <w:tblGrid>
         <w:gridCol w:w="600"/>
@@ -479,7 +486,7 @@
       <w:tr>
         <w:trPr>
           <w:cantSplit/>
-          <w:tblHeader w:val="true"/>
+          <w:tblHeader w:val="on"/>
         </w:trPr>
         <w:tc>
           <w:tcPr/>
@@ -1326,13 +1333,7 @@
               <w:t xml:space="preserve"> </w:t>
             </w:r>
             <w:r>
-              <w:t xml:space="preserve">“</w:t>
-            </w:r>
-            <w:r>
-              <w:t xml:space="preserve">intake complete</w:t>
-            </w:r>
-            <w:r>
-              <w:t xml:space="preserve">”</w:t>
+              <w:t xml:space="preserve">“intake complete”</w:t>
             </w:r>
             <w:r>
               <w:t xml:space="preserve"> </w:t>
@@ -1395,8 +1396,8 @@
         </w:pict>
       </w:r>
     </w:p>
-    <w:bookmarkEnd w:id="25"/>
-    <w:bookmarkStart w:id="44" w:name="section-3-feature-deep-dives"/>
+    <w:bookmarkEnd w:id="14"/>
+    <w:bookmarkStart w:id="33" w:name="section-3-feature-deep-dives"/>
     <w:p>
       <w:pPr>
         <w:pStyle w:val="Heading2"/>
@@ -1411,8 +1412,8 @@
       </w:pPr>
       <w:r>
         <w:rPr>
+          <w:i/>
           <w:iCs/>
-          <w:i/>
         </w:rPr>
         <w:t xml:space="preserve">Cover each feature flagged Yes or Nice-to-have in Section 2. The goal is to land on a clear recommended approach by the end of each section.</w:t>
       </w:r>
@@ -1429,9 +1430,8 @@
       <w:tblPr>
         <w:tblStyle w:val="Table"/>
         <w:tblW w:w="9360" w:type="dxa"/>
+        <w:tblLayout w:type="fixed"/>
         <w:tblLook w:firstRow="1" w:lastRow="0" w:firstColumn="0" w:lastColumn="0" w:noHBand="0" w:noVBand="0" w:val="0020"/>
-        <w:jc w:val="start"/>
-        <w:tblLayout w:type="fixed"/>
       </w:tblPr>
       <w:tblGrid>
         <w:gridCol w:w="2684"/>
@@ -1441,7 +1441,7 @@
       <w:tr>
         <w:trPr>
           <w:cantSplit/>
-          <w:tblHeader w:val="true"/>
+          <w:tblHeader w:val="on"/>
         </w:trPr>
         <w:tc>
           <w:tcPr/>
@@ -1493,8 +1493,8 @@
             </w:pPr>
             <w:r>
               <w:rPr>
+                <w:b/>
                 <w:bCs/>
-                <w:b/>
               </w:rPr>
               <w:t xml:space="preserve">Capture</w:t>
             </w:r>
@@ -1538,8 +1538,8 @@
             </w:pPr>
             <w:r>
               <w:rPr>
+                <w:b/>
                 <w:bCs/>
-                <w:b/>
               </w:rPr>
               <w:t xml:space="preserve">Coverage &amp; Consent</w:t>
             </w:r>
@@ -1583,8 +1583,8 @@
             </w:pPr>
             <w:r>
               <w:rPr>
+                <w:b/>
                 <w:bCs/>
-                <w:b/>
               </w:rPr>
               <w:t xml:space="preserve">After Submission</w:t>
             </w:r>
@@ -1623,7 +1623,7 @@
         </w:pict>
       </w:r>
     </w:p>
-    <w:bookmarkStart w:id="32" w:name="capture"/>
+    <w:bookmarkStart w:id="21" w:name="capture"/>
     <w:p>
       <w:pPr>
         <w:pStyle w:val="Heading3"/>
@@ -1632,7 +1632,7 @@
         <w:t xml:space="preserve">Capture</w:t>
       </w:r>
     </w:p>
-    <w:bookmarkStart w:id="27" w:name="patient-identity-at-intake"/>
+    <w:bookmarkStart w:id="16" w:name="patient-identity-at-intake"/>
     <w:p>
       <w:pPr>
         <w:pStyle w:val="Heading4"/>
@@ -1651,7 +1651,7 @@
       <w:r>
         <w:t xml:space="preserve"> </w:t>
       </w:r>
-      <w:hyperlink r:id="rId26">
+      <w:hyperlink r:id="rId15">
         <w:r>
           <w:rPr>
             <w:rStyle w:val="Hyperlink"/>
@@ -1684,55 +1684,55 @@
       </w:pPr>
       <w:r>
         <w:rPr>
+          <w:b/>
           <w:bCs/>
-          <w:b/>
         </w:rPr>
         <w:t xml:space="preserve">Questions:</w:t>
       </w:r>
     </w:p>
     <w:p>
       <w:pPr>
+        <w:pStyle w:val="Compact"/>
         <w:numPr>
           <w:ilvl w:val="0"/>
           <w:numId w:val="1005"/>
         </w:numPr>
+      </w:pPr>
+      <w:r>
+        <w:t xml:space="preserve">Does the patient record exist before intake is filled out, after, or sometimes either?</w:t>
+      </w:r>
+    </w:p>
+    <w:p>
+      <w:pPr>
         <w:pStyle w:val="Compact"/>
-      </w:pPr>
-      <w:r>
-        <w:t xml:space="preserve">Does the patient record exist before intake is filled out, after, or sometimes either?</w:t>
-      </w:r>
-    </w:p>
-    <w:p>
-      <w:pPr>
         <w:numPr>
           <w:ilvl w:val="0"/>
           <w:numId w:val="1005"/>
         </w:numPr>
+      </w:pPr>
+      <w:r>
+        <w:t xml:space="preserve">Do you run an identifier lookup, a demographic match search, both, or neither before creating a new patient record?</w:t>
+      </w:r>
+    </w:p>
+    <w:p>
+      <w:pPr>
         <w:pStyle w:val="Compact"/>
-      </w:pPr>
-      <w:r>
-        <w:t xml:space="preserve">Do you run an identifier lookup, a demographic match search, both, or neither before creating a new patient record?</w:t>
-      </w:r>
-    </w:p>
-    <w:p>
-      <w:pPr>
         <w:numPr>
           <w:ilvl w:val="0"/>
           <w:numId w:val="1005"/>
         </w:numPr>
+      </w:pPr>
+      <w:r>
+        <w:t xml:space="preserve">When a match is ambiguous, does the intake response stay unlinked until a human confirms, or does the system pick the best candidate automatically?</w:t>
+      </w:r>
+    </w:p>
+    <w:p>
+      <w:pPr>
         <w:pStyle w:val="Compact"/>
-      </w:pPr>
-      <w:r>
-        <w:t xml:space="preserve">When a match is ambiguous, does the intake response stay unlinked until a human confirms, or does the system pick the best candidate automatically?</w:t>
-      </w:r>
-    </w:p>
-    <w:p>
-      <w:pPr>
         <w:numPr>
           <w:ilvl w:val="0"/>
           <w:numId w:val="1005"/>
         </w:numPr>
-        <w:pStyle w:val="Compact"/>
       </w:pPr>
       <w:r>
         <w:t xml:space="preserve">For self-service flows, can a patient submit intake before authenticating, and how is that response later associated with an account?</w:t>
@@ -1742,9 +1742,8 @@
       <w:tblPr>
         <w:tblStyle w:val="Table"/>
         <w:tblW w:w="9360" w:type="dxa"/>
+        <w:tblLayout w:type="fixed"/>
         <w:tblLook w:firstRow="1" w:lastRow="0" w:firstColumn="0" w:lastColumn="0" w:noHBand="0" w:noVBand="0" w:val="0020"/>
-        <w:jc w:val="start"/>
-        <w:tblLayout w:type="fixed"/>
       </w:tblPr>
       <w:tblGrid>
         <w:gridCol w:w="4165"/>
@@ -1753,7 +1752,7 @@
       <w:tr>
         <w:trPr>
           <w:cantSplit/>
-          <w:tblHeader w:val="true"/>
+          <w:tblHeader w:val="on"/>
         </w:trPr>
         <w:tc>
           <w:tcPr/>
@@ -1958,8 +1957,8 @@
         </w:pict>
       </w:r>
     </w:p>
-    <w:bookmarkEnd w:id="27"/>
-    <w:bookmarkStart w:id="28" w:name="form-library-capture-flow"/>
+    <w:bookmarkEnd w:id="16"/>
+    <w:bookmarkStart w:id="17" w:name="form-library-capture-flow"/>
     <w:p>
       <w:pPr>
         <w:pStyle w:val="Heading4"/>
@@ -1982,43 +1981,43 @@
       </w:pPr>
       <w:r>
         <w:rPr>
+          <w:b/>
           <w:bCs/>
-          <w:b/>
         </w:rPr>
         <w:t xml:space="preserve">Questions:</w:t>
       </w:r>
     </w:p>
     <w:p>
       <w:pPr>
+        <w:pStyle w:val="Compact"/>
         <w:numPr>
           <w:ilvl w:val="0"/>
           <w:numId w:val="1006"/>
         </w:numPr>
+      </w:pPr>
+      <w:r>
+        <w:t xml:space="preserve">One intake form for everyone, or different forms by visit type, program, or language?</w:t>
+      </w:r>
+    </w:p>
+    <w:p>
+      <w:pPr>
         <w:pStyle w:val="Compact"/>
-      </w:pPr>
-      <w:r>
-        <w:t xml:space="preserve">One intake form for everyone, or different forms by visit type, program, or language?</w:t>
-      </w:r>
-    </w:p>
-    <w:p>
-      <w:pPr>
         <w:numPr>
           <w:ilvl w:val="0"/>
           <w:numId w:val="1006"/>
         </w:numPr>
+      </w:pPr>
+      <w:r>
+        <w:t xml:space="preserve">Same form for patient self-service and staff-assisted, or separate forms tuned to each audience?</w:t>
+      </w:r>
+    </w:p>
+    <w:p>
+      <w:pPr>
         <w:pStyle w:val="Compact"/>
-      </w:pPr>
-      <w:r>
-        <w:t xml:space="preserve">Same form for patient self-service and staff-assisted, or separate forms tuned to each audience?</w:t>
-      </w:r>
-    </w:p>
-    <w:p>
-      <w:pPr>
         <w:numPr>
           <w:ilvl w:val="0"/>
           <w:numId w:val="1006"/>
         </w:numPr>
-        <w:pStyle w:val="Compact"/>
       </w:pPr>
       <w:r>
         <w:t xml:space="preserve">If you offer conversational or voice intake, does the transcript land in the same data shape as the form, or in a separate pipeline?</w:t>
@@ -2028,9 +2027,8 @@
       <w:tblPr>
         <w:tblStyle w:val="Table"/>
         <w:tblW w:w="9360" w:type="dxa"/>
+        <w:tblLayout w:type="fixed"/>
         <w:tblLook w:firstRow="1" w:lastRow="0" w:firstColumn="0" w:lastColumn="0" w:noHBand="0" w:noVBand="0" w:val="0020"/>
-        <w:jc w:val="start"/>
-        <w:tblLayout w:type="fixed"/>
       </w:tblPr>
       <w:tblGrid>
         <w:gridCol w:w="4503"/>
@@ -2039,7 +2037,7 @@
       <w:tr>
         <w:trPr>
           <w:cantSplit/>
-          <w:tblHeader w:val="true"/>
+          <w:tblHeader w:val="on"/>
         </w:trPr>
         <w:tc>
           <w:tcPr/>
@@ -2208,13 +2206,7 @@
               <w:t xml:space="preserve"> </w:t>
             </w:r>
             <w:r>
-              <w:t xml:space="preserve">“</w:t>
-            </w:r>
-            <w:r>
-              <w:t xml:space="preserve">completed-by</w:t>
-            </w:r>
-            <w:r>
-              <w:t xml:space="preserve">”</w:t>
+              <w:t xml:space="preserve">“completed-by”</w:t>
             </w:r>
             <w:r>
               <w:t xml:space="preserve"> </w:t>
@@ -2301,8 +2293,8 @@
         </w:pict>
       </w:r>
     </w:p>
-    <w:bookmarkEnd w:id="28"/>
-    <w:bookmarkStart w:id="29" w:name="prefill-reconciliation"/>
+    <w:bookmarkEnd w:id="17"/>
+    <w:bookmarkStart w:id="18" w:name="prefill-reconciliation"/>
     <w:p>
       <w:pPr>
         <w:pStyle w:val="Heading4"/>
@@ -2325,8 +2317,8 @@
       </w:pPr>
       <w:r>
         <w:rPr>
+          <w:b/>
           <w:bCs/>
-          <w:b/>
         </w:rPr>
         <w:t xml:space="preserve">⚠ One-way door:</w:t>
       </w:r>
@@ -2340,13 +2332,7 @@
         <w:t xml:space="preserve"> </w:t>
       </w:r>
       <w:r>
-        <w:t xml:space="preserve">“</w:t>
-      </w:r>
-      <w:r>
-        <w:t xml:space="preserve">patient said X</w:t>
-      </w:r>
-      <w:r>
-        <w:t xml:space="preserve">”</w:t>
+        <w:t xml:space="preserve">“patient said X”</w:t>
       </w:r>
       <w:r>
         <w:t xml:space="preserve"> </w:t>
@@ -2358,13 +2344,7 @@
         <w:t xml:space="preserve"> </w:t>
       </w:r>
       <w:r>
-        <w:t xml:space="preserve">“</w:t>
-      </w:r>
-      <w:r>
-        <w:t xml:space="preserve">source said X</w:t>
-      </w:r>
-      <w:r>
-        <w:t xml:space="preserve">”</w:t>
+        <w:t xml:space="preserve">“source said X”</w:t>
       </w:r>
       <w:r>
         <w:t xml:space="preserve"> </w:t>
@@ -2379,55 +2359,55 @@
       </w:pPr>
       <w:r>
         <w:rPr>
+          <w:b/>
           <w:bCs/>
-          <w:b/>
         </w:rPr>
         <w:t xml:space="preserve">Questions:</w:t>
       </w:r>
     </w:p>
     <w:p>
       <w:pPr>
+        <w:pStyle w:val="Compact"/>
         <w:numPr>
           <w:ilvl w:val="0"/>
           <w:numId w:val="1007"/>
         </w:numPr>
+      </w:pPr>
+      <w:r>
+        <w:t xml:space="preserve">Does the form start blank, prefilled from data you already hold (returning patient, prior visit), or prefilled from an external source?</w:t>
+      </w:r>
+    </w:p>
+    <w:p>
+      <w:pPr>
         <w:pStyle w:val="Compact"/>
-      </w:pPr>
-      <w:r>
-        <w:t xml:space="preserve">Does the form start blank, prefilled from data you already hold (returning patient, prior visit), or prefilled from an external source?</w:t>
-      </w:r>
-    </w:p>
-    <w:p>
-      <w:pPr>
         <w:numPr>
           <w:ilvl w:val="0"/>
           <w:numId w:val="1007"/>
         </w:numPr>
+      </w:pPr>
+      <w:r>
+        <w:t xml:space="preserve">Which external sources are in scope (insurance card OCR, Patient Access API, Payer-to-Payer API, partner EHR, TEFCA/QHIN, state or regional HIE)?</w:t>
+      </w:r>
+    </w:p>
+    <w:p>
+      <w:pPr>
         <w:pStyle w:val="Compact"/>
-      </w:pPr>
-      <w:r>
-        <w:t xml:space="preserve">Which external sources are in scope (insurance card OCR, Patient Access API, Payer-to-Payer API, partner EHR, TEFCA/QHIN, state or regional HIE)?</w:t>
-      </w:r>
-    </w:p>
-    <w:p>
-      <w:pPr>
         <w:numPr>
           <w:ilvl w:val="0"/>
           <w:numId w:val="1007"/>
         </w:numPr>
+      </w:pPr>
+      <w:r>
+        <w:t xml:space="preserve">When prefilled data and patient input disagree, who wins — the source, the patient, or staff?</w:t>
+      </w:r>
+    </w:p>
+    <w:p>
+      <w:pPr>
         <w:pStyle w:val="Compact"/>
-      </w:pPr>
-      <w:r>
-        <w:t xml:space="preserve">When prefilled data and patient input disagree, who wins — the source, the patient, or staff?</w:t>
-      </w:r>
-    </w:p>
-    <w:p>
-      <w:pPr>
         <w:numPr>
           <w:ilvl w:val="0"/>
           <w:numId w:val="1007"/>
         </w:numPr>
-        <w:pStyle w:val="Compact"/>
       </w:pPr>
       <w:r>
         <w:t xml:space="preserve">Does the patient see prefilled values and explicitly confirm, or is prefill silent?</w:t>
@@ -2437,9 +2417,8 @@
       <w:tblPr>
         <w:tblStyle w:val="Table"/>
         <w:tblW w:w="9360" w:type="dxa"/>
+        <w:tblLayout w:type="fixed"/>
         <w:tblLook w:firstRow="1" w:lastRow="0" w:firstColumn="0" w:lastColumn="0" w:noHBand="0" w:noVBand="0" w:val="0020"/>
-        <w:jc w:val="start"/>
-        <w:tblLayout w:type="fixed"/>
       </w:tblPr>
       <w:tblGrid>
         <w:gridCol w:w="4494"/>
@@ -2448,7 +2427,7 @@
       <w:tr>
         <w:trPr>
           <w:cantSplit/>
-          <w:tblHeader w:val="true"/>
+          <w:tblHeader w:val="on"/>
         </w:trPr>
         <w:tc>
           <w:tcPr/>
@@ -2607,13 +2586,7 @@
               <w:t xml:space="preserve"> </w:t>
             </w:r>
             <w:r>
-              <w:t xml:space="preserve">“</w:t>
-            </w:r>
-            <w:r>
-              <w:t xml:space="preserve">show and confirm</w:t>
-            </w:r>
-            <w:r>
-              <w:t xml:space="preserve">”</w:t>
+              <w:t xml:space="preserve">“show and confirm”</w:t>
             </w:r>
             <w:r>
               <w:t xml:space="preserve"> </w:t>
@@ -2632,8 +2605,8 @@
         </w:pict>
       </w:r>
     </w:p>
-    <w:bookmarkEnd w:id="29"/>
-    <w:bookmarkStart w:id="31" w:name="extraction-model-sdc-vs-bot"/>
+    <w:bookmarkEnd w:id="18"/>
+    <w:bookmarkStart w:id="20" w:name="extraction-model-sdc-vs-bot"/>
     <w:p>
       <w:pPr>
         <w:pStyle w:val="Heading4"/>
@@ -2656,8 +2629,8 @@
       </w:pPr>
       <w:r>
         <w:rPr>
+          <w:b/>
           <w:bCs/>
-          <w:b/>
         </w:rPr>
         <w:t xml:space="preserve">⚠ One-way door:</w:t>
       </w:r>
@@ -2674,55 +2647,55 @@
       </w:pPr>
       <w:r>
         <w:rPr>
+          <w:b/>
           <w:bCs/>
-          <w:b/>
         </w:rPr>
         <w:t xml:space="preserve">Questions:</w:t>
       </w:r>
     </w:p>
     <w:p>
       <w:pPr>
+        <w:pStyle w:val="Compact"/>
         <w:numPr>
           <w:ilvl w:val="0"/>
           <w:numId w:val="1008"/>
         </w:numPr>
+      </w:pPr>
+      <w:r>
+        <w:t xml:space="preserve">Does extraction need conditional logic (only create a subscriber/guardian record when the subscriber is not the patient, only create a consent record when the patient agreed)?</w:t>
+      </w:r>
+    </w:p>
+    <w:p>
+      <w:pPr>
         <w:pStyle w:val="Compact"/>
-      </w:pPr>
-      <w:r>
-        <w:t xml:space="preserve">Does extraction need conditional logic (only create a subscriber/guardian record when the subscriber is not the patient, only create a consent record when the patient agreed)?</w:t>
-      </w:r>
-    </w:p>
-    <w:p>
-      <w:pPr>
         <w:numPr>
           <w:ilvl w:val="0"/>
           <w:numId w:val="1008"/>
         </w:numPr>
+      </w:pPr>
+      <w:r>
+        <w:t xml:space="preserve">Does extraction need to call external APIs (eligibility, address validation, geocoding) during processing?</w:t>
+      </w:r>
+    </w:p>
+    <w:p>
+      <w:pPr>
         <w:pStyle w:val="Compact"/>
-      </w:pPr>
-      <w:r>
-        <w:t xml:space="preserve">Does extraction need to call external APIs (eligibility, address validation, geocoding) during processing?</w:t>
-      </w:r>
-    </w:p>
-    <w:p>
-      <w:pPr>
         <w:numPr>
           <w:ilvl w:val="0"/>
           <w:numId w:val="1008"/>
         </w:numPr>
+      </w:pPr>
+      <w:r>
+        <w:t xml:space="preserve">When intake is resubmitted (annual update, correction), what should happen to existing allergies, medications, conditions, and coverage records?</w:t>
+      </w:r>
+    </w:p>
+    <w:p>
+      <w:pPr>
         <w:pStyle w:val="Compact"/>
-      </w:pPr>
-      <w:r>
-        <w:t xml:space="preserve">When intake is resubmitted (annual update, correction), what should happen to existing allergies, medications, conditions, and coverage records?</w:t>
-      </w:r>
-    </w:p>
-    <w:p>
-      <w:pPr>
         <w:numPr>
           <w:ilvl w:val="0"/>
           <w:numId w:val="1008"/>
         </w:numPr>
-        <w:pStyle w:val="Compact"/>
       </w:pPr>
       <w:r>
         <w:t xml:space="preserve">Will non-engineers update the form, and how often?</w:t>
@@ -2732,9 +2705,8 @@
       <w:tblPr>
         <w:tblStyle w:val="Table"/>
         <w:tblW w:w="9360" w:type="dxa"/>
+        <w:tblLayout w:type="fixed"/>
         <w:tblLook w:firstRow="1" w:lastRow="0" w:firstColumn="0" w:lastColumn="0" w:noHBand="0" w:noVBand="0" w:val="0020"/>
-        <w:jc w:val="start"/>
-        <w:tblLayout w:type="fixed"/>
       </w:tblPr>
       <w:tblGrid>
         <w:gridCol w:w="4508"/>
@@ -2743,7 +2715,7 @@
       <w:tr>
         <w:trPr>
           <w:cantSplit/>
-          <w:tblHeader w:val="true"/>
+          <w:tblHeader w:val="on"/>
         </w:trPr>
         <w:tc>
           <w:tcPr/>
@@ -3057,7 +3029,7 @@
             <w:r>
               <w:t xml:space="preserve"> </w:t>
             </w:r>
-            <w:hyperlink r:id="rId30">
+            <w:hyperlink r:id="rId19">
               <w:r>
                 <w:rPr>
                   <w:rStyle w:val="Hyperlink"/>
@@ -3079,9 +3051,9 @@
         </w:pict>
       </w:r>
     </w:p>
-    <w:bookmarkEnd w:id="31"/>
-    <w:bookmarkEnd w:id="32"/>
-    <w:bookmarkStart w:id="36" w:name="coverage-consent"/>
+    <w:bookmarkEnd w:id="20"/>
+    <w:bookmarkEnd w:id="21"/>
+    <w:bookmarkStart w:id="25" w:name="coverage-consent"/>
     <w:p>
       <w:pPr>
         <w:pStyle w:val="Heading3"/>
@@ -3090,7 +3062,7 @@
         <w:t xml:space="preserve">Coverage &amp; Consent</w:t>
       </w:r>
     </w:p>
-    <w:bookmarkStart w:id="34" w:name="coverage-subscriber-relationships"/>
+    <w:bookmarkStart w:id="23" w:name="coverage-subscriber-relationships"/>
     <w:p>
       <w:pPr>
         <w:pStyle w:val="Heading4"/>
@@ -3113,8 +3085,8 @@
       </w:pPr>
       <w:r>
         <w:rPr>
+          <w:b/>
           <w:bCs/>
-          <w:b/>
         </w:rPr>
         <w:t xml:space="preserve">⚠ One-way door:</w:t>
       </w:r>
@@ -3129,8 +3101,8 @@
       </w:r>
       <w:r>
         <w:rPr>
+          <w:b/>
           <w:bCs/>
-          <w:b/>
         </w:rPr>
         <w:t xml:space="preserve">patient’s</w:t>
       </w:r>
@@ -3144,13 +3116,7 @@
         <w:t xml:space="preserve"> </w:t>
       </w:r>
       <w:r>
-        <w:t xml:space="preserve">“</w:t>
-      </w:r>
-      <w:r>
-        <w:t xml:space="preserve">child</w:t>
-      </w:r>
-      <w:r>
-        <w:t xml:space="preserve">”</w:t>
+        <w:t xml:space="preserve">“child”</w:t>
       </w:r>
       <w:r>
         <w:t xml:space="preserve">, the subscriber is</w:t>
@@ -3159,13 +3125,7 @@
         <w:t xml:space="preserve"> </w:t>
       </w:r>
       <w:r>
-        <w:t xml:space="preserve">“</w:t>
-      </w:r>
-      <w:r>
-        <w:t xml:space="preserve">parent</w:t>
-      </w:r>
-      <w:r>
-        <w:t xml:space="preserve">”</w:t>
+        <w:t xml:space="preserve">“parent”</w:t>
       </w:r>
       <w:r>
         <w:t xml:space="preserve">). Encoding this incorrectly is one of the most common intake bugs and is hard to retroactively fix on historical data.</w:t>
@@ -3177,55 +3137,55 @@
       </w:pPr>
       <w:r>
         <w:rPr>
+          <w:b/>
           <w:bCs/>
-          <w:b/>
         </w:rPr>
         <w:t xml:space="preserve">Questions:</w:t>
       </w:r>
     </w:p>
     <w:p>
       <w:pPr>
+        <w:pStyle w:val="Compact"/>
         <w:numPr>
           <w:ilvl w:val="0"/>
           <w:numId w:val="1009"/>
         </w:numPr>
+      </w:pPr>
+      <w:r>
+        <w:t xml:space="preserve">Are multiple coverages (primary / secondary) captured at intake, or only primary?</w:t>
+      </w:r>
+    </w:p>
+    <w:p>
+      <w:pPr>
         <w:pStyle w:val="Compact"/>
-      </w:pPr>
-      <w:r>
-        <w:t xml:space="preserve">Are multiple coverages (primary / secondary) captured at intake, or only primary?</w:t>
-      </w:r>
-    </w:p>
-    <w:p>
-      <w:pPr>
         <w:numPr>
           <w:ilvl w:val="0"/>
           <w:numId w:val="1009"/>
         </w:numPr>
+      </w:pPr>
+      <w:r>
+        <w:t xml:space="preserve">Is the subscriber sometimes someone other than the patient (e.g. a parent’s plan covering a child)?</w:t>
+      </w:r>
+    </w:p>
+    <w:p>
+      <w:pPr>
         <w:pStyle w:val="Compact"/>
-      </w:pPr>
-      <w:r>
-        <w:t xml:space="preserve">Is the subscriber sometimes someone other than the patient (e.g. a parent’s plan covering a child)?</w:t>
-      </w:r>
-    </w:p>
-    <w:p>
-      <w:pPr>
         <w:numPr>
           <w:ilvl w:val="0"/>
           <w:numId w:val="1009"/>
         </w:numPr>
+      </w:pPr>
+      <w:r>
+        <w:t xml:space="preserve">Do you capture insurance card images, and where do they live?</w:t>
+      </w:r>
+    </w:p>
+    <w:p>
+      <w:pPr>
         <w:pStyle w:val="Compact"/>
-      </w:pPr>
-      <w:r>
-        <w:t xml:space="preserve">Do you capture insurance card images, and where do they live?</w:t>
-      </w:r>
-    </w:p>
-    <w:p>
-      <w:pPr>
         <w:numPr>
           <w:ilvl w:val="0"/>
           <w:numId w:val="1009"/>
         </w:numPr>
-        <w:pStyle w:val="Compact"/>
       </w:pPr>
       <w:r>
         <w:t xml:space="preserve">Are payers pre-loaded as a curated directory, or created on demand?</w:t>
@@ -3235,9 +3195,8 @@
       <w:tblPr>
         <w:tblStyle w:val="Table"/>
         <w:tblW w:w="9360" w:type="dxa"/>
+        <w:tblLayout w:type="fixed"/>
         <w:tblLook w:firstRow="1" w:lastRow="0" w:firstColumn="0" w:lastColumn="0" w:noHBand="0" w:noVBand="0" w:val="0020"/>
-        <w:jc w:val="start"/>
-        <w:tblLayout w:type="fixed"/>
       </w:tblPr>
       <w:tblGrid>
         <w:gridCol w:w="3784"/>
@@ -3246,7 +3205,7 @@
       <w:tr>
         <w:trPr>
           <w:cantSplit/>
-          <w:tblHeader w:val="true"/>
+          <w:tblHeader w:val="on"/>
         </w:trPr>
         <w:tc>
           <w:tcPr/>
@@ -3423,8 +3382,8 @@
             </w:r>
             <w:r>
               <w:rPr>
+                <w:b/>
                 <w:bCs/>
-                <w:b/>
               </w:rPr>
               <w:t xml:space="preserve">inversion</w:t>
             </w:r>
@@ -3476,7 +3435,7 @@
             <w:r>
               <w:t xml:space="preserve"> </w:t>
             </w:r>
-            <w:hyperlink r:id="rId30">
+            <w:hyperlink r:id="rId19">
               <w:r>
                 <w:rPr>
                   <w:rStyle w:val="Hyperlink"/>
@@ -3605,7 +3564,7 @@
             <w:r>
               <w:t xml:space="preserve"> </w:t>
             </w:r>
-            <w:hyperlink r:id="rId33">
+            <w:hyperlink r:id="rId22">
               <w:r>
                 <w:rPr>
                   <w:rStyle w:val="Hyperlink"/>
@@ -3664,13 +3623,7 @@
               <w:t xml:space="preserve"> </w:t>
             </w:r>
             <w:r>
-              <w:t xml:space="preserve">“</w:t>
-            </w:r>
-            <w:r>
-              <w:t xml:space="preserve">create if missing</w:t>
-            </w:r>
-            <w:r>
-              <w:t xml:space="preserve">”</w:t>
+              <w:t xml:space="preserve">“create if missing”</w:t>
             </w:r>
             <w:r>
               <w:t xml:space="preserve"> </w:t>
@@ -3689,8 +3642,8 @@
         </w:pict>
       </w:r>
     </w:p>
-    <w:bookmarkEnd w:id="34"/>
-    <w:bookmarkStart w:id="35" w:name="consents"/>
+    <w:bookmarkEnd w:id="23"/>
+    <w:bookmarkStart w:id="24" w:name="consents"/>
     <w:p>
       <w:pPr>
         <w:pStyle w:val="Heading4"/>
@@ -3713,55 +3666,55 @@
       </w:pPr>
       <w:r>
         <w:rPr>
+          <w:b/>
           <w:bCs/>
-          <w:b/>
         </w:rPr>
         <w:t xml:space="preserve">Questions:</w:t>
       </w:r>
     </w:p>
     <w:p>
       <w:pPr>
+        <w:pStyle w:val="Compact"/>
         <w:numPr>
           <w:ilvl w:val="0"/>
           <w:numId w:val="1010"/>
         </w:numPr>
+      </w:pPr>
+      <w:r>
+        <w:t xml:space="preserve">Which consent types are required at first intake vs deferred (HIPAA, treatment, financial, telehealth, research)?</w:t>
+      </w:r>
+    </w:p>
+    <w:p>
+      <w:pPr>
         <w:pStyle w:val="Compact"/>
-      </w:pPr>
-      <w:r>
-        <w:t xml:space="preserve">Which consent types are required at first intake vs deferred (HIPAA, treatment, financial, telehealth, research)?</w:t>
-      </w:r>
-    </w:p>
-    <w:p>
-      <w:pPr>
         <w:numPr>
           <w:ilvl w:val="0"/>
           <w:numId w:val="1010"/>
         </w:numPr>
+      </w:pPr>
+      <w:r>
+        <w:t xml:space="preserve">Are some consents conditional on patient attributes (minor, state of residence, payer)?</w:t>
+      </w:r>
+    </w:p>
+    <w:p>
+      <w:pPr>
         <w:pStyle w:val="Compact"/>
-      </w:pPr>
-      <w:r>
-        <w:t xml:space="preserve">Are some consents conditional on patient attributes (minor, state of residence, payer)?</w:t>
-      </w:r>
-    </w:p>
-    <w:p>
-      <w:pPr>
         <w:numPr>
           <w:ilvl w:val="0"/>
           <w:numId w:val="1010"/>
         </w:numPr>
+      </w:pPr>
+      <w:r>
+        <w:t xml:space="preserve">What triggers re-consent (annual update, policy change, new clinic site)?</w:t>
+      </w:r>
+    </w:p>
+    <w:p>
+      <w:pPr>
         <w:pStyle w:val="Compact"/>
-      </w:pPr>
-      <w:r>
-        <w:t xml:space="preserve">What triggers re-consent (annual update, policy change, new clinic site)?</w:t>
-      </w:r>
-    </w:p>
-    <w:p>
-      <w:pPr>
         <w:numPr>
           <w:ilvl w:val="0"/>
           <w:numId w:val="1010"/>
         </w:numPr>
-        <w:pStyle w:val="Compact"/>
       </w:pPr>
       <w:r>
         <w:t xml:space="preserve">Does intake need to capture electronic signature artifacts (image, attestation timestamp)?</w:t>
@@ -3771,9 +3724,8 @@
       <w:tblPr>
         <w:tblStyle w:val="Table"/>
         <w:tblW w:w="9360" w:type="dxa"/>
+        <w:tblLayout w:type="fixed"/>
         <w:tblLook w:firstRow="1" w:lastRow="0" w:firstColumn="0" w:lastColumn="0" w:noHBand="0" w:noVBand="0" w:val="0020"/>
-        <w:jc w:val="start"/>
-        <w:tblLayout w:type="fixed"/>
       </w:tblPr>
       <w:tblGrid>
         <w:gridCol w:w="3289"/>
@@ -3782,7 +3734,7 @@
       <w:tr>
         <w:trPr>
           <w:cantSplit/>
-          <w:tblHeader w:val="true"/>
+          <w:tblHeader w:val="on"/>
         </w:trPr>
         <w:tc>
           <w:tcPr/>
@@ -4002,9 +3954,9 @@
         </w:pict>
       </w:r>
     </w:p>
-    <w:bookmarkEnd w:id="35"/>
-    <w:bookmarkEnd w:id="36"/>
-    <w:bookmarkStart w:id="43" w:name="after-submission"/>
+    <w:bookmarkEnd w:id="24"/>
+    <w:bookmarkEnd w:id="25"/>
+    <w:bookmarkStart w:id="32" w:name="after-submission"/>
     <w:p>
       <w:pPr>
         <w:pStyle w:val="Heading3"/>
@@ -4013,7 +3965,7 @@
         <w:t xml:space="preserve">After Submission</w:t>
       </w:r>
     </w:p>
-    <w:bookmarkStart w:id="39" w:name="post-intake-automation-triggers-actions"/>
+    <w:bookmarkStart w:id="28" w:name="post-intake-automation-triggers-actions"/>
     <w:p>
       <w:pPr>
         <w:pStyle w:val="Heading4"/>
@@ -4036,32 +3988,32 @@
       </w:pPr>
       <w:r>
         <w:rPr>
+          <w:i/>
           <w:iCs/>
-          <w:i/>
         </w:rPr>
         <w:t xml:space="preserve">Note: This section is decision-focused. For the full pattern catalog, see</w:t>
       </w:r>
       <w:r>
         <w:rPr>
+          <w:i/>
           <w:iCs/>
-          <w:i/>
         </w:rPr>
         <w:t xml:space="preserve"> </w:t>
       </w:r>
-      <w:hyperlink r:id="rId37">
+      <w:hyperlink r:id="rId26">
         <w:r>
           <w:rPr>
             <w:rStyle w:val="Hyperlink"/>
+            <w:i/>
             <w:iCs/>
-            <w:i/>
           </w:rPr>
           <w:t xml:space="preserve">Post Intake Automation</w:t>
         </w:r>
       </w:hyperlink>
       <w:r>
         <w:rPr>
+          <w:i/>
           <w:iCs/>
-          <w:i/>
         </w:rPr>
         <w:t xml:space="preserve">.</w:t>
       </w:r>
@@ -4072,85 +4024,79 @@
       </w:pPr>
       <w:r>
         <w:rPr>
+          <w:b/>
           <w:bCs/>
-          <w:b/>
         </w:rPr>
         <w:t xml:space="preserve">Questions:</w:t>
       </w:r>
     </w:p>
     <w:p>
       <w:pPr>
+        <w:pStyle w:val="Compact"/>
         <w:numPr>
           <w:ilvl w:val="0"/>
           <w:numId w:val="1011"/>
         </w:numPr>
+      </w:pPr>
+      <w:r>
+        <w:t xml:space="preserve">Does one workflow do everything (extract + notify + verify eligibility + create exception tasks), or do you split concerns into multiple workflows wired to different triggers?</w:t>
+      </w:r>
+    </w:p>
+    <w:p>
+      <w:pPr>
         <w:pStyle w:val="Compact"/>
-      </w:pPr>
-      <w:r>
-        <w:t xml:space="preserve">Does one workflow do everything (extract + notify + verify eligibility + create exception tasks), or do you split concerns into multiple workflows wired to different triggers?</w:t>
-      </w:r>
-    </w:p>
-    <w:p>
-      <w:pPr>
         <w:numPr>
           <w:ilvl w:val="0"/>
           <w:numId w:val="1011"/>
         </w:numPr>
+      </w:pPr>
+      <w:r>
+        <w:t xml:space="preserve">Should intake processing re-run when the response is updated, or only on first submit?</w:t>
+      </w:r>
+    </w:p>
+    <w:p>
+      <w:pPr>
         <w:pStyle w:val="Compact"/>
-      </w:pPr>
-      <w:r>
-        <w:t xml:space="preserve">Should intake processing re-run when the response is updated, or only on first submit?</w:t>
-      </w:r>
-    </w:p>
-    <w:p>
-      <w:pPr>
         <w:numPr>
           <w:ilvl w:val="0"/>
           <w:numId w:val="1011"/>
         </w:numPr>
+      </w:pPr>
+      <w:r>
+        <w:t xml:space="preserve">When does eligibility verification run – during form completion, on submit, or async after intake is committed?</w:t>
+      </w:r>
+    </w:p>
+    <w:p>
+      <w:pPr>
         <w:pStyle w:val="Compact"/>
-      </w:pPr>
-      <w:r>
-        <w:t xml:space="preserve">When does eligibility verification run – during form completion, on submit, or async after intake is committed?</w:t>
-      </w:r>
-    </w:p>
-    <w:p>
-      <w:pPr>
         <w:numPr>
           <w:ilvl w:val="0"/>
           <w:numId w:val="1011"/>
         </w:numPr>
+      </w:pPr>
+      <w:r>
+        <w:t xml:space="preserve">Which post-intake actions are required to mark intake</w:t>
+      </w:r>
+      <w:r>
+        <w:t xml:space="preserve"> </w:t>
+      </w:r>
+      <w:r>
+        <w:t xml:space="preserve">“done”</w:t>
+      </w:r>
+      <w:r>
+        <w:t xml:space="preserve"> </w:t>
+      </w:r>
+      <w:r>
+        <w:t xml:space="preserve">vs nice-to-have side effects?</w:t>
+      </w:r>
+    </w:p>
+    <w:p>
+      <w:pPr>
         <w:pStyle w:val="Compact"/>
-      </w:pPr>
-      <w:r>
-        <w:t xml:space="preserve">Which post-intake actions are required to mark intake</w:t>
-      </w:r>
-      <w:r>
-        <w:t xml:space="preserve"> </w:t>
-      </w:r>
-      <w:r>
-        <w:t xml:space="preserve">“</w:t>
-      </w:r>
-      <w:r>
-        <w:t xml:space="preserve">done</w:t>
-      </w:r>
-      <w:r>
-        <w:t xml:space="preserve">”</w:t>
-      </w:r>
-      <w:r>
-        <w:t xml:space="preserve"> </w:t>
-      </w:r>
-      <w:r>
-        <w:t xml:space="preserve">vs nice-to-have side effects?</w:t>
-      </w:r>
-    </w:p>
-    <w:p>
-      <w:pPr>
         <w:numPr>
           <w:ilvl w:val="0"/>
           <w:numId w:val="1011"/>
         </w:numPr>
-        <w:pStyle w:val="Compact"/>
       </w:pPr>
       <w:r>
         <w:t xml:space="preserve">When eligibility, address validation, or another external call fails, does that block intake or surface an exception task?</w:t>
@@ -4160,9 +4106,8 @@
       <w:tblPr>
         <w:tblStyle w:val="Table"/>
         <w:tblW w:w="9360" w:type="dxa"/>
+        <w:tblLayout w:type="fixed"/>
         <w:tblLook w:firstRow="1" w:lastRow="0" w:firstColumn="0" w:lastColumn="0" w:noHBand="0" w:noVBand="0" w:val="0020"/>
-        <w:jc w:val="start"/>
-        <w:tblLayout w:type="fixed"/>
       </w:tblPr>
       <w:tblGrid>
         <w:gridCol w:w="4282"/>
@@ -4171,7 +4116,7 @@
       <w:tr>
         <w:trPr>
           <w:cantSplit/>
-          <w:tblHeader w:val="true"/>
+          <w:tblHeader w:val="on"/>
         </w:trPr>
         <w:tc>
           <w:tcPr/>
@@ -4357,7 +4302,7 @@
             <w:r>
               <w:t xml:space="preserve"> </w:t>
             </w:r>
-            <w:hyperlink r:id="rId38">
+            <w:hyperlink r:id="rId27">
               <w:r>
                 <w:rPr>
                   <w:rStyle w:val="Hyperlink"/>
@@ -4478,13 +4423,7 @@
               <w:t xml:space="preserve"> </w:t>
             </w:r>
             <w:r>
-              <w:t xml:space="preserve">“</w:t>
-            </w:r>
-            <w:r>
-              <w:t xml:space="preserve">intake complete</w:t>
-            </w:r>
-            <w:r>
-              <w:t xml:space="preserve">”</w:t>
+              <w:t xml:space="preserve">“intake complete”</w:t>
             </w:r>
             <w:r>
               <w:t xml:space="preserve"> </w:t>
@@ -4561,8 +4500,8 @@
         </w:pict>
       </w:r>
     </w:p>
-    <w:bookmarkEnd w:id="39"/>
-    <w:bookmarkStart w:id="41" w:name="Xdcfa6d3ba20a461d922c1089e45845a2e13e217"/>
+    <w:bookmarkEnd w:id="28"/>
+    <w:bookmarkStart w:id="30" w:name="Xdcfa6d3ba20a461d922c1089e45845a2e13e217"/>
     <w:p>
       <w:pPr>
         <w:pStyle w:val="Heading4"/>
@@ -4585,32 +4524,32 @@
       </w:pPr>
       <w:r>
         <w:rPr>
+          <w:i/>
           <w:iCs/>
-          <w:i/>
         </w:rPr>
         <w:t xml:space="preserve">Note: The template-driven orchestration pattern is documented in detail under</w:t>
       </w:r>
       <w:r>
         <w:rPr>
+          <w:i/>
           <w:iCs/>
-          <w:i/>
         </w:rPr>
         <w:t xml:space="preserve"> </w:t>
       </w:r>
-      <w:hyperlink r:id="rId37">
+      <w:hyperlink r:id="rId26">
         <w:r>
           <w:rPr>
             <w:rStyle w:val="Hyperlink"/>
+            <w:i/>
             <w:iCs/>
-            <w:i/>
           </w:rPr>
           <w:t xml:space="preserve">Post Intake Automation → PlanDefinition Orchestration</w:t>
         </w:r>
       </w:hyperlink>
       <w:r>
         <w:rPr>
+          <w:i/>
           <w:iCs/>
-          <w:i/>
         </w:rPr>
         <w:t xml:space="preserve">. This section stays at the level needed to decide whether to adopt that pattern.</w:t>
       </w:r>
@@ -4621,55 +4560,55 @@
       </w:pPr>
       <w:r>
         <w:rPr>
+          <w:b/>
           <w:bCs/>
-          <w:b/>
         </w:rPr>
         <w:t xml:space="preserve">Questions:</w:t>
       </w:r>
     </w:p>
     <w:p>
       <w:pPr>
+        <w:pStyle w:val="Compact"/>
         <w:numPr>
           <w:ilvl w:val="0"/>
           <w:numId w:val="1012"/>
         </w:numPr>
+      </w:pPr>
+      <w:r>
+        <w:t xml:space="preserve">Is intake completed by one person in one session, or split across roles (patient fills demographics, MA captures vitals, provider reviews)?</w:t>
+      </w:r>
+    </w:p>
+    <w:p>
+      <w:pPr>
         <w:pStyle w:val="Compact"/>
-      </w:pPr>
-      <w:r>
-        <w:t xml:space="preserve">Is intake completed by one person in one session, or split across roles (patient fills demographics, MA captures vitals, provider reviews)?</w:t>
-      </w:r>
-    </w:p>
-    <w:p>
-      <w:pPr>
         <w:numPr>
           <w:ilvl w:val="0"/>
           <w:numId w:val="1012"/>
         </w:numPr>
+      </w:pPr>
+      <w:r>
+        <w:t xml:space="preserve">Does intake need to appear as tasks in the provider’s visit chart?</w:t>
+      </w:r>
+    </w:p>
+    <w:p>
+      <w:pPr>
         <w:pStyle w:val="Compact"/>
-      </w:pPr>
-      <w:r>
-        <w:t xml:space="preserve">Does intake need to appear as tasks in the provider’s visit chart?</w:t>
-      </w:r>
-    </w:p>
-    <w:p>
-      <w:pPr>
         <w:numPr>
           <w:ilvl w:val="0"/>
           <w:numId w:val="1012"/>
         </w:numPr>
+      </w:pPr>
+      <w:r>
+        <w:t xml:space="preserve">Are some intake steps non-form work (e.g. lab orders, imaging) that should be modeled as orders rather than questionnaires?</w:t>
+      </w:r>
+    </w:p>
+    <w:p>
+      <w:pPr>
         <w:pStyle w:val="Compact"/>
-      </w:pPr>
-      <w:r>
-        <w:t xml:space="preserve">Are some intake steps non-form work (e.g. lab orders, imaging) that should be modeled as orders rather than questionnaires?</w:t>
-      </w:r>
-    </w:p>
-    <w:p>
-      <w:pPr>
         <w:numPr>
           <w:ilvl w:val="0"/>
           <w:numId w:val="1012"/>
         </w:numPr>
-        <w:pStyle w:val="Compact"/>
       </w:pPr>
       <w:r>
         <w:t xml:space="preserve">Will the same intake template be reused across visit types or programs?</w:t>
@@ -4679,9 +4618,8 @@
       <w:tblPr>
         <w:tblStyle w:val="Table"/>
         <w:tblW w:w="9360" w:type="dxa"/>
+        <w:tblLayout w:type="fixed"/>
         <w:tblLook w:firstRow="1" w:lastRow="0" w:firstColumn="0" w:lastColumn="0" w:noHBand="0" w:noVBand="0" w:val="0020"/>
-        <w:jc w:val="start"/>
-        <w:tblLayout w:type="fixed"/>
       </w:tblPr>
       <w:tblGrid>
         <w:gridCol w:w="4068"/>
@@ -4690,7 +4628,7 @@
       <w:tr>
         <w:trPr>
           <w:cantSplit/>
-          <w:tblHeader w:val="true"/>
+          <w:tblHeader w:val="on"/>
         </w:trPr>
         <w:tc>
           <w:tcPr/>
@@ -4893,33 +4831,33 @@
             </w:r>
             <w:r>
               <w:rPr>
+                <w:b/>
                 <w:bCs/>
+              </w:rPr>
+              <w:t xml:space="preserve">both</w:t>
+            </w:r>
+            <w:r>
+              <w:t xml:space="preserve"> </w:t>
+            </w:r>
+            <w:r>
+              <w:rPr>
+                <w:rStyle w:val="VerbatimChar"/>
+              </w:rPr>
+              <w:t xml:space="preserve">Task.focus</w:t>
+            </w:r>
+            <w:r>
+              <w:t xml:space="preserve"> </w:t>
+            </w:r>
+            <w:r>
+              <w:t xml:space="preserve">(Questionnaire/X or ServiceRequest/X – the provider UI uses this for rendering)</w:t>
+            </w:r>
+            <w:r>
+              <w:t xml:space="preserve"> </w:t>
+            </w:r>
+            <w:r>
+              <w:rPr>
                 <w:b/>
-              </w:rPr>
-              <w:t xml:space="preserve">both</w:t>
-            </w:r>
-            <w:r>
-              <w:t xml:space="preserve"> </w:t>
-            </w:r>
-            <w:r>
-              <w:rPr>
-                <w:rStyle w:val="VerbatimChar"/>
-              </w:rPr>
-              <w:t xml:space="preserve">Task.focus</w:t>
-            </w:r>
-            <w:r>
-              <w:t xml:space="preserve"> </w:t>
-            </w:r>
-            <w:r>
-              <w:t xml:space="preserve">(Questionnaire/X or ServiceRequest/X – the provider UI uses this for rendering)</w:t>
-            </w:r>
-            <w:r>
-              <w:t xml:space="preserve"> </w:t>
-            </w:r>
-            <w:r>
-              <w:rPr>
                 <w:bCs/>
-                <w:b/>
               </w:rPr>
               <w:t xml:space="preserve">and</w:t>
             </w:r>
@@ -5085,32 +5023,32 @@
       </w:pPr>
       <w:r>
         <w:rPr>
+          <w:i/>
           <w:iCs/>
-          <w:i/>
         </w:rPr>
         <w:t xml:space="preserve">Scheduling integration (appointments generated from intake answers, or intake gated on a scheduled visit) is covered in the</w:t>
       </w:r>
       <w:r>
         <w:rPr>
+          <w:i/>
           <w:iCs/>
-          <w:i/>
         </w:rPr>
         <w:t xml:space="preserve"> </w:t>
       </w:r>
-      <w:hyperlink r:id="rId40">
+      <w:hyperlink r:id="rId29">
         <w:r>
           <w:rPr>
             <w:rStyle w:val="Hyperlink"/>
+            <w:i/>
             <w:iCs/>
-            <w:i/>
           </w:rPr>
           <w:t xml:space="preserve">Scheduling Decision Guide</w:t>
         </w:r>
       </w:hyperlink>
       <w:r>
         <w:rPr>
+          <w:i/>
           <w:iCs/>
-          <w:i/>
         </w:rPr>
         <w:t xml:space="preserve">. From the intake side, link the resulting appointment or visit back to the intake artifacts that originated it.</w:t>
       </w:r>
@@ -5122,8 +5060,8 @@
         </w:pict>
       </w:r>
     </w:p>
-    <w:bookmarkEnd w:id="41"/>
-    <w:bookmarkStart w:id="42" w:name="lifecycle-intake-complete"/>
+    <w:bookmarkEnd w:id="30"/>
+    <w:bookmarkStart w:id="31" w:name="lifecycle-intake-complete"/>
     <w:p>
       <w:pPr>
         <w:pStyle w:val="Heading4"/>
@@ -5135,13 +5073,7 @@
         <w:t xml:space="preserve"> </w:t>
       </w:r>
       <w:r>
-        <w:t xml:space="preserve">“</w:t>
-      </w:r>
-      <w:r>
-        <w:t xml:space="preserve">Intake Complete</w:t>
-      </w:r>
-      <w:r>
-        <w:t xml:space="preserve">”</w:t>
+        <w:t xml:space="preserve">“Intake Complete”</w:t>
       </w:r>
     </w:p>
     <w:p>
@@ -5155,13 +5087,7 @@
         <w:t xml:space="preserve"> </w:t>
       </w:r>
       <w:r>
-        <w:t xml:space="preserve">“</w:t>
-      </w:r>
-      <w:r>
-        <w:t xml:space="preserve">intake is done</w:t>
-      </w:r>
-      <w:r>
-        <w:t xml:space="preserve">”</w:t>
+        <w:t xml:space="preserve">“intake is done”</w:t>
       </w:r>
       <w:r>
         <w:t xml:space="preserve"> </w:t>
@@ -5176,73 +5102,67 @@
       </w:pPr>
       <w:r>
         <w:rPr>
+          <w:b/>
           <w:bCs/>
-          <w:b/>
         </w:rPr>
         <w:t xml:space="preserve">Questions:</w:t>
       </w:r>
     </w:p>
     <w:p>
       <w:pPr>
+        <w:pStyle w:val="Compact"/>
         <w:numPr>
           <w:ilvl w:val="0"/>
           <w:numId w:val="1013"/>
         </w:numPr>
+      </w:pPr>
+      <w:r>
+        <w:t xml:space="preserve">Is</w:t>
+      </w:r>
+      <w:r>
+        <w:t xml:space="preserve"> </w:t>
+      </w:r>
+      <w:r>
+        <w:t xml:space="preserve">“intake complete”</w:t>
+      </w:r>
+      <w:r>
+        <w:t xml:space="preserve"> </w:t>
+      </w:r>
+      <w:r>
+        <w:t xml:space="preserve">a single moment (form submitted) or a composite state (extraction succeeded + eligibility verified + required consents on file)?</w:t>
+      </w:r>
+    </w:p>
+    <w:p>
+      <w:pPr>
         <w:pStyle w:val="Compact"/>
-      </w:pPr>
-      <w:r>
-        <w:t xml:space="preserve">Is</w:t>
-      </w:r>
-      <w:r>
-        <w:t xml:space="preserve"> </w:t>
-      </w:r>
-      <w:r>
-        <w:t xml:space="preserve">“</w:t>
-      </w:r>
-      <w:r>
-        <w:t xml:space="preserve">intake complete</w:t>
-      </w:r>
-      <w:r>
-        <w:t xml:space="preserve">”</w:t>
-      </w:r>
-      <w:r>
-        <w:t xml:space="preserve"> </w:t>
-      </w:r>
-      <w:r>
-        <w:t xml:space="preserve">a single moment (form submitted) or a composite state (extraction succeeded + eligibility verified + required consents on file)?</w:t>
-      </w:r>
-    </w:p>
-    <w:p>
-      <w:pPr>
         <w:numPr>
           <w:ilvl w:val="0"/>
           <w:numId w:val="1013"/>
         </w:numPr>
+      </w:pPr>
+      <w:r>
+        <w:t xml:space="preserve">Which downstream workflows are gated on intake completion (scheduling, clinical, billing)?</w:t>
+      </w:r>
+    </w:p>
+    <w:p>
+      <w:pPr>
         <w:pStyle w:val="Compact"/>
-      </w:pPr>
-      <w:r>
-        <w:t xml:space="preserve">Which downstream workflows are gated on intake completion (scheduling, clinical, billing)?</w:t>
-      </w:r>
-    </w:p>
-    <w:p>
-      <w:pPr>
         <w:numPr>
           <w:ilvl w:val="0"/>
           <w:numId w:val="1013"/>
         </w:numPr>
+      </w:pPr>
+      <w:r>
+        <w:t xml:space="preserve">For incomplete intake (patient bailed mid-form, required field missing), how is that surfaced and worked?</w:t>
+      </w:r>
+    </w:p>
+    <w:p>
+      <w:pPr>
         <w:pStyle w:val="Compact"/>
-      </w:pPr>
-      <w:r>
-        <w:t xml:space="preserve">For incomplete intake (patient bailed mid-form, required field missing), how is that surfaced and worked?</w:t>
-      </w:r>
-    </w:p>
-    <w:p>
-      <w:pPr>
         <w:numPr>
           <w:ilvl w:val="0"/>
           <w:numId w:val="1013"/>
         </w:numPr>
-        <w:pStyle w:val="Compact"/>
       </w:pPr>
       <w:r>
         <w:t xml:space="preserve">Are partial / draft intakes a supported state, or only completed submissions?</w:t>
@@ -5252,9 +5172,8 @@
       <w:tblPr>
         <w:tblStyle w:val="Table"/>
         <w:tblW w:w="9360" w:type="dxa"/>
+        <w:tblLayout w:type="fixed"/>
         <w:tblLook w:firstRow="1" w:lastRow="0" w:firstColumn="0" w:lastColumn="0" w:noHBand="0" w:noVBand="0" w:val="0020"/>
-        <w:jc w:val="start"/>
-        <w:tblLayout w:type="fixed"/>
       </w:tblPr>
       <w:tblGrid>
         <w:gridCol w:w="3289"/>
@@ -5263,7 +5182,7 @@
       <w:tr>
         <w:trPr>
           <w:cantSplit/>
-          <w:tblHeader w:val="true"/>
+          <w:tblHeader w:val="on"/>
         </w:trPr>
         <w:tc>
           <w:tcPr/>
@@ -5497,10 +5416,10 @@
         </w:tc>
       </w:tr>
     </w:tbl>
-    <w:bookmarkEnd w:id="42"/>
-    <w:bookmarkEnd w:id="43"/>
-    <w:bookmarkEnd w:id="44"/>
-    <w:bookmarkEnd w:id="45"/>
+    <w:bookmarkEnd w:id="31"/>
+    <w:bookmarkEnd w:id="32"/>
+    <w:bookmarkEnd w:id="33"/>
+    <w:bookmarkEnd w:id="34"/>
     <w:p/>
     <w:sectPr>
       <w:pgSz w:h="15840" w:w="12240"/>
@@ -5539,14 +5458,14 @@
 <file path=word/numbering.xml><?xml version="1.0" encoding="utf-8"?>
 <w:numbering xmlns:w="http://schemas.openxmlformats.org/wordprocessingml/2006/main">
   <w:abstractNum w:abstractNumId="990">
-    <w:nsid w:val="A990"/>
+    <w:nsid w:val="0000A990"/>
     <w:multiLevelType w:val="multilevel"/>
     <w:lvl w:ilvl="0">
       <w:numFmt w:val="bullet"/>
       <w:lvlText w:val=" "/>
       <w:lvlJc w:val="left"/>
       <w:pPr>
-        <w:ind w:left="720" w:hanging="480"/>
+        <w:ind w:left="720" w:hanging="360"/>
       </w:pPr>
     </w:lvl>
     <w:lvl w:ilvl="1">
@@ -5554,7 +5473,7 @@
       <w:lvlText w:val=" "/>
       <w:lvlJc w:val="left"/>
       <w:pPr>
-        <w:ind w:left="1440" w:hanging="480"/>
+        <w:ind w:left="1440" w:hanging="360"/>
       </w:pPr>
     </w:lvl>
     <w:lvl w:ilvl="2">
@@ -5562,7 +5481,7 @@
       <w:lvlText w:val=" "/>
       <w:lvlJc w:val="left"/>
       <w:pPr>
-        <w:ind w:left="2160" w:hanging="480"/>
+        <w:ind w:left="2160" w:hanging="360"/>
       </w:pPr>
     </w:lvl>
     <w:lvl w:ilvl="3">
@@ -5570,7 +5489,7 @@
       <w:lvlText w:val=" "/>
       <w:lvlJc w:val="left"/>
       <w:pPr>
-        <w:ind w:left="2880" w:hanging="480"/>
+        <w:ind w:left="2880" w:hanging="360"/>
       </w:pPr>
     </w:lvl>
     <w:lvl w:ilvl="4">
@@ -5578,7 +5497,7 @@
       <w:lvlText w:val=" "/>
       <w:lvlJc w:val="left"/>
       <w:pPr>
-        <w:ind w:left="3600" w:hanging="480"/>
+        <w:ind w:left="3600" w:hanging="360"/>
       </w:pPr>
     </w:lvl>
     <w:lvl w:ilvl="5">
@@ -5586,7 +5505,7 @@
       <w:lvlText w:val=" "/>
       <w:lvlJc w:val="left"/>
       <w:pPr>
-        <w:ind w:left="4320" w:hanging="480"/>
+        <w:ind w:left="4320" w:hanging="360"/>
       </w:pPr>
     </w:lvl>
     <w:lvl w:ilvl="6">
@@ -5594,7 +5513,7 @@
       <w:lvlText w:val=" "/>
       <w:lvlJc w:val="left"/>
       <w:pPr>
-        <w:ind w:left="5040" w:hanging="480"/>
+        <w:ind w:left="5040" w:hanging="360"/>
       </w:pPr>
     </w:lvl>
     <w:lvl w:ilvl="7">
@@ -5602,7 +5521,7 @@
       <w:lvlText w:val=" "/>
       <w:lvlJc w:val="left"/>
       <w:pPr>
-        <w:ind w:left="5760" w:hanging="480"/>
+        <w:ind w:left="5760" w:hanging="360"/>
       </w:pPr>
     </w:lvl>
     <w:lvl w:ilvl="8">
@@ -5610,84 +5529,111 @@
       <w:lvlText w:val=" "/>
       <w:lvlJc w:val="left"/>
       <w:pPr>
-        <w:ind w:left="6480" w:hanging="480"/>
+        <w:ind w:left="6480" w:hanging="360"/>
       </w:pPr>
     </w:lvl>
   </w:abstractNum>
   <w:abstractNum w:abstractNumId="991">
-    <w:nsid w:val="A991"/>
+    <w:nsid w:val="0000A991"/>
     <w:multiLevelType w:val="multilevel"/>
     <w:lvl w:ilvl="0">
       <w:numFmt w:val="bullet"/>
-      <w:lvlText w:val="•"/>
+      <w:lvlText w:val=""/>
       <w:lvlJc w:val="left"/>
       <w:pPr>
-        <w:ind w:left="720" w:hanging="480"/>
-      </w:pPr>
+        <w:ind w:left="720" w:hanging="360"/>
+      </w:pPr>
+      <w:rPr>
+        <w:rFonts w:ascii="Symbol" w:hAnsi="Symbol" w:cs="Symbol" w:hint="default"/>
+      </w:rPr>
     </w:lvl>
     <w:lvl w:ilvl="1">
       <w:numFmt w:val="bullet"/>
-      <w:lvlText w:val="–"/>
+      <w:lvlText w:val="o"/>
       <w:lvlJc w:val="left"/>
       <w:pPr>
-        <w:ind w:left="1440" w:hanging="480"/>
-      </w:pPr>
+        <w:ind w:left="1440" w:hanging="360"/>
+      </w:pPr>
+      <w:rPr>
+        <w:rFonts w:ascii="Courier New" w:hAnsi="Courier New" w:cs="Courier New" w:hint="default"/>
+      </w:rPr>
     </w:lvl>
     <w:lvl w:ilvl="2">
       <w:numFmt w:val="bullet"/>
-      <w:lvlText w:val="•"/>
+      <w:lvlText w:val=""/>
       <w:lvlJc w:val="left"/>
       <w:pPr>
-        <w:ind w:left="2160" w:hanging="480"/>
-      </w:pPr>
+        <w:ind w:left="2160" w:hanging="360"/>
+      </w:pPr>
+      <w:rPr>
+        <w:rFonts w:ascii="Wingdings" w:hAnsi="Wingdings" w:cs="Wingdings" w:hint="default"/>
+      </w:rPr>
     </w:lvl>
     <w:lvl w:ilvl="3">
       <w:numFmt w:val="bullet"/>
-      <w:lvlText w:val="–"/>
+      <w:lvlText w:val=""/>
       <w:lvlJc w:val="left"/>
       <w:pPr>
-        <w:ind w:left="2880" w:hanging="480"/>
-      </w:pPr>
+        <w:ind w:left="2880" w:hanging="360"/>
+      </w:pPr>
+      <w:rPr>
+        <w:rFonts w:ascii="Symbol" w:hAnsi="Symbol" w:cs="Symbol" w:hint="default"/>
+      </w:rPr>
     </w:lvl>
     <w:lvl w:ilvl="4">
       <w:numFmt w:val="bullet"/>
-      <w:lvlText w:val="•"/>
+      <w:lvlText w:val="o"/>
       <w:lvlJc w:val="left"/>
       <w:pPr>
-        <w:ind w:left="3600" w:hanging="480"/>
-      </w:pPr>
+        <w:ind w:left="3600" w:hanging="360"/>
+      </w:pPr>
+      <w:rPr>
+        <w:rFonts w:ascii="Courier New" w:hAnsi="Courier New" w:cs="Courier New" w:hint="default"/>
+      </w:rPr>
     </w:lvl>
     <w:lvl w:ilvl="5">
       <w:numFmt w:val="bullet"/>
-      <w:lvlText w:val="–"/>
+      <w:lvlText w:val=""/>
       <w:lvlJc w:val="left"/>
       <w:pPr>
-        <w:ind w:left="4320" w:hanging="480"/>
-      </w:pPr>
+        <w:ind w:left="4320" w:hanging="360"/>
+      </w:pPr>
+      <w:rPr>
+        <w:rFonts w:ascii="Wingdings" w:hAnsi="Wingdings" w:cs="Wingdings" w:hint="default"/>
+      </w:rPr>
     </w:lvl>
     <w:lvl w:ilvl="6">
       <w:numFmt w:val="bullet"/>
-      <w:lvlText w:val="•"/>
+      <w:lvlText w:val=""/>
       <w:lvlJc w:val="left"/>
       <w:pPr>
-        <w:ind w:left="5040" w:hanging="480"/>
-      </w:pPr>
+        <w:ind w:left="5040" w:hanging="360"/>
+      </w:pPr>
+      <w:rPr>
+        <w:rFonts w:ascii="Symbol" w:hAnsi="Symbol" w:cs="Symbol" w:hint="default"/>
+      </w:rPr>
     </w:lvl>
     <w:lvl w:ilvl="7">
       <w:numFmt w:val="bullet"/>
-      <w:lvlText w:val="–"/>
+      <w:lvlText w:val="o"/>
       <w:lvlJc w:val="left"/>
       <w:pPr>
-        <w:ind w:left="5760" w:hanging="480"/>
-      </w:pPr>
+        <w:ind w:left="5760" w:hanging="360"/>
+      </w:pPr>
+      <w:rPr>
+        <w:rFonts w:ascii="Courier New" w:hAnsi="Courier New" w:cs="Courier New" w:hint="default"/>
+      </w:rPr>
     </w:lvl>
     <w:lvl w:ilvl="8">
       <w:numFmt w:val="bullet"/>
-      <w:lvlText w:val="•"/>
+      <w:lvlText w:val=""/>
       <w:lvlJc w:val="left"/>
       <w:pPr>
-        <w:ind w:left="6480" w:hanging="480"/>
-      </w:pPr>
+        <w:ind w:left="6480" w:hanging="360"/>
+      </w:pPr>
+      <w:rPr>
+        <w:rFonts w:ascii="Wingdings" w:hAnsi="Wingdings" w:cs="Wingdings" w:hint="default"/>
+      </w:rPr>
     </w:lvl>
   </w:abstractNum>
   <w:num w:numId="1000">
@@ -6411,8 +6357,8 @@
     <w:name w:val="KeywordTok"/>
     <w:basedOn w:val="VerbatimChar"/>
     <w:rPr>
+      <w:b/>
       <w:color w:val="007020"/>
-      <w:b/>
     </w:rPr>
   </w:style>
   <w:style w:type="character" w:customStyle="1" w:styleId="DataTypeTok">
@@ -6489,42 +6435,42 @@
     <w:name w:val="ImportTok"/>
     <w:basedOn w:val="VerbatimChar"/>
     <w:rPr>
+      <w:b/>
       <w:color w:val="008000"/>
-      <w:b/>
     </w:rPr>
   </w:style>
   <w:style w:type="character" w:customStyle="1" w:styleId="CommentTok">
     <w:name w:val="CommentTok"/>
     <w:basedOn w:val="VerbatimChar"/>
     <w:rPr>
+      <w:i/>
       <w:color w:val="60a0b0"/>
-      <w:i/>
     </w:rPr>
   </w:style>
   <w:style w:type="character" w:customStyle="1" w:styleId="DocumentationTok">
     <w:name w:val="DocumentationTok"/>
     <w:basedOn w:val="VerbatimChar"/>
     <w:rPr>
+      <w:i/>
       <w:color w:val="ba2121"/>
-      <w:i/>
     </w:rPr>
   </w:style>
   <w:style w:type="character" w:customStyle="1" w:styleId="AnnotationTok">
     <w:name w:val="AnnotationTok"/>
     <w:basedOn w:val="VerbatimChar"/>
     <w:rPr>
-      <w:color w:val="60a0b0"/>
       <w:b/>
       <w:i/>
+      <w:color w:val="60a0b0"/>
     </w:rPr>
   </w:style>
   <w:style w:type="character" w:customStyle="1" w:styleId="CommentVarTok">
     <w:name w:val="CommentVarTok"/>
     <w:basedOn w:val="VerbatimChar"/>
     <w:rPr>
-      <w:color w:val="60a0b0"/>
       <w:b/>
       <w:i/>
+      <w:color w:val="60a0b0"/>
     </w:rPr>
   </w:style>
   <w:style w:type="character" w:customStyle="1" w:styleId="OtherTok">
@@ -6552,8 +6498,8 @@
     <w:name w:val="ControlFlowTok"/>
     <w:basedOn w:val="VerbatimChar"/>
     <w:rPr>
+      <w:b/>
       <w:color w:val="007020"/>
-      <w:b/>
     </w:rPr>
   </w:style>
   <w:style w:type="character" w:customStyle="1" w:styleId="OperatorTok">
@@ -6598,34 +6544,34 @@
     <w:name w:val="InformationTok"/>
     <w:basedOn w:val="VerbatimChar"/>
     <w:rPr>
-      <w:color w:val="60a0b0"/>
       <w:b/>
       <w:i/>
+      <w:color w:val="60a0b0"/>
     </w:rPr>
   </w:style>
   <w:style w:type="character" w:customStyle="1" w:styleId="WarningTok">
     <w:name w:val="WarningTok"/>
     <w:basedOn w:val="VerbatimChar"/>
     <w:rPr>
-      <w:color w:val="60a0b0"/>
       <w:b/>
       <w:i/>
+      <w:color w:val="60a0b0"/>
     </w:rPr>
   </w:style>
   <w:style w:type="character" w:customStyle="1" w:styleId="AlertTok">
     <w:name w:val="AlertTok"/>
     <w:basedOn w:val="VerbatimChar"/>
     <w:rPr>
+      <w:b/>
       <w:color w:val="ff0000"/>
-      <w:b/>
     </w:rPr>
   </w:style>
   <w:style w:type="character" w:customStyle="1" w:styleId="ErrorTok">
     <w:name w:val="ErrorTok"/>
     <w:basedOn w:val="VerbatimChar"/>
     <w:rPr>
+      <w:b/>
       <w:color w:val="ff0000"/>
-      <w:b/>
     </w:rPr>
   </w:style>
   <w:style w:type="character" w:customStyle="1" w:styleId="NormalTok">

--- a/packages/docs/static/decision-guides/intake.docx
+++ b/packages/docs/static/decision-guides/intake.docx
@@ -11,18 +11,18 @@
           <wp:inline>
             <wp:extent cx="5943600" cy="1289649"/>
             <wp:effectExtent b="0" l="0" r="0" t="0"/>
-            <wp:docPr descr="Medplum" title="" id="10" name="Picture"/>
+            <wp:docPr descr="Medplum" title="" id="21" name="Picture"/>
             <a:graphic>
               <a:graphicData uri="http://schemas.openxmlformats.org/drawingml/2006/picture">
                 <pic:pic>
                   <pic:nvPicPr>
-                    <pic:cNvPr descr="medplum-wordmark-grape.png" id="11" name="Picture"/>
+                    <pic:cNvPr descr="medplum-wordmark-grape.png" id="22" name="Picture"/>
                     <pic:cNvPicPr>
                       <a:picLocks noChangeArrowheads="1" noChangeAspect="1"/>
                     </pic:cNvPicPr>
                   </pic:nvPicPr>
                   <pic:blipFill>
-                    <a:blip r:embed="rId9"/>
+                    <a:blip r:embed="rId20"/>
                     <a:stretch>
                       <a:fillRect/>
                     </a:stretch>
@@ -49,7 +49,7 @@
         </w:drawing>
       </w:r>
     </w:p>
-    <w:bookmarkStart w:id="34" w:name="intake-registration-decision-guide"/>
+    <w:bookmarkStart w:id="45" w:name="intake-registration-decision-guide"/>
     <w:p>
       <w:pPr>
         <w:pStyle w:val="Heading1"/>
@@ -72,44 +72,44 @@
       </w:pPr>
       <w:r>
         <w:rPr>
+          <w:iCs/>
           <w:i/>
-          <w:iCs/>
         </w:rPr>
         <w:t xml:space="preserve">Companion to the</w:t>
       </w:r>
       <w:r>
         <w:rPr>
+          <w:iCs/>
           <w:i/>
-          <w:iCs/>
         </w:rPr>
         <w:t xml:space="preserve"> </w:t>
       </w:r>
-      <w:hyperlink r:id="rId12">
+      <w:hyperlink r:id="rId23">
         <w:r>
           <w:rPr>
             <w:rStyle w:val="Hyperlink"/>
+            <w:iCs/>
             <w:i/>
-            <w:iCs/>
           </w:rPr>
           <w:t xml:space="preserve">Intake &amp; Registration</w:t>
         </w:r>
       </w:hyperlink>
       <w:r>
         <w:rPr>
+          <w:iCs/>
           <w:i/>
-          <w:iCs/>
         </w:rPr>
         <w:t xml:space="preserve"> </w:t>
       </w:r>
       <w:r>
         <w:rPr>
+          <w:iCs/>
           <w:i/>
-          <w:iCs/>
         </w:rPr>
         <w:t xml:space="preserve">docs.</w:t>
       </w:r>
     </w:p>
-    <w:bookmarkStart w:id="13" w:name="section-1-use-case-participants"/>
+    <w:bookmarkStart w:id="24" w:name="section-1-use-case-participants"/>
     <w:p>
       <w:pPr>
         <w:pStyle w:val="Heading2"/>
@@ -124,19 +124,19 @@
       </w:pPr>
       <w:r>
         <w:rPr>
+          <w:bCs/>
           <w:b/>
-          <w:bCs/>
         </w:rPr>
         <w:t xml:space="preserve">1.1 Who completes intake, and in what setting?</w:t>
       </w:r>
     </w:p>
     <w:p>
       <w:pPr>
-        <w:pStyle w:val="Compact"/>
         <w:numPr>
           <w:ilvl w:val="0"/>
           <w:numId w:val="1001"/>
         </w:numPr>
+        <w:pStyle w:val="Compact"/>
       </w:pPr>
       <w:r>
         <w:t xml:space="preserve">Patient self-service (portal, mobile, kiosk)</w:t>
@@ -144,11 +144,11 @@
     </w:p>
     <w:p>
       <w:pPr>
-        <w:pStyle w:val="Compact"/>
         <w:numPr>
           <w:ilvl w:val="0"/>
           <w:numId w:val="1001"/>
         </w:numPr>
+        <w:pStyle w:val="Compact"/>
       </w:pPr>
       <w:r>
         <w:t xml:space="preserve">Staff-assisted (registration desk, rooming, phone, paper-to-digital)</w:t>
@@ -156,11 +156,11 @@
     </w:p>
     <w:p>
       <w:pPr>
-        <w:pStyle w:val="Compact"/>
         <w:numPr>
           <w:ilvl w:val="0"/>
           <w:numId w:val="1001"/>
         </w:numPr>
+        <w:pStyle w:val="Compact"/>
       </w:pPr>
       <w:r>
         <w:t xml:space="preserve">Mixed (patient starts online, staff verifies in person)</w:t>
@@ -172,8 +172,8 @@
       </w:pPr>
       <w:r>
         <w:rPr>
+          <w:iCs/>
           <w:i/>
-          <w:iCs/>
         </w:rPr>
         <w:t xml:space="preserve">Why: determines the auth model and whether an intake response may exist before the patient record is created (3.1, 3.2).</w:t>
       </w:r>
@@ -184,19 +184,19 @@
       </w:pPr>
       <w:r>
         <w:rPr>
+          <w:bCs/>
           <w:b/>
-          <w:bCs/>
         </w:rPr>
         <w:t xml:space="preserve">1.2 When does intake happen relative to identity and scheduling?</w:t>
       </w:r>
     </w:p>
     <w:p>
       <w:pPr>
-        <w:pStyle w:val="Compact"/>
         <w:numPr>
           <w:ilvl w:val="0"/>
           <w:numId w:val="1002"/>
         </w:numPr>
+        <w:pStyle w:val="Compact"/>
       </w:pPr>
       <w:r>
         <w:t xml:space="preserve">Before the patient record exists (greenfield / new patient signup)</w:t>
@@ -204,11 +204,11 @@
     </w:p>
     <w:p>
       <w:pPr>
-        <w:pStyle w:val="Compact"/>
         <w:numPr>
           <w:ilvl w:val="0"/>
           <w:numId w:val="1002"/>
         </w:numPr>
+        <w:pStyle w:val="Compact"/>
       </w:pPr>
       <w:r>
         <w:t xml:space="preserve">After scheduling, pre-visit (patient exists, no visit yet)</w:t>
@@ -216,11 +216,11 @@
     </w:p>
     <w:p>
       <w:pPr>
-        <w:pStyle w:val="Compact"/>
         <w:numPr>
           <w:ilvl w:val="0"/>
           <w:numId w:val="1002"/>
         </w:numPr>
+        <w:pStyle w:val="Compact"/>
       </w:pPr>
       <w:r>
         <w:t xml:space="preserve">At check-in or during the visit</w:t>
@@ -228,11 +228,11 @@
     </w:p>
     <w:p>
       <w:pPr>
-        <w:pStyle w:val="Compact"/>
         <w:numPr>
           <w:ilvl w:val="0"/>
           <w:numId w:val="1002"/>
         </w:numPr>
+        <w:pStyle w:val="Compact"/>
       </w:pPr>
       <w:r>
         <w:t xml:space="preserve">Episodic updates only (existing patient, not tied to a visit)</w:t>
@@ -244,8 +244,8 @@
       </w:pPr>
       <w:r>
         <w:rPr>
+          <w:iCs/>
           <w:i/>
-          <w:iCs/>
         </w:rPr>
         <w:t xml:space="preserve">Why: drives whether intake creates or updates a patient record, when responses get tied to a patient, and whether intake tasks link to a visit (3.1, 3.8).</w:t>
       </w:r>
@@ -256,19 +256,19 @@
       </w:pPr>
       <w:r>
         <w:rPr>
+          <w:bCs/>
           <w:b/>
-          <w:bCs/>
         </w:rPr>
         <w:t xml:space="preserve">1.3 How are returning patients and duplicates handled?</w:t>
       </w:r>
     </w:p>
     <w:p>
       <w:pPr>
-        <w:pStyle w:val="Compact"/>
         <w:numPr>
           <w:ilvl w:val="0"/>
           <w:numId w:val="1003"/>
         </w:numPr>
+        <w:pStyle w:val="Compact"/>
       </w:pPr>
       <w:r>
         <w:t xml:space="preserve">Always create a new patient record on intake (rare; only if you have a separate dedup pipeline downstream)</w:t>
@@ -276,11 +276,11 @@
     </w:p>
     <w:p>
       <w:pPr>
-        <w:pStyle w:val="Compact"/>
         <w:numPr>
           <w:ilvl w:val="0"/>
           <w:numId w:val="1003"/>
         </w:numPr>
+        <w:pStyle w:val="Compact"/>
       </w:pPr>
       <w:r>
         <w:t xml:space="preserve">Look up by identifier (e.g. MRN, email, phone) and update if found</w:t>
@@ -288,11 +288,11 @@
     </w:p>
     <w:p>
       <w:pPr>
-        <w:pStyle w:val="Compact"/>
         <w:numPr>
           <w:ilvl w:val="0"/>
           <w:numId w:val="1003"/>
         </w:numPr>
+        <w:pStyle w:val="Compact"/>
       </w:pPr>
       <w:r>
         <w:t xml:space="preserve">Run a demographic candidate search and confirm with staff before merge</w:t>
@@ -300,11 +300,11 @@
     </w:p>
     <w:p>
       <w:pPr>
-        <w:pStyle w:val="Compact"/>
         <w:numPr>
           <w:ilvl w:val="0"/>
           <w:numId w:val="1003"/>
         </w:numPr>
+        <w:pStyle w:val="Compact"/>
       </w:pPr>
       <w:r>
         <w:t xml:space="preserve">Mixed – different rules for patient self-service vs staff-assisted</w:t>
@@ -316,8 +316,8 @@
       </w:pPr>
       <w:r>
         <w:rPr>
+          <w:iCs/>
           <w:i/>
-          <w:iCs/>
         </w:rPr>
         <w:t xml:space="preserve">Why: drives 3.1 and must align with your org-wide dedup policy.</w:t>
       </w:r>
@@ -328,8 +328,8 @@
       </w:pPr>
       <w:r>
         <w:rPr>
+          <w:bCs/>
           <w:b/>
-          <w:bCs/>
         </w:rPr>
         <w:t xml:space="preserve">1.4 What consents need to be captured at intake, and are any state- or population-specific?</w:t>
       </w:r>
@@ -340,8 +340,8 @@
       </w:pPr>
       <w:r>
         <w:rPr>
+          <w:iCs/>
           <w:i/>
-          <w:iCs/>
         </w:rPr>
         <w:t xml:space="preserve">Why: drives 3.6; sensitive categories may constrain what post-intake automation can auto-share or auto-route (3.7).</w:t>
       </w:r>
@@ -352,19 +352,19 @@
       </w:pPr>
       <w:r>
         <w:rPr>
+          <w:bCs/>
           <w:b/>
-          <w:bCs/>
         </w:rPr>
         <w:t xml:space="preserve">1.5 What other systems must intake feed or read from?</w:t>
       </w:r>
     </w:p>
     <w:p>
       <w:pPr>
-        <w:pStyle w:val="Compact"/>
         <w:numPr>
           <w:ilvl w:val="0"/>
           <w:numId w:val="1004"/>
         </w:numPr>
+        <w:pStyle w:val="Compact"/>
       </w:pPr>
       <w:r>
         <w:t xml:space="preserve">Eligibility / insurance verification (e.g. Stedi, clearinghouse 270/271)</w:t>
@@ -372,11 +372,11 @@
     </w:p>
     <w:p>
       <w:pPr>
-        <w:pStyle w:val="Compact"/>
         <w:numPr>
           <w:ilvl w:val="0"/>
           <w:numId w:val="1004"/>
         </w:numPr>
+        <w:pStyle w:val="Compact"/>
       </w:pPr>
       <w:r>
         <w:t xml:space="preserve">Practice management or legacy EHR (write-back of demographics or coverage)</w:t>
@@ -384,11 +384,11 @@
     </w:p>
     <w:p>
       <w:pPr>
-        <w:pStyle w:val="Compact"/>
         <w:numPr>
           <w:ilvl w:val="0"/>
           <w:numId w:val="1004"/>
         </w:numPr>
+        <w:pStyle w:val="Compact"/>
       </w:pPr>
       <w:r>
         <w:t xml:space="preserve">Prefill sources (Patient Access API, Payer-to-Payer API, partner EHR, HIE/TEFCA) — see 3.3</w:t>
@@ -396,11 +396,11 @@
     </w:p>
     <w:p>
       <w:pPr>
-        <w:pStyle w:val="Compact"/>
         <w:numPr>
           <w:ilvl w:val="0"/>
           <w:numId w:val="1004"/>
         </w:numPr>
+        <w:pStyle w:val="Compact"/>
       </w:pPr>
       <w:r>
         <w:t xml:space="preserve">Referrals (intake initiated by an inbound referral – see the Referrals guide)</w:t>
@@ -412,8 +412,8 @@
       </w:pPr>
       <w:r>
         <w:rPr>
+          <w:iCs/>
           <w:i/>
-          <w:iCs/>
         </w:rPr>
         <w:t xml:space="preserve">Why: surfaces integration boundaries that affect prefill (3.3), post-intake automation (3.7), and which actions live inside one intake workflow vs separate workflows.</w:t>
       </w:r>
@@ -425,8 +425,8 @@
         </w:pict>
       </w:r>
     </w:p>
-    <w:bookmarkEnd w:id="13"/>
-    <w:bookmarkStart w:id="14" w:name="section-2-feature-scoping"/>
+    <w:bookmarkEnd w:id="24"/>
+    <w:bookmarkStart w:id="25" w:name="section-2-feature-scoping"/>
     <w:p>
       <w:pPr>
         <w:pStyle w:val="Heading2"/>
@@ -441,8 +441,8 @@
       </w:pPr>
       <w:r>
         <w:rPr>
+          <w:iCs/>
           <w:i/>
-          <w:iCs/>
         </w:rPr>
         <w:t xml:space="preserve">Go through each row together. For each cell under Yes / No / Nice-to-have / Not sure, mark the customer’s answer. The</w:t>
       </w:r>
@@ -451,8 +451,8 @@
       </w:r>
       <w:r>
         <w:rPr>
+          <w:bCs/>
           <w:b/>
-          <w:bCs/>
         </w:rPr>
         <w:t xml:space="preserve">Deep dive</w:t>
       </w:r>
@@ -461,8 +461,8 @@
       </w:r>
       <w:r>
         <w:rPr>
+          <w:iCs/>
           <w:i/>
-          <w:iCs/>
         </w:rPr>
         <w:t xml:space="preserve">column points to the Section 3 subsection that covers each feature.</w:t>
       </w:r>
@@ -471,8 +471,9 @@
       <w:tblPr>
         <w:tblStyle w:val="Table"/>
         <w:tblW w:w="9360" w:type="dxa"/>
+        <w:tblLook w:firstRow="1" w:lastRow="0" w:firstColumn="0" w:lastColumn="0" w:noHBand="0" w:noVBand="0" w:val="0020"/>
+        <w:jc w:val="start"/>
         <w:tblLayout w:type="fixed"/>
-        <w:tblLook w:firstRow="1" w:lastRow="0" w:firstColumn="0" w:lastColumn="0" w:noHBand="0" w:noVBand="0" w:val="0020"/>
       </w:tblPr>
       <w:tblGrid>
         <w:gridCol w:w="600"/>
@@ -486,7 +487,7 @@
       <w:tr>
         <w:trPr>
           <w:cantSplit/>
-          <w:tblHeader w:val="on"/>
+          <w:tblHeader w:val="true"/>
         </w:trPr>
         <w:tc>
           <w:tcPr/>
@@ -1333,7 +1334,13 @@
               <w:t xml:space="preserve"> </w:t>
             </w:r>
             <w:r>
-              <w:t xml:space="preserve">“intake complete”</w:t>
+              <w:t xml:space="preserve">“</w:t>
+            </w:r>
+            <w:r>
+              <w:t xml:space="preserve">intake complete</w:t>
+            </w:r>
+            <w:r>
+              <w:t xml:space="preserve">”</w:t>
             </w:r>
             <w:r>
               <w:t xml:space="preserve"> </w:t>
@@ -1396,8 +1403,8 @@
         </w:pict>
       </w:r>
     </w:p>
-    <w:bookmarkEnd w:id="14"/>
-    <w:bookmarkStart w:id="33" w:name="section-3-feature-deep-dives"/>
+    <w:bookmarkEnd w:id="25"/>
+    <w:bookmarkStart w:id="44" w:name="section-3-feature-deep-dives"/>
     <w:p>
       <w:pPr>
         <w:pStyle w:val="Heading2"/>
@@ -1412,8 +1419,8 @@
       </w:pPr>
       <w:r>
         <w:rPr>
+          <w:iCs/>
           <w:i/>
-          <w:iCs/>
         </w:rPr>
         <w:t xml:space="preserve">Cover each feature flagged Yes or Nice-to-have in Section 2. The goal is to land on a clear recommended approach by the end of each section.</w:t>
       </w:r>
@@ -1430,8 +1437,9 @@
       <w:tblPr>
         <w:tblStyle w:val="Table"/>
         <w:tblW w:w="9360" w:type="dxa"/>
+        <w:tblLook w:firstRow="1" w:lastRow="0" w:firstColumn="0" w:lastColumn="0" w:noHBand="0" w:noVBand="0" w:val="0020"/>
+        <w:jc w:val="start"/>
         <w:tblLayout w:type="fixed"/>
-        <w:tblLook w:firstRow="1" w:lastRow="0" w:firstColumn="0" w:lastColumn="0" w:noHBand="0" w:noVBand="0" w:val="0020"/>
       </w:tblPr>
       <w:tblGrid>
         <w:gridCol w:w="2684"/>
@@ -1441,7 +1449,7 @@
       <w:tr>
         <w:trPr>
           <w:cantSplit/>
-          <w:tblHeader w:val="on"/>
+          <w:tblHeader w:val="true"/>
         </w:trPr>
         <w:tc>
           <w:tcPr/>
@@ -1493,8 +1501,8 @@
             </w:pPr>
             <w:r>
               <w:rPr>
+                <w:bCs/>
                 <w:b/>
-                <w:bCs/>
               </w:rPr>
               <w:t xml:space="preserve">Capture</w:t>
             </w:r>
@@ -1538,8 +1546,8 @@
             </w:pPr>
             <w:r>
               <w:rPr>
+                <w:bCs/>
                 <w:b/>
-                <w:bCs/>
               </w:rPr>
               <w:t xml:space="preserve">Coverage &amp; Consent</w:t>
             </w:r>
@@ -1583,8 +1591,8 @@
             </w:pPr>
             <w:r>
               <w:rPr>
+                <w:bCs/>
                 <w:b/>
-                <w:bCs/>
               </w:rPr>
               <w:t xml:space="preserve">After Submission</w:t>
             </w:r>
@@ -1623,7 +1631,7 @@
         </w:pict>
       </w:r>
     </w:p>
-    <w:bookmarkStart w:id="21" w:name="capture"/>
+    <w:bookmarkStart w:id="32" w:name="capture"/>
     <w:p>
       <w:pPr>
         <w:pStyle w:val="Heading3"/>
@@ -1632,7 +1640,7 @@
         <w:t xml:space="preserve">Capture</w:t>
       </w:r>
     </w:p>
-    <w:bookmarkStart w:id="16" w:name="patient-identity-at-intake"/>
+    <w:bookmarkStart w:id="27" w:name="patient-identity-at-intake"/>
     <w:p>
       <w:pPr>
         <w:pStyle w:val="Heading4"/>
@@ -1651,7 +1659,7 @@
       <w:r>
         <w:t xml:space="preserve"> </w:t>
       </w:r>
-      <w:hyperlink r:id="rId15">
+      <w:hyperlink r:id="rId26">
         <w:r>
           <w:rPr>
             <w:rStyle w:val="Hyperlink"/>
@@ -1684,19 +1692,19 @@
       </w:pPr>
       <w:r>
         <w:rPr>
+          <w:bCs/>
           <w:b/>
-          <w:bCs/>
         </w:rPr>
         <w:t xml:space="preserve">Questions:</w:t>
       </w:r>
     </w:p>
     <w:p>
       <w:pPr>
-        <w:pStyle w:val="Compact"/>
         <w:numPr>
           <w:ilvl w:val="0"/>
           <w:numId w:val="1005"/>
         </w:numPr>
+        <w:pStyle w:val="Compact"/>
       </w:pPr>
       <w:r>
         <w:t xml:space="preserve">Does the patient record exist before intake is filled out, after, or sometimes either?</w:t>
@@ -1704,11 +1712,11 @@
     </w:p>
     <w:p>
       <w:pPr>
-        <w:pStyle w:val="Compact"/>
         <w:numPr>
           <w:ilvl w:val="0"/>
           <w:numId w:val="1005"/>
         </w:numPr>
+        <w:pStyle w:val="Compact"/>
       </w:pPr>
       <w:r>
         <w:t xml:space="preserve">Do you run an identifier lookup, a demographic match search, both, or neither before creating a new patient record?</w:t>
@@ -1716,11 +1724,11 @@
     </w:p>
     <w:p>
       <w:pPr>
-        <w:pStyle w:val="Compact"/>
         <w:numPr>
           <w:ilvl w:val="0"/>
           <w:numId w:val="1005"/>
         </w:numPr>
+        <w:pStyle w:val="Compact"/>
       </w:pPr>
       <w:r>
         <w:t xml:space="preserve">When a match is ambiguous, does the intake response stay unlinked until a human confirms, or does the system pick the best candidate automatically?</w:t>
@@ -1728,11 +1736,11 @@
     </w:p>
     <w:p>
       <w:pPr>
-        <w:pStyle w:val="Compact"/>
         <w:numPr>
           <w:ilvl w:val="0"/>
           <w:numId w:val="1005"/>
         </w:numPr>
+        <w:pStyle w:val="Compact"/>
       </w:pPr>
       <w:r>
         <w:t xml:space="preserve">For self-service flows, can a patient submit intake before authenticating, and how is that response later associated with an account?</w:t>
@@ -1742,8 +1750,9 @@
       <w:tblPr>
         <w:tblStyle w:val="Table"/>
         <w:tblW w:w="9360" w:type="dxa"/>
+        <w:tblLook w:firstRow="1" w:lastRow="0" w:firstColumn="0" w:lastColumn="0" w:noHBand="0" w:noVBand="0" w:val="0020"/>
+        <w:jc w:val="start"/>
         <w:tblLayout w:type="fixed"/>
-        <w:tblLook w:firstRow="1" w:lastRow="0" w:firstColumn="0" w:lastColumn="0" w:noHBand="0" w:noVBand="0" w:val="0020"/>
       </w:tblPr>
       <w:tblGrid>
         <w:gridCol w:w="4165"/>
@@ -1752,7 +1761,7 @@
       <w:tr>
         <w:trPr>
           <w:cantSplit/>
-          <w:tblHeader w:val="on"/>
+          <w:tblHeader w:val="true"/>
         </w:trPr>
         <w:tc>
           <w:tcPr/>
@@ -1957,8 +1966,8 @@
         </w:pict>
       </w:r>
     </w:p>
-    <w:bookmarkEnd w:id="16"/>
-    <w:bookmarkStart w:id="17" w:name="form-library-capture-flow"/>
+    <w:bookmarkEnd w:id="27"/>
+    <w:bookmarkStart w:id="28" w:name="form-library-capture-flow"/>
     <w:p>
       <w:pPr>
         <w:pStyle w:val="Heading4"/>
@@ -1981,19 +1990,19 @@
       </w:pPr>
       <w:r>
         <w:rPr>
+          <w:bCs/>
           <w:b/>
-          <w:bCs/>
         </w:rPr>
         <w:t xml:space="preserve">Questions:</w:t>
       </w:r>
     </w:p>
     <w:p>
       <w:pPr>
-        <w:pStyle w:val="Compact"/>
         <w:numPr>
           <w:ilvl w:val="0"/>
           <w:numId w:val="1006"/>
         </w:numPr>
+        <w:pStyle w:val="Compact"/>
       </w:pPr>
       <w:r>
         <w:t xml:space="preserve">One intake form for everyone, or different forms by visit type, program, or language?</w:t>
@@ -2001,11 +2010,11 @@
     </w:p>
     <w:p>
       <w:pPr>
-        <w:pStyle w:val="Compact"/>
         <w:numPr>
           <w:ilvl w:val="0"/>
           <w:numId w:val="1006"/>
         </w:numPr>
+        <w:pStyle w:val="Compact"/>
       </w:pPr>
       <w:r>
         <w:t xml:space="preserve">Same form for patient self-service and staff-assisted, or separate forms tuned to each audience?</w:t>
@@ -2013,11 +2022,11 @@
     </w:p>
     <w:p>
       <w:pPr>
-        <w:pStyle w:val="Compact"/>
         <w:numPr>
           <w:ilvl w:val="0"/>
           <w:numId w:val="1006"/>
         </w:numPr>
+        <w:pStyle w:val="Compact"/>
       </w:pPr>
       <w:r>
         <w:t xml:space="preserve">If you offer conversational or voice intake, does the transcript land in the same data shape as the form, or in a separate pipeline?</w:t>
@@ -2027,8 +2036,9 @@
       <w:tblPr>
         <w:tblStyle w:val="Table"/>
         <w:tblW w:w="9360" w:type="dxa"/>
+        <w:tblLook w:firstRow="1" w:lastRow="0" w:firstColumn="0" w:lastColumn="0" w:noHBand="0" w:noVBand="0" w:val="0020"/>
+        <w:jc w:val="start"/>
         <w:tblLayout w:type="fixed"/>
-        <w:tblLook w:firstRow="1" w:lastRow="0" w:firstColumn="0" w:lastColumn="0" w:noHBand="0" w:noVBand="0" w:val="0020"/>
       </w:tblPr>
       <w:tblGrid>
         <w:gridCol w:w="4503"/>
@@ -2037,7 +2047,7 @@
       <w:tr>
         <w:trPr>
           <w:cantSplit/>
-          <w:tblHeader w:val="on"/>
+          <w:tblHeader w:val="true"/>
         </w:trPr>
         <w:tc>
           <w:tcPr/>
@@ -2206,7 +2216,13 @@
               <w:t xml:space="preserve"> </w:t>
             </w:r>
             <w:r>
-              <w:t xml:space="preserve">“completed-by”</w:t>
+              <w:t xml:space="preserve">“</w:t>
+            </w:r>
+            <w:r>
+              <w:t xml:space="preserve">completed-by</w:t>
+            </w:r>
+            <w:r>
+              <w:t xml:space="preserve">”</w:t>
             </w:r>
             <w:r>
               <w:t xml:space="preserve"> </w:t>
@@ -2293,8 +2309,8 @@
         </w:pict>
       </w:r>
     </w:p>
-    <w:bookmarkEnd w:id="17"/>
-    <w:bookmarkStart w:id="18" w:name="prefill-reconciliation"/>
+    <w:bookmarkEnd w:id="28"/>
+    <w:bookmarkStart w:id="29" w:name="prefill-reconciliation"/>
     <w:p>
       <w:pPr>
         <w:pStyle w:val="Heading4"/>
@@ -2317,8 +2333,8 @@
       </w:pPr>
       <w:r>
         <w:rPr>
+          <w:bCs/>
           <w:b/>
-          <w:bCs/>
         </w:rPr>
         <w:t xml:space="preserve">⚠ One-way door:</w:t>
       </w:r>
@@ -2332,7 +2348,13 @@
         <w:t xml:space="preserve"> </w:t>
       </w:r>
       <w:r>
-        <w:t xml:space="preserve">“patient said X”</w:t>
+        <w:t xml:space="preserve">“</w:t>
+      </w:r>
+      <w:r>
+        <w:t xml:space="preserve">patient said X</w:t>
+      </w:r>
+      <w:r>
+        <w:t xml:space="preserve">”</w:t>
       </w:r>
       <w:r>
         <w:t xml:space="preserve"> </w:t>
@@ -2344,7 +2366,13 @@
         <w:t xml:space="preserve"> </w:t>
       </w:r>
       <w:r>
-        <w:t xml:space="preserve">“source said X”</w:t>
+        <w:t xml:space="preserve">“</w:t>
+      </w:r>
+      <w:r>
+        <w:t xml:space="preserve">source said X</w:t>
+      </w:r>
+      <w:r>
+        <w:t xml:space="preserve">”</w:t>
       </w:r>
       <w:r>
         <w:t xml:space="preserve"> </w:t>
@@ -2359,19 +2387,19 @@
       </w:pPr>
       <w:r>
         <w:rPr>
+          <w:bCs/>
           <w:b/>
-          <w:bCs/>
         </w:rPr>
         <w:t xml:space="preserve">Questions:</w:t>
       </w:r>
     </w:p>
     <w:p>
       <w:pPr>
-        <w:pStyle w:val="Compact"/>
         <w:numPr>
           <w:ilvl w:val="0"/>
           <w:numId w:val="1007"/>
         </w:numPr>
+        <w:pStyle w:val="Compact"/>
       </w:pPr>
       <w:r>
         <w:t xml:space="preserve">Does the form start blank, prefilled from data you already hold (returning patient, prior visit), or prefilled from an external source?</w:t>
@@ -2379,11 +2407,11 @@
     </w:p>
     <w:p>
       <w:pPr>
-        <w:pStyle w:val="Compact"/>
         <w:numPr>
           <w:ilvl w:val="0"/>
           <w:numId w:val="1007"/>
         </w:numPr>
+        <w:pStyle w:val="Compact"/>
       </w:pPr>
       <w:r>
         <w:t xml:space="preserve">Which external sources are in scope (insurance card OCR, Patient Access API, Payer-to-Payer API, partner EHR, TEFCA/QHIN, state or regional HIE)?</w:t>
@@ -2391,11 +2419,11 @@
     </w:p>
     <w:p>
       <w:pPr>
-        <w:pStyle w:val="Compact"/>
         <w:numPr>
           <w:ilvl w:val="0"/>
           <w:numId w:val="1007"/>
         </w:numPr>
+        <w:pStyle w:val="Compact"/>
       </w:pPr>
       <w:r>
         <w:t xml:space="preserve">When prefilled data and patient input disagree, who wins — the source, the patient, or staff?</w:t>
@@ -2403,11 +2431,11 @@
     </w:p>
     <w:p>
       <w:pPr>
-        <w:pStyle w:val="Compact"/>
         <w:numPr>
           <w:ilvl w:val="0"/>
           <w:numId w:val="1007"/>
         </w:numPr>
+        <w:pStyle w:val="Compact"/>
       </w:pPr>
       <w:r>
         <w:t xml:space="preserve">Does the patient see prefilled values and explicitly confirm, or is prefill silent?</w:t>
@@ -2417,8 +2445,9 @@
       <w:tblPr>
         <w:tblStyle w:val="Table"/>
         <w:tblW w:w="9360" w:type="dxa"/>
+        <w:tblLook w:firstRow="1" w:lastRow="0" w:firstColumn="0" w:lastColumn="0" w:noHBand="0" w:noVBand="0" w:val="0020"/>
+        <w:jc w:val="start"/>
         <w:tblLayout w:type="fixed"/>
-        <w:tblLook w:firstRow="1" w:lastRow="0" w:firstColumn="0" w:lastColumn="0" w:noHBand="0" w:noVBand="0" w:val="0020"/>
       </w:tblPr>
       <w:tblGrid>
         <w:gridCol w:w="4494"/>
@@ -2427,7 +2456,7 @@
       <w:tr>
         <w:trPr>
           <w:cantSplit/>
-          <w:tblHeader w:val="on"/>
+          <w:tblHeader w:val="true"/>
         </w:trPr>
         <w:tc>
           <w:tcPr/>
@@ -2586,7 +2615,13 @@
               <w:t xml:space="preserve"> </w:t>
             </w:r>
             <w:r>
-              <w:t xml:space="preserve">“show and confirm”</w:t>
+              <w:t xml:space="preserve">“</w:t>
+            </w:r>
+            <w:r>
+              <w:t xml:space="preserve">show and confirm</w:t>
+            </w:r>
+            <w:r>
+              <w:t xml:space="preserve">”</w:t>
             </w:r>
             <w:r>
               <w:t xml:space="preserve"> </w:t>
@@ -2605,8 +2640,8 @@
         </w:pict>
       </w:r>
     </w:p>
-    <w:bookmarkEnd w:id="18"/>
-    <w:bookmarkStart w:id="20" w:name="extraction-model-sdc-vs-bot"/>
+    <w:bookmarkEnd w:id="29"/>
+    <w:bookmarkStart w:id="31" w:name="extraction-model-sdc-vs-bot"/>
     <w:p>
       <w:pPr>
         <w:pStyle w:val="Heading4"/>
@@ -2629,8 +2664,8 @@
       </w:pPr>
       <w:r>
         <w:rPr>
+          <w:bCs/>
           <w:b/>
-          <w:bCs/>
         </w:rPr>
         <w:t xml:space="preserve">⚠ One-way door:</w:t>
       </w:r>
@@ -2647,19 +2682,19 @@
       </w:pPr>
       <w:r>
         <w:rPr>
+          <w:bCs/>
           <w:b/>
-          <w:bCs/>
         </w:rPr>
         <w:t xml:space="preserve">Questions:</w:t>
       </w:r>
     </w:p>
     <w:p>
       <w:pPr>
-        <w:pStyle w:val="Compact"/>
         <w:numPr>
           <w:ilvl w:val="0"/>
           <w:numId w:val="1008"/>
         </w:numPr>
+        <w:pStyle w:val="Compact"/>
       </w:pPr>
       <w:r>
         <w:t xml:space="preserve">Does extraction need conditional logic (only create a subscriber/guardian record when the subscriber is not the patient, only create a consent record when the patient agreed)?</w:t>
@@ -2667,11 +2702,11 @@
     </w:p>
     <w:p>
       <w:pPr>
-        <w:pStyle w:val="Compact"/>
         <w:numPr>
           <w:ilvl w:val="0"/>
           <w:numId w:val="1008"/>
         </w:numPr>
+        <w:pStyle w:val="Compact"/>
       </w:pPr>
       <w:r>
         <w:t xml:space="preserve">Does extraction need to call external APIs (eligibility, address validation, geocoding) during processing?</w:t>
@@ -2679,11 +2714,11 @@
     </w:p>
     <w:p>
       <w:pPr>
-        <w:pStyle w:val="Compact"/>
         <w:numPr>
           <w:ilvl w:val="0"/>
           <w:numId w:val="1008"/>
         </w:numPr>
+        <w:pStyle w:val="Compact"/>
       </w:pPr>
       <w:r>
         <w:t xml:space="preserve">When intake is resubmitted (annual update, correction), what should happen to existing allergies, medications, conditions, and coverage records?</w:t>
@@ -2691,11 +2726,11 @@
     </w:p>
     <w:p>
       <w:pPr>
-        <w:pStyle w:val="Compact"/>
         <w:numPr>
           <w:ilvl w:val="0"/>
           <w:numId w:val="1008"/>
         </w:numPr>
+        <w:pStyle w:val="Compact"/>
       </w:pPr>
       <w:r>
         <w:t xml:space="preserve">Will non-engineers update the form, and how often?</w:t>
@@ -2705,8 +2740,9 @@
       <w:tblPr>
         <w:tblStyle w:val="Table"/>
         <w:tblW w:w="9360" w:type="dxa"/>
+        <w:tblLook w:firstRow="1" w:lastRow="0" w:firstColumn="0" w:lastColumn="0" w:noHBand="0" w:noVBand="0" w:val="0020"/>
+        <w:jc w:val="start"/>
         <w:tblLayout w:type="fixed"/>
-        <w:tblLook w:firstRow="1" w:lastRow="0" w:firstColumn="0" w:lastColumn="0" w:noHBand="0" w:noVBand="0" w:val="0020"/>
       </w:tblPr>
       <w:tblGrid>
         <w:gridCol w:w="4508"/>
@@ -2715,7 +2751,7 @@
       <w:tr>
         <w:trPr>
           <w:cantSplit/>
-          <w:tblHeader w:val="on"/>
+          <w:tblHeader w:val="true"/>
         </w:trPr>
         <w:tc>
           <w:tcPr/>
@@ -3029,7 +3065,7 @@
             <w:r>
               <w:t xml:space="preserve"> </w:t>
             </w:r>
-            <w:hyperlink r:id="rId19">
+            <w:hyperlink r:id="rId30">
               <w:r>
                 <w:rPr>
                   <w:rStyle w:val="Hyperlink"/>
@@ -3051,9 +3087,9 @@
         </w:pict>
       </w:r>
     </w:p>
-    <w:bookmarkEnd w:id="20"/>
-    <w:bookmarkEnd w:id="21"/>
-    <w:bookmarkStart w:id="25" w:name="coverage-consent"/>
+    <w:bookmarkEnd w:id="31"/>
+    <w:bookmarkEnd w:id="32"/>
+    <w:bookmarkStart w:id="36" w:name="coverage-consent"/>
     <w:p>
       <w:pPr>
         <w:pStyle w:val="Heading3"/>
@@ -3062,7 +3098,7 @@
         <w:t xml:space="preserve">Coverage &amp; Consent</w:t>
       </w:r>
     </w:p>
-    <w:bookmarkStart w:id="23" w:name="coverage-subscriber-relationships"/>
+    <w:bookmarkStart w:id="34" w:name="coverage-subscriber-relationships"/>
     <w:p>
       <w:pPr>
         <w:pStyle w:val="Heading4"/>
@@ -3085,8 +3121,8 @@
       </w:pPr>
       <w:r>
         <w:rPr>
+          <w:bCs/>
           <w:b/>
-          <w:bCs/>
         </w:rPr>
         <w:t xml:space="preserve">⚠ One-way door:</w:t>
       </w:r>
@@ -3101,8 +3137,8 @@
       </w:r>
       <w:r>
         <w:rPr>
+          <w:bCs/>
           <w:b/>
-          <w:bCs/>
         </w:rPr>
         <w:t xml:space="preserve">patient’s</w:t>
       </w:r>
@@ -3116,7 +3152,13 @@
         <w:t xml:space="preserve"> </w:t>
       </w:r>
       <w:r>
-        <w:t xml:space="preserve">“child”</w:t>
+        <w:t xml:space="preserve">“</w:t>
+      </w:r>
+      <w:r>
+        <w:t xml:space="preserve">child</w:t>
+      </w:r>
+      <w:r>
+        <w:t xml:space="preserve">”</w:t>
       </w:r>
       <w:r>
         <w:t xml:space="preserve">, the subscriber is</w:t>
@@ -3125,7 +3167,13 @@
         <w:t xml:space="preserve"> </w:t>
       </w:r>
       <w:r>
-        <w:t xml:space="preserve">“parent”</w:t>
+        <w:t xml:space="preserve">“</w:t>
+      </w:r>
+      <w:r>
+        <w:t xml:space="preserve">parent</w:t>
+      </w:r>
+      <w:r>
+        <w:t xml:space="preserve">”</w:t>
       </w:r>
       <w:r>
         <w:t xml:space="preserve">). Encoding this incorrectly is one of the most common intake bugs and is hard to retroactively fix on historical data.</w:t>
@@ -3137,19 +3185,19 @@
       </w:pPr>
       <w:r>
         <w:rPr>
+          <w:bCs/>
           <w:b/>
-          <w:bCs/>
         </w:rPr>
         <w:t xml:space="preserve">Questions:</w:t>
       </w:r>
     </w:p>
     <w:p>
       <w:pPr>
-        <w:pStyle w:val="Compact"/>
         <w:numPr>
           <w:ilvl w:val="0"/>
           <w:numId w:val="1009"/>
         </w:numPr>
+        <w:pStyle w:val="Compact"/>
       </w:pPr>
       <w:r>
         <w:t xml:space="preserve">Are multiple coverages (primary / secondary) captured at intake, or only primary?</w:t>
@@ -3157,11 +3205,11 @@
     </w:p>
     <w:p>
       <w:pPr>
-        <w:pStyle w:val="Compact"/>
         <w:numPr>
           <w:ilvl w:val="0"/>
           <w:numId w:val="1009"/>
         </w:numPr>
+        <w:pStyle w:val="Compact"/>
       </w:pPr>
       <w:r>
         <w:t xml:space="preserve">Is the subscriber sometimes someone other than the patient (e.g. a parent’s plan covering a child)?</w:t>
@@ -3169,11 +3217,11 @@
     </w:p>
     <w:p>
       <w:pPr>
-        <w:pStyle w:val="Compact"/>
         <w:numPr>
           <w:ilvl w:val="0"/>
           <w:numId w:val="1009"/>
         </w:numPr>
+        <w:pStyle w:val="Compact"/>
       </w:pPr>
       <w:r>
         <w:t xml:space="preserve">Do you capture insurance card images, and where do they live?</w:t>
@@ -3181,11 +3229,11 @@
     </w:p>
     <w:p>
       <w:pPr>
-        <w:pStyle w:val="Compact"/>
         <w:numPr>
           <w:ilvl w:val="0"/>
           <w:numId w:val="1009"/>
         </w:numPr>
+        <w:pStyle w:val="Compact"/>
       </w:pPr>
       <w:r>
         <w:t xml:space="preserve">Are payers pre-loaded as a curated directory, or created on demand?</w:t>
@@ -3195,8 +3243,9 @@
       <w:tblPr>
         <w:tblStyle w:val="Table"/>
         <w:tblW w:w="9360" w:type="dxa"/>
+        <w:tblLook w:firstRow="1" w:lastRow="0" w:firstColumn="0" w:lastColumn="0" w:noHBand="0" w:noVBand="0" w:val="0020"/>
+        <w:jc w:val="start"/>
         <w:tblLayout w:type="fixed"/>
-        <w:tblLook w:firstRow="1" w:lastRow="0" w:firstColumn="0" w:lastColumn="0" w:noHBand="0" w:noVBand="0" w:val="0020"/>
       </w:tblPr>
       <w:tblGrid>
         <w:gridCol w:w="3784"/>
@@ -3205,7 +3254,7 @@
       <w:tr>
         <w:trPr>
           <w:cantSplit/>
-          <w:tblHeader w:val="on"/>
+          <w:tblHeader w:val="true"/>
         </w:trPr>
         <w:tc>
           <w:tcPr/>
@@ -3382,8 +3431,8 @@
             </w:r>
             <w:r>
               <w:rPr>
+                <w:bCs/>
                 <w:b/>
-                <w:bCs/>
               </w:rPr>
               <w:t xml:space="preserve">inversion</w:t>
             </w:r>
@@ -3435,7 +3484,7 @@
             <w:r>
               <w:t xml:space="preserve"> </w:t>
             </w:r>
-            <w:hyperlink r:id="rId19">
+            <w:hyperlink r:id="rId30">
               <w:r>
                 <w:rPr>
                   <w:rStyle w:val="Hyperlink"/>
@@ -3564,7 +3613,7 @@
             <w:r>
               <w:t xml:space="preserve"> </w:t>
             </w:r>
-            <w:hyperlink r:id="rId22">
+            <w:hyperlink r:id="rId33">
               <w:r>
                 <w:rPr>
                   <w:rStyle w:val="Hyperlink"/>
@@ -3623,7 +3672,13 @@
               <w:t xml:space="preserve"> </w:t>
             </w:r>
             <w:r>
-              <w:t xml:space="preserve">“create if missing”</w:t>
+              <w:t xml:space="preserve">“</w:t>
+            </w:r>
+            <w:r>
+              <w:t xml:space="preserve">create if missing</w:t>
+            </w:r>
+            <w:r>
+              <w:t xml:space="preserve">”</w:t>
             </w:r>
             <w:r>
               <w:t xml:space="preserve"> </w:t>
@@ -3642,8 +3697,8 @@
         </w:pict>
       </w:r>
     </w:p>
-    <w:bookmarkEnd w:id="23"/>
-    <w:bookmarkStart w:id="24" w:name="consents"/>
+    <w:bookmarkEnd w:id="34"/>
+    <w:bookmarkStart w:id="35" w:name="consents"/>
     <w:p>
       <w:pPr>
         <w:pStyle w:val="Heading4"/>
@@ -3666,19 +3721,19 @@
       </w:pPr>
       <w:r>
         <w:rPr>
+          <w:bCs/>
           <w:b/>
-          <w:bCs/>
         </w:rPr>
         <w:t xml:space="preserve">Questions:</w:t>
       </w:r>
     </w:p>
     <w:p>
       <w:pPr>
-        <w:pStyle w:val="Compact"/>
         <w:numPr>
           <w:ilvl w:val="0"/>
           <w:numId w:val="1010"/>
         </w:numPr>
+        <w:pStyle w:val="Compact"/>
       </w:pPr>
       <w:r>
         <w:t xml:space="preserve">Which consent types are required at first intake vs deferred (HIPAA, treatment, financial, telehealth, research)?</w:t>
@@ -3686,11 +3741,11 @@
     </w:p>
     <w:p>
       <w:pPr>
-        <w:pStyle w:val="Compact"/>
         <w:numPr>
           <w:ilvl w:val="0"/>
           <w:numId w:val="1010"/>
         </w:numPr>
+        <w:pStyle w:val="Compact"/>
       </w:pPr>
       <w:r>
         <w:t xml:space="preserve">Are some consents conditional on patient attributes (minor, state of residence, payer)?</w:t>
@@ -3698,11 +3753,11 @@
     </w:p>
     <w:p>
       <w:pPr>
-        <w:pStyle w:val="Compact"/>
         <w:numPr>
           <w:ilvl w:val="0"/>
           <w:numId w:val="1010"/>
         </w:numPr>
+        <w:pStyle w:val="Compact"/>
       </w:pPr>
       <w:r>
         <w:t xml:space="preserve">What triggers re-consent (annual update, policy change, new clinic site)?</w:t>
@@ -3710,11 +3765,11 @@
     </w:p>
     <w:p>
       <w:pPr>
-        <w:pStyle w:val="Compact"/>
         <w:numPr>
           <w:ilvl w:val="0"/>
           <w:numId w:val="1010"/>
         </w:numPr>
+        <w:pStyle w:val="Compact"/>
       </w:pPr>
       <w:r>
         <w:t xml:space="preserve">Does intake need to capture electronic signature artifacts (image, attestation timestamp)?</w:t>
@@ -3724,8 +3779,9 @@
       <w:tblPr>
         <w:tblStyle w:val="Table"/>
         <w:tblW w:w="9360" w:type="dxa"/>
+        <w:tblLook w:firstRow="1" w:lastRow="0" w:firstColumn="0" w:lastColumn="0" w:noHBand="0" w:noVBand="0" w:val="0020"/>
+        <w:jc w:val="start"/>
         <w:tblLayout w:type="fixed"/>
-        <w:tblLook w:firstRow="1" w:lastRow="0" w:firstColumn="0" w:lastColumn="0" w:noHBand="0" w:noVBand="0" w:val="0020"/>
       </w:tblPr>
       <w:tblGrid>
         <w:gridCol w:w="3289"/>
@@ -3734,7 +3790,7 @@
       <w:tr>
         <w:trPr>
           <w:cantSplit/>
-          <w:tblHeader w:val="on"/>
+          <w:tblHeader w:val="true"/>
         </w:trPr>
         <w:tc>
           <w:tcPr/>
@@ -3954,9 +4010,9 @@
         </w:pict>
       </w:r>
     </w:p>
-    <w:bookmarkEnd w:id="24"/>
-    <w:bookmarkEnd w:id="25"/>
-    <w:bookmarkStart w:id="32" w:name="after-submission"/>
+    <w:bookmarkEnd w:id="35"/>
+    <w:bookmarkEnd w:id="36"/>
+    <w:bookmarkStart w:id="43" w:name="after-submission"/>
     <w:p>
       <w:pPr>
         <w:pStyle w:val="Heading3"/>
@@ -3965,7 +4021,7 @@
         <w:t xml:space="preserve">After Submission</w:t>
       </w:r>
     </w:p>
-    <w:bookmarkStart w:id="28" w:name="post-intake-automation-triggers-actions"/>
+    <w:bookmarkStart w:id="39" w:name="post-intake-automation-triggers-actions"/>
     <w:p>
       <w:pPr>
         <w:pStyle w:val="Heading4"/>
@@ -3988,32 +4044,32 @@
       </w:pPr>
       <w:r>
         <w:rPr>
+          <w:iCs/>
           <w:i/>
-          <w:iCs/>
         </w:rPr>
         <w:t xml:space="preserve">Note: This section is decision-focused. For the full pattern catalog, see</w:t>
       </w:r>
       <w:r>
         <w:rPr>
+          <w:iCs/>
           <w:i/>
-          <w:iCs/>
         </w:rPr>
         <w:t xml:space="preserve"> </w:t>
       </w:r>
-      <w:hyperlink r:id="rId26">
+      <w:hyperlink r:id="rId37">
         <w:r>
           <w:rPr>
             <w:rStyle w:val="Hyperlink"/>
+            <w:iCs/>
             <w:i/>
-            <w:iCs/>
           </w:rPr>
           <w:t xml:space="preserve">Post Intake Automation</w:t>
         </w:r>
       </w:hyperlink>
       <w:r>
         <w:rPr>
+          <w:iCs/>
           <w:i/>
-          <w:iCs/>
         </w:rPr>
         <w:t xml:space="preserve">.</w:t>
       </w:r>
@@ -4024,19 +4080,19 @@
       </w:pPr>
       <w:r>
         <w:rPr>
+          <w:bCs/>
           <w:b/>
-          <w:bCs/>
         </w:rPr>
         <w:t xml:space="preserve">Questions:</w:t>
       </w:r>
     </w:p>
     <w:p>
       <w:pPr>
-        <w:pStyle w:val="Compact"/>
         <w:numPr>
           <w:ilvl w:val="0"/>
           <w:numId w:val="1011"/>
         </w:numPr>
+        <w:pStyle w:val="Compact"/>
       </w:pPr>
       <w:r>
         <w:t xml:space="preserve">Does one workflow do everything (extract + notify + verify eligibility + create exception tasks), or do you split concerns into multiple workflows wired to different triggers?</w:t>
@@ -4044,11 +4100,11 @@
     </w:p>
     <w:p>
       <w:pPr>
-        <w:pStyle w:val="Compact"/>
         <w:numPr>
           <w:ilvl w:val="0"/>
           <w:numId w:val="1011"/>
         </w:numPr>
+        <w:pStyle w:val="Compact"/>
       </w:pPr>
       <w:r>
         <w:t xml:space="preserve">Should intake processing re-run when the response is updated, or only on first submit?</w:t>
@@ -4056,11 +4112,11 @@
     </w:p>
     <w:p>
       <w:pPr>
-        <w:pStyle w:val="Compact"/>
         <w:numPr>
           <w:ilvl w:val="0"/>
           <w:numId w:val="1011"/>
         </w:numPr>
+        <w:pStyle w:val="Compact"/>
       </w:pPr>
       <w:r>
         <w:t xml:space="preserve">When does eligibility verification run – during form completion, on submit, or async after intake is committed?</w:t>
@@ -4068,11 +4124,11 @@
     </w:p>
     <w:p>
       <w:pPr>
-        <w:pStyle w:val="Compact"/>
         <w:numPr>
           <w:ilvl w:val="0"/>
           <w:numId w:val="1011"/>
         </w:numPr>
+        <w:pStyle w:val="Compact"/>
       </w:pPr>
       <w:r>
         <w:t xml:space="preserve">Which post-intake actions are required to mark intake</w:t>
@@ -4081,7 +4137,13 @@
         <w:t xml:space="preserve"> </w:t>
       </w:r>
       <w:r>
-        <w:t xml:space="preserve">“done”</w:t>
+        <w:t xml:space="preserve">“</w:t>
+      </w:r>
+      <w:r>
+        <w:t xml:space="preserve">done</w:t>
+      </w:r>
+      <w:r>
+        <w:t xml:space="preserve">”</w:t>
       </w:r>
       <w:r>
         <w:t xml:space="preserve"> </w:t>
@@ -4092,11 +4154,11 @@
     </w:p>
     <w:p>
       <w:pPr>
-        <w:pStyle w:val="Compact"/>
         <w:numPr>
           <w:ilvl w:val="0"/>
           <w:numId w:val="1011"/>
         </w:numPr>
+        <w:pStyle w:val="Compact"/>
       </w:pPr>
       <w:r>
         <w:t xml:space="preserve">When eligibility, address validation, or another external call fails, does that block intake or surface an exception task?</w:t>
@@ -4106,8 +4168,9 @@
       <w:tblPr>
         <w:tblStyle w:val="Table"/>
         <w:tblW w:w="9360" w:type="dxa"/>
+        <w:tblLook w:firstRow="1" w:lastRow="0" w:firstColumn="0" w:lastColumn="0" w:noHBand="0" w:noVBand="0" w:val="0020"/>
+        <w:jc w:val="start"/>
         <w:tblLayout w:type="fixed"/>
-        <w:tblLook w:firstRow="1" w:lastRow="0" w:firstColumn="0" w:lastColumn="0" w:noHBand="0" w:noVBand="0" w:val="0020"/>
       </w:tblPr>
       <w:tblGrid>
         <w:gridCol w:w="4282"/>
@@ -4116,7 +4179,7 @@
       <w:tr>
         <w:trPr>
           <w:cantSplit/>
-          <w:tblHeader w:val="on"/>
+          <w:tblHeader w:val="true"/>
         </w:trPr>
         <w:tc>
           <w:tcPr/>
@@ -4302,7 +4365,7 @@
             <w:r>
               <w:t xml:space="preserve"> </w:t>
             </w:r>
-            <w:hyperlink r:id="rId27">
+            <w:hyperlink r:id="rId38">
               <w:r>
                 <w:rPr>
                   <w:rStyle w:val="Hyperlink"/>
@@ -4423,7 +4486,13 @@
               <w:t xml:space="preserve"> </w:t>
             </w:r>
             <w:r>
-              <w:t xml:space="preserve">“intake complete”</w:t>
+              <w:t xml:space="preserve">“</w:t>
+            </w:r>
+            <w:r>
+              <w:t xml:space="preserve">intake complete</w:t>
+            </w:r>
+            <w:r>
+              <w:t xml:space="preserve">”</w:t>
             </w:r>
             <w:r>
               <w:t xml:space="preserve"> </w:t>
@@ -4500,8 +4569,8 @@
         </w:pict>
       </w:r>
     </w:p>
-    <w:bookmarkEnd w:id="28"/>
-    <w:bookmarkStart w:id="30" w:name="Xdcfa6d3ba20a461d922c1089e45845a2e13e217"/>
+    <w:bookmarkEnd w:id="39"/>
+    <w:bookmarkStart w:id="41" w:name="Xdcfa6d3ba20a461d922c1089e45845a2e13e217"/>
     <w:p>
       <w:pPr>
         <w:pStyle w:val="Heading4"/>
@@ -4524,32 +4593,32 @@
       </w:pPr>
       <w:r>
         <w:rPr>
+          <w:iCs/>
           <w:i/>
-          <w:iCs/>
         </w:rPr>
         <w:t xml:space="preserve">Note: The template-driven orchestration pattern is documented in detail under</w:t>
       </w:r>
       <w:r>
         <w:rPr>
+          <w:iCs/>
           <w:i/>
-          <w:iCs/>
         </w:rPr>
         <w:t xml:space="preserve"> </w:t>
       </w:r>
-      <w:hyperlink r:id="rId26">
+      <w:hyperlink r:id="rId37">
         <w:r>
           <w:rPr>
             <w:rStyle w:val="Hyperlink"/>
+            <w:iCs/>
             <w:i/>
-            <w:iCs/>
           </w:rPr>
           <w:t xml:space="preserve">Post Intake Automation → PlanDefinition Orchestration</w:t>
         </w:r>
       </w:hyperlink>
       <w:r>
         <w:rPr>
+          <w:iCs/>
           <w:i/>
-          <w:iCs/>
         </w:rPr>
         <w:t xml:space="preserve">. This section stays at the level needed to decide whether to adopt that pattern.</w:t>
       </w:r>
@@ -4560,19 +4629,19 @@
       </w:pPr>
       <w:r>
         <w:rPr>
+          <w:bCs/>
           <w:b/>
-          <w:bCs/>
         </w:rPr>
         <w:t xml:space="preserve">Questions:</w:t>
       </w:r>
     </w:p>
     <w:p>
       <w:pPr>
-        <w:pStyle w:val="Compact"/>
         <w:numPr>
           <w:ilvl w:val="0"/>
           <w:numId w:val="1012"/>
         </w:numPr>
+        <w:pStyle w:val="Compact"/>
       </w:pPr>
       <w:r>
         <w:t xml:space="preserve">Is intake completed by one person in one session, or split across roles (patient fills demographics, MA captures vitals, provider reviews)?</w:t>
@@ -4580,11 +4649,11 @@
     </w:p>
     <w:p>
       <w:pPr>
-        <w:pStyle w:val="Compact"/>
         <w:numPr>
           <w:ilvl w:val="0"/>
           <w:numId w:val="1012"/>
         </w:numPr>
+        <w:pStyle w:val="Compact"/>
       </w:pPr>
       <w:r>
         <w:t xml:space="preserve">Does intake need to appear as tasks in the provider’s visit chart?</w:t>
@@ -4592,11 +4661,11 @@
     </w:p>
     <w:p>
       <w:pPr>
-        <w:pStyle w:val="Compact"/>
         <w:numPr>
           <w:ilvl w:val="0"/>
           <w:numId w:val="1012"/>
         </w:numPr>
+        <w:pStyle w:val="Compact"/>
       </w:pPr>
       <w:r>
         <w:t xml:space="preserve">Are some intake steps non-form work (e.g. lab orders, imaging) that should be modeled as orders rather than questionnaires?</w:t>
@@ -4604,11 +4673,11 @@
     </w:p>
     <w:p>
       <w:pPr>
-        <w:pStyle w:val="Compact"/>
         <w:numPr>
           <w:ilvl w:val="0"/>
           <w:numId w:val="1012"/>
         </w:numPr>
+        <w:pStyle w:val="Compact"/>
       </w:pPr>
       <w:r>
         <w:t xml:space="preserve">Will the same intake template be reused across visit types or programs?</w:t>
@@ -4618,8 +4687,9 @@
       <w:tblPr>
         <w:tblStyle w:val="Table"/>
         <w:tblW w:w="9360" w:type="dxa"/>
+        <w:tblLook w:firstRow="1" w:lastRow="0" w:firstColumn="0" w:lastColumn="0" w:noHBand="0" w:noVBand="0" w:val="0020"/>
+        <w:jc w:val="start"/>
         <w:tblLayout w:type="fixed"/>
-        <w:tblLook w:firstRow="1" w:lastRow="0" w:firstColumn="0" w:lastColumn="0" w:noHBand="0" w:noVBand="0" w:val="0020"/>
       </w:tblPr>
       <w:tblGrid>
         <w:gridCol w:w="4068"/>
@@ -4628,7 +4698,7 @@
       <w:tr>
         <w:trPr>
           <w:cantSplit/>
-          <w:tblHeader w:val="on"/>
+          <w:tblHeader w:val="true"/>
         </w:trPr>
         <w:tc>
           <w:tcPr/>
@@ -4831,33 +4901,33 @@
             </w:r>
             <w:r>
               <w:rPr>
+                <w:bCs/>
                 <w:b/>
+              </w:rPr>
+              <w:t xml:space="preserve">both</w:t>
+            </w:r>
+            <w:r>
+              <w:t xml:space="preserve"> </w:t>
+            </w:r>
+            <w:r>
+              <w:rPr>
+                <w:rStyle w:val="VerbatimChar"/>
+              </w:rPr>
+              <w:t xml:space="preserve">Task.focus</w:t>
+            </w:r>
+            <w:r>
+              <w:t xml:space="preserve"> </w:t>
+            </w:r>
+            <w:r>
+              <w:t xml:space="preserve">(Questionnaire/X or ServiceRequest/X – the provider UI uses this for rendering)</w:t>
+            </w:r>
+            <w:r>
+              <w:t xml:space="preserve"> </w:t>
+            </w:r>
+            <w:r>
+              <w:rPr>
                 <w:bCs/>
-              </w:rPr>
-              <w:t xml:space="preserve">both</w:t>
-            </w:r>
-            <w:r>
-              <w:t xml:space="preserve"> </w:t>
-            </w:r>
-            <w:r>
-              <w:rPr>
-                <w:rStyle w:val="VerbatimChar"/>
-              </w:rPr>
-              <w:t xml:space="preserve">Task.focus</w:t>
-            </w:r>
-            <w:r>
-              <w:t xml:space="preserve"> </w:t>
-            </w:r>
-            <w:r>
-              <w:t xml:space="preserve">(Questionnaire/X or ServiceRequest/X – the provider UI uses this for rendering)</w:t>
-            </w:r>
-            <w:r>
-              <w:t xml:space="preserve"> </w:t>
-            </w:r>
-            <w:r>
-              <w:rPr>
                 <w:b/>
-                <w:bCs/>
               </w:rPr>
               <w:t xml:space="preserve">and</w:t>
             </w:r>
@@ -5023,32 +5093,32 @@
       </w:pPr>
       <w:r>
         <w:rPr>
+          <w:iCs/>
           <w:i/>
-          <w:iCs/>
         </w:rPr>
         <w:t xml:space="preserve">Scheduling integration (appointments generated from intake answers, or intake gated on a scheduled visit) is covered in the</w:t>
       </w:r>
       <w:r>
         <w:rPr>
+          <w:iCs/>
           <w:i/>
-          <w:iCs/>
         </w:rPr>
         <w:t xml:space="preserve"> </w:t>
       </w:r>
-      <w:hyperlink r:id="rId29">
+      <w:hyperlink r:id="rId40">
         <w:r>
           <w:rPr>
             <w:rStyle w:val="Hyperlink"/>
+            <w:iCs/>
             <w:i/>
-            <w:iCs/>
           </w:rPr>
           <w:t xml:space="preserve">Scheduling Decision Guide</w:t>
         </w:r>
       </w:hyperlink>
       <w:r>
         <w:rPr>
+          <w:iCs/>
           <w:i/>
-          <w:iCs/>
         </w:rPr>
         <w:t xml:space="preserve">. From the intake side, link the resulting appointment or visit back to the intake artifacts that originated it.</w:t>
       </w:r>
@@ -5060,8 +5130,8 @@
         </w:pict>
       </w:r>
     </w:p>
-    <w:bookmarkEnd w:id="30"/>
-    <w:bookmarkStart w:id="31" w:name="lifecycle-intake-complete"/>
+    <w:bookmarkEnd w:id="41"/>
+    <w:bookmarkStart w:id="42" w:name="lifecycle-intake-complete"/>
     <w:p>
       <w:pPr>
         <w:pStyle w:val="Heading4"/>
@@ -5073,7 +5143,13 @@
         <w:t xml:space="preserve"> </w:t>
       </w:r>
       <w:r>
-        <w:t xml:space="preserve">“Intake Complete”</w:t>
+        <w:t xml:space="preserve">“</w:t>
+      </w:r>
+      <w:r>
+        <w:t xml:space="preserve">Intake Complete</w:t>
+      </w:r>
+      <w:r>
+        <w:t xml:space="preserve">”</w:t>
       </w:r>
     </w:p>
     <w:p>
@@ -5087,7 +5163,13 @@
         <w:t xml:space="preserve"> </w:t>
       </w:r>
       <w:r>
-        <w:t xml:space="preserve">“intake is done”</w:t>
+        <w:t xml:space="preserve">“</w:t>
+      </w:r>
+      <w:r>
+        <w:t xml:space="preserve">intake is done</w:t>
+      </w:r>
+      <w:r>
+        <w:t xml:space="preserve">”</w:t>
       </w:r>
       <w:r>
         <w:t xml:space="preserve"> </w:t>
@@ -5102,19 +5184,19 @@
       </w:pPr>
       <w:r>
         <w:rPr>
+          <w:bCs/>
           <w:b/>
-          <w:bCs/>
         </w:rPr>
         <w:t xml:space="preserve">Questions:</w:t>
       </w:r>
     </w:p>
     <w:p>
       <w:pPr>
-        <w:pStyle w:val="Compact"/>
         <w:numPr>
           <w:ilvl w:val="0"/>
           <w:numId w:val="1013"/>
         </w:numPr>
+        <w:pStyle w:val="Compact"/>
       </w:pPr>
       <w:r>
         <w:t xml:space="preserve">Is</w:t>
@@ -5123,7 +5205,13 @@
         <w:t xml:space="preserve"> </w:t>
       </w:r>
       <w:r>
-        <w:t xml:space="preserve">“intake complete”</w:t>
+        <w:t xml:space="preserve">“</w:t>
+      </w:r>
+      <w:r>
+        <w:t xml:space="preserve">intake complete</w:t>
+      </w:r>
+      <w:r>
+        <w:t xml:space="preserve">”</w:t>
       </w:r>
       <w:r>
         <w:t xml:space="preserve"> </w:t>
@@ -5134,11 +5222,11 @@
     </w:p>
     <w:p>
       <w:pPr>
-        <w:pStyle w:val="Compact"/>
         <w:numPr>
           <w:ilvl w:val="0"/>
           <w:numId w:val="1013"/>
         </w:numPr>
+        <w:pStyle w:val="Compact"/>
       </w:pPr>
       <w:r>
         <w:t xml:space="preserve">Which downstream workflows are gated on intake completion (scheduling, clinical, billing)?</w:t>
@@ -5146,11 +5234,11 @@
     </w:p>
     <w:p>
       <w:pPr>
-        <w:pStyle w:val="Compact"/>
         <w:numPr>
           <w:ilvl w:val="0"/>
           <w:numId w:val="1013"/>
         </w:numPr>
+        <w:pStyle w:val="Compact"/>
       </w:pPr>
       <w:r>
         <w:t xml:space="preserve">For incomplete intake (patient bailed mid-form, required field missing), how is that surfaced and worked?</w:t>
@@ -5158,11 +5246,11 @@
     </w:p>
     <w:p>
       <w:pPr>
-        <w:pStyle w:val="Compact"/>
         <w:numPr>
           <w:ilvl w:val="0"/>
           <w:numId w:val="1013"/>
         </w:numPr>
+        <w:pStyle w:val="Compact"/>
       </w:pPr>
       <w:r>
         <w:t xml:space="preserve">Are partial / draft intakes a supported state, or only completed submissions?</w:t>
@@ -5172,8 +5260,9 @@
       <w:tblPr>
         <w:tblStyle w:val="Table"/>
         <w:tblW w:w="9360" w:type="dxa"/>
+        <w:tblLook w:firstRow="1" w:lastRow="0" w:firstColumn="0" w:lastColumn="0" w:noHBand="0" w:noVBand="0" w:val="0020"/>
+        <w:jc w:val="start"/>
         <w:tblLayout w:type="fixed"/>
-        <w:tblLook w:firstRow="1" w:lastRow="0" w:firstColumn="0" w:lastColumn="0" w:noHBand="0" w:noVBand="0" w:val="0020"/>
       </w:tblPr>
       <w:tblGrid>
         <w:gridCol w:w="3289"/>
@@ -5182,7 +5271,7 @@
       <w:tr>
         <w:trPr>
           <w:cantSplit/>
-          <w:tblHeader w:val="on"/>
+          <w:tblHeader w:val="true"/>
         </w:trPr>
         <w:tc>
           <w:tcPr/>
@@ -5416,10 +5505,10 @@
         </w:tc>
       </w:tr>
     </w:tbl>
-    <w:bookmarkEnd w:id="31"/>
-    <w:bookmarkEnd w:id="32"/>
-    <w:bookmarkEnd w:id="33"/>
-    <w:bookmarkEnd w:id="34"/>
+    <w:bookmarkEnd w:id="42"/>
+    <w:bookmarkEnd w:id="43"/>
+    <w:bookmarkEnd w:id="44"/>
+    <w:bookmarkEnd w:id="45"/>
     <w:p/>
     <w:sectPr>
       <w:pgSz w:h="15840" w:w="12240"/>
@@ -5458,14 +5547,14 @@
 <file path=word/numbering.xml><?xml version="1.0" encoding="utf-8"?>
 <w:numbering xmlns:w="http://schemas.openxmlformats.org/wordprocessingml/2006/main">
   <w:abstractNum w:abstractNumId="990">
-    <w:nsid w:val="0000A990"/>
+    <w:nsid w:val="A990"/>
     <w:multiLevelType w:val="multilevel"/>
     <w:lvl w:ilvl="0">
       <w:numFmt w:val="bullet"/>
       <w:lvlText w:val=" "/>
       <w:lvlJc w:val="left"/>
       <w:pPr>
-        <w:ind w:left="720" w:hanging="360"/>
+        <w:ind w:left="720" w:hanging="480"/>
       </w:pPr>
     </w:lvl>
     <w:lvl w:ilvl="1">
@@ -5473,7 +5562,7 @@
       <w:lvlText w:val=" "/>
       <w:lvlJc w:val="left"/>
       <w:pPr>
-        <w:ind w:left="1440" w:hanging="360"/>
+        <w:ind w:left="1440" w:hanging="480"/>
       </w:pPr>
     </w:lvl>
     <w:lvl w:ilvl="2">
@@ -5481,7 +5570,7 @@
       <w:lvlText w:val=" "/>
       <w:lvlJc w:val="left"/>
       <w:pPr>
-        <w:ind w:left="2160" w:hanging="360"/>
+        <w:ind w:left="2160" w:hanging="480"/>
       </w:pPr>
     </w:lvl>
     <w:lvl w:ilvl="3">
@@ -5489,7 +5578,7 @@
       <w:lvlText w:val=" "/>
       <w:lvlJc w:val="left"/>
       <w:pPr>
-        <w:ind w:left="2880" w:hanging="360"/>
+        <w:ind w:left="2880" w:hanging="480"/>
       </w:pPr>
     </w:lvl>
     <w:lvl w:ilvl="4">
@@ -5497,7 +5586,7 @@
       <w:lvlText w:val=" "/>
       <w:lvlJc w:val="left"/>
       <w:pPr>
-        <w:ind w:left="3600" w:hanging="360"/>
+        <w:ind w:left="3600" w:hanging="480"/>
       </w:pPr>
     </w:lvl>
     <w:lvl w:ilvl="5">
@@ -5505,7 +5594,7 @@
       <w:lvlText w:val=" "/>
       <w:lvlJc w:val="left"/>
       <w:pPr>
-        <w:ind w:left="4320" w:hanging="360"/>
+        <w:ind w:left="4320" w:hanging="480"/>
       </w:pPr>
     </w:lvl>
     <w:lvl w:ilvl="6">
@@ -5513,7 +5602,7 @@
       <w:lvlText w:val=" "/>
       <w:lvlJc w:val="left"/>
       <w:pPr>
-        <w:ind w:left="5040" w:hanging="360"/>
+        <w:ind w:left="5040" w:hanging="480"/>
       </w:pPr>
     </w:lvl>
     <w:lvl w:ilvl="7">
@@ -5521,7 +5610,7 @@
       <w:lvlText w:val=" "/>
       <w:lvlJc w:val="left"/>
       <w:pPr>
-        <w:ind w:left="5760" w:hanging="360"/>
+        <w:ind w:left="5760" w:hanging="480"/>
       </w:pPr>
     </w:lvl>
     <w:lvl w:ilvl="8">
@@ -5529,111 +5618,84 @@
       <w:lvlText w:val=" "/>
       <w:lvlJc w:val="left"/>
       <w:pPr>
-        <w:ind w:left="6480" w:hanging="360"/>
+        <w:ind w:left="6480" w:hanging="480"/>
       </w:pPr>
     </w:lvl>
   </w:abstractNum>
   <w:abstractNum w:abstractNumId="991">
-    <w:nsid w:val="0000A991"/>
+    <w:nsid w:val="A991"/>
     <w:multiLevelType w:val="multilevel"/>
     <w:lvl w:ilvl="0">
       <w:numFmt w:val="bullet"/>
-      <w:lvlText w:val=""/>
+      <w:lvlText w:val="•"/>
       <w:lvlJc w:val="left"/>
       <w:pPr>
-        <w:ind w:left="720" w:hanging="360"/>
-      </w:pPr>
-      <w:rPr>
-        <w:rFonts w:ascii="Symbol" w:hAnsi="Symbol" w:cs="Symbol" w:hint="default"/>
-      </w:rPr>
+        <w:ind w:left="720" w:hanging="480"/>
+      </w:pPr>
     </w:lvl>
     <w:lvl w:ilvl="1">
       <w:numFmt w:val="bullet"/>
-      <w:lvlText w:val="o"/>
+      <w:lvlText w:val="–"/>
       <w:lvlJc w:val="left"/>
       <w:pPr>
-        <w:ind w:left="1440" w:hanging="360"/>
-      </w:pPr>
-      <w:rPr>
-        <w:rFonts w:ascii="Courier New" w:hAnsi="Courier New" w:cs="Courier New" w:hint="default"/>
-      </w:rPr>
+        <w:ind w:left="1440" w:hanging="480"/>
+      </w:pPr>
     </w:lvl>
     <w:lvl w:ilvl="2">
       <w:numFmt w:val="bullet"/>
-      <w:lvlText w:val=""/>
+      <w:lvlText w:val="•"/>
       <w:lvlJc w:val="left"/>
       <w:pPr>
-        <w:ind w:left="2160" w:hanging="360"/>
-      </w:pPr>
-      <w:rPr>
-        <w:rFonts w:ascii="Wingdings" w:hAnsi="Wingdings" w:cs="Wingdings" w:hint="default"/>
-      </w:rPr>
+        <w:ind w:left="2160" w:hanging="480"/>
+      </w:pPr>
     </w:lvl>
     <w:lvl w:ilvl="3">
       <w:numFmt w:val="bullet"/>
-      <w:lvlText w:val=""/>
+      <w:lvlText w:val="–"/>
       <w:lvlJc w:val="left"/>
       <w:pPr>
-        <w:ind w:left="2880" w:hanging="360"/>
-      </w:pPr>
-      <w:rPr>
-        <w:rFonts w:ascii="Symbol" w:hAnsi="Symbol" w:cs="Symbol" w:hint="default"/>
-      </w:rPr>
+        <w:ind w:left="2880" w:hanging="480"/>
+      </w:pPr>
     </w:lvl>
     <w:lvl w:ilvl="4">
       <w:numFmt w:val="bullet"/>
-      <w:lvlText w:val="o"/>
+      <w:lvlText w:val="•"/>
       <w:lvlJc w:val="left"/>
       <w:pPr>
-        <w:ind w:left="3600" w:hanging="360"/>
-      </w:pPr>
-      <w:rPr>
-        <w:rFonts w:ascii="Courier New" w:hAnsi="Courier New" w:cs="Courier New" w:hint="default"/>
-      </w:rPr>
+        <w:ind w:left="3600" w:hanging="480"/>
+      </w:pPr>
     </w:lvl>
     <w:lvl w:ilvl="5">
       <w:numFmt w:val="bullet"/>
-      <w:lvlText w:val=""/>
+      <w:lvlText w:val="–"/>
       <w:lvlJc w:val="left"/>
       <w:pPr>
-        <w:ind w:left="4320" w:hanging="360"/>
-      </w:pPr>
-      <w:rPr>
-        <w:rFonts w:ascii="Wingdings" w:hAnsi="Wingdings" w:cs="Wingdings" w:hint="default"/>
-      </w:rPr>
+        <w:ind w:left="4320" w:hanging="480"/>
+      </w:pPr>
     </w:lvl>
     <w:lvl w:ilvl="6">
       <w:numFmt w:val="bullet"/>
-      <w:lvlText w:val=""/>
+      <w:lvlText w:val="•"/>
       <w:lvlJc w:val="left"/>
       <w:pPr>
-        <w:ind w:left="5040" w:hanging="360"/>
-      </w:pPr>
-      <w:rPr>
-        <w:rFonts w:ascii="Symbol" w:hAnsi="Symbol" w:cs="Symbol" w:hint="default"/>
-      </w:rPr>
+        <w:ind w:left="5040" w:hanging="480"/>
+      </w:pPr>
     </w:lvl>
     <w:lvl w:ilvl="7">
       <w:numFmt w:val="bullet"/>
-      <w:lvlText w:val="o"/>
+      <w:lvlText w:val="–"/>
       <w:lvlJc w:val="left"/>
       <w:pPr>
-        <w:ind w:left="5760" w:hanging="360"/>
-      </w:pPr>
-      <w:rPr>
-        <w:rFonts w:ascii="Courier New" w:hAnsi="Courier New" w:cs="Courier New" w:hint="default"/>
-      </w:rPr>
+        <w:ind w:left="5760" w:hanging="480"/>
+      </w:pPr>
     </w:lvl>
     <w:lvl w:ilvl="8">
       <w:numFmt w:val="bullet"/>
-      <w:lvlText w:val=""/>
+      <w:lvlText w:val="•"/>
       <w:lvlJc w:val="left"/>
       <w:pPr>
-        <w:ind w:left="6480" w:hanging="360"/>
-      </w:pPr>
-      <w:rPr>
-        <w:rFonts w:ascii="Wingdings" w:hAnsi="Wingdings" w:cs="Wingdings" w:hint="default"/>
-      </w:rPr>
+        <w:ind w:left="6480" w:hanging="480"/>
+      </w:pPr>
     </w:lvl>
   </w:abstractNum>
   <w:num w:numId="1000">
@@ -6357,8 +6419,8 @@
     <w:name w:val="KeywordTok"/>
     <w:basedOn w:val="VerbatimChar"/>
     <w:rPr>
+      <w:color w:val="007020"/>
       <w:b/>
-      <w:color w:val="007020"/>
     </w:rPr>
   </w:style>
   <w:style w:type="character" w:customStyle="1" w:styleId="DataTypeTok">
@@ -6435,42 +6497,42 @@
     <w:name w:val="ImportTok"/>
     <w:basedOn w:val="VerbatimChar"/>
     <w:rPr>
+      <w:color w:val="008000"/>
       <w:b/>
-      <w:color w:val="008000"/>
     </w:rPr>
   </w:style>
   <w:style w:type="character" w:customStyle="1" w:styleId="CommentTok">
     <w:name w:val="CommentTok"/>
     <w:basedOn w:val="VerbatimChar"/>
     <w:rPr>
+      <w:color w:val="60a0b0"/>
       <w:i/>
-      <w:color w:val="60a0b0"/>
     </w:rPr>
   </w:style>
   <w:style w:type="character" w:customStyle="1" w:styleId="DocumentationTok">
     <w:name w:val="DocumentationTok"/>
     <w:basedOn w:val="VerbatimChar"/>
     <w:rPr>
+      <w:color w:val="ba2121"/>
       <w:i/>
-      <w:color w:val="ba2121"/>
     </w:rPr>
   </w:style>
   <w:style w:type="character" w:customStyle="1" w:styleId="AnnotationTok">
     <w:name w:val="AnnotationTok"/>
     <w:basedOn w:val="VerbatimChar"/>
     <w:rPr>
+      <w:color w:val="60a0b0"/>
       <w:b/>
       <w:i/>
-      <w:color w:val="60a0b0"/>
     </w:rPr>
   </w:style>
   <w:style w:type="character" w:customStyle="1" w:styleId="CommentVarTok">
     <w:name w:val="CommentVarTok"/>
     <w:basedOn w:val="VerbatimChar"/>
     <w:rPr>
+      <w:color w:val="60a0b0"/>
       <w:b/>
       <w:i/>
-      <w:color w:val="60a0b0"/>
     </w:rPr>
   </w:style>
   <w:style w:type="character" w:customStyle="1" w:styleId="OtherTok">
@@ -6498,8 +6560,8 @@
     <w:name w:val="ControlFlowTok"/>
     <w:basedOn w:val="VerbatimChar"/>
     <w:rPr>
+      <w:color w:val="007020"/>
       <w:b/>
-      <w:color w:val="007020"/>
     </w:rPr>
   </w:style>
   <w:style w:type="character" w:customStyle="1" w:styleId="OperatorTok">
@@ -6544,34 +6606,34 @@
     <w:name w:val="InformationTok"/>
     <w:basedOn w:val="VerbatimChar"/>
     <w:rPr>
+      <w:color w:val="60a0b0"/>
       <w:b/>
       <w:i/>
-      <w:color w:val="60a0b0"/>
     </w:rPr>
   </w:style>
   <w:style w:type="character" w:customStyle="1" w:styleId="WarningTok">
     <w:name w:val="WarningTok"/>
     <w:basedOn w:val="VerbatimChar"/>
     <w:rPr>
+      <w:color w:val="60a0b0"/>
       <w:b/>
       <w:i/>
-      <w:color w:val="60a0b0"/>
     </w:rPr>
   </w:style>
   <w:style w:type="character" w:customStyle="1" w:styleId="AlertTok">
     <w:name w:val="AlertTok"/>
     <w:basedOn w:val="VerbatimChar"/>
     <w:rPr>
+      <w:color w:val="ff0000"/>
       <w:b/>
-      <w:color w:val="ff0000"/>
     </w:rPr>
   </w:style>
   <w:style w:type="character" w:customStyle="1" w:styleId="ErrorTok">
     <w:name w:val="ErrorTok"/>
     <w:basedOn w:val="VerbatimChar"/>
     <w:rPr>
+      <w:color w:val="ff0000"/>
       <w:b/>
-      <w:color w:val="ff0000"/>
     </w:rPr>
   </w:style>
   <w:style w:type="character" w:customStyle="1" w:styleId="NormalTok">

--- a/packages/docs/static/decision-guides/intake.docx
+++ b/packages/docs/static/decision-guides/intake.docx
@@ -11,18 +11,18 @@
           <wp:inline>
             <wp:extent cx="5943600" cy="1289649"/>
             <wp:effectExtent b="0" l="0" r="0" t="0"/>
-            <wp:docPr descr="Medplum" title="" id="21" name="Picture"/>
+            <wp:docPr descr="Medplum" title="" id="10" name="Picture"/>
             <a:graphic>
               <a:graphicData uri="http://schemas.openxmlformats.org/drawingml/2006/picture">
                 <pic:pic>
                   <pic:nvPicPr>
-                    <pic:cNvPr descr="medplum-wordmark-grape.png" id="22" name="Picture"/>
+                    <pic:cNvPr descr="medplum-wordmark-grape.png" id="11" name="Picture"/>
                     <pic:cNvPicPr>
                       <a:picLocks noChangeArrowheads="1" noChangeAspect="1"/>
                     </pic:cNvPicPr>
                   </pic:nvPicPr>
                   <pic:blipFill>
-                    <a:blip r:embed="rId20"/>
+                    <a:blip r:embed="rId9"/>
                     <a:stretch>
                       <a:fillRect/>
                     </a:stretch>
@@ -49,7 +49,7 @@
         </w:drawing>
       </w:r>
     </w:p>
-    <w:bookmarkStart w:id="45" w:name="intake-registration-decision-guide"/>
+    <w:bookmarkStart w:id="34" w:name="intake-registration-decision-guide"/>
     <w:p>
       <w:pPr>
         <w:pStyle w:val="Heading1"/>
@@ -72,44 +72,51 @@
       </w:pPr>
       <w:r>
         <w:rPr>
+          <w:i/>
           <w:iCs/>
-          <w:i/>
         </w:rPr>
         <w:t xml:space="preserve">Companion to the</w:t>
       </w:r>
       <w:r>
         <w:rPr>
+          <w:i/>
           <w:iCs/>
-          <w:i/>
         </w:rPr>
         <w:t xml:space="preserve"> </w:t>
       </w:r>
-      <w:hyperlink r:id="rId23">
+      <w:hyperlink r:id="rId12">
         <w:r>
           <w:rPr>
             <w:rStyle w:val="Hyperlink"/>
+            <w:i/>
             <w:iCs/>
-            <w:i/>
           </w:rPr>
           <w:t xml:space="preserve">Intake &amp; Registration</w:t>
         </w:r>
       </w:hyperlink>
       <w:r>
         <w:rPr>
+          <w:i/>
           <w:iCs/>
-          <w:i/>
         </w:rPr>
         <w:t xml:space="preserve"> </w:t>
       </w:r>
       <w:r>
         <w:rPr>
+          <w:i/>
           <w:iCs/>
-          <w:i/>
         </w:rPr>
         <w:t xml:space="preserve">docs.</w:t>
       </w:r>
     </w:p>
-    <w:bookmarkStart w:id="24" w:name="section-1-use-case-participants"/>
+    <w:p>
+      <w:r>
+        <w:pict>
+          <v:rect style="width:0;height:1.5pt" o:hralign="center" o:hrstd="t" o:hr="t"/>
+        </w:pict>
+      </w:r>
+    </w:p>
+    <w:bookmarkStart w:id="13" w:name="section-1-use-case-participants"/>
     <w:p>
       <w:pPr>
         <w:pStyle w:val="Heading2"/>
@@ -124,43 +131,43 @@
       </w:pPr>
       <w:r>
         <w:rPr>
+          <w:b/>
           <w:bCs/>
-          <w:b/>
         </w:rPr>
         <w:t xml:space="preserve">1.1 Who completes intake, and in what setting?</w:t>
       </w:r>
     </w:p>
     <w:p>
       <w:pPr>
+        <w:pStyle w:val="Compact"/>
         <w:numPr>
           <w:ilvl w:val="0"/>
           <w:numId w:val="1001"/>
         </w:numPr>
+      </w:pPr>
+      <w:r>
+        <w:t xml:space="preserve">Patient self-service (portal, mobile, kiosk)</w:t>
+      </w:r>
+    </w:p>
+    <w:p>
+      <w:pPr>
         <w:pStyle w:val="Compact"/>
-      </w:pPr>
-      <w:r>
-        <w:t xml:space="preserve">Patient self-service (portal, mobile, kiosk)</w:t>
-      </w:r>
-    </w:p>
-    <w:p>
-      <w:pPr>
         <w:numPr>
           <w:ilvl w:val="0"/>
           <w:numId w:val="1001"/>
         </w:numPr>
+      </w:pPr>
+      <w:r>
+        <w:t xml:space="preserve">Staff-assisted (registration desk, rooming, phone, paper-to-digital)</w:t>
+      </w:r>
+    </w:p>
+    <w:p>
+      <w:pPr>
         <w:pStyle w:val="Compact"/>
-      </w:pPr>
-      <w:r>
-        <w:t xml:space="preserve">Staff-assisted (registration desk, rooming, phone, paper-to-digital)</w:t>
-      </w:r>
-    </w:p>
-    <w:p>
-      <w:pPr>
         <w:numPr>
           <w:ilvl w:val="0"/>
           <w:numId w:val="1001"/>
         </w:numPr>
-        <w:pStyle w:val="Compact"/>
       </w:pPr>
       <w:r>
         <w:t xml:space="preserve">Mixed (patient starts online, staff verifies in person)</w:t>
@@ -172,8 +179,8 @@
       </w:pPr>
       <w:r>
         <w:rPr>
+          <w:i/>
           <w:iCs/>
-          <w:i/>
         </w:rPr>
         <w:t xml:space="preserve">Why: determines the auth model and whether an intake response may exist before the patient record is created (3.1, 3.2).</w:t>
       </w:r>
@@ -184,55 +191,55 @@
       </w:pPr>
       <w:r>
         <w:rPr>
+          <w:b/>
           <w:bCs/>
-          <w:b/>
         </w:rPr>
         <w:t xml:space="preserve">1.2 When does intake happen relative to identity and scheduling?</w:t>
       </w:r>
     </w:p>
     <w:p>
       <w:pPr>
+        <w:pStyle w:val="Compact"/>
         <w:numPr>
           <w:ilvl w:val="0"/>
           <w:numId w:val="1002"/>
         </w:numPr>
+      </w:pPr>
+      <w:r>
+        <w:t xml:space="preserve">Before the patient record exists (greenfield / new patient signup)</w:t>
+      </w:r>
+    </w:p>
+    <w:p>
+      <w:pPr>
         <w:pStyle w:val="Compact"/>
-      </w:pPr>
-      <w:r>
-        <w:t xml:space="preserve">Before the patient record exists (greenfield / new patient signup)</w:t>
-      </w:r>
-    </w:p>
-    <w:p>
-      <w:pPr>
         <w:numPr>
           <w:ilvl w:val="0"/>
           <w:numId w:val="1002"/>
         </w:numPr>
+      </w:pPr>
+      <w:r>
+        <w:t xml:space="preserve">After scheduling, pre-visit (patient exists, no visit yet)</w:t>
+      </w:r>
+    </w:p>
+    <w:p>
+      <w:pPr>
         <w:pStyle w:val="Compact"/>
-      </w:pPr>
-      <w:r>
-        <w:t xml:space="preserve">After scheduling, pre-visit (patient exists, no visit yet)</w:t>
-      </w:r>
-    </w:p>
-    <w:p>
-      <w:pPr>
         <w:numPr>
           <w:ilvl w:val="0"/>
           <w:numId w:val="1002"/>
         </w:numPr>
+      </w:pPr>
+      <w:r>
+        <w:t xml:space="preserve">At check-in or during the visit</w:t>
+      </w:r>
+    </w:p>
+    <w:p>
+      <w:pPr>
         <w:pStyle w:val="Compact"/>
-      </w:pPr>
-      <w:r>
-        <w:t xml:space="preserve">At check-in or during the visit</w:t>
-      </w:r>
-    </w:p>
-    <w:p>
-      <w:pPr>
         <w:numPr>
           <w:ilvl w:val="0"/>
           <w:numId w:val="1002"/>
         </w:numPr>
-        <w:pStyle w:val="Compact"/>
       </w:pPr>
       <w:r>
         <w:t xml:space="preserve">Episodic updates only (existing patient, not tied to a visit)</w:t>
@@ -244,8 +251,8 @@
       </w:pPr>
       <w:r>
         <w:rPr>
+          <w:i/>
           <w:iCs/>
-          <w:i/>
         </w:rPr>
         <w:t xml:space="preserve">Why: drives whether intake creates or updates a patient record, when responses get tied to a patient, and whether intake tasks link to a visit (3.1, 3.8).</w:t>
       </w:r>
@@ -256,55 +263,55 @@
       </w:pPr>
       <w:r>
         <w:rPr>
+          <w:b/>
           <w:bCs/>
-          <w:b/>
         </w:rPr>
         <w:t xml:space="preserve">1.3 How are returning patients and duplicates handled?</w:t>
       </w:r>
     </w:p>
     <w:p>
       <w:pPr>
+        <w:pStyle w:val="Compact"/>
         <w:numPr>
           <w:ilvl w:val="0"/>
           <w:numId w:val="1003"/>
         </w:numPr>
+      </w:pPr>
+      <w:r>
+        <w:t xml:space="preserve">Always create a new patient record on intake (rare; only if you have a separate dedup pipeline downstream)</w:t>
+      </w:r>
+    </w:p>
+    <w:p>
+      <w:pPr>
         <w:pStyle w:val="Compact"/>
-      </w:pPr>
-      <w:r>
-        <w:t xml:space="preserve">Always create a new patient record on intake (rare; only if you have a separate dedup pipeline downstream)</w:t>
-      </w:r>
-    </w:p>
-    <w:p>
-      <w:pPr>
         <w:numPr>
           <w:ilvl w:val="0"/>
           <w:numId w:val="1003"/>
         </w:numPr>
+      </w:pPr>
+      <w:r>
+        <w:t xml:space="preserve">Look up by identifier (e.g. MRN, email, phone) and update if found</w:t>
+      </w:r>
+    </w:p>
+    <w:p>
+      <w:pPr>
         <w:pStyle w:val="Compact"/>
-      </w:pPr>
-      <w:r>
-        <w:t xml:space="preserve">Look up by identifier (e.g. MRN, email, phone) and update if found</w:t>
-      </w:r>
-    </w:p>
-    <w:p>
-      <w:pPr>
         <w:numPr>
           <w:ilvl w:val="0"/>
           <w:numId w:val="1003"/>
         </w:numPr>
+      </w:pPr>
+      <w:r>
+        <w:t xml:space="preserve">Run a demographic candidate search and confirm with staff before merge</w:t>
+      </w:r>
+    </w:p>
+    <w:p>
+      <w:pPr>
         <w:pStyle w:val="Compact"/>
-      </w:pPr>
-      <w:r>
-        <w:t xml:space="preserve">Run a demographic candidate search and confirm with staff before merge</w:t>
-      </w:r>
-    </w:p>
-    <w:p>
-      <w:pPr>
         <w:numPr>
           <w:ilvl w:val="0"/>
           <w:numId w:val="1003"/>
         </w:numPr>
-        <w:pStyle w:val="Compact"/>
       </w:pPr>
       <w:r>
         <w:t xml:space="preserve">Mixed – different rules for patient self-service vs staff-assisted</w:t>
@@ -316,8 +323,8 @@
       </w:pPr>
       <w:r>
         <w:rPr>
+          <w:i/>
           <w:iCs/>
-          <w:i/>
         </w:rPr>
         <w:t xml:space="preserve">Why: drives 3.1 and must align with your org-wide dedup policy.</w:t>
       </w:r>
@@ -328,8 +335,8 @@
       </w:pPr>
       <w:r>
         <w:rPr>
+          <w:b/>
           <w:bCs/>
-          <w:b/>
         </w:rPr>
         <w:t xml:space="preserve">1.4 What consents need to be captured at intake, and are any state- or population-specific?</w:t>
       </w:r>
@@ -340,8 +347,8 @@
       </w:pPr>
       <w:r>
         <w:rPr>
+          <w:i/>
           <w:iCs/>
-          <w:i/>
         </w:rPr>
         <w:t xml:space="preserve">Why: drives 3.6; sensitive categories may constrain what post-intake automation can auto-share or auto-route (3.7).</w:t>
       </w:r>
@@ -352,55 +359,55 @@
       </w:pPr>
       <w:r>
         <w:rPr>
+          <w:b/>
           <w:bCs/>
-          <w:b/>
         </w:rPr>
         <w:t xml:space="preserve">1.5 What other systems must intake feed or read from?</w:t>
       </w:r>
     </w:p>
     <w:p>
       <w:pPr>
+        <w:pStyle w:val="Compact"/>
         <w:numPr>
           <w:ilvl w:val="0"/>
           <w:numId w:val="1004"/>
         </w:numPr>
+      </w:pPr>
+      <w:r>
+        <w:t xml:space="preserve">Eligibility / insurance verification (e.g. Stedi, clearinghouse 270/271)</w:t>
+      </w:r>
+    </w:p>
+    <w:p>
+      <w:pPr>
         <w:pStyle w:val="Compact"/>
-      </w:pPr>
-      <w:r>
-        <w:t xml:space="preserve">Eligibility / insurance verification (e.g. Stedi, clearinghouse 270/271)</w:t>
-      </w:r>
-    </w:p>
-    <w:p>
-      <w:pPr>
         <w:numPr>
           <w:ilvl w:val="0"/>
           <w:numId w:val="1004"/>
         </w:numPr>
+      </w:pPr>
+      <w:r>
+        <w:t xml:space="preserve">Practice management or legacy EHR (write-back of demographics or coverage)</w:t>
+      </w:r>
+    </w:p>
+    <w:p>
+      <w:pPr>
         <w:pStyle w:val="Compact"/>
-      </w:pPr>
-      <w:r>
-        <w:t xml:space="preserve">Practice management or legacy EHR (write-back of demographics or coverage)</w:t>
-      </w:r>
-    </w:p>
-    <w:p>
-      <w:pPr>
         <w:numPr>
           <w:ilvl w:val="0"/>
           <w:numId w:val="1004"/>
         </w:numPr>
+      </w:pPr>
+      <w:r>
+        <w:t xml:space="preserve">Prefill sources (Patient Access API, Payer-to-Payer API, partner EHR, HIE/TEFCA) — see 3.3</w:t>
+      </w:r>
+    </w:p>
+    <w:p>
+      <w:pPr>
         <w:pStyle w:val="Compact"/>
-      </w:pPr>
-      <w:r>
-        <w:t xml:space="preserve">Prefill sources (Patient Access API, Payer-to-Payer API, partner EHR, HIE/TEFCA) — see 3.3</w:t>
-      </w:r>
-    </w:p>
-    <w:p>
-      <w:pPr>
         <w:numPr>
           <w:ilvl w:val="0"/>
           <w:numId w:val="1004"/>
         </w:numPr>
-        <w:pStyle w:val="Compact"/>
       </w:pPr>
       <w:r>
         <w:t xml:space="preserve">Referrals (intake initiated by an inbound referral – see the Referrals guide)</w:t>
@@ -412,8 +419,8 @@
       </w:pPr>
       <w:r>
         <w:rPr>
+          <w:i/>
           <w:iCs/>
-          <w:i/>
         </w:rPr>
         <w:t xml:space="preserve">Why: surfaces integration boundaries that affect prefill (3.3), post-intake automation (3.7), and which actions live inside one intake workflow vs separate workflows.</w:t>
       </w:r>
@@ -425,8 +432,8 @@
         </w:pict>
       </w:r>
     </w:p>
-    <w:bookmarkEnd w:id="24"/>
-    <w:bookmarkStart w:id="25" w:name="section-2-feature-scoping"/>
+    <w:bookmarkEnd w:id="13"/>
+    <w:bookmarkStart w:id="14" w:name="section-2-feature-scoping"/>
     <w:p>
       <w:pPr>
         <w:pStyle w:val="Heading2"/>
@@ -441,8 +448,8 @@
       </w:pPr>
       <w:r>
         <w:rPr>
+          <w:i/>
           <w:iCs/>
-          <w:i/>
         </w:rPr>
         <w:t xml:space="preserve">Go through each row together. For each cell under Yes / No / Nice-to-have / Not sure, mark the customer’s answer. The</w:t>
       </w:r>
@@ -451,8 +458,8 @@
       </w:r>
       <w:r>
         <w:rPr>
+          <w:b/>
           <w:bCs/>
-          <w:b/>
         </w:rPr>
         <w:t xml:space="preserve">Deep dive</w:t>
       </w:r>
@@ -461,8 +468,8 @@
       </w:r>
       <w:r>
         <w:rPr>
+          <w:i/>
           <w:iCs/>
-          <w:i/>
         </w:rPr>
         <w:t xml:space="preserve">column points to the Section 3 subsection that covers each feature.</w:t>
       </w:r>
@@ -471,9 +478,8 @@
       <w:tblPr>
         <w:tblStyle w:val="Table"/>
         <w:tblW w:w="9360" w:type="dxa"/>
+        <w:tblLayout w:type="fixed"/>
         <w:tblLook w:firstRow="1" w:lastRow="0" w:firstColumn="0" w:lastColumn="0" w:noHBand="0" w:noVBand="0" w:val="0020"/>
-        <w:jc w:val="start"/>
-        <w:tblLayout w:type="fixed"/>
       </w:tblPr>
       <w:tblGrid>
         <w:gridCol w:w="600"/>
@@ -487,7 +493,7 @@
       <w:tr>
         <w:trPr>
           <w:cantSplit/>
-          <w:tblHeader w:val="true"/>
+          <w:tblHeader w:val="on"/>
         </w:trPr>
         <w:tc>
           <w:tcPr/>
@@ -1334,13 +1340,7 @@
               <w:t xml:space="preserve"> </w:t>
             </w:r>
             <w:r>
-              <w:t xml:space="preserve">“</w:t>
-            </w:r>
-            <w:r>
-              <w:t xml:space="preserve">intake complete</w:t>
-            </w:r>
-            <w:r>
-              <w:t xml:space="preserve">”</w:t>
+              <w:t xml:space="preserve">“intake complete”</w:t>
             </w:r>
             <w:r>
               <w:t xml:space="preserve"> </w:t>
@@ -1403,8 +1403,8 @@
         </w:pict>
       </w:r>
     </w:p>
-    <w:bookmarkEnd w:id="25"/>
-    <w:bookmarkStart w:id="44" w:name="section-3-feature-deep-dives"/>
+    <w:bookmarkEnd w:id="14"/>
+    <w:bookmarkStart w:id="33" w:name="section-3-feature-deep-dives"/>
     <w:p>
       <w:pPr>
         <w:pStyle w:val="Heading2"/>
@@ -1419,8 +1419,8 @@
       </w:pPr>
       <w:r>
         <w:rPr>
+          <w:i/>
           <w:iCs/>
-          <w:i/>
         </w:rPr>
         <w:t xml:space="preserve">Cover each feature flagged Yes or Nice-to-have in Section 2. The goal is to land on a clear recommended approach by the end of each section.</w:t>
       </w:r>
@@ -1437,9 +1437,8 @@
       <w:tblPr>
         <w:tblStyle w:val="Table"/>
         <w:tblW w:w="9360" w:type="dxa"/>
+        <w:tblLayout w:type="fixed"/>
         <w:tblLook w:firstRow="1" w:lastRow="0" w:firstColumn="0" w:lastColumn="0" w:noHBand="0" w:noVBand="0" w:val="0020"/>
-        <w:jc w:val="start"/>
-        <w:tblLayout w:type="fixed"/>
       </w:tblPr>
       <w:tblGrid>
         <w:gridCol w:w="2684"/>
@@ -1449,7 +1448,7 @@
       <w:tr>
         <w:trPr>
           <w:cantSplit/>
-          <w:tblHeader w:val="true"/>
+          <w:tblHeader w:val="on"/>
         </w:trPr>
         <w:tc>
           <w:tcPr/>
@@ -1501,8 +1500,8 @@
             </w:pPr>
             <w:r>
               <w:rPr>
+                <w:b/>
                 <w:bCs/>
-                <w:b/>
               </w:rPr>
               <w:t xml:space="preserve">Capture</w:t>
             </w:r>
@@ -1546,8 +1545,8 @@
             </w:pPr>
             <w:r>
               <w:rPr>
+                <w:b/>
                 <w:bCs/>
-                <w:b/>
               </w:rPr>
               <w:t xml:space="preserve">Coverage &amp; Consent</w:t>
             </w:r>
@@ -1591,8 +1590,8 @@
             </w:pPr>
             <w:r>
               <w:rPr>
+                <w:b/>
                 <w:bCs/>
-                <w:b/>
               </w:rPr>
               <w:t xml:space="preserve">After Submission</w:t>
             </w:r>
@@ -1631,7 +1630,7 @@
         </w:pict>
       </w:r>
     </w:p>
-    <w:bookmarkStart w:id="32" w:name="capture"/>
+    <w:bookmarkStart w:id="21" w:name="capture"/>
     <w:p>
       <w:pPr>
         <w:pStyle w:val="Heading3"/>
@@ -1640,7 +1639,7 @@
         <w:t xml:space="preserve">Capture</w:t>
       </w:r>
     </w:p>
-    <w:bookmarkStart w:id="27" w:name="patient-identity-at-intake"/>
+    <w:bookmarkStart w:id="16" w:name="patient-identity-at-intake"/>
     <w:p>
       <w:pPr>
         <w:pStyle w:val="Heading4"/>
@@ -1659,7 +1658,7 @@
       <w:r>
         <w:t xml:space="preserve"> </w:t>
       </w:r>
-      <w:hyperlink r:id="rId26">
+      <w:hyperlink r:id="rId15">
         <w:r>
           <w:rPr>
             <w:rStyle w:val="Hyperlink"/>
@@ -1692,55 +1691,55 @@
       </w:pPr>
       <w:r>
         <w:rPr>
+          <w:b/>
           <w:bCs/>
-          <w:b/>
         </w:rPr>
         <w:t xml:space="preserve">Questions:</w:t>
       </w:r>
     </w:p>
     <w:p>
       <w:pPr>
+        <w:pStyle w:val="Compact"/>
         <w:numPr>
           <w:ilvl w:val="0"/>
           <w:numId w:val="1005"/>
         </w:numPr>
+      </w:pPr>
+      <w:r>
+        <w:t xml:space="preserve">Does the patient record exist before intake is filled out, after, or sometimes either?</w:t>
+      </w:r>
+    </w:p>
+    <w:p>
+      <w:pPr>
         <w:pStyle w:val="Compact"/>
-      </w:pPr>
-      <w:r>
-        <w:t xml:space="preserve">Does the patient record exist before intake is filled out, after, or sometimes either?</w:t>
-      </w:r>
-    </w:p>
-    <w:p>
-      <w:pPr>
         <w:numPr>
           <w:ilvl w:val="0"/>
           <w:numId w:val="1005"/>
         </w:numPr>
+      </w:pPr>
+      <w:r>
+        <w:t xml:space="preserve">Do you run an identifier lookup, a demographic match search, both, or neither before creating a new patient record?</w:t>
+      </w:r>
+    </w:p>
+    <w:p>
+      <w:pPr>
         <w:pStyle w:val="Compact"/>
-      </w:pPr>
-      <w:r>
-        <w:t xml:space="preserve">Do you run an identifier lookup, a demographic match search, both, or neither before creating a new patient record?</w:t>
-      </w:r>
-    </w:p>
-    <w:p>
-      <w:pPr>
         <w:numPr>
           <w:ilvl w:val="0"/>
           <w:numId w:val="1005"/>
         </w:numPr>
+      </w:pPr>
+      <w:r>
+        <w:t xml:space="preserve">When a match is ambiguous, does the intake response stay unlinked until a human confirms, or does the system pick the best candidate automatically?</w:t>
+      </w:r>
+    </w:p>
+    <w:p>
+      <w:pPr>
         <w:pStyle w:val="Compact"/>
-      </w:pPr>
-      <w:r>
-        <w:t xml:space="preserve">When a match is ambiguous, does the intake response stay unlinked until a human confirms, or does the system pick the best candidate automatically?</w:t>
-      </w:r>
-    </w:p>
-    <w:p>
-      <w:pPr>
         <w:numPr>
           <w:ilvl w:val="0"/>
           <w:numId w:val="1005"/>
         </w:numPr>
-        <w:pStyle w:val="Compact"/>
       </w:pPr>
       <w:r>
         <w:t xml:space="preserve">For self-service flows, can a patient submit intake before authenticating, and how is that response later associated with an account?</w:t>
@@ -1750,9 +1749,8 @@
       <w:tblPr>
         <w:tblStyle w:val="Table"/>
         <w:tblW w:w="9360" w:type="dxa"/>
+        <w:tblLayout w:type="fixed"/>
         <w:tblLook w:firstRow="1" w:lastRow="0" w:firstColumn="0" w:lastColumn="0" w:noHBand="0" w:noVBand="0" w:val="0020"/>
-        <w:jc w:val="start"/>
-        <w:tblLayout w:type="fixed"/>
       </w:tblPr>
       <w:tblGrid>
         <w:gridCol w:w="4165"/>
@@ -1761,7 +1759,7 @@
       <w:tr>
         <w:trPr>
           <w:cantSplit/>
-          <w:tblHeader w:val="true"/>
+          <w:tblHeader w:val="on"/>
         </w:trPr>
         <w:tc>
           <w:tcPr/>
@@ -1966,8 +1964,8 @@
         </w:pict>
       </w:r>
     </w:p>
-    <w:bookmarkEnd w:id="27"/>
-    <w:bookmarkStart w:id="28" w:name="form-library-capture-flow"/>
+    <w:bookmarkEnd w:id="16"/>
+    <w:bookmarkStart w:id="17" w:name="form-library-capture-flow"/>
     <w:p>
       <w:pPr>
         <w:pStyle w:val="Heading4"/>
@@ -1990,43 +1988,43 @@
       </w:pPr>
       <w:r>
         <w:rPr>
+          <w:b/>
           <w:bCs/>
-          <w:b/>
         </w:rPr>
         <w:t xml:space="preserve">Questions:</w:t>
       </w:r>
     </w:p>
     <w:p>
       <w:pPr>
+        <w:pStyle w:val="Compact"/>
         <w:numPr>
           <w:ilvl w:val="0"/>
           <w:numId w:val="1006"/>
         </w:numPr>
+      </w:pPr>
+      <w:r>
+        <w:t xml:space="preserve">One intake form for everyone, or different forms by visit type, program, or language?</w:t>
+      </w:r>
+    </w:p>
+    <w:p>
+      <w:pPr>
         <w:pStyle w:val="Compact"/>
-      </w:pPr>
-      <w:r>
-        <w:t xml:space="preserve">One intake form for everyone, or different forms by visit type, program, or language?</w:t>
-      </w:r>
-    </w:p>
-    <w:p>
-      <w:pPr>
         <w:numPr>
           <w:ilvl w:val="0"/>
           <w:numId w:val="1006"/>
         </w:numPr>
+      </w:pPr>
+      <w:r>
+        <w:t xml:space="preserve">Same form for patient self-service and staff-assisted, or separate forms tuned to each audience?</w:t>
+      </w:r>
+    </w:p>
+    <w:p>
+      <w:pPr>
         <w:pStyle w:val="Compact"/>
-      </w:pPr>
-      <w:r>
-        <w:t xml:space="preserve">Same form for patient self-service and staff-assisted, or separate forms tuned to each audience?</w:t>
-      </w:r>
-    </w:p>
-    <w:p>
-      <w:pPr>
         <w:numPr>
           <w:ilvl w:val="0"/>
           <w:numId w:val="1006"/>
         </w:numPr>
-        <w:pStyle w:val="Compact"/>
       </w:pPr>
       <w:r>
         <w:t xml:space="preserve">If you offer conversational or voice intake, does the transcript land in the same data shape as the form, or in a separate pipeline?</w:t>
@@ -2036,9 +2034,8 @@
       <w:tblPr>
         <w:tblStyle w:val="Table"/>
         <w:tblW w:w="9360" w:type="dxa"/>
+        <w:tblLayout w:type="fixed"/>
         <w:tblLook w:firstRow="1" w:lastRow="0" w:firstColumn="0" w:lastColumn="0" w:noHBand="0" w:noVBand="0" w:val="0020"/>
-        <w:jc w:val="start"/>
-        <w:tblLayout w:type="fixed"/>
       </w:tblPr>
       <w:tblGrid>
         <w:gridCol w:w="4503"/>
@@ -2047,7 +2044,7 @@
       <w:tr>
         <w:trPr>
           <w:cantSplit/>
-          <w:tblHeader w:val="true"/>
+          <w:tblHeader w:val="on"/>
         </w:trPr>
         <w:tc>
           <w:tcPr/>
@@ -2216,13 +2213,7 @@
               <w:t xml:space="preserve"> </w:t>
             </w:r>
             <w:r>
-              <w:t xml:space="preserve">“</w:t>
-            </w:r>
-            <w:r>
-              <w:t xml:space="preserve">completed-by</w:t>
-            </w:r>
-            <w:r>
-              <w:t xml:space="preserve">”</w:t>
+              <w:t xml:space="preserve">“completed-by”</w:t>
             </w:r>
             <w:r>
               <w:t xml:space="preserve"> </w:t>
@@ -2309,8 +2300,8 @@
         </w:pict>
       </w:r>
     </w:p>
-    <w:bookmarkEnd w:id="28"/>
-    <w:bookmarkStart w:id="29" w:name="prefill-reconciliation"/>
+    <w:bookmarkEnd w:id="17"/>
+    <w:bookmarkStart w:id="18" w:name="prefill-reconciliation"/>
     <w:p>
       <w:pPr>
         <w:pStyle w:val="Heading4"/>
@@ -2333,8 +2324,8 @@
       </w:pPr>
       <w:r>
         <w:rPr>
+          <w:b/>
           <w:bCs/>
-          <w:b/>
         </w:rPr>
         <w:t xml:space="preserve">⚠ One-way door:</w:t>
       </w:r>
@@ -2348,13 +2339,7 @@
         <w:t xml:space="preserve"> </w:t>
       </w:r>
       <w:r>
-        <w:t xml:space="preserve">“</w:t>
-      </w:r>
-      <w:r>
-        <w:t xml:space="preserve">patient said X</w:t>
-      </w:r>
-      <w:r>
-        <w:t xml:space="preserve">”</w:t>
+        <w:t xml:space="preserve">“patient said X”</w:t>
       </w:r>
       <w:r>
         <w:t xml:space="preserve"> </w:t>
@@ -2366,13 +2351,7 @@
         <w:t xml:space="preserve"> </w:t>
       </w:r>
       <w:r>
-        <w:t xml:space="preserve">“</w:t>
-      </w:r>
-      <w:r>
-        <w:t xml:space="preserve">source said X</w:t>
-      </w:r>
-      <w:r>
-        <w:t xml:space="preserve">”</w:t>
+        <w:t xml:space="preserve">“source said X”</w:t>
       </w:r>
       <w:r>
         <w:t xml:space="preserve"> </w:t>
@@ -2387,55 +2366,55 @@
       </w:pPr>
       <w:r>
         <w:rPr>
+          <w:b/>
           <w:bCs/>
-          <w:b/>
         </w:rPr>
         <w:t xml:space="preserve">Questions:</w:t>
       </w:r>
     </w:p>
     <w:p>
       <w:pPr>
+        <w:pStyle w:val="Compact"/>
         <w:numPr>
           <w:ilvl w:val="0"/>
           <w:numId w:val="1007"/>
         </w:numPr>
+      </w:pPr>
+      <w:r>
+        <w:t xml:space="preserve">Does the form start blank, prefilled from data you already hold (returning patient, prior visit), or prefilled from an external source?</w:t>
+      </w:r>
+    </w:p>
+    <w:p>
+      <w:pPr>
         <w:pStyle w:val="Compact"/>
-      </w:pPr>
-      <w:r>
-        <w:t xml:space="preserve">Does the form start blank, prefilled from data you already hold (returning patient, prior visit), or prefilled from an external source?</w:t>
-      </w:r>
-    </w:p>
-    <w:p>
-      <w:pPr>
         <w:numPr>
           <w:ilvl w:val="0"/>
           <w:numId w:val="1007"/>
         </w:numPr>
+      </w:pPr>
+      <w:r>
+        <w:t xml:space="preserve">Which external sources are in scope (insurance card OCR, Patient Access API, Payer-to-Payer API, partner EHR, TEFCA/QHIN, state or regional HIE)?</w:t>
+      </w:r>
+    </w:p>
+    <w:p>
+      <w:pPr>
         <w:pStyle w:val="Compact"/>
-      </w:pPr>
-      <w:r>
-        <w:t xml:space="preserve">Which external sources are in scope (insurance card OCR, Patient Access API, Payer-to-Payer API, partner EHR, TEFCA/QHIN, state or regional HIE)?</w:t>
-      </w:r>
-    </w:p>
-    <w:p>
-      <w:pPr>
         <w:numPr>
           <w:ilvl w:val="0"/>
           <w:numId w:val="1007"/>
         </w:numPr>
+      </w:pPr>
+      <w:r>
+        <w:t xml:space="preserve">When prefilled data and patient input disagree, who wins — the source, the patient, or staff?</w:t>
+      </w:r>
+    </w:p>
+    <w:p>
+      <w:pPr>
         <w:pStyle w:val="Compact"/>
-      </w:pPr>
-      <w:r>
-        <w:t xml:space="preserve">When prefilled data and patient input disagree, who wins — the source, the patient, or staff?</w:t>
-      </w:r>
-    </w:p>
-    <w:p>
-      <w:pPr>
         <w:numPr>
           <w:ilvl w:val="0"/>
           <w:numId w:val="1007"/>
         </w:numPr>
-        <w:pStyle w:val="Compact"/>
       </w:pPr>
       <w:r>
         <w:t xml:space="preserve">Does the patient see prefilled values and explicitly confirm, or is prefill silent?</w:t>
@@ -2445,9 +2424,8 @@
       <w:tblPr>
         <w:tblStyle w:val="Table"/>
         <w:tblW w:w="9360" w:type="dxa"/>
+        <w:tblLayout w:type="fixed"/>
         <w:tblLook w:firstRow="1" w:lastRow="0" w:firstColumn="0" w:lastColumn="0" w:noHBand="0" w:noVBand="0" w:val="0020"/>
-        <w:jc w:val="start"/>
-        <w:tblLayout w:type="fixed"/>
       </w:tblPr>
       <w:tblGrid>
         <w:gridCol w:w="4494"/>
@@ -2456,7 +2434,7 @@
       <w:tr>
         <w:trPr>
           <w:cantSplit/>
-          <w:tblHeader w:val="true"/>
+          <w:tblHeader w:val="on"/>
         </w:trPr>
         <w:tc>
           <w:tcPr/>
@@ -2615,13 +2593,7 @@
               <w:t xml:space="preserve"> </w:t>
             </w:r>
             <w:r>
-              <w:t xml:space="preserve">“</w:t>
-            </w:r>
-            <w:r>
-              <w:t xml:space="preserve">show and confirm</w:t>
-            </w:r>
-            <w:r>
-              <w:t xml:space="preserve">”</w:t>
+              <w:t xml:space="preserve">“show and confirm”</w:t>
             </w:r>
             <w:r>
               <w:t xml:space="preserve"> </w:t>
@@ -2640,8 +2612,8 @@
         </w:pict>
       </w:r>
     </w:p>
-    <w:bookmarkEnd w:id="29"/>
-    <w:bookmarkStart w:id="31" w:name="extraction-model-sdc-vs-bot"/>
+    <w:bookmarkEnd w:id="18"/>
+    <w:bookmarkStart w:id="20" w:name="extraction-model-sdc-vs-bot"/>
     <w:p>
       <w:pPr>
         <w:pStyle w:val="Heading4"/>
@@ -2664,8 +2636,8 @@
       </w:pPr>
       <w:r>
         <w:rPr>
+          <w:b/>
           <w:bCs/>
-          <w:b/>
         </w:rPr>
         <w:t xml:space="preserve">⚠ One-way door:</w:t>
       </w:r>
@@ -2682,55 +2654,55 @@
       </w:pPr>
       <w:r>
         <w:rPr>
+          <w:b/>
           <w:bCs/>
-          <w:b/>
         </w:rPr>
         <w:t xml:space="preserve">Questions:</w:t>
       </w:r>
     </w:p>
     <w:p>
       <w:pPr>
+        <w:pStyle w:val="Compact"/>
         <w:numPr>
           <w:ilvl w:val="0"/>
           <w:numId w:val="1008"/>
         </w:numPr>
+      </w:pPr>
+      <w:r>
+        <w:t xml:space="preserve">Does extraction need conditional logic (only create a subscriber/guardian record when the subscriber is not the patient, only create a consent record when the patient agreed)?</w:t>
+      </w:r>
+    </w:p>
+    <w:p>
+      <w:pPr>
         <w:pStyle w:val="Compact"/>
-      </w:pPr>
-      <w:r>
-        <w:t xml:space="preserve">Does extraction need conditional logic (only create a subscriber/guardian record when the subscriber is not the patient, only create a consent record when the patient agreed)?</w:t>
-      </w:r>
-    </w:p>
-    <w:p>
-      <w:pPr>
         <w:numPr>
           <w:ilvl w:val="0"/>
           <w:numId w:val="1008"/>
         </w:numPr>
+      </w:pPr>
+      <w:r>
+        <w:t xml:space="preserve">Does extraction need to call external APIs (eligibility, address validation, geocoding) during processing?</w:t>
+      </w:r>
+    </w:p>
+    <w:p>
+      <w:pPr>
         <w:pStyle w:val="Compact"/>
-      </w:pPr>
-      <w:r>
-        <w:t xml:space="preserve">Does extraction need to call external APIs (eligibility, address validation, geocoding) during processing?</w:t>
-      </w:r>
-    </w:p>
-    <w:p>
-      <w:pPr>
         <w:numPr>
           <w:ilvl w:val="0"/>
           <w:numId w:val="1008"/>
         </w:numPr>
+      </w:pPr>
+      <w:r>
+        <w:t xml:space="preserve">When intake is resubmitted (annual update, correction), what should happen to existing allergies, medications, conditions, and coverage records?</w:t>
+      </w:r>
+    </w:p>
+    <w:p>
+      <w:pPr>
         <w:pStyle w:val="Compact"/>
-      </w:pPr>
-      <w:r>
-        <w:t xml:space="preserve">When intake is resubmitted (annual update, correction), what should happen to existing allergies, medications, conditions, and coverage records?</w:t>
-      </w:r>
-    </w:p>
-    <w:p>
-      <w:pPr>
         <w:numPr>
           <w:ilvl w:val="0"/>
           <w:numId w:val="1008"/>
         </w:numPr>
-        <w:pStyle w:val="Compact"/>
       </w:pPr>
       <w:r>
         <w:t xml:space="preserve">Will non-engineers update the form, and how often?</w:t>
@@ -2740,9 +2712,8 @@
       <w:tblPr>
         <w:tblStyle w:val="Table"/>
         <w:tblW w:w="9360" w:type="dxa"/>
+        <w:tblLayout w:type="fixed"/>
         <w:tblLook w:firstRow="1" w:lastRow="0" w:firstColumn="0" w:lastColumn="0" w:noHBand="0" w:noVBand="0" w:val="0020"/>
-        <w:jc w:val="start"/>
-        <w:tblLayout w:type="fixed"/>
       </w:tblPr>
       <w:tblGrid>
         <w:gridCol w:w="4508"/>
@@ -2751,7 +2722,7 @@
       <w:tr>
         <w:trPr>
           <w:cantSplit/>
-          <w:tblHeader w:val="true"/>
+          <w:tblHeader w:val="on"/>
         </w:trPr>
         <w:tc>
           <w:tcPr/>
@@ -3065,7 +3036,7 @@
             <w:r>
               <w:t xml:space="preserve"> </w:t>
             </w:r>
-            <w:hyperlink r:id="rId30">
+            <w:hyperlink r:id="rId19">
               <w:r>
                 <w:rPr>
                   <w:rStyle w:val="Hyperlink"/>
@@ -3087,9 +3058,9 @@
         </w:pict>
       </w:r>
     </w:p>
-    <w:bookmarkEnd w:id="31"/>
-    <w:bookmarkEnd w:id="32"/>
-    <w:bookmarkStart w:id="36" w:name="coverage-consent"/>
+    <w:bookmarkEnd w:id="20"/>
+    <w:bookmarkEnd w:id="21"/>
+    <w:bookmarkStart w:id="25" w:name="coverage-consent"/>
     <w:p>
       <w:pPr>
         <w:pStyle w:val="Heading3"/>
@@ -3098,7 +3069,7 @@
         <w:t xml:space="preserve">Coverage &amp; Consent</w:t>
       </w:r>
     </w:p>
-    <w:bookmarkStart w:id="34" w:name="coverage-subscriber-relationships"/>
+    <w:bookmarkStart w:id="23" w:name="coverage-subscriber-relationships"/>
     <w:p>
       <w:pPr>
         <w:pStyle w:val="Heading4"/>
@@ -3121,8 +3092,8 @@
       </w:pPr>
       <w:r>
         <w:rPr>
+          <w:b/>
           <w:bCs/>
-          <w:b/>
         </w:rPr>
         <w:t xml:space="preserve">⚠ One-way door:</w:t>
       </w:r>
@@ -3137,8 +3108,8 @@
       </w:r>
       <w:r>
         <w:rPr>
+          <w:b/>
           <w:bCs/>
-          <w:b/>
         </w:rPr>
         <w:t xml:space="preserve">patient’s</w:t>
       </w:r>
@@ -3152,13 +3123,7 @@
         <w:t xml:space="preserve"> </w:t>
       </w:r>
       <w:r>
-        <w:t xml:space="preserve">“</w:t>
-      </w:r>
-      <w:r>
-        <w:t xml:space="preserve">child</w:t>
-      </w:r>
-      <w:r>
-        <w:t xml:space="preserve">”</w:t>
+        <w:t xml:space="preserve">“child”</w:t>
       </w:r>
       <w:r>
         <w:t xml:space="preserve">, the subscriber is</w:t>
@@ -3167,13 +3132,7 @@
         <w:t xml:space="preserve"> </w:t>
       </w:r>
       <w:r>
-        <w:t xml:space="preserve">“</w:t>
-      </w:r>
-      <w:r>
-        <w:t xml:space="preserve">parent</w:t>
-      </w:r>
-      <w:r>
-        <w:t xml:space="preserve">”</w:t>
+        <w:t xml:space="preserve">“parent”</w:t>
       </w:r>
       <w:r>
         <w:t xml:space="preserve">). Encoding this incorrectly is one of the most common intake bugs and is hard to retroactively fix on historical data.</w:t>
@@ -3185,55 +3144,55 @@
       </w:pPr>
       <w:r>
         <w:rPr>
+          <w:b/>
           <w:bCs/>
-          <w:b/>
         </w:rPr>
         <w:t xml:space="preserve">Questions:</w:t>
       </w:r>
     </w:p>
     <w:p>
       <w:pPr>
+        <w:pStyle w:val="Compact"/>
         <w:numPr>
           <w:ilvl w:val="0"/>
           <w:numId w:val="1009"/>
         </w:numPr>
+      </w:pPr>
+      <w:r>
+        <w:t xml:space="preserve">Are multiple coverages (primary / secondary) captured at intake, or only primary?</w:t>
+      </w:r>
+    </w:p>
+    <w:p>
+      <w:pPr>
         <w:pStyle w:val="Compact"/>
-      </w:pPr>
-      <w:r>
-        <w:t xml:space="preserve">Are multiple coverages (primary / secondary) captured at intake, or only primary?</w:t>
-      </w:r>
-    </w:p>
-    <w:p>
-      <w:pPr>
         <w:numPr>
           <w:ilvl w:val="0"/>
           <w:numId w:val="1009"/>
         </w:numPr>
+      </w:pPr>
+      <w:r>
+        <w:t xml:space="preserve">Is the subscriber sometimes someone other than the patient (e.g. a parent’s plan covering a child)?</w:t>
+      </w:r>
+    </w:p>
+    <w:p>
+      <w:pPr>
         <w:pStyle w:val="Compact"/>
-      </w:pPr>
-      <w:r>
-        <w:t xml:space="preserve">Is the subscriber sometimes someone other than the patient (e.g. a parent’s plan covering a child)?</w:t>
-      </w:r>
-    </w:p>
-    <w:p>
-      <w:pPr>
         <w:numPr>
           <w:ilvl w:val="0"/>
           <w:numId w:val="1009"/>
         </w:numPr>
+      </w:pPr>
+      <w:r>
+        <w:t xml:space="preserve">Do you capture insurance card images, and where do they live?</w:t>
+      </w:r>
+    </w:p>
+    <w:p>
+      <w:pPr>
         <w:pStyle w:val="Compact"/>
-      </w:pPr>
-      <w:r>
-        <w:t xml:space="preserve">Do you capture insurance card images, and where do they live?</w:t>
-      </w:r>
-    </w:p>
-    <w:p>
-      <w:pPr>
         <w:numPr>
           <w:ilvl w:val="0"/>
           <w:numId w:val="1009"/>
         </w:numPr>
-        <w:pStyle w:val="Compact"/>
       </w:pPr>
       <w:r>
         <w:t xml:space="preserve">Are payers pre-loaded as a curated directory, or created on demand?</w:t>
@@ -3243,9 +3202,8 @@
       <w:tblPr>
         <w:tblStyle w:val="Table"/>
         <w:tblW w:w="9360" w:type="dxa"/>
+        <w:tblLayout w:type="fixed"/>
         <w:tblLook w:firstRow="1" w:lastRow="0" w:firstColumn="0" w:lastColumn="0" w:noHBand="0" w:noVBand="0" w:val="0020"/>
-        <w:jc w:val="start"/>
-        <w:tblLayout w:type="fixed"/>
       </w:tblPr>
       <w:tblGrid>
         <w:gridCol w:w="3784"/>
@@ -3254,7 +3212,7 @@
       <w:tr>
         <w:trPr>
           <w:cantSplit/>
-          <w:tblHeader w:val="true"/>
+          <w:tblHeader w:val="on"/>
         </w:trPr>
         <w:tc>
           <w:tcPr/>
@@ -3431,8 +3389,8 @@
             </w:r>
             <w:r>
               <w:rPr>
+                <w:b/>
                 <w:bCs/>
-                <w:b/>
               </w:rPr>
               <w:t xml:space="preserve">inversion</w:t>
             </w:r>
@@ -3484,7 +3442,7 @@
             <w:r>
               <w:t xml:space="preserve"> </w:t>
             </w:r>
-            <w:hyperlink r:id="rId30">
+            <w:hyperlink r:id="rId19">
               <w:r>
                 <w:rPr>
                   <w:rStyle w:val="Hyperlink"/>
@@ -3613,7 +3571,7 @@
             <w:r>
               <w:t xml:space="preserve"> </w:t>
             </w:r>
-            <w:hyperlink r:id="rId33">
+            <w:hyperlink r:id="rId22">
               <w:r>
                 <w:rPr>
                   <w:rStyle w:val="Hyperlink"/>
@@ -3672,13 +3630,7 @@
               <w:t xml:space="preserve"> </w:t>
             </w:r>
             <w:r>
-              <w:t xml:space="preserve">“</w:t>
-            </w:r>
-            <w:r>
-              <w:t xml:space="preserve">create if missing</w:t>
-            </w:r>
-            <w:r>
-              <w:t xml:space="preserve">”</w:t>
+              <w:t xml:space="preserve">“create if missing”</w:t>
             </w:r>
             <w:r>
               <w:t xml:space="preserve"> </w:t>
@@ -3697,8 +3649,8 @@
         </w:pict>
       </w:r>
     </w:p>
-    <w:bookmarkEnd w:id="34"/>
-    <w:bookmarkStart w:id="35" w:name="consents"/>
+    <w:bookmarkEnd w:id="23"/>
+    <w:bookmarkStart w:id="24" w:name="consents"/>
     <w:p>
       <w:pPr>
         <w:pStyle w:val="Heading4"/>
@@ -3721,55 +3673,55 @@
       </w:pPr>
       <w:r>
         <w:rPr>
+          <w:b/>
           <w:bCs/>
-          <w:b/>
         </w:rPr>
         <w:t xml:space="preserve">Questions:</w:t>
       </w:r>
     </w:p>
     <w:p>
       <w:pPr>
+        <w:pStyle w:val="Compact"/>
         <w:numPr>
           <w:ilvl w:val="0"/>
           <w:numId w:val="1010"/>
         </w:numPr>
+      </w:pPr>
+      <w:r>
+        <w:t xml:space="preserve">Which consent types are required at first intake vs deferred (HIPAA, treatment, financial, telehealth, research)?</w:t>
+      </w:r>
+    </w:p>
+    <w:p>
+      <w:pPr>
         <w:pStyle w:val="Compact"/>
-      </w:pPr>
-      <w:r>
-        <w:t xml:space="preserve">Which consent types are required at first intake vs deferred (HIPAA, treatment, financial, telehealth, research)?</w:t>
-      </w:r>
-    </w:p>
-    <w:p>
-      <w:pPr>
         <w:numPr>
           <w:ilvl w:val="0"/>
           <w:numId w:val="1010"/>
         </w:numPr>
+      </w:pPr>
+      <w:r>
+        <w:t xml:space="preserve">Are some consents conditional on patient attributes (minor, state of residence, payer)?</w:t>
+      </w:r>
+    </w:p>
+    <w:p>
+      <w:pPr>
         <w:pStyle w:val="Compact"/>
-      </w:pPr>
-      <w:r>
-        <w:t xml:space="preserve">Are some consents conditional on patient attributes (minor, state of residence, payer)?</w:t>
-      </w:r>
-    </w:p>
-    <w:p>
-      <w:pPr>
         <w:numPr>
           <w:ilvl w:val="0"/>
           <w:numId w:val="1010"/>
         </w:numPr>
+      </w:pPr>
+      <w:r>
+        <w:t xml:space="preserve">What triggers re-consent (annual update, policy change, new clinic site)?</w:t>
+      </w:r>
+    </w:p>
+    <w:p>
+      <w:pPr>
         <w:pStyle w:val="Compact"/>
-      </w:pPr>
-      <w:r>
-        <w:t xml:space="preserve">What triggers re-consent (annual update, policy change, new clinic site)?</w:t>
-      </w:r>
-    </w:p>
-    <w:p>
-      <w:pPr>
         <w:numPr>
           <w:ilvl w:val="0"/>
           <w:numId w:val="1010"/>
         </w:numPr>
-        <w:pStyle w:val="Compact"/>
       </w:pPr>
       <w:r>
         <w:t xml:space="preserve">Does intake need to capture electronic signature artifacts (image, attestation timestamp)?</w:t>
@@ -3779,9 +3731,8 @@
       <w:tblPr>
         <w:tblStyle w:val="Table"/>
         <w:tblW w:w="9360" w:type="dxa"/>
+        <w:tblLayout w:type="fixed"/>
         <w:tblLook w:firstRow="1" w:lastRow="0" w:firstColumn="0" w:lastColumn="0" w:noHBand="0" w:noVBand="0" w:val="0020"/>
-        <w:jc w:val="start"/>
-        <w:tblLayout w:type="fixed"/>
       </w:tblPr>
       <w:tblGrid>
         <w:gridCol w:w="3289"/>
@@ -3790,7 +3741,7 @@
       <w:tr>
         <w:trPr>
           <w:cantSplit/>
-          <w:tblHeader w:val="true"/>
+          <w:tblHeader w:val="on"/>
         </w:trPr>
         <w:tc>
           <w:tcPr/>
@@ -4010,9 +3961,9 @@
         </w:pict>
       </w:r>
     </w:p>
-    <w:bookmarkEnd w:id="35"/>
-    <w:bookmarkEnd w:id="36"/>
-    <w:bookmarkStart w:id="43" w:name="after-submission"/>
+    <w:bookmarkEnd w:id="24"/>
+    <w:bookmarkEnd w:id="25"/>
+    <w:bookmarkStart w:id="32" w:name="after-submission"/>
     <w:p>
       <w:pPr>
         <w:pStyle w:val="Heading3"/>
@@ -4021,7 +3972,7 @@
         <w:t xml:space="preserve">After Submission</w:t>
       </w:r>
     </w:p>
-    <w:bookmarkStart w:id="39" w:name="post-intake-automation-triggers-actions"/>
+    <w:bookmarkStart w:id="28" w:name="post-intake-automation-triggers-actions"/>
     <w:p>
       <w:pPr>
         <w:pStyle w:val="Heading4"/>
@@ -4044,32 +3995,32 @@
       </w:pPr>
       <w:r>
         <w:rPr>
+          <w:i/>
           <w:iCs/>
-          <w:i/>
         </w:rPr>
         <w:t xml:space="preserve">Note: This section is decision-focused. For the full pattern catalog, see</w:t>
       </w:r>
       <w:r>
         <w:rPr>
+          <w:i/>
           <w:iCs/>
-          <w:i/>
         </w:rPr>
         <w:t xml:space="preserve"> </w:t>
       </w:r>
-      <w:hyperlink r:id="rId37">
+      <w:hyperlink r:id="rId26">
         <w:r>
           <w:rPr>
             <w:rStyle w:val="Hyperlink"/>
+            <w:i/>
             <w:iCs/>
-            <w:i/>
           </w:rPr>
           <w:t xml:space="preserve">Post Intake Automation</w:t>
         </w:r>
       </w:hyperlink>
       <w:r>
         <w:rPr>
+          <w:i/>
           <w:iCs/>
-          <w:i/>
         </w:rPr>
         <w:t xml:space="preserve">.</w:t>
       </w:r>
@@ -4080,85 +4031,79 @@
       </w:pPr>
       <w:r>
         <w:rPr>
+          <w:b/>
           <w:bCs/>
-          <w:b/>
         </w:rPr>
         <w:t xml:space="preserve">Questions:</w:t>
       </w:r>
     </w:p>
     <w:p>
       <w:pPr>
+        <w:pStyle w:val="Compact"/>
         <w:numPr>
           <w:ilvl w:val="0"/>
           <w:numId w:val="1011"/>
         </w:numPr>
+      </w:pPr>
+      <w:r>
+        <w:t xml:space="preserve">Does one workflow do everything (extract + notify + verify eligibility + create exception tasks), or do you split concerns into multiple workflows wired to different triggers?</w:t>
+      </w:r>
+    </w:p>
+    <w:p>
+      <w:pPr>
         <w:pStyle w:val="Compact"/>
-      </w:pPr>
-      <w:r>
-        <w:t xml:space="preserve">Does one workflow do everything (extract + notify + verify eligibility + create exception tasks), or do you split concerns into multiple workflows wired to different triggers?</w:t>
-      </w:r>
-    </w:p>
-    <w:p>
-      <w:pPr>
         <w:numPr>
           <w:ilvl w:val="0"/>
           <w:numId w:val="1011"/>
         </w:numPr>
+      </w:pPr>
+      <w:r>
+        <w:t xml:space="preserve">Should intake processing re-run when the response is updated, or only on first submit?</w:t>
+      </w:r>
+    </w:p>
+    <w:p>
+      <w:pPr>
         <w:pStyle w:val="Compact"/>
-      </w:pPr>
-      <w:r>
-        <w:t xml:space="preserve">Should intake processing re-run when the response is updated, or only on first submit?</w:t>
-      </w:r>
-    </w:p>
-    <w:p>
-      <w:pPr>
         <w:numPr>
           <w:ilvl w:val="0"/>
           <w:numId w:val="1011"/>
         </w:numPr>
+      </w:pPr>
+      <w:r>
+        <w:t xml:space="preserve">When does eligibility verification run – during form completion, on submit, or async after intake is committed?</w:t>
+      </w:r>
+    </w:p>
+    <w:p>
+      <w:pPr>
         <w:pStyle w:val="Compact"/>
-      </w:pPr>
-      <w:r>
-        <w:t xml:space="preserve">When does eligibility verification run – during form completion, on submit, or async after intake is committed?</w:t>
-      </w:r>
-    </w:p>
-    <w:p>
-      <w:pPr>
         <w:numPr>
           <w:ilvl w:val="0"/>
           <w:numId w:val="1011"/>
         </w:numPr>
+      </w:pPr>
+      <w:r>
+        <w:t xml:space="preserve">Which post-intake actions are required to mark intake</w:t>
+      </w:r>
+      <w:r>
+        <w:t xml:space="preserve"> </w:t>
+      </w:r>
+      <w:r>
+        <w:t xml:space="preserve">“done”</w:t>
+      </w:r>
+      <w:r>
+        <w:t xml:space="preserve"> </w:t>
+      </w:r>
+      <w:r>
+        <w:t xml:space="preserve">vs nice-to-have side effects?</w:t>
+      </w:r>
+    </w:p>
+    <w:p>
+      <w:pPr>
         <w:pStyle w:val="Compact"/>
-      </w:pPr>
-      <w:r>
-        <w:t xml:space="preserve">Which post-intake actions are required to mark intake</w:t>
-      </w:r>
-      <w:r>
-        <w:t xml:space="preserve"> </w:t>
-      </w:r>
-      <w:r>
-        <w:t xml:space="preserve">“</w:t>
-      </w:r>
-      <w:r>
-        <w:t xml:space="preserve">done</w:t>
-      </w:r>
-      <w:r>
-        <w:t xml:space="preserve">”</w:t>
-      </w:r>
-      <w:r>
-        <w:t xml:space="preserve"> </w:t>
-      </w:r>
-      <w:r>
-        <w:t xml:space="preserve">vs nice-to-have side effects?</w:t>
-      </w:r>
-    </w:p>
-    <w:p>
-      <w:pPr>
         <w:numPr>
           <w:ilvl w:val="0"/>
           <w:numId w:val="1011"/>
         </w:numPr>
-        <w:pStyle w:val="Compact"/>
       </w:pPr>
       <w:r>
         <w:t xml:space="preserve">When eligibility, address validation, or another external call fails, does that block intake or surface an exception task?</w:t>
@@ -4168,9 +4113,8 @@
       <w:tblPr>
         <w:tblStyle w:val="Table"/>
         <w:tblW w:w="9360" w:type="dxa"/>
+        <w:tblLayout w:type="fixed"/>
         <w:tblLook w:firstRow="1" w:lastRow="0" w:firstColumn="0" w:lastColumn="0" w:noHBand="0" w:noVBand="0" w:val="0020"/>
-        <w:jc w:val="start"/>
-        <w:tblLayout w:type="fixed"/>
       </w:tblPr>
       <w:tblGrid>
         <w:gridCol w:w="4282"/>
@@ -4179,7 +4123,7 @@
       <w:tr>
         <w:trPr>
           <w:cantSplit/>
-          <w:tblHeader w:val="true"/>
+          <w:tblHeader w:val="on"/>
         </w:trPr>
         <w:tc>
           <w:tcPr/>
@@ -4365,7 +4309,7 @@
             <w:r>
               <w:t xml:space="preserve"> </w:t>
             </w:r>
-            <w:hyperlink r:id="rId38">
+            <w:hyperlink r:id="rId27">
               <w:r>
                 <w:rPr>
                   <w:rStyle w:val="Hyperlink"/>
@@ -4486,13 +4430,7 @@
               <w:t xml:space="preserve"> </w:t>
             </w:r>
             <w:r>
-              <w:t xml:space="preserve">“</w:t>
-            </w:r>
-            <w:r>
-              <w:t xml:space="preserve">intake complete</w:t>
-            </w:r>
-            <w:r>
-              <w:t xml:space="preserve">”</w:t>
+              <w:t xml:space="preserve">“intake complete”</w:t>
             </w:r>
             <w:r>
               <w:t xml:space="preserve"> </w:t>
@@ -4569,8 +4507,8 @@
         </w:pict>
       </w:r>
     </w:p>
-    <w:bookmarkEnd w:id="39"/>
-    <w:bookmarkStart w:id="41" w:name="Xdcfa6d3ba20a461d922c1089e45845a2e13e217"/>
+    <w:bookmarkEnd w:id="28"/>
+    <w:bookmarkStart w:id="30" w:name="Xdcfa6d3ba20a461d922c1089e45845a2e13e217"/>
     <w:p>
       <w:pPr>
         <w:pStyle w:val="Heading4"/>
@@ -4593,32 +4531,32 @@
       </w:pPr>
       <w:r>
         <w:rPr>
+          <w:i/>
           <w:iCs/>
-          <w:i/>
         </w:rPr>
         <w:t xml:space="preserve">Note: The template-driven orchestration pattern is documented in detail under</w:t>
       </w:r>
       <w:r>
         <w:rPr>
+          <w:i/>
           <w:iCs/>
-          <w:i/>
         </w:rPr>
         <w:t xml:space="preserve"> </w:t>
       </w:r>
-      <w:hyperlink r:id="rId37">
+      <w:hyperlink r:id="rId26">
         <w:r>
           <w:rPr>
             <w:rStyle w:val="Hyperlink"/>
+            <w:i/>
             <w:iCs/>
-            <w:i/>
           </w:rPr>
           <w:t xml:space="preserve">Post Intake Automation → PlanDefinition Orchestration</w:t>
         </w:r>
       </w:hyperlink>
       <w:r>
         <w:rPr>
+          <w:i/>
           <w:iCs/>
-          <w:i/>
         </w:rPr>
         <w:t xml:space="preserve">. This section stays at the level needed to decide whether to adopt that pattern.</w:t>
       </w:r>
@@ -4629,55 +4567,55 @@
       </w:pPr>
       <w:r>
         <w:rPr>
+          <w:b/>
           <w:bCs/>
-          <w:b/>
         </w:rPr>
         <w:t xml:space="preserve">Questions:</w:t>
       </w:r>
     </w:p>
     <w:p>
       <w:pPr>
+        <w:pStyle w:val="Compact"/>
         <w:numPr>
           <w:ilvl w:val="0"/>
           <w:numId w:val="1012"/>
         </w:numPr>
+      </w:pPr>
+      <w:r>
+        <w:t xml:space="preserve">Is intake completed by one person in one session, or split across roles (patient fills demographics, MA captures vitals, provider reviews)?</w:t>
+      </w:r>
+    </w:p>
+    <w:p>
+      <w:pPr>
         <w:pStyle w:val="Compact"/>
-      </w:pPr>
-      <w:r>
-        <w:t xml:space="preserve">Is intake completed by one person in one session, or split across roles (patient fills demographics, MA captures vitals, provider reviews)?</w:t>
-      </w:r>
-    </w:p>
-    <w:p>
-      <w:pPr>
         <w:numPr>
           <w:ilvl w:val="0"/>
           <w:numId w:val="1012"/>
         </w:numPr>
+      </w:pPr>
+      <w:r>
+        <w:t xml:space="preserve">Does intake need to appear as tasks in the provider’s visit chart?</w:t>
+      </w:r>
+    </w:p>
+    <w:p>
+      <w:pPr>
         <w:pStyle w:val="Compact"/>
-      </w:pPr>
-      <w:r>
-        <w:t xml:space="preserve">Does intake need to appear as tasks in the provider’s visit chart?</w:t>
-      </w:r>
-    </w:p>
-    <w:p>
-      <w:pPr>
         <w:numPr>
           <w:ilvl w:val="0"/>
           <w:numId w:val="1012"/>
         </w:numPr>
+      </w:pPr>
+      <w:r>
+        <w:t xml:space="preserve">Are some intake steps non-form work (e.g. lab orders, imaging) that should be modeled as orders rather than questionnaires?</w:t>
+      </w:r>
+    </w:p>
+    <w:p>
+      <w:pPr>
         <w:pStyle w:val="Compact"/>
-      </w:pPr>
-      <w:r>
-        <w:t xml:space="preserve">Are some intake steps non-form work (e.g. lab orders, imaging) that should be modeled as orders rather than questionnaires?</w:t>
-      </w:r>
-    </w:p>
-    <w:p>
-      <w:pPr>
         <w:numPr>
           <w:ilvl w:val="0"/>
           <w:numId w:val="1012"/>
         </w:numPr>
-        <w:pStyle w:val="Compact"/>
       </w:pPr>
       <w:r>
         <w:t xml:space="preserve">Will the same intake template be reused across visit types or programs?</w:t>
@@ -4687,9 +4625,8 @@
       <w:tblPr>
         <w:tblStyle w:val="Table"/>
         <w:tblW w:w="9360" w:type="dxa"/>
+        <w:tblLayout w:type="fixed"/>
         <w:tblLook w:firstRow="1" w:lastRow="0" w:firstColumn="0" w:lastColumn="0" w:noHBand="0" w:noVBand="0" w:val="0020"/>
-        <w:jc w:val="start"/>
-        <w:tblLayout w:type="fixed"/>
       </w:tblPr>
       <w:tblGrid>
         <w:gridCol w:w="4068"/>
@@ -4698,7 +4635,7 @@
       <w:tr>
         <w:trPr>
           <w:cantSplit/>
-          <w:tblHeader w:val="true"/>
+          <w:tblHeader w:val="on"/>
         </w:trPr>
         <w:tc>
           <w:tcPr/>
@@ -4901,33 +4838,33 @@
             </w:r>
             <w:r>
               <w:rPr>
+                <w:b/>
                 <w:bCs/>
+              </w:rPr>
+              <w:t xml:space="preserve">both</w:t>
+            </w:r>
+            <w:r>
+              <w:t xml:space="preserve"> </w:t>
+            </w:r>
+            <w:r>
+              <w:rPr>
+                <w:rStyle w:val="VerbatimChar"/>
+              </w:rPr>
+              <w:t xml:space="preserve">Task.focus</w:t>
+            </w:r>
+            <w:r>
+              <w:t xml:space="preserve"> </w:t>
+            </w:r>
+            <w:r>
+              <w:t xml:space="preserve">(Questionnaire/X or ServiceRequest/X – the provider UI uses this for rendering)</w:t>
+            </w:r>
+            <w:r>
+              <w:t xml:space="preserve"> </w:t>
+            </w:r>
+            <w:r>
+              <w:rPr>
                 <w:b/>
-              </w:rPr>
-              <w:t xml:space="preserve">both</w:t>
-            </w:r>
-            <w:r>
-              <w:t xml:space="preserve"> </w:t>
-            </w:r>
-            <w:r>
-              <w:rPr>
-                <w:rStyle w:val="VerbatimChar"/>
-              </w:rPr>
-              <w:t xml:space="preserve">Task.focus</w:t>
-            </w:r>
-            <w:r>
-              <w:t xml:space="preserve"> </w:t>
-            </w:r>
-            <w:r>
-              <w:t xml:space="preserve">(Questionnaire/X or ServiceRequest/X – the provider UI uses this for rendering)</w:t>
-            </w:r>
-            <w:r>
-              <w:t xml:space="preserve"> </w:t>
-            </w:r>
-            <w:r>
-              <w:rPr>
                 <w:bCs/>
-                <w:b/>
               </w:rPr>
               <w:t xml:space="preserve">and</w:t>
             </w:r>
@@ -5093,32 +5030,32 @@
       </w:pPr>
       <w:r>
         <w:rPr>
+          <w:i/>
           <w:iCs/>
-          <w:i/>
         </w:rPr>
         <w:t xml:space="preserve">Scheduling integration (appointments generated from intake answers, or intake gated on a scheduled visit) is covered in the</w:t>
       </w:r>
       <w:r>
         <w:rPr>
+          <w:i/>
           <w:iCs/>
-          <w:i/>
         </w:rPr>
         <w:t xml:space="preserve"> </w:t>
       </w:r>
-      <w:hyperlink r:id="rId40">
+      <w:hyperlink r:id="rId29">
         <w:r>
           <w:rPr>
             <w:rStyle w:val="Hyperlink"/>
+            <w:i/>
             <w:iCs/>
-            <w:i/>
           </w:rPr>
           <w:t xml:space="preserve">Scheduling Decision Guide</w:t>
         </w:r>
       </w:hyperlink>
       <w:r>
         <w:rPr>
+          <w:i/>
           <w:iCs/>
-          <w:i/>
         </w:rPr>
         <w:t xml:space="preserve">. From the intake side, link the resulting appointment or visit back to the intake artifacts that originated it.</w:t>
       </w:r>
@@ -5130,8 +5067,8 @@
         </w:pict>
       </w:r>
     </w:p>
-    <w:bookmarkEnd w:id="41"/>
-    <w:bookmarkStart w:id="42" w:name="lifecycle-intake-complete"/>
+    <w:bookmarkEnd w:id="30"/>
+    <w:bookmarkStart w:id="31" w:name="lifecycle-intake-complete"/>
     <w:p>
       <w:pPr>
         <w:pStyle w:val="Heading4"/>
@@ -5143,13 +5080,7 @@
         <w:t xml:space="preserve"> </w:t>
       </w:r>
       <w:r>
-        <w:t xml:space="preserve">“</w:t>
-      </w:r>
-      <w:r>
-        <w:t xml:space="preserve">Intake Complete</w:t>
-      </w:r>
-      <w:r>
-        <w:t xml:space="preserve">”</w:t>
+        <w:t xml:space="preserve">“Intake Complete”</w:t>
       </w:r>
     </w:p>
     <w:p>
@@ -5163,13 +5094,7 @@
         <w:t xml:space="preserve"> </w:t>
       </w:r>
       <w:r>
-        <w:t xml:space="preserve">“</w:t>
-      </w:r>
-      <w:r>
-        <w:t xml:space="preserve">intake is done</w:t>
-      </w:r>
-      <w:r>
-        <w:t xml:space="preserve">”</w:t>
+        <w:t xml:space="preserve">“intake is done”</w:t>
       </w:r>
       <w:r>
         <w:t xml:space="preserve"> </w:t>
@@ -5184,73 +5109,67 @@
       </w:pPr>
       <w:r>
         <w:rPr>
+          <w:b/>
           <w:bCs/>
-          <w:b/>
         </w:rPr>
         <w:t xml:space="preserve">Questions:</w:t>
       </w:r>
     </w:p>
     <w:p>
       <w:pPr>
+        <w:pStyle w:val="Compact"/>
         <w:numPr>
           <w:ilvl w:val="0"/>
           <w:numId w:val="1013"/>
         </w:numPr>
+      </w:pPr>
+      <w:r>
+        <w:t xml:space="preserve">Is</w:t>
+      </w:r>
+      <w:r>
+        <w:t xml:space="preserve"> </w:t>
+      </w:r>
+      <w:r>
+        <w:t xml:space="preserve">“intake complete”</w:t>
+      </w:r>
+      <w:r>
+        <w:t xml:space="preserve"> </w:t>
+      </w:r>
+      <w:r>
+        <w:t xml:space="preserve">a single moment (form submitted) or a composite state (extraction succeeded + eligibility verified + required consents on file)?</w:t>
+      </w:r>
+    </w:p>
+    <w:p>
+      <w:pPr>
         <w:pStyle w:val="Compact"/>
-      </w:pPr>
-      <w:r>
-        <w:t xml:space="preserve">Is</w:t>
-      </w:r>
-      <w:r>
-        <w:t xml:space="preserve"> </w:t>
-      </w:r>
-      <w:r>
-        <w:t xml:space="preserve">“</w:t>
-      </w:r>
-      <w:r>
-        <w:t xml:space="preserve">intake complete</w:t>
-      </w:r>
-      <w:r>
-        <w:t xml:space="preserve">”</w:t>
-      </w:r>
-      <w:r>
-        <w:t xml:space="preserve"> </w:t>
-      </w:r>
-      <w:r>
-        <w:t xml:space="preserve">a single moment (form submitted) or a composite state (extraction succeeded + eligibility verified + required consents on file)?</w:t>
-      </w:r>
-    </w:p>
-    <w:p>
-      <w:pPr>
         <w:numPr>
           <w:ilvl w:val="0"/>
           <w:numId w:val="1013"/>
         </w:numPr>
+      </w:pPr>
+      <w:r>
+        <w:t xml:space="preserve">Which downstream workflows are gated on intake completion (scheduling, clinical, billing)?</w:t>
+      </w:r>
+    </w:p>
+    <w:p>
+      <w:pPr>
         <w:pStyle w:val="Compact"/>
-      </w:pPr>
-      <w:r>
-        <w:t xml:space="preserve">Which downstream workflows are gated on intake completion (scheduling, clinical, billing)?</w:t>
-      </w:r>
-    </w:p>
-    <w:p>
-      <w:pPr>
         <w:numPr>
           <w:ilvl w:val="0"/>
           <w:numId w:val="1013"/>
         </w:numPr>
+      </w:pPr>
+      <w:r>
+        <w:t xml:space="preserve">For incomplete intake (patient bailed mid-form, required field missing), how is that surfaced and worked?</w:t>
+      </w:r>
+    </w:p>
+    <w:p>
+      <w:pPr>
         <w:pStyle w:val="Compact"/>
-      </w:pPr>
-      <w:r>
-        <w:t xml:space="preserve">For incomplete intake (patient bailed mid-form, required field missing), how is that surfaced and worked?</w:t>
-      </w:r>
-    </w:p>
-    <w:p>
-      <w:pPr>
         <w:numPr>
           <w:ilvl w:val="0"/>
           <w:numId w:val="1013"/>
         </w:numPr>
-        <w:pStyle w:val="Compact"/>
       </w:pPr>
       <w:r>
         <w:t xml:space="preserve">Are partial / draft intakes a supported state, or only completed submissions?</w:t>
@@ -5260,9 +5179,8 @@
       <w:tblPr>
         <w:tblStyle w:val="Table"/>
         <w:tblW w:w="9360" w:type="dxa"/>
+        <w:tblLayout w:type="fixed"/>
         <w:tblLook w:firstRow="1" w:lastRow="0" w:firstColumn="0" w:lastColumn="0" w:noHBand="0" w:noVBand="0" w:val="0020"/>
-        <w:jc w:val="start"/>
-        <w:tblLayout w:type="fixed"/>
       </w:tblPr>
       <w:tblGrid>
         <w:gridCol w:w="3289"/>
@@ -5271,7 +5189,7 @@
       <w:tr>
         <w:trPr>
           <w:cantSplit/>
-          <w:tblHeader w:val="true"/>
+          <w:tblHeader w:val="on"/>
         </w:trPr>
         <w:tc>
           <w:tcPr/>
@@ -5505,10 +5423,10 @@
         </w:tc>
       </w:tr>
     </w:tbl>
-    <w:bookmarkEnd w:id="42"/>
-    <w:bookmarkEnd w:id="43"/>
-    <w:bookmarkEnd w:id="44"/>
-    <w:bookmarkEnd w:id="45"/>
+    <w:bookmarkEnd w:id="31"/>
+    <w:bookmarkEnd w:id="32"/>
+    <w:bookmarkEnd w:id="33"/>
+    <w:bookmarkEnd w:id="34"/>
     <w:p/>
     <w:sectPr>
       <w:pgSz w:h="15840" w:w="12240"/>
@@ -5547,14 +5465,14 @@
 <file path=word/numbering.xml><?xml version="1.0" encoding="utf-8"?>
 <w:numbering xmlns:w="http://schemas.openxmlformats.org/wordprocessingml/2006/main">
   <w:abstractNum w:abstractNumId="990">
-    <w:nsid w:val="A990"/>
+    <w:nsid w:val="0000A990"/>
     <w:multiLevelType w:val="multilevel"/>
     <w:lvl w:ilvl="0">
       <w:numFmt w:val="bullet"/>
       <w:lvlText w:val=" "/>
       <w:lvlJc w:val="left"/>
       <w:pPr>
-        <w:ind w:left="720" w:hanging="480"/>
+        <w:ind w:left="720" w:hanging="360"/>
       </w:pPr>
     </w:lvl>
     <w:lvl w:ilvl="1">
@@ -5562,7 +5480,7 @@
       <w:lvlText w:val=" "/>
       <w:lvlJc w:val="left"/>
       <w:pPr>
-        <w:ind w:left="1440" w:hanging="480"/>
+        <w:ind w:left="1440" w:hanging="360"/>
       </w:pPr>
     </w:lvl>
     <w:lvl w:ilvl="2">
@@ -5570,7 +5488,7 @@
       <w:lvlText w:val=" "/>
       <w:lvlJc w:val="left"/>
       <w:pPr>
-        <w:ind w:left="2160" w:hanging="480"/>
+        <w:ind w:left="2160" w:hanging="360"/>
       </w:pPr>
     </w:lvl>
     <w:lvl w:ilvl="3">
@@ -5578,7 +5496,7 @@
       <w:lvlText w:val=" "/>
       <w:lvlJc w:val="left"/>
       <w:pPr>
-        <w:ind w:left="2880" w:hanging="480"/>
+        <w:ind w:left="2880" w:hanging="360"/>
       </w:pPr>
     </w:lvl>
     <w:lvl w:ilvl="4">
@@ -5586,7 +5504,7 @@
       <w:lvlText w:val=" "/>
       <w:lvlJc w:val="left"/>
       <w:pPr>
-        <w:ind w:left="3600" w:hanging="480"/>
+        <w:ind w:left="3600" w:hanging="360"/>
       </w:pPr>
     </w:lvl>
     <w:lvl w:ilvl="5">
@@ -5594,7 +5512,7 @@
       <w:lvlText w:val=" "/>
       <w:lvlJc w:val="left"/>
       <w:pPr>
-        <w:ind w:left="4320" w:hanging="480"/>
+        <w:ind w:left="4320" w:hanging="360"/>
       </w:pPr>
     </w:lvl>
     <w:lvl w:ilvl="6">
@@ -5602,7 +5520,7 @@
       <w:lvlText w:val=" "/>
       <w:lvlJc w:val="left"/>
       <w:pPr>
-        <w:ind w:left="5040" w:hanging="480"/>
+        <w:ind w:left="5040" w:hanging="360"/>
       </w:pPr>
     </w:lvl>
     <w:lvl w:ilvl="7">
@@ -5610,7 +5528,7 @@
       <w:lvlText w:val=" "/>
       <w:lvlJc w:val="left"/>
       <w:pPr>
-        <w:ind w:left="5760" w:hanging="480"/>
+        <w:ind w:left="5760" w:hanging="360"/>
       </w:pPr>
     </w:lvl>
     <w:lvl w:ilvl="8">
@@ -5618,84 +5536,111 @@
       <w:lvlText w:val=" "/>
       <w:lvlJc w:val="left"/>
       <w:pPr>
-        <w:ind w:left="6480" w:hanging="480"/>
+        <w:ind w:left="6480" w:hanging="360"/>
       </w:pPr>
     </w:lvl>
   </w:abstractNum>
   <w:abstractNum w:abstractNumId="991">
-    <w:nsid w:val="A991"/>
+    <w:nsid w:val="0000A991"/>
     <w:multiLevelType w:val="multilevel"/>
     <w:lvl w:ilvl="0">
       <w:numFmt w:val="bullet"/>
-      <w:lvlText w:val="•"/>
+      <w:lvlText w:val=""/>
       <w:lvlJc w:val="left"/>
       <w:pPr>
-        <w:ind w:left="720" w:hanging="480"/>
-      </w:pPr>
+        <w:ind w:left="720" w:hanging="360"/>
+      </w:pPr>
+      <w:rPr>
+        <w:rFonts w:ascii="Symbol" w:hAnsi="Symbol" w:cs="Symbol" w:hint="default"/>
+      </w:rPr>
     </w:lvl>
     <w:lvl w:ilvl="1">
       <w:numFmt w:val="bullet"/>
-      <w:lvlText w:val="–"/>
+      <w:lvlText w:val="o"/>
       <w:lvlJc w:val="left"/>
       <w:pPr>
-        <w:ind w:left="1440" w:hanging="480"/>
-      </w:pPr>
+        <w:ind w:left="1440" w:hanging="360"/>
+      </w:pPr>
+      <w:rPr>
+        <w:rFonts w:ascii="Courier New" w:hAnsi="Courier New" w:cs="Courier New" w:hint="default"/>
+      </w:rPr>
     </w:lvl>
     <w:lvl w:ilvl="2">
       <w:numFmt w:val="bullet"/>
-      <w:lvlText w:val="•"/>
+      <w:lvlText w:val=""/>
       <w:lvlJc w:val="left"/>
       <w:pPr>
-        <w:ind w:left="2160" w:hanging="480"/>
-      </w:pPr>
+        <w:ind w:left="2160" w:hanging="360"/>
+      </w:pPr>
+      <w:rPr>
+        <w:rFonts w:ascii="Wingdings" w:hAnsi="Wingdings" w:cs="Wingdings" w:hint="default"/>
+      </w:rPr>
     </w:lvl>
     <w:lvl w:ilvl="3">
       <w:numFmt w:val="bullet"/>
-      <w:lvlText w:val="–"/>
+      <w:lvlText w:val=""/>
       <w:lvlJc w:val="left"/>
       <w:pPr>
-        <w:ind w:left="2880" w:hanging="480"/>
-      </w:pPr>
+        <w:ind w:left="2880" w:hanging="360"/>
+      </w:pPr>
+      <w:rPr>
+        <w:rFonts w:ascii="Symbol" w:hAnsi="Symbol" w:cs="Symbol" w:hint="default"/>
+      </w:rPr>
     </w:lvl>
     <w:lvl w:ilvl="4">
       <w:numFmt w:val="bullet"/>
-      <w:lvlText w:val="•"/>
+      <w:lvlText w:val="o"/>
       <w:lvlJc w:val="left"/>
       <w:pPr>
-        <w:ind w:left="3600" w:hanging="480"/>
-      </w:pPr>
+        <w:ind w:left="3600" w:hanging="360"/>
+      </w:pPr>
+      <w:rPr>
+        <w:rFonts w:ascii="Courier New" w:hAnsi="Courier New" w:cs="Courier New" w:hint="default"/>
+      </w:rPr>
     </w:lvl>
     <w:lvl w:ilvl="5">
       <w:numFmt w:val="bullet"/>
-      <w:lvlText w:val="–"/>
+      <w:lvlText w:val=""/>
       <w:lvlJc w:val="left"/>
       <w:pPr>
-        <w:ind w:left="4320" w:hanging="480"/>
-      </w:pPr>
+        <w:ind w:left="4320" w:hanging="360"/>
+      </w:pPr>
+      <w:rPr>
+        <w:rFonts w:ascii="Wingdings" w:hAnsi="Wingdings" w:cs="Wingdings" w:hint="default"/>
+      </w:rPr>
     </w:lvl>
     <w:lvl w:ilvl="6">
       <w:numFmt w:val="bullet"/>
-      <w:lvlText w:val="•"/>
+      <w:lvlText w:val=""/>
       <w:lvlJc w:val="left"/>
       <w:pPr>
-        <w:ind w:left="5040" w:hanging="480"/>
-      </w:pPr>
+        <w:ind w:left="5040" w:hanging="360"/>
+      </w:pPr>
+      <w:rPr>
+        <w:rFonts w:ascii="Symbol" w:hAnsi="Symbol" w:cs="Symbol" w:hint="default"/>
+      </w:rPr>
     </w:lvl>
     <w:lvl w:ilvl="7">
       <w:numFmt w:val="bullet"/>
-      <w:lvlText w:val="–"/>
+      <w:lvlText w:val="o"/>
       <w:lvlJc w:val="left"/>
       <w:pPr>
-        <w:ind w:left="5760" w:hanging="480"/>
-      </w:pPr>
+        <w:ind w:left="5760" w:hanging="360"/>
+      </w:pPr>
+      <w:rPr>
+        <w:rFonts w:ascii="Courier New" w:hAnsi="Courier New" w:cs="Courier New" w:hint="default"/>
+      </w:rPr>
     </w:lvl>
     <w:lvl w:ilvl="8">
       <w:numFmt w:val="bullet"/>
-      <w:lvlText w:val="•"/>
+      <w:lvlText w:val=""/>
       <w:lvlJc w:val="left"/>
       <w:pPr>
-        <w:ind w:left="6480" w:hanging="480"/>
-      </w:pPr>
+        <w:ind w:left="6480" w:hanging="360"/>
+      </w:pPr>
+      <w:rPr>
+        <w:rFonts w:ascii="Wingdings" w:hAnsi="Wingdings" w:cs="Wingdings" w:hint="default"/>
+      </w:rPr>
     </w:lvl>
   </w:abstractNum>
   <w:num w:numId="1000">
@@ -6419,8 +6364,8 @@
     <w:name w:val="KeywordTok"/>
     <w:basedOn w:val="VerbatimChar"/>
     <w:rPr>
+      <w:b/>
       <w:color w:val="007020"/>
-      <w:b/>
     </w:rPr>
   </w:style>
   <w:style w:type="character" w:customStyle="1" w:styleId="DataTypeTok">
@@ -6497,42 +6442,42 @@
     <w:name w:val="ImportTok"/>
     <w:basedOn w:val="VerbatimChar"/>
     <w:rPr>
+      <w:b/>
       <w:color w:val="008000"/>
-      <w:b/>
     </w:rPr>
   </w:style>
   <w:style w:type="character" w:customStyle="1" w:styleId="CommentTok">
     <w:name w:val="CommentTok"/>
     <w:basedOn w:val="VerbatimChar"/>
     <w:rPr>
+      <w:i/>
       <w:color w:val="60a0b0"/>
-      <w:i/>
     </w:rPr>
   </w:style>
   <w:style w:type="character" w:customStyle="1" w:styleId="DocumentationTok">
     <w:name w:val="DocumentationTok"/>
     <w:basedOn w:val="VerbatimChar"/>
     <w:rPr>
+      <w:i/>
       <w:color w:val="ba2121"/>
-      <w:i/>
     </w:rPr>
   </w:style>
   <w:style w:type="character" w:customStyle="1" w:styleId="AnnotationTok">
     <w:name w:val="AnnotationTok"/>
     <w:basedOn w:val="VerbatimChar"/>
     <w:rPr>
-      <w:color w:val="60a0b0"/>
       <w:b/>
       <w:i/>
+      <w:color w:val="60a0b0"/>
     </w:rPr>
   </w:style>
   <w:style w:type="character" w:customStyle="1" w:styleId="CommentVarTok">
     <w:name w:val="CommentVarTok"/>
     <w:basedOn w:val="VerbatimChar"/>
     <w:rPr>
-      <w:color w:val="60a0b0"/>
       <w:b/>
       <w:i/>
+      <w:color w:val="60a0b0"/>
     </w:rPr>
   </w:style>
   <w:style w:type="character" w:customStyle="1" w:styleId="OtherTok">
@@ -6560,8 +6505,8 @@
     <w:name w:val="ControlFlowTok"/>
     <w:basedOn w:val="VerbatimChar"/>
     <w:rPr>
+      <w:b/>
       <w:color w:val="007020"/>
-      <w:b/>
     </w:rPr>
   </w:style>
   <w:style w:type="character" w:customStyle="1" w:styleId="OperatorTok">
@@ -6606,34 +6551,34 @@
     <w:name w:val="InformationTok"/>
     <w:basedOn w:val="VerbatimChar"/>
     <w:rPr>
-      <w:color w:val="60a0b0"/>
       <w:b/>
       <w:i/>
+      <w:color w:val="60a0b0"/>
     </w:rPr>
   </w:style>
   <w:style w:type="character" w:customStyle="1" w:styleId="WarningTok">
     <w:name w:val="WarningTok"/>
     <w:basedOn w:val="VerbatimChar"/>
     <w:rPr>
-      <w:color w:val="60a0b0"/>
       <w:b/>
       <w:i/>
+      <w:color w:val="60a0b0"/>
     </w:rPr>
   </w:style>
   <w:style w:type="character" w:customStyle="1" w:styleId="AlertTok">
     <w:name w:val="AlertTok"/>
     <w:basedOn w:val="VerbatimChar"/>
     <w:rPr>
+      <w:b/>
       <w:color w:val="ff0000"/>
-      <w:b/>
     </w:rPr>
   </w:style>
   <w:style w:type="character" w:customStyle="1" w:styleId="ErrorTok">
     <w:name w:val="ErrorTok"/>
     <w:basedOn w:val="VerbatimChar"/>
     <w:rPr>
+      <w:b/>
       <w:color w:val="ff0000"/>
-      <w:b/>
     </w:rPr>
   </w:style>
   <w:style w:type="character" w:customStyle="1" w:styleId="NormalTok">

--- a/packages/docs/static/decision-guides/intake.docx
+++ b/packages/docs/static/decision-guides/intake.docx
@@ -11,18 +11,18 @@
           <wp:inline>
             <wp:extent cx="5943600" cy="1289649"/>
             <wp:effectExtent b="0" l="0" r="0" t="0"/>
-            <wp:docPr descr="Medplum" title="" id="10" name="Picture"/>
+            <wp:docPr descr="Medplum" title="" id="21" name="Picture"/>
             <a:graphic>
               <a:graphicData uri="http://schemas.openxmlformats.org/drawingml/2006/picture">
                 <pic:pic>
                   <pic:nvPicPr>
-                    <pic:cNvPr descr="medplum-wordmark-grape.png" id="11" name="Picture"/>
+                    <pic:cNvPr descr="medplum-wordmark-grape.png" id="22" name="Picture"/>
                     <pic:cNvPicPr>
                       <a:picLocks noChangeArrowheads="1" noChangeAspect="1"/>
                     </pic:cNvPicPr>
                   </pic:nvPicPr>
                   <pic:blipFill>
-                    <a:blip r:embed="rId9"/>
+                    <a:blip r:embed="rId20"/>
                     <a:stretch>
                       <a:fillRect/>
                     </a:stretch>
@@ -49,7 +49,7 @@
         </w:drawing>
       </w:r>
     </w:p>
-    <w:bookmarkStart w:id="34" w:name="intake-registration-decision-guide"/>
+    <w:bookmarkStart w:id="45" w:name="intake-registration-decision-guide"/>
     <w:p>
       <w:pPr>
         <w:pStyle w:val="Heading1"/>
@@ -72,39 +72,39 @@
       </w:pPr>
       <w:r>
         <w:rPr>
+          <w:iCs/>
           <w:i/>
-          <w:iCs/>
         </w:rPr>
         <w:t xml:space="preserve">Companion to the</w:t>
       </w:r>
       <w:r>
         <w:rPr>
+          <w:iCs/>
           <w:i/>
-          <w:iCs/>
         </w:rPr>
         <w:t xml:space="preserve"> </w:t>
       </w:r>
-      <w:hyperlink r:id="rId12">
+      <w:hyperlink r:id="rId23">
         <w:r>
           <w:rPr>
             <w:rStyle w:val="Hyperlink"/>
+            <w:iCs/>
             <w:i/>
-            <w:iCs/>
           </w:rPr>
           <w:t xml:space="preserve">Intake &amp; Registration</w:t>
         </w:r>
       </w:hyperlink>
       <w:r>
         <w:rPr>
+          <w:iCs/>
           <w:i/>
-          <w:iCs/>
         </w:rPr>
         <w:t xml:space="preserve"> </w:t>
       </w:r>
       <w:r>
         <w:rPr>
+          <w:iCs/>
           <w:i/>
-          <w:iCs/>
         </w:rPr>
         <w:t xml:space="preserve">docs.</w:t>
       </w:r>
@@ -116,7 +116,7 @@
         </w:pict>
       </w:r>
     </w:p>
-    <w:bookmarkStart w:id="13" w:name="section-1-use-case-participants"/>
+    <w:bookmarkStart w:id="24" w:name="section-1-use-case-participants"/>
     <w:p>
       <w:pPr>
         <w:pStyle w:val="Heading2"/>
@@ -131,19 +131,19 @@
       </w:pPr>
       <w:r>
         <w:rPr>
+          <w:bCs/>
           <w:b/>
-          <w:bCs/>
         </w:rPr>
         <w:t xml:space="preserve">1.1 Who completes intake, and in what setting?</w:t>
       </w:r>
     </w:p>
     <w:p>
       <w:pPr>
-        <w:pStyle w:val="Compact"/>
         <w:numPr>
           <w:ilvl w:val="0"/>
           <w:numId w:val="1001"/>
         </w:numPr>
+        <w:pStyle w:val="Compact"/>
       </w:pPr>
       <w:r>
         <w:t xml:space="preserve">Patient self-service (portal, mobile, kiosk)</w:t>
@@ -151,11 +151,11 @@
     </w:p>
     <w:p>
       <w:pPr>
-        <w:pStyle w:val="Compact"/>
         <w:numPr>
           <w:ilvl w:val="0"/>
           <w:numId w:val="1001"/>
         </w:numPr>
+        <w:pStyle w:val="Compact"/>
       </w:pPr>
       <w:r>
         <w:t xml:space="preserve">Staff-assisted (registration desk, rooming, phone, paper-to-digital)</w:t>
@@ -163,11 +163,11 @@
     </w:p>
     <w:p>
       <w:pPr>
-        <w:pStyle w:val="Compact"/>
         <w:numPr>
           <w:ilvl w:val="0"/>
           <w:numId w:val="1001"/>
         </w:numPr>
+        <w:pStyle w:val="Compact"/>
       </w:pPr>
       <w:r>
         <w:t xml:space="preserve">Mixed (patient starts online, staff verifies in person)</w:t>
@@ -179,8 +179,8 @@
       </w:pPr>
       <w:r>
         <w:rPr>
+          <w:iCs/>
           <w:i/>
-          <w:iCs/>
         </w:rPr>
         <w:t xml:space="preserve">Why: determines the auth model and whether an intake response may exist before the patient record is created (3.1, 3.2).</w:t>
       </w:r>
@@ -191,19 +191,19 @@
       </w:pPr>
       <w:r>
         <w:rPr>
+          <w:bCs/>
           <w:b/>
-          <w:bCs/>
         </w:rPr>
         <w:t xml:space="preserve">1.2 When does intake happen relative to identity and scheduling?</w:t>
       </w:r>
     </w:p>
     <w:p>
       <w:pPr>
-        <w:pStyle w:val="Compact"/>
         <w:numPr>
           <w:ilvl w:val="0"/>
           <w:numId w:val="1002"/>
         </w:numPr>
+        <w:pStyle w:val="Compact"/>
       </w:pPr>
       <w:r>
         <w:t xml:space="preserve">Before the patient record exists (greenfield / new patient signup)</w:t>
@@ -211,11 +211,11 @@
     </w:p>
     <w:p>
       <w:pPr>
-        <w:pStyle w:val="Compact"/>
         <w:numPr>
           <w:ilvl w:val="0"/>
           <w:numId w:val="1002"/>
         </w:numPr>
+        <w:pStyle w:val="Compact"/>
       </w:pPr>
       <w:r>
         <w:t xml:space="preserve">After scheduling, pre-visit (patient exists, no visit yet)</w:t>
@@ -223,11 +223,11 @@
     </w:p>
     <w:p>
       <w:pPr>
-        <w:pStyle w:val="Compact"/>
         <w:numPr>
           <w:ilvl w:val="0"/>
           <w:numId w:val="1002"/>
         </w:numPr>
+        <w:pStyle w:val="Compact"/>
       </w:pPr>
       <w:r>
         <w:t xml:space="preserve">At check-in or during the visit</w:t>
@@ -235,11 +235,11 @@
     </w:p>
     <w:p>
       <w:pPr>
-        <w:pStyle w:val="Compact"/>
         <w:numPr>
           <w:ilvl w:val="0"/>
           <w:numId w:val="1002"/>
         </w:numPr>
+        <w:pStyle w:val="Compact"/>
       </w:pPr>
       <w:r>
         <w:t xml:space="preserve">Episodic updates only (existing patient, not tied to a visit)</w:t>
@@ -251,8 +251,8 @@
       </w:pPr>
       <w:r>
         <w:rPr>
+          <w:iCs/>
           <w:i/>
-          <w:iCs/>
         </w:rPr>
         <w:t xml:space="preserve">Why: drives whether intake creates or updates a patient record, when responses get tied to a patient, and whether intake tasks link to a visit (3.1, 3.8).</w:t>
       </w:r>
@@ -263,19 +263,19 @@
       </w:pPr>
       <w:r>
         <w:rPr>
+          <w:bCs/>
           <w:b/>
-          <w:bCs/>
         </w:rPr>
         <w:t xml:space="preserve">1.3 How are returning patients and duplicates handled?</w:t>
       </w:r>
     </w:p>
     <w:p>
       <w:pPr>
-        <w:pStyle w:val="Compact"/>
         <w:numPr>
           <w:ilvl w:val="0"/>
           <w:numId w:val="1003"/>
         </w:numPr>
+        <w:pStyle w:val="Compact"/>
       </w:pPr>
       <w:r>
         <w:t xml:space="preserve">Always create a new patient record on intake (rare; only if you have a separate dedup pipeline downstream)</w:t>
@@ -283,11 +283,11 @@
     </w:p>
     <w:p>
       <w:pPr>
-        <w:pStyle w:val="Compact"/>
         <w:numPr>
           <w:ilvl w:val="0"/>
           <w:numId w:val="1003"/>
         </w:numPr>
+        <w:pStyle w:val="Compact"/>
       </w:pPr>
       <w:r>
         <w:t xml:space="preserve">Look up by identifier (e.g. MRN, email, phone) and update if found</w:t>
@@ -295,11 +295,11 @@
     </w:p>
     <w:p>
       <w:pPr>
-        <w:pStyle w:val="Compact"/>
         <w:numPr>
           <w:ilvl w:val="0"/>
           <w:numId w:val="1003"/>
         </w:numPr>
+        <w:pStyle w:val="Compact"/>
       </w:pPr>
       <w:r>
         <w:t xml:space="preserve">Run a demographic candidate search and confirm with staff before merge</w:t>
@@ -307,11 +307,11 @@
     </w:p>
     <w:p>
       <w:pPr>
-        <w:pStyle w:val="Compact"/>
         <w:numPr>
           <w:ilvl w:val="0"/>
           <w:numId w:val="1003"/>
         </w:numPr>
+        <w:pStyle w:val="Compact"/>
       </w:pPr>
       <w:r>
         <w:t xml:space="preserve">Mixed – different rules for patient self-service vs staff-assisted</w:t>
@@ -323,8 +323,8 @@
       </w:pPr>
       <w:r>
         <w:rPr>
+          <w:iCs/>
           <w:i/>
-          <w:iCs/>
         </w:rPr>
         <w:t xml:space="preserve">Why: drives 3.1 and must align with your org-wide dedup policy.</w:t>
       </w:r>
@@ -335,8 +335,8 @@
       </w:pPr>
       <w:r>
         <w:rPr>
+          <w:bCs/>
           <w:b/>
-          <w:bCs/>
         </w:rPr>
         <w:t xml:space="preserve">1.4 What consents need to be captured at intake, and are any state- or population-specific?</w:t>
       </w:r>
@@ -347,8 +347,8 @@
       </w:pPr>
       <w:r>
         <w:rPr>
+          <w:iCs/>
           <w:i/>
-          <w:iCs/>
         </w:rPr>
         <w:t xml:space="preserve">Why: drives 3.6; sensitive categories may constrain what post-intake automation can auto-share or auto-route (3.7).</w:t>
       </w:r>
@@ -359,19 +359,19 @@
       </w:pPr>
       <w:r>
         <w:rPr>
+          <w:bCs/>
           <w:b/>
-          <w:bCs/>
         </w:rPr>
         <w:t xml:space="preserve">1.5 What other systems must intake feed or read from?</w:t>
       </w:r>
     </w:p>
     <w:p>
       <w:pPr>
-        <w:pStyle w:val="Compact"/>
         <w:numPr>
           <w:ilvl w:val="0"/>
           <w:numId w:val="1004"/>
         </w:numPr>
+        <w:pStyle w:val="Compact"/>
       </w:pPr>
       <w:r>
         <w:t xml:space="preserve">Eligibility / insurance verification (e.g. Stedi, clearinghouse 270/271)</w:t>
@@ -379,11 +379,11 @@
     </w:p>
     <w:p>
       <w:pPr>
-        <w:pStyle w:val="Compact"/>
         <w:numPr>
           <w:ilvl w:val="0"/>
           <w:numId w:val="1004"/>
         </w:numPr>
+        <w:pStyle w:val="Compact"/>
       </w:pPr>
       <w:r>
         <w:t xml:space="preserve">Practice management or legacy EHR (write-back of demographics or coverage)</w:t>
@@ -391,11 +391,11 @@
     </w:p>
     <w:p>
       <w:pPr>
-        <w:pStyle w:val="Compact"/>
         <w:numPr>
           <w:ilvl w:val="0"/>
           <w:numId w:val="1004"/>
         </w:numPr>
+        <w:pStyle w:val="Compact"/>
       </w:pPr>
       <w:r>
         <w:t xml:space="preserve">Prefill sources (Patient Access API, Payer-to-Payer API, partner EHR, HIE/TEFCA) — see 3.3</w:t>
@@ -403,11 +403,11 @@
     </w:p>
     <w:p>
       <w:pPr>
-        <w:pStyle w:val="Compact"/>
         <w:numPr>
           <w:ilvl w:val="0"/>
           <w:numId w:val="1004"/>
         </w:numPr>
+        <w:pStyle w:val="Compact"/>
       </w:pPr>
       <w:r>
         <w:t xml:space="preserve">Referrals (intake initiated by an inbound referral – see the Referrals guide)</w:t>
@@ -419,8 +419,8 @@
       </w:pPr>
       <w:r>
         <w:rPr>
+          <w:iCs/>
           <w:i/>
-          <w:iCs/>
         </w:rPr>
         <w:t xml:space="preserve">Why: surfaces integration boundaries that affect prefill (3.3), post-intake automation (3.7), and which actions live inside one intake workflow vs separate workflows.</w:t>
       </w:r>
@@ -432,8 +432,8 @@
         </w:pict>
       </w:r>
     </w:p>
-    <w:bookmarkEnd w:id="13"/>
-    <w:bookmarkStart w:id="14" w:name="section-2-feature-scoping"/>
+    <w:bookmarkEnd w:id="24"/>
+    <w:bookmarkStart w:id="25" w:name="section-2-feature-scoping"/>
     <w:p>
       <w:pPr>
         <w:pStyle w:val="Heading2"/>
@@ -448,8 +448,8 @@
       </w:pPr>
       <w:r>
         <w:rPr>
+          <w:iCs/>
           <w:i/>
-          <w:iCs/>
         </w:rPr>
         <w:t xml:space="preserve">Go through each row together. For each cell under Yes / No / Nice-to-have / Not sure, mark the customer’s answer. The</w:t>
       </w:r>
@@ -458,8 +458,8 @@
       </w:r>
       <w:r>
         <w:rPr>
+          <w:bCs/>
           <w:b/>
-          <w:bCs/>
         </w:rPr>
         <w:t xml:space="preserve">Deep dive</w:t>
       </w:r>
@@ -468,8 +468,8 @@
       </w:r>
       <w:r>
         <w:rPr>
+          <w:iCs/>
           <w:i/>
-          <w:iCs/>
         </w:rPr>
         <w:t xml:space="preserve">column points to the Section 3 subsection that covers each feature.</w:t>
       </w:r>
@@ -478,8 +478,9 @@
       <w:tblPr>
         <w:tblStyle w:val="Table"/>
         <w:tblW w:w="9360" w:type="dxa"/>
+        <w:tblLook w:firstRow="1" w:lastRow="0" w:firstColumn="0" w:lastColumn="0" w:noHBand="0" w:noVBand="0" w:val="0020"/>
+        <w:jc w:val="start"/>
         <w:tblLayout w:type="fixed"/>
-        <w:tblLook w:firstRow="1" w:lastRow="0" w:firstColumn="0" w:lastColumn="0" w:noHBand="0" w:noVBand="0" w:val="0020"/>
       </w:tblPr>
       <w:tblGrid>
         <w:gridCol w:w="600"/>
@@ -493,7 +494,7 @@
       <w:tr>
         <w:trPr>
           <w:cantSplit/>
-          <w:tblHeader w:val="on"/>
+          <w:tblHeader w:val="true"/>
         </w:trPr>
         <w:tc>
           <w:tcPr/>
@@ -1340,7 +1341,13 @@
               <w:t xml:space="preserve"> </w:t>
             </w:r>
             <w:r>
-              <w:t xml:space="preserve">“intake complete”</w:t>
+              <w:t xml:space="preserve">“</w:t>
+            </w:r>
+            <w:r>
+              <w:t xml:space="preserve">intake complete</w:t>
+            </w:r>
+            <w:r>
+              <w:t xml:space="preserve">”</w:t>
             </w:r>
             <w:r>
               <w:t xml:space="preserve"> </w:t>
@@ -1403,8 +1410,8 @@
         </w:pict>
       </w:r>
     </w:p>
-    <w:bookmarkEnd w:id="14"/>
-    <w:bookmarkStart w:id="33" w:name="section-3-feature-deep-dives"/>
+    <w:bookmarkEnd w:id="25"/>
+    <w:bookmarkStart w:id="44" w:name="section-3-feature-deep-dives"/>
     <w:p>
       <w:pPr>
         <w:pStyle w:val="Heading2"/>
@@ -1419,8 +1426,8 @@
       </w:pPr>
       <w:r>
         <w:rPr>
+          <w:iCs/>
           <w:i/>
-          <w:iCs/>
         </w:rPr>
         <w:t xml:space="preserve">Cover each feature flagged Yes or Nice-to-have in Section 2. The goal is to land on a clear recommended approach by the end of each section.</w:t>
       </w:r>
@@ -1437,8 +1444,9 @@
       <w:tblPr>
         <w:tblStyle w:val="Table"/>
         <w:tblW w:w="9360" w:type="dxa"/>
+        <w:tblLook w:firstRow="1" w:lastRow="0" w:firstColumn="0" w:lastColumn="0" w:noHBand="0" w:noVBand="0" w:val="0020"/>
+        <w:jc w:val="start"/>
         <w:tblLayout w:type="fixed"/>
-        <w:tblLook w:firstRow="1" w:lastRow="0" w:firstColumn="0" w:lastColumn="0" w:noHBand="0" w:noVBand="0" w:val="0020"/>
       </w:tblPr>
       <w:tblGrid>
         <w:gridCol w:w="2684"/>
@@ -1448,7 +1456,7 @@
       <w:tr>
         <w:trPr>
           <w:cantSplit/>
-          <w:tblHeader w:val="on"/>
+          <w:tblHeader w:val="true"/>
         </w:trPr>
         <w:tc>
           <w:tcPr/>
@@ -1500,8 +1508,8 @@
             </w:pPr>
             <w:r>
               <w:rPr>
+                <w:bCs/>
                 <w:b/>
-                <w:bCs/>
               </w:rPr>
               <w:t xml:space="preserve">Capture</w:t>
             </w:r>
@@ -1545,8 +1553,8 @@
             </w:pPr>
             <w:r>
               <w:rPr>
+                <w:bCs/>
                 <w:b/>
-                <w:bCs/>
               </w:rPr>
               <w:t xml:space="preserve">Coverage &amp; Consent</w:t>
             </w:r>
@@ -1590,8 +1598,8 @@
             </w:pPr>
             <w:r>
               <w:rPr>
+                <w:bCs/>
                 <w:b/>
-                <w:bCs/>
               </w:rPr>
               <w:t xml:space="preserve">After Submission</w:t>
             </w:r>
@@ -1630,7 +1638,7 @@
         </w:pict>
       </w:r>
     </w:p>
-    <w:bookmarkStart w:id="21" w:name="capture"/>
+    <w:bookmarkStart w:id="32" w:name="capture"/>
     <w:p>
       <w:pPr>
         <w:pStyle w:val="Heading3"/>
@@ -1639,7 +1647,7 @@
         <w:t xml:space="preserve">Capture</w:t>
       </w:r>
     </w:p>
-    <w:bookmarkStart w:id="16" w:name="patient-identity-at-intake"/>
+    <w:bookmarkStart w:id="27" w:name="patient-identity-at-intake"/>
     <w:p>
       <w:pPr>
         <w:pStyle w:val="Heading4"/>
@@ -1658,7 +1666,7 @@
       <w:r>
         <w:t xml:space="preserve"> </w:t>
       </w:r>
-      <w:hyperlink r:id="rId15">
+      <w:hyperlink r:id="rId26">
         <w:r>
           <w:rPr>
             <w:rStyle w:val="Hyperlink"/>
@@ -1691,19 +1699,19 @@
       </w:pPr>
       <w:r>
         <w:rPr>
+          <w:bCs/>
           <w:b/>
-          <w:bCs/>
         </w:rPr>
         <w:t xml:space="preserve">Questions:</w:t>
       </w:r>
     </w:p>
     <w:p>
       <w:pPr>
-        <w:pStyle w:val="Compact"/>
         <w:numPr>
           <w:ilvl w:val="0"/>
           <w:numId w:val="1005"/>
         </w:numPr>
+        <w:pStyle w:val="Compact"/>
       </w:pPr>
       <w:r>
         <w:t xml:space="preserve">Does the patient record exist before intake is filled out, after, or sometimes either?</w:t>
@@ -1711,11 +1719,11 @@
     </w:p>
     <w:p>
       <w:pPr>
-        <w:pStyle w:val="Compact"/>
         <w:numPr>
           <w:ilvl w:val="0"/>
           <w:numId w:val="1005"/>
         </w:numPr>
+        <w:pStyle w:val="Compact"/>
       </w:pPr>
       <w:r>
         <w:t xml:space="preserve">Do you run an identifier lookup, a demographic match search, both, or neither before creating a new patient record?</w:t>
@@ -1723,11 +1731,11 @@
     </w:p>
     <w:p>
       <w:pPr>
-        <w:pStyle w:val="Compact"/>
         <w:numPr>
           <w:ilvl w:val="0"/>
           <w:numId w:val="1005"/>
         </w:numPr>
+        <w:pStyle w:val="Compact"/>
       </w:pPr>
       <w:r>
         <w:t xml:space="preserve">When a match is ambiguous, does the intake response stay unlinked until a human confirms, or does the system pick the best candidate automatically?</w:t>
@@ -1735,11 +1743,11 @@
     </w:p>
     <w:p>
       <w:pPr>
-        <w:pStyle w:val="Compact"/>
         <w:numPr>
           <w:ilvl w:val="0"/>
           <w:numId w:val="1005"/>
         </w:numPr>
+        <w:pStyle w:val="Compact"/>
       </w:pPr>
       <w:r>
         <w:t xml:space="preserve">For self-service flows, can a patient submit intake before authenticating, and how is that response later associated with an account?</w:t>
@@ -1749,8 +1757,9 @@
       <w:tblPr>
         <w:tblStyle w:val="Table"/>
         <w:tblW w:w="9360" w:type="dxa"/>
+        <w:tblLook w:firstRow="1" w:lastRow="0" w:firstColumn="0" w:lastColumn="0" w:noHBand="0" w:noVBand="0" w:val="0020"/>
+        <w:jc w:val="start"/>
         <w:tblLayout w:type="fixed"/>
-        <w:tblLook w:firstRow="1" w:lastRow="0" w:firstColumn="0" w:lastColumn="0" w:noHBand="0" w:noVBand="0" w:val="0020"/>
       </w:tblPr>
       <w:tblGrid>
         <w:gridCol w:w="4165"/>
@@ -1759,7 +1768,7 @@
       <w:tr>
         <w:trPr>
           <w:cantSplit/>
-          <w:tblHeader w:val="on"/>
+          <w:tblHeader w:val="true"/>
         </w:trPr>
         <w:tc>
           <w:tcPr/>
@@ -1964,8 +1973,8 @@
         </w:pict>
       </w:r>
     </w:p>
-    <w:bookmarkEnd w:id="16"/>
-    <w:bookmarkStart w:id="17" w:name="form-library-capture-flow"/>
+    <w:bookmarkEnd w:id="27"/>
+    <w:bookmarkStart w:id="28" w:name="form-library-capture-flow"/>
     <w:p>
       <w:pPr>
         <w:pStyle w:val="Heading4"/>
@@ -1988,19 +1997,19 @@
       </w:pPr>
       <w:r>
         <w:rPr>
+          <w:bCs/>
           <w:b/>
-          <w:bCs/>
         </w:rPr>
         <w:t xml:space="preserve">Questions:</w:t>
       </w:r>
     </w:p>
     <w:p>
       <w:pPr>
-        <w:pStyle w:val="Compact"/>
         <w:numPr>
           <w:ilvl w:val="0"/>
           <w:numId w:val="1006"/>
         </w:numPr>
+        <w:pStyle w:val="Compact"/>
       </w:pPr>
       <w:r>
         <w:t xml:space="preserve">One intake form for everyone, or different forms by visit type, program, or language?</w:t>
@@ -2008,11 +2017,11 @@
     </w:p>
     <w:p>
       <w:pPr>
-        <w:pStyle w:val="Compact"/>
         <w:numPr>
           <w:ilvl w:val="0"/>
           <w:numId w:val="1006"/>
         </w:numPr>
+        <w:pStyle w:val="Compact"/>
       </w:pPr>
       <w:r>
         <w:t xml:space="preserve">Same form for patient self-service and staff-assisted, or separate forms tuned to each audience?</w:t>
@@ -2020,11 +2029,11 @@
     </w:p>
     <w:p>
       <w:pPr>
-        <w:pStyle w:val="Compact"/>
         <w:numPr>
           <w:ilvl w:val="0"/>
           <w:numId w:val="1006"/>
         </w:numPr>
+        <w:pStyle w:val="Compact"/>
       </w:pPr>
       <w:r>
         <w:t xml:space="preserve">If you offer conversational or voice intake, does the transcript land in the same data shape as the form, or in a separate pipeline?</w:t>
@@ -2034,8 +2043,9 @@
       <w:tblPr>
         <w:tblStyle w:val="Table"/>
         <w:tblW w:w="9360" w:type="dxa"/>
+        <w:tblLook w:firstRow="1" w:lastRow="0" w:firstColumn="0" w:lastColumn="0" w:noHBand="0" w:noVBand="0" w:val="0020"/>
+        <w:jc w:val="start"/>
         <w:tblLayout w:type="fixed"/>
-        <w:tblLook w:firstRow="1" w:lastRow="0" w:firstColumn="0" w:lastColumn="0" w:noHBand="0" w:noVBand="0" w:val="0020"/>
       </w:tblPr>
       <w:tblGrid>
         <w:gridCol w:w="4503"/>
@@ -2044,7 +2054,7 @@
       <w:tr>
         <w:trPr>
           <w:cantSplit/>
-          <w:tblHeader w:val="on"/>
+          <w:tblHeader w:val="true"/>
         </w:trPr>
         <w:tc>
           <w:tcPr/>
@@ -2213,7 +2223,13 @@
               <w:t xml:space="preserve"> </w:t>
             </w:r>
             <w:r>
-              <w:t xml:space="preserve">“completed-by”</w:t>
+              <w:t xml:space="preserve">“</w:t>
+            </w:r>
+            <w:r>
+              <w:t xml:space="preserve">completed-by</w:t>
+            </w:r>
+            <w:r>
+              <w:t xml:space="preserve">”</w:t>
             </w:r>
             <w:r>
               <w:t xml:space="preserve"> </w:t>
@@ -2300,8 +2316,8 @@
         </w:pict>
       </w:r>
     </w:p>
-    <w:bookmarkEnd w:id="17"/>
-    <w:bookmarkStart w:id="18" w:name="prefill-reconciliation"/>
+    <w:bookmarkEnd w:id="28"/>
+    <w:bookmarkStart w:id="29" w:name="prefill-reconciliation"/>
     <w:p>
       <w:pPr>
         <w:pStyle w:val="Heading4"/>
@@ -2324,8 +2340,8 @@
       </w:pPr>
       <w:r>
         <w:rPr>
+          <w:bCs/>
           <w:b/>
-          <w:bCs/>
         </w:rPr>
         <w:t xml:space="preserve">⚠ One-way door:</w:t>
       </w:r>
@@ -2339,7 +2355,13 @@
         <w:t xml:space="preserve"> </w:t>
       </w:r>
       <w:r>
-        <w:t xml:space="preserve">“patient said X”</w:t>
+        <w:t xml:space="preserve">“</w:t>
+      </w:r>
+      <w:r>
+        <w:t xml:space="preserve">patient said X</w:t>
+      </w:r>
+      <w:r>
+        <w:t xml:space="preserve">”</w:t>
       </w:r>
       <w:r>
         <w:t xml:space="preserve"> </w:t>
@@ -2351,7 +2373,13 @@
         <w:t xml:space="preserve"> </w:t>
       </w:r>
       <w:r>
-        <w:t xml:space="preserve">“source said X”</w:t>
+        <w:t xml:space="preserve">“</w:t>
+      </w:r>
+      <w:r>
+        <w:t xml:space="preserve">source said X</w:t>
+      </w:r>
+      <w:r>
+        <w:t xml:space="preserve">”</w:t>
       </w:r>
       <w:r>
         <w:t xml:space="preserve"> </w:t>
@@ -2366,19 +2394,19 @@
       </w:pPr>
       <w:r>
         <w:rPr>
+          <w:bCs/>
           <w:b/>
-          <w:bCs/>
         </w:rPr>
         <w:t xml:space="preserve">Questions:</w:t>
       </w:r>
     </w:p>
     <w:p>
       <w:pPr>
-        <w:pStyle w:val="Compact"/>
         <w:numPr>
           <w:ilvl w:val="0"/>
           <w:numId w:val="1007"/>
         </w:numPr>
+        <w:pStyle w:val="Compact"/>
       </w:pPr>
       <w:r>
         <w:t xml:space="preserve">Does the form start blank, prefilled from data you already hold (returning patient, prior visit), or prefilled from an external source?</w:t>
@@ -2386,11 +2414,11 @@
     </w:p>
     <w:p>
       <w:pPr>
-        <w:pStyle w:val="Compact"/>
         <w:numPr>
           <w:ilvl w:val="0"/>
           <w:numId w:val="1007"/>
         </w:numPr>
+        <w:pStyle w:val="Compact"/>
       </w:pPr>
       <w:r>
         <w:t xml:space="preserve">Which external sources are in scope (insurance card OCR, Patient Access API, Payer-to-Payer API, partner EHR, TEFCA/QHIN, state or regional HIE)?</w:t>
@@ -2398,11 +2426,11 @@
     </w:p>
     <w:p>
       <w:pPr>
-        <w:pStyle w:val="Compact"/>
         <w:numPr>
           <w:ilvl w:val="0"/>
           <w:numId w:val="1007"/>
         </w:numPr>
+        <w:pStyle w:val="Compact"/>
       </w:pPr>
       <w:r>
         <w:t xml:space="preserve">When prefilled data and patient input disagree, who wins — the source, the patient, or staff?</w:t>
@@ -2410,11 +2438,11 @@
     </w:p>
     <w:p>
       <w:pPr>
-        <w:pStyle w:val="Compact"/>
         <w:numPr>
           <w:ilvl w:val="0"/>
           <w:numId w:val="1007"/>
         </w:numPr>
+        <w:pStyle w:val="Compact"/>
       </w:pPr>
       <w:r>
         <w:t xml:space="preserve">Does the patient see prefilled values and explicitly confirm, or is prefill silent?</w:t>
@@ -2424,8 +2452,9 @@
       <w:tblPr>
         <w:tblStyle w:val="Table"/>
         <w:tblW w:w="9360" w:type="dxa"/>
+        <w:tblLook w:firstRow="1" w:lastRow="0" w:firstColumn="0" w:lastColumn="0" w:noHBand="0" w:noVBand="0" w:val="0020"/>
+        <w:jc w:val="start"/>
         <w:tblLayout w:type="fixed"/>
-        <w:tblLook w:firstRow="1" w:lastRow="0" w:firstColumn="0" w:lastColumn="0" w:noHBand="0" w:noVBand="0" w:val="0020"/>
       </w:tblPr>
       <w:tblGrid>
         <w:gridCol w:w="4494"/>
@@ -2434,7 +2463,7 @@
       <w:tr>
         <w:trPr>
           <w:cantSplit/>
-          <w:tblHeader w:val="on"/>
+          <w:tblHeader w:val="true"/>
         </w:trPr>
         <w:tc>
           <w:tcPr/>
@@ -2593,7 +2622,13 @@
               <w:t xml:space="preserve"> </w:t>
             </w:r>
             <w:r>
-              <w:t xml:space="preserve">“show and confirm”</w:t>
+              <w:t xml:space="preserve">“</w:t>
+            </w:r>
+            <w:r>
+              <w:t xml:space="preserve">show and confirm</w:t>
+            </w:r>
+            <w:r>
+              <w:t xml:space="preserve">”</w:t>
             </w:r>
             <w:r>
               <w:t xml:space="preserve"> </w:t>
@@ -2612,8 +2647,8 @@
         </w:pict>
       </w:r>
     </w:p>
-    <w:bookmarkEnd w:id="18"/>
-    <w:bookmarkStart w:id="20" w:name="extraction-model-sdc-vs-bot"/>
+    <w:bookmarkEnd w:id="29"/>
+    <w:bookmarkStart w:id="31" w:name="extraction-model-sdc-vs-bot"/>
     <w:p>
       <w:pPr>
         <w:pStyle w:val="Heading4"/>
@@ -2636,8 +2671,8 @@
       </w:pPr>
       <w:r>
         <w:rPr>
+          <w:bCs/>
           <w:b/>
-          <w:bCs/>
         </w:rPr>
         <w:t xml:space="preserve">⚠ One-way door:</w:t>
       </w:r>
@@ -2654,19 +2689,19 @@
       </w:pPr>
       <w:r>
         <w:rPr>
+          <w:bCs/>
           <w:b/>
-          <w:bCs/>
         </w:rPr>
         <w:t xml:space="preserve">Questions:</w:t>
       </w:r>
     </w:p>
     <w:p>
       <w:pPr>
-        <w:pStyle w:val="Compact"/>
         <w:numPr>
           <w:ilvl w:val="0"/>
           <w:numId w:val="1008"/>
         </w:numPr>
+        <w:pStyle w:val="Compact"/>
       </w:pPr>
       <w:r>
         <w:t xml:space="preserve">Does extraction need conditional logic (only create a subscriber/guardian record when the subscriber is not the patient, only create a consent record when the patient agreed)?</w:t>
@@ -2674,11 +2709,11 @@
     </w:p>
     <w:p>
       <w:pPr>
-        <w:pStyle w:val="Compact"/>
         <w:numPr>
           <w:ilvl w:val="0"/>
           <w:numId w:val="1008"/>
         </w:numPr>
+        <w:pStyle w:val="Compact"/>
       </w:pPr>
       <w:r>
         <w:t xml:space="preserve">Does extraction need to call external APIs (eligibility, address validation, geocoding) during processing?</w:t>
@@ -2686,11 +2721,11 @@
     </w:p>
     <w:p>
       <w:pPr>
-        <w:pStyle w:val="Compact"/>
         <w:numPr>
           <w:ilvl w:val="0"/>
           <w:numId w:val="1008"/>
         </w:numPr>
+        <w:pStyle w:val="Compact"/>
       </w:pPr>
       <w:r>
         <w:t xml:space="preserve">When intake is resubmitted (annual update, correction), what should happen to existing allergies, medications, conditions, and coverage records?</w:t>
@@ -2698,11 +2733,11 @@
     </w:p>
     <w:p>
       <w:pPr>
-        <w:pStyle w:val="Compact"/>
         <w:numPr>
           <w:ilvl w:val="0"/>
           <w:numId w:val="1008"/>
         </w:numPr>
+        <w:pStyle w:val="Compact"/>
       </w:pPr>
       <w:r>
         <w:t xml:space="preserve">Will non-engineers update the form, and how often?</w:t>
@@ -2712,8 +2747,9 @@
       <w:tblPr>
         <w:tblStyle w:val="Table"/>
         <w:tblW w:w="9360" w:type="dxa"/>
+        <w:tblLook w:firstRow="1" w:lastRow="0" w:firstColumn="0" w:lastColumn="0" w:noHBand="0" w:noVBand="0" w:val="0020"/>
+        <w:jc w:val="start"/>
         <w:tblLayout w:type="fixed"/>
-        <w:tblLook w:firstRow="1" w:lastRow="0" w:firstColumn="0" w:lastColumn="0" w:noHBand="0" w:noVBand="0" w:val="0020"/>
       </w:tblPr>
       <w:tblGrid>
         <w:gridCol w:w="4508"/>
@@ -2722,7 +2758,7 @@
       <w:tr>
         <w:trPr>
           <w:cantSplit/>
-          <w:tblHeader w:val="on"/>
+          <w:tblHeader w:val="true"/>
         </w:trPr>
         <w:tc>
           <w:tcPr/>
@@ -3036,7 +3072,7 @@
             <w:r>
               <w:t xml:space="preserve"> </w:t>
             </w:r>
-            <w:hyperlink r:id="rId19">
+            <w:hyperlink r:id="rId30">
               <w:r>
                 <w:rPr>
                   <w:rStyle w:val="Hyperlink"/>
@@ -3058,9 +3094,9 @@
         </w:pict>
       </w:r>
     </w:p>
-    <w:bookmarkEnd w:id="20"/>
-    <w:bookmarkEnd w:id="21"/>
-    <w:bookmarkStart w:id="25" w:name="coverage-consent"/>
+    <w:bookmarkEnd w:id="31"/>
+    <w:bookmarkEnd w:id="32"/>
+    <w:bookmarkStart w:id="36" w:name="coverage-consent"/>
     <w:p>
       <w:pPr>
         <w:pStyle w:val="Heading3"/>
@@ -3069,7 +3105,7 @@
         <w:t xml:space="preserve">Coverage &amp; Consent</w:t>
       </w:r>
     </w:p>
-    <w:bookmarkStart w:id="23" w:name="coverage-subscriber-relationships"/>
+    <w:bookmarkStart w:id="34" w:name="coverage-subscriber-relationships"/>
     <w:p>
       <w:pPr>
         <w:pStyle w:val="Heading4"/>
@@ -3092,8 +3128,8 @@
       </w:pPr>
       <w:r>
         <w:rPr>
+          <w:bCs/>
           <w:b/>
-          <w:bCs/>
         </w:rPr>
         <w:t xml:space="preserve">⚠ One-way door:</w:t>
       </w:r>
@@ -3108,8 +3144,8 @@
       </w:r>
       <w:r>
         <w:rPr>
+          <w:bCs/>
           <w:b/>
-          <w:bCs/>
         </w:rPr>
         <w:t xml:space="preserve">patient’s</w:t>
       </w:r>
@@ -3123,7 +3159,13 @@
         <w:t xml:space="preserve"> </w:t>
       </w:r>
       <w:r>
-        <w:t xml:space="preserve">“child”</w:t>
+        <w:t xml:space="preserve">“</w:t>
+      </w:r>
+      <w:r>
+        <w:t xml:space="preserve">child</w:t>
+      </w:r>
+      <w:r>
+        <w:t xml:space="preserve">”</w:t>
       </w:r>
       <w:r>
         <w:t xml:space="preserve">, the subscriber is</w:t>
@@ -3132,7 +3174,13 @@
         <w:t xml:space="preserve"> </w:t>
       </w:r>
       <w:r>
-        <w:t xml:space="preserve">“parent”</w:t>
+        <w:t xml:space="preserve">“</w:t>
+      </w:r>
+      <w:r>
+        <w:t xml:space="preserve">parent</w:t>
+      </w:r>
+      <w:r>
+        <w:t xml:space="preserve">”</w:t>
       </w:r>
       <w:r>
         <w:t xml:space="preserve">). Encoding this incorrectly is one of the most common intake bugs and is hard to retroactively fix on historical data.</w:t>
@@ -3144,19 +3192,19 @@
       </w:pPr>
       <w:r>
         <w:rPr>
+          <w:bCs/>
           <w:b/>
-          <w:bCs/>
         </w:rPr>
         <w:t xml:space="preserve">Questions:</w:t>
       </w:r>
     </w:p>
     <w:p>
       <w:pPr>
-        <w:pStyle w:val="Compact"/>
         <w:numPr>
           <w:ilvl w:val="0"/>
           <w:numId w:val="1009"/>
         </w:numPr>
+        <w:pStyle w:val="Compact"/>
       </w:pPr>
       <w:r>
         <w:t xml:space="preserve">Are multiple coverages (primary / secondary) captured at intake, or only primary?</w:t>
@@ -3164,11 +3212,11 @@
     </w:p>
     <w:p>
       <w:pPr>
-        <w:pStyle w:val="Compact"/>
         <w:numPr>
           <w:ilvl w:val="0"/>
           <w:numId w:val="1009"/>
         </w:numPr>
+        <w:pStyle w:val="Compact"/>
       </w:pPr>
       <w:r>
         <w:t xml:space="preserve">Is the subscriber sometimes someone other than the patient (e.g. a parent’s plan covering a child)?</w:t>
@@ -3176,11 +3224,11 @@
     </w:p>
     <w:p>
       <w:pPr>
-        <w:pStyle w:val="Compact"/>
         <w:numPr>
           <w:ilvl w:val="0"/>
           <w:numId w:val="1009"/>
         </w:numPr>
+        <w:pStyle w:val="Compact"/>
       </w:pPr>
       <w:r>
         <w:t xml:space="preserve">Do you capture insurance card images, and where do they live?</w:t>
@@ -3188,11 +3236,11 @@
     </w:p>
     <w:p>
       <w:pPr>
-        <w:pStyle w:val="Compact"/>
         <w:numPr>
           <w:ilvl w:val="0"/>
           <w:numId w:val="1009"/>
         </w:numPr>
+        <w:pStyle w:val="Compact"/>
       </w:pPr>
       <w:r>
         <w:t xml:space="preserve">Are payers pre-loaded as a curated directory, or created on demand?</w:t>
@@ -3202,8 +3250,9 @@
       <w:tblPr>
         <w:tblStyle w:val="Table"/>
         <w:tblW w:w="9360" w:type="dxa"/>
+        <w:tblLook w:firstRow="1" w:lastRow="0" w:firstColumn="0" w:lastColumn="0" w:noHBand="0" w:noVBand="0" w:val="0020"/>
+        <w:jc w:val="start"/>
         <w:tblLayout w:type="fixed"/>
-        <w:tblLook w:firstRow="1" w:lastRow="0" w:firstColumn="0" w:lastColumn="0" w:noHBand="0" w:noVBand="0" w:val="0020"/>
       </w:tblPr>
       <w:tblGrid>
         <w:gridCol w:w="3784"/>
@@ -3212,7 +3261,7 @@
       <w:tr>
         <w:trPr>
           <w:cantSplit/>
-          <w:tblHeader w:val="on"/>
+          <w:tblHeader w:val="true"/>
         </w:trPr>
         <w:tc>
           <w:tcPr/>
@@ -3389,8 +3438,8 @@
             </w:r>
             <w:r>
               <w:rPr>
+                <w:bCs/>
                 <w:b/>
-                <w:bCs/>
               </w:rPr>
               <w:t xml:space="preserve">inversion</w:t>
             </w:r>
@@ -3442,7 +3491,7 @@
             <w:r>
               <w:t xml:space="preserve"> </w:t>
             </w:r>
-            <w:hyperlink r:id="rId19">
+            <w:hyperlink r:id="rId30">
               <w:r>
                 <w:rPr>
                   <w:rStyle w:val="Hyperlink"/>
@@ -3571,7 +3620,7 @@
             <w:r>
               <w:t xml:space="preserve"> </w:t>
             </w:r>
-            <w:hyperlink r:id="rId22">
+            <w:hyperlink r:id="rId33">
               <w:r>
                 <w:rPr>
                   <w:rStyle w:val="Hyperlink"/>
@@ -3630,7 +3679,13 @@
               <w:t xml:space="preserve"> </w:t>
             </w:r>
             <w:r>
-              <w:t xml:space="preserve">“create if missing”</w:t>
+              <w:t xml:space="preserve">“</w:t>
+            </w:r>
+            <w:r>
+              <w:t xml:space="preserve">create if missing</w:t>
+            </w:r>
+            <w:r>
+              <w:t xml:space="preserve">”</w:t>
             </w:r>
             <w:r>
               <w:t xml:space="preserve"> </w:t>
@@ -3649,8 +3704,8 @@
         </w:pict>
       </w:r>
     </w:p>
-    <w:bookmarkEnd w:id="23"/>
-    <w:bookmarkStart w:id="24" w:name="consents"/>
+    <w:bookmarkEnd w:id="34"/>
+    <w:bookmarkStart w:id="35" w:name="consents"/>
     <w:p>
       <w:pPr>
         <w:pStyle w:val="Heading4"/>
@@ -3673,19 +3728,19 @@
       </w:pPr>
       <w:r>
         <w:rPr>
+          <w:bCs/>
           <w:b/>
-          <w:bCs/>
         </w:rPr>
         <w:t xml:space="preserve">Questions:</w:t>
       </w:r>
     </w:p>
     <w:p>
       <w:pPr>
-        <w:pStyle w:val="Compact"/>
         <w:numPr>
           <w:ilvl w:val="0"/>
           <w:numId w:val="1010"/>
         </w:numPr>
+        <w:pStyle w:val="Compact"/>
       </w:pPr>
       <w:r>
         <w:t xml:space="preserve">Which consent types are required at first intake vs deferred (HIPAA, treatment, financial, telehealth, research)?</w:t>
@@ -3693,11 +3748,11 @@
     </w:p>
     <w:p>
       <w:pPr>
-        <w:pStyle w:val="Compact"/>
         <w:numPr>
           <w:ilvl w:val="0"/>
           <w:numId w:val="1010"/>
         </w:numPr>
+        <w:pStyle w:val="Compact"/>
       </w:pPr>
       <w:r>
         <w:t xml:space="preserve">Are some consents conditional on patient attributes (minor, state of residence, payer)?</w:t>
@@ -3705,11 +3760,11 @@
     </w:p>
     <w:p>
       <w:pPr>
-        <w:pStyle w:val="Compact"/>
         <w:numPr>
           <w:ilvl w:val="0"/>
           <w:numId w:val="1010"/>
         </w:numPr>
+        <w:pStyle w:val="Compact"/>
       </w:pPr>
       <w:r>
         <w:t xml:space="preserve">What triggers re-consent (annual update, policy change, new clinic site)?</w:t>
@@ -3717,11 +3772,11 @@
     </w:p>
     <w:p>
       <w:pPr>
-        <w:pStyle w:val="Compact"/>
         <w:numPr>
           <w:ilvl w:val="0"/>
           <w:numId w:val="1010"/>
         </w:numPr>
+        <w:pStyle w:val="Compact"/>
       </w:pPr>
       <w:r>
         <w:t xml:space="preserve">Does intake need to capture electronic signature artifacts (image, attestation timestamp)?</w:t>
@@ -3731,8 +3786,9 @@
       <w:tblPr>
         <w:tblStyle w:val="Table"/>
         <w:tblW w:w="9360" w:type="dxa"/>
+        <w:tblLook w:firstRow="1" w:lastRow="0" w:firstColumn="0" w:lastColumn="0" w:noHBand="0" w:noVBand="0" w:val="0020"/>
+        <w:jc w:val="start"/>
         <w:tblLayout w:type="fixed"/>
-        <w:tblLook w:firstRow="1" w:lastRow="0" w:firstColumn="0" w:lastColumn="0" w:noHBand="0" w:noVBand="0" w:val="0020"/>
       </w:tblPr>
       <w:tblGrid>
         <w:gridCol w:w="3289"/>
@@ -3741,7 +3797,7 @@
       <w:tr>
         <w:trPr>
           <w:cantSplit/>
-          <w:tblHeader w:val="on"/>
+          <w:tblHeader w:val="true"/>
         </w:trPr>
         <w:tc>
           <w:tcPr/>
@@ -3961,9 +4017,9 @@
         </w:pict>
       </w:r>
     </w:p>
-    <w:bookmarkEnd w:id="24"/>
-    <w:bookmarkEnd w:id="25"/>
-    <w:bookmarkStart w:id="32" w:name="after-submission"/>
+    <w:bookmarkEnd w:id="35"/>
+    <w:bookmarkEnd w:id="36"/>
+    <w:bookmarkStart w:id="43" w:name="after-submission"/>
     <w:p>
       <w:pPr>
         <w:pStyle w:val="Heading3"/>
@@ -3972,7 +4028,7 @@
         <w:t xml:space="preserve">After Submission</w:t>
       </w:r>
     </w:p>
-    <w:bookmarkStart w:id="28" w:name="post-intake-automation-triggers-actions"/>
+    <w:bookmarkStart w:id="39" w:name="post-intake-automation-triggers-actions"/>
     <w:p>
       <w:pPr>
         <w:pStyle w:val="Heading4"/>
@@ -3995,32 +4051,32 @@
       </w:pPr>
       <w:r>
         <w:rPr>
+          <w:iCs/>
           <w:i/>
-          <w:iCs/>
         </w:rPr>
         <w:t xml:space="preserve">Note: This section is decision-focused. For the full pattern catalog, see</w:t>
       </w:r>
       <w:r>
         <w:rPr>
+          <w:iCs/>
           <w:i/>
-          <w:iCs/>
         </w:rPr>
         <w:t xml:space="preserve"> </w:t>
       </w:r>
-      <w:hyperlink r:id="rId26">
+      <w:hyperlink r:id="rId37">
         <w:r>
           <w:rPr>
             <w:rStyle w:val="Hyperlink"/>
+            <w:iCs/>
             <w:i/>
-            <w:iCs/>
           </w:rPr>
           <w:t xml:space="preserve">Post Intake Automation</w:t>
         </w:r>
       </w:hyperlink>
       <w:r>
         <w:rPr>
+          <w:iCs/>
           <w:i/>
-          <w:iCs/>
         </w:rPr>
         <w:t xml:space="preserve">.</w:t>
       </w:r>
@@ -4031,19 +4087,19 @@
       </w:pPr>
       <w:r>
         <w:rPr>
+          <w:bCs/>
           <w:b/>
-          <w:bCs/>
         </w:rPr>
         <w:t xml:space="preserve">Questions:</w:t>
       </w:r>
     </w:p>
     <w:p>
       <w:pPr>
-        <w:pStyle w:val="Compact"/>
         <w:numPr>
           <w:ilvl w:val="0"/>
           <w:numId w:val="1011"/>
         </w:numPr>
+        <w:pStyle w:val="Compact"/>
       </w:pPr>
       <w:r>
         <w:t xml:space="preserve">Does one workflow do everything (extract + notify + verify eligibility + create exception tasks), or do you split concerns into multiple workflows wired to different triggers?</w:t>
@@ -4051,11 +4107,11 @@
     </w:p>
     <w:p>
       <w:pPr>
-        <w:pStyle w:val="Compact"/>
         <w:numPr>
           <w:ilvl w:val="0"/>
           <w:numId w:val="1011"/>
         </w:numPr>
+        <w:pStyle w:val="Compact"/>
       </w:pPr>
       <w:r>
         <w:t xml:space="preserve">Should intake processing re-run when the response is updated, or only on first submit?</w:t>
@@ -4063,11 +4119,11 @@
     </w:p>
     <w:p>
       <w:pPr>
-        <w:pStyle w:val="Compact"/>
         <w:numPr>
           <w:ilvl w:val="0"/>
           <w:numId w:val="1011"/>
         </w:numPr>
+        <w:pStyle w:val="Compact"/>
       </w:pPr>
       <w:r>
         <w:t xml:space="preserve">When does eligibility verification run – during form completion, on submit, or async after intake is committed?</w:t>
@@ -4075,11 +4131,11 @@
     </w:p>
     <w:p>
       <w:pPr>
-        <w:pStyle w:val="Compact"/>
         <w:numPr>
           <w:ilvl w:val="0"/>
           <w:numId w:val="1011"/>
         </w:numPr>
+        <w:pStyle w:val="Compact"/>
       </w:pPr>
       <w:r>
         <w:t xml:space="preserve">Which post-intake actions are required to mark intake</w:t>
@@ -4088,7 +4144,13 @@
         <w:t xml:space="preserve"> </w:t>
       </w:r>
       <w:r>
-        <w:t xml:space="preserve">“done”</w:t>
+        <w:t xml:space="preserve">“</w:t>
+      </w:r>
+      <w:r>
+        <w:t xml:space="preserve">done</w:t>
+      </w:r>
+      <w:r>
+        <w:t xml:space="preserve">”</w:t>
       </w:r>
       <w:r>
         <w:t xml:space="preserve"> </w:t>
@@ -4099,11 +4161,11 @@
     </w:p>
     <w:p>
       <w:pPr>
-        <w:pStyle w:val="Compact"/>
         <w:numPr>
           <w:ilvl w:val="0"/>
           <w:numId w:val="1011"/>
         </w:numPr>
+        <w:pStyle w:val="Compact"/>
       </w:pPr>
       <w:r>
         <w:t xml:space="preserve">When eligibility, address validation, or another external call fails, does that block intake or surface an exception task?</w:t>
@@ -4113,8 +4175,9 @@
       <w:tblPr>
         <w:tblStyle w:val="Table"/>
         <w:tblW w:w="9360" w:type="dxa"/>
+        <w:tblLook w:firstRow="1" w:lastRow="0" w:firstColumn="0" w:lastColumn="0" w:noHBand="0" w:noVBand="0" w:val="0020"/>
+        <w:jc w:val="start"/>
         <w:tblLayout w:type="fixed"/>
-        <w:tblLook w:firstRow="1" w:lastRow="0" w:firstColumn="0" w:lastColumn="0" w:noHBand="0" w:noVBand="0" w:val="0020"/>
       </w:tblPr>
       <w:tblGrid>
         <w:gridCol w:w="4282"/>
@@ -4123,7 +4186,7 @@
       <w:tr>
         <w:trPr>
           <w:cantSplit/>
-          <w:tblHeader w:val="on"/>
+          <w:tblHeader w:val="true"/>
         </w:trPr>
         <w:tc>
           <w:tcPr/>
@@ -4309,7 +4372,7 @@
             <w:r>
               <w:t xml:space="preserve"> </w:t>
             </w:r>
-            <w:hyperlink r:id="rId27">
+            <w:hyperlink r:id="rId38">
               <w:r>
                 <w:rPr>
                   <w:rStyle w:val="Hyperlink"/>
@@ -4430,7 +4493,13 @@
               <w:t xml:space="preserve"> </w:t>
             </w:r>
             <w:r>
-              <w:t xml:space="preserve">“intake complete”</w:t>
+              <w:t xml:space="preserve">“</w:t>
+            </w:r>
+            <w:r>
+              <w:t xml:space="preserve">intake complete</w:t>
+            </w:r>
+            <w:r>
+              <w:t xml:space="preserve">”</w:t>
             </w:r>
             <w:r>
               <w:t xml:space="preserve"> </w:t>
@@ -4507,8 +4576,8 @@
         </w:pict>
       </w:r>
     </w:p>
-    <w:bookmarkEnd w:id="28"/>
-    <w:bookmarkStart w:id="30" w:name="Xdcfa6d3ba20a461d922c1089e45845a2e13e217"/>
+    <w:bookmarkEnd w:id="39"/>
+    <w:bookmarkStart w:id="41" w:name="Xdcfa6d3ba20a461d922c1089e45845a2e13e217"/>
     <w:p>
       <w:pPr>
         <w:pStyle w:val="Heading4"/>
@@ -4531,32 +4600,32 @@
       </w:pPr>
       <w:r>
         <w:rPr>
+          <w:iCs/>
           <w:i/>
-          <w:iCs/>
         </w:rPr>
         <w:t xml:space="preserve">Note: The template-driven orchestration pattern is documented in detail under</w:t>
       </w:r>
       <w:r>
         <w:rPr>
+          <w:iCs/>
           <w:i/>
-          <w:iCs/>
         </w:rPr>
         <w:t xml:space="preserve"> </w:t>
       </w:r>
-      <w:hyperlink r:id="rId26">
+      <w:hyperlink r:id="rId37">
         <w:r>
           <w:rPr>
             <w:rStyle w:val="Hyperlink"/>
+            <w:iCs/>
             <w:i/>
-            <w:iCs/>
           </w:rPr>
           <w:t xml:space="preserve">Post Intake Automation → PlanDefinition Orchestration</w:t>
         </w:r>
       </w:hyperlink>
       <w:r>
         <w:rPr>
+          <w:iCs/>
           <w:i/>
-          <w:iCs/>
         </w:rPr>
         <w:t xml:space="preserve">. This section stays at the level needed to decide whether to adopt that pattern.</w:t>
       </w:r>
@@ -4567,19 +4636,19 @@
       </w:pPr>
       <w:r>
         <w:rPr>
+          <w:bCs/>
           <w:b/>
-          <w:bCs/>
         </w:rPr>
         <w:t xml:space="preserve">Questions:</w:t>
       </w:r>
     </w:p>
     <w:p>
       <w:pPr>
-        <w:pStyle w:val="Compact"/>
         <w:numPr>
           <w:ilvl w:val="0"/>
           <w:numId w:val="1012"/>
         </w:numPr>
+        <w:pStyle w:val="Compact"/>
       </w:pPr>
       <w:r>
         <w:t xml:space="preserve">Is intake completed by one person in one session, or split across roles (patient fills demographics, MA captures vitals, provider reviews)?</w:t>
@@ -4587,11 +4656,11 @@
     </w:p>
     <w:p>
       <w:pPr>
-        <w:pStyle w:val="Compact"/>
         <w:numPr>
           <w:ilvl w:val="0"/>
           <w:numId w:val="1012"/>
         </w:numPr>
+        <w:pStyle w:val="Compact"/>
       </w:pPr>
       <w:r>
         <w:t xml:space="preserve">Does intake need to appear as tasks in the provider’s visit chart?</w:t>
@@ -4599,11 +4668,11 @@
     </w:p>
     <w:p>
       <w:pPr>
-        <w:pStyle w:val="Compact"/>
         <w:numPr>
           <w:ilvl w:val="0"/>
           <w:numId w:val="1012"/>
         </w:numPr>
+        <w:pStyle w:val="Compact"/>
       </w:pPr>
       <w:r>
         <w:t xml:space="preserve">Are some intake steps non-form work (e.g. lab orders, imaging) that should be modeled as orders rather than questionnaires?</w:t>
@@ -4611,11 +4680,11 @@
     </w:p>
     <w:p>
       <w:pPr>
-        <w:pStyle w:val="Compact"/>
         <w:numPr>
           <w:ilvl w:val="0"/>
           <w:numId w:val="1012"/>
         </w:numPr>
+        <w:pStyle w:val="Compact"/>
       </w:pPr>
       <w:r>
         <w:t xml:space="preserve">Will the same intake template be reused across visit types or programs?</w:t>
@@ -4625,8 +4694,9 @@
       <w:tblPr>
         <w:tblStyle w:val="Table"/>
         <w:tblW w:w="9360" w:type="dxa"/>
+        <w:tblLook w:firstRow="1" w:lastRow="0" w:firstColumn="0" w:lastColumn="0" w:noHBand="0" w:noVBand="0" w:val="0020"/>
+        <w:jc w:val="start"/>
         <w:tblLayout w:type="fixed"/>
-        <w:tblLook w:firstRow="1" w:lastRow="0" w:firstColumn="0" w:lastColumn="0" w:noHBand="0" w:noVBand="0" w:val="0020"/>
       </w:tblPr>
       <w:tblGrid>
         <w:gridCol w:w="4068"/>
@@ -4635,7 +4705,7 @@
       <w:tr>
         <w:trPr>
           <w:cantSplit/>
-          <w:tblHeader w:val="on"/>
+          <w:tblHeader w:val="true"/>
         </w:trPr>
         <w:tc>
           <w:tcPr/>
@@ -4838,33 +4908,33 @@
             </w:r>
             <w:r>
               <w:rPr>
+                <w:bCs/>
                 <w:b/>
+              </w:rPr>
+              <w:t xml:space="preserve">both</w:t>
+            </w:r>
+            <w:r>
+              <w:t xml:space="preserve"> </w:t>
+            </w:r>
+            <w:r>
+              <w:rPr>
+                <w:rStyle w:val="VerbatimChar"/>
+              </w:rPr>
+              <w:t xml:space="preserve">Task.focus</w:t>
+            </w:r>
+            <w:r>
+              <w:t xml:space="preserve"> </w:t>
+            </w:r>
+            <w:r>
+              <w:t xml:space="preserve">(Questionnaire/X or ServiceRequest/X – the provider UI uses this for rendering)</w:t>
+            </w:r>
+            <w:r>
+              <w:t xml:space="preserve"> </w:t>
+            </w:r>
+            <w:r>
+              <w:rPr>
                 <w:bCs/>
-              </w:rPr>
-              <w:t xml:space="preserve">both</w:t>
-            </w:r>
-            <w:r>
-              <w:t xml:space="preserve"> </w:t>
-            </w:r>
-            <w:r>
-              <w:rPr>
-                <w:rStyle w:val="VerbatimChar"/>
-              </w:rPr>
-              <w:t xml:space="preserve">Task.focus</w:t>
-            </w:r>
-            <w:r>
-              <w:t xml:space="preserve"> </w:t>
-            </w:r>
-            <w:r>
-              <w:t xml:space="preserve">(Questionnaire/X or ServiceRequest/X – the provider UI uses this for rendering)</w:t>
-            </w:r>
-            <w:r>
-              <w:t xml:space="preserve"> </w:t>
-            </w:r>
-            <w:r>
-              <w:rPr>
                 <w:b/>
-                <w:bCs/>
               </w:rPr>
               <w:t xml:space="preserve">and</w:t>
             </w:r>
@@ -5030,32 +5100,32 @@
       </w:pPr>
       <w:r>
         <w:rPr>
+          <w:iCs/>
           <w:i/>
-          <w:iCs/>
         </w:rPr>
         <w:t xml:space="preserve">Scheduling integration (appointments generated from intake answers, or intake gated on a scheduled visit) is covered in the</w:t>
       </w:r>
       <w:r>
         <w:rPr>
+          <w:iCs/>
           <w:i/>
-          <w:iCs/>
         </w:rPr>
         <w:t xml:space="preserve"> </w:t>
       </w:r>
-      <w:hyperlink r:id="rId29">
+      <w:hyperlink r:id="rId40">
         <w:r>
           <w:rPr>
             <w:rStyle w:val="Hyperlink"/>
+            <w:iCs/>
             <w:i/>
-            <w:iCs/>
           </w:rPr>
           <w:t xml:space="preserve">Scheduling Decision Guide</w:t>
         </w:r>
       </w:hyperlink>
       <w:r>
         <w:rPr>
+          <w:iCs/>
           <w:i/>
-          <w:iCs/>
         </w:rPr>
         <w:t xml:space="preserve">. From the intake side, link the resulting appointment or visit back to the intake artifacts that originated it.</w:t>
       </w:r>
@@ -5067,8 +5137,8 @@
         </w:pict>
       </w:r>
     </w:p>
-    <w:bookmarkEnd w:id="30"/>
-    <w:bookmarkStart w:id="31" w:name="lifecycle-intake-complete"/>
+    <w:bookmarkEnd w:id="41"/>
+    <w:bookmarkStart w:id="42" w:name="lifecycle-intake-complete"/>
     <w:p>
       <w:pPr>
         <w:pStyle w:val="Heading4"/>
@@ -5080,7 +5150,13 @@
         <w:t xml:space="preserve"> </w:t>
       </w:r>
       <w:r>
-        <w:t xml:space="preserve">“Intake Complete”</w:t>
+        <w:t xml:space="preserve">“</w:t>
+      </w:r>
+      <w:r>
+        <w:t xml:space="preserve">Intake Complete</w:t>
+      </w:r>
+      <w:r>
+        <w:t xml:space="preserve">”</w:t>
       </w:r>
     </w:p>
     <w:p>
@@ -5094,7 +5170,13 @@
         <w:t xml:space="preserve"> </w:t>
       </w:r>
       <w:r>
-        <w:t xml:space="preserve">“intake is done”</w:t>
+        <w:t xml:space="preserve">“</w:t>
+      </w:r>
+      <w:r>
+        <w:t xml:space="preserve">intake is done</w:t>
+      </w:r>
+      <w:r>
+        <w:t xml:space="preserve">”</w:t>
       </w:r>
       <w:r>
         <w:t xml:space="preserve"> </w:t>
@@ -5109,19 +5191,19 @@
       </w:pPr>
       <w:r>
         <w:rPr>
+          <w:bCs/>
           <w:b/>
-          <w:bCs/>
         </w:rPr>
         <w:t xml:space="preserve">Questions:</w:t>
       </w:r>
     </w:p>
     <w:p>
       <w:pPr>
-        <w:pStyle w:val="Compact"/>
         <w:numPr>
           <w:ilvl w:val="0"/>
           <w:numId w:val="1013"/>
         </w:numPr>
+        <w:pStyle w:val="Compact"/>
       </w:pPr>
       <w:r>
         <w:t xml:space="preserve">Is</w:t>
@@ -5130,7 +5212,13 @@
         <w:t xml:space="preserve"> </w:t>
       </w:r>
       <w:r>
-        <w:t xml:space="preserve">“intake complete”</w:t>
+        <w:t xml:space="preserve">“</w:t>
+      </w:r>
+      <w:r>
+        <w:t xml:space="preserve">intake complete</w:t>
+      </w:r>
+      <w:r>
+        <w:t xml:space="preserve">”</w:t>
       </w:r>
       <w:r>
         <w:t xml:space="preserve"> </w:t>
@@ -5141,11 +5229,11 @@
     </w:p>
     <w:p>
       <w:pPr>
-        <w:pStyle w:val="Compact"/>
         <w:numPr>
           <w:ilvl w:val="0"/>
           <w:numId w:val="1013"/>
         </w:numPr>
+        <w:pStyle w:val="Compact"/>
       </w:pPr>
       <w:r>
         <w:t xml:space="preserve">Which downstream workflows are gated on intake completion (scheduling, clinical, billing)?</w:t>
@@ -5153,11 +5241,11 @@
     </w:p>
     <w:p>
       <w:pPr>
-        <w:pStyle w:val="Compact"/>
         <w:numPr>
           <w:ilvl w:val="0"/>
           <w:numId w:val="1013"/>
         </w:numPr>
+        <w:pStyle w:val="Compact"/>
       </w:pPr>
       <w:r>
         <w:t xml:space="preserve">For incomplete intake (patient bailed mid-form, required field missing), how is that surfaced and worked?</w:t>
@@ -5165,11 +5253,11 @@
     </w:p>
     <w:p>
       <w:pPr>
-        <w:pStyle w:val="Compact"/>
         <w:numPr>
           <w:ilvl w:val="0"/>
           <w:numId w:val="1013"/>
         </w:numPr>
+        <w:pStyle w:val="Compact"/>
       </w:pPr>
       <w:r>
         <w:t xml:space="preserve">Are partial / draft intakes a supported state, or only completed submissions?</w:t>
@@ -5179,8 +5267,9 @@
       <w:tblPr>
         <w:tblStyle w:val="Table"/>
         <w:tblW w:w="9360" w:type="dxa"/>
+        <w:tblLook w:firstRow="1" w:lastRow="0" w:firstColumn="0" w:lastColumn="0" w:noHBand="0" w:noVBand="0" w:val="0020"/>
+        <w:jc w:val="start"/>
         <w:tblLayout w:type="fixed"/>
-        <w:tblLook w:firstRow="1" w:lastRow="0" w:firstColumn="0" w:lastColumn="0" w:noHBand="0" w:noVBand="0" w:val="0020"/>
       </w:tblPr>
       <w:tblGrid>
         <w:gridCol w:w="3289"/>
@@ -5189,7 +5278,7 @@
       <w:tr>
         <w:trPr>
           <w:cantSplit/>
-          <w:tblHeader w:val="on"/>
+          <w:tblHeader w:val="true"/>
         </w:trPr>
         <w:tc>
           <w:tcPr/>
@@ -5423,10 +5512,10 @@
         </w:tc>
       </w:tr>
     </w:tbl>
-    <w:bookmarkEnd w:id="31"/>
-    <w:bookmarkEnd w:id="32"/>
-    <w:bookmarkEnd w:id="33"/>
-    <w:bookmarkEnd w:id="34"/>
+    <w:bookmarkEnd w:id="42"/>
+    <w:bookmarkEnd w:id="43"/>
+    <w:bookmarkEnd w:id="44"/>
+    <w:bookmarkEnd w:id="45"/>
     <w:p/>
     <w:sectPr>
       <w:pgSz w:h="15840" w:w="12240"/>
@@ -5465,14 +5554,14 @@
 <file path=word/numbering.xml><?xml version="1.0" encoding="utf-8"?>
 <w:numbering xmlns:w="http://schemas.openxmlformats.org/wordprocessingml/2006/main">
   <w:abstractNum w:abstractNumId="990">
-    <w:nsid w:val="0000A990"/>
+    <w:nsid w:val="A990"/>
     <w:multiLevelType w:val="multilevel"/>
     <w:lvl w:ilvl="0">
       <w:numFmt w:val="bullet"/>
       <w:lvlText w:val=" "/>
       <w:lvlJc w:val="left"/>
       <w:pPr>
-        <w:ind w:left="720" w:hanging="360"/>
+        <w:ind w:left="720" w:hanging="480"/>
       </w:pPr>
     </w:lvl>
     <w:lvl w:ilvl="1">
@@ -5480,7 +5569,7 @@
       <w:lvlText w:val=" "/>
       <w:lvlJc w:val="left"/>
       <w:pPr>
-        <w:ind w:left="1440" w:hanging="360"/>
+        <w:ind w:left="1440" w:hanging="480"/>
       </w:pPr>
     </w:lvl>
     <w:lvl w:ilvl="2">
@@ -5488,7 +5577,7 @@
       <w:lvlText w:val=" "/>
       <w:lvlJc w:val="left"/>
       <w:pPr>
-        <w:ind w:left="2160" w:hanging="360"/>
+        <w:ind w:left="2160" w:hanging="480"/>
       </w:pPr>
     </w:lvl>
     <w:lvl w:ilvl="3">
@@ -5496,7 +5585,7 @@
       <w:lvlText w:val=" "/>
       <w:lvlJc w:val="left"/>
       <w:pPr>
-        <w:ind w:left="2880" w:hanging="360"/>
+        <w:ind w:left="2880" w:hanging="480"/>
       </w:pPr>
     </w:lvl>
     <w:lvl w:ilvl="4">
@@ -5504,7 +5593,7 @@
       <w:lvlText w:val=" "/>
       <w:lvlJc w:val="left"/>
       <w:pPr>
-        <w:ind w:left="3600" w:hanging="360"/>
+        <w:ind w:left="3600" w:hanging="480"/>
       </w:pPr>
     </w:lvl>
     <w:lvl w:ilvl="5">
@@ -5512,7 +5601,7 @@
       <w:lvlText w:val=" "/>
       <w:lvlJc w:val="left"/>
       <w:pPr>
-        <w:ind w:left="4320" w:hanging="360"/>
+        <w:ind w:left="4320" w:hanging="480"/>
       </w:pPr>
     </w:lvl>
     <w:lvl w:ilvl="6">
@@ -5520,7 +5609,7 @@
       <w:lvlText w:val=" "/>
       <w:lvlJc w:val="left"/>
       <w:pPr>
-        <w:ind w:left="5040" w:hanging="360"/>
+        <w:ind w:left="5040" w:hanging="480"/>
       </w:pPr>
     </w:lvl>
     <w:lvl w:ilvl="7">
@@ -5528,7 +5617,7 @@
       <w:lvlText w:val=" "/>
       <w:lvlJc w:val="left"/>
       <w:pPr>
-        <w:ind w:left="5760" w:hanging="360"/>
+        <w:ind w:left="5760" w:hanging="480"/>
       </w:pPr>
     </w:lvl>
     <w:lvl w:ilvl="8">
@@ -5536,111 +5625,84 @@
       <w:lvlText w:val=" "/>
       <w:lvlJc w:val="left"/>
       <w:pPr>
-        <w:ind w:left="6480" w:hanging="360"/>
+        <w:ind w:left="6480" w:hanging="480"/>
       </w:pPr>
     </w:lvl>
   </w:abstractNum>
   <w:abstractNum w:abstractNumId="991">
-    <w:nsid w:val="0000A991"/>
+    <w:nsid w:val="A991"/>
     <w:multiLevelType w:val="multilevel"/>
     <w:lvl w:ilvl="0">
       <w:numFmt w:val="bullet"/>
-      <w:lvlText w:val=""/>
+      <w:lvlText w:val="•"/>
       <w:lvlJc w:val="left"/>
       <w:pPr>
-        <w:ind w:left="720" w:hanging="360"/>
-      </w:pPr>
-      <w:rPr>
-        <w:rFonts w:ascii="Symbol" w:hAnsi="Symbol" w:cs="Symbol" w:hint="default"/>
-      </w:rPr>
+        <w:ind w:left="720" w:hanging="480"/>
+      </w:pPr>
     </w:lvl>
     <w:lvl w:ilvl="1">
       <w:numFmt w:val="bullet"/>
-      <w:lvlText w:val="o"/>
+      <w:lvlText w:val="–"/>
       <w:lvlJc w:val="left"/>
       <w:pPr>
-        <w:ind w:left="1440" w:hanging="360"/>
-      </w:pPr>
-      <w:rPr>
-        <w:rFonts w:ascii="Courier New" w:hAnsi="Courier New" w:cs="Courier New" w:hint="default"/>
-      </w:rPr>
+        <w:ind w:left="1440" w:hanging="480"/>
+      </w:pPr>
     </w:lvl>
     <w:lvl w:ilvl="2">
       <w:numFmt w:val="bullet"/>
-      <w:lvlText w:val=""/>
+      <w:lvlText w:val="•"/>
       <w:lvlJc w:val="left"/>
       <w:pPr>
-        <w:ind w:left="2160" w:hanging="360"/>
-      </w:pPr>
-      <w:rPr>
-        <w:rFonts w:ascii="Wingdings" w:hAnsi="Wingdings" w:cs="Wingdings" w:hint="default"/>
-      </w:rPr>
+        <w:ind w:left="2160" w:hanging="480"/>
+      </w:pPr>
     </w:lvl>
     <w:lvl w:ilvl="3">
       <w:numFmt w:val="bullet"/>
-      <w:lvlText w:val=""/>
+      <w:lvlText w:val="–"/>
       <w:lvlJc w:val="left"/>
       <w:pPr>
-        <w:ind w:left="2880" w:hanging="360"/>
-      </w:pPr>
-      <w:rPr>
-        <w:rFonts w:ascii="Symbol" w:hAnsi="Symbol" w:cs="Symbol" w:hint="default"/>
-      </w:rPr>
+        <w:ind w:left="2880" w:hanging="480"/>
+      </w:pPr>
     </w:lvl>
     <w:lvl w:ilvl="4">
       <w:numFmt w:val="bullet"/>
-      <w:lvlText w:val="o"/>
+      <w:lvlText w:val="•"/>
       <w:lvlJc w:val="left"/>
       <w:pPr>
-        <w:ind w:left="3600" w:hanging="360"/>
-      </w:pPr>
-      <w:rPr>
-        <w:rFonts w:ascii="Courier New" w:hAnsi="Courier New" w:cs="Courier New" w:hint="default"/>
-      </w:rPr>
+        <w:ind w:left="3600" w:hanging="480"/>
+      </w:pPr>
     </w:lvl>
     <w:lvl w:ilvl="5">
       <w:numFmt w:val="bullet"/>
-      <w:lvlText w:val=""/>
+      <w:lvlText w:val="–"/>
       <w:lvlJc w:val="left"/>
       <w:pPr>
-        <w:ind w:left="4320" w:hanging="360"/>
-      </w:pPr>
-      <w:rPr>
-        <w:rFonts w:ascii="Wingdings" w:hAnsi="Wingdings" w:cs="Wingdings" w:hint="default"/>
-      </w:rPr>
+        <w:ind w:left="4320" w:hanging="480"/>
+      </w:pPr>
     </w:lvl>
     <w:lvl w:ilvl="6">
       <w:numFmt w:val="bullet"/>
-      <w:lvlText w:val=""/>
+      <w:lvlText w:val="•"/>
       <w:lvlJc w:val="left"/>
       <w:pPr>
-        <w:ind w:left="5040" w:hanging="360"/>
-      </w:pPr>
-      <w:rPr>
-        <w:rFonts w:ascii="Symbol" w:hAnsi="Symbol" w:cs="Symbol" w:hint="default"/>
-      </w:rPr>
+        <w:ind w:left="5040" w:hanging="480"/>
+      </w:pPr>
     </w:lvl>
     <w:lvl w:ilvl="7">
       <w:numFmt w:val="bullet"/>
-      <w:lvlText w:val="o"/>
+      <w:lvlText w:val="–"/>
       <w:lvlJc w:val="left"/>
       <w:pPr>
-        <w:ind w:left="5760" w:hanging="360"/>
-      </w:pPr>
-      <w:rPr>
-        <w:rFonts w:ascii="Courier New" w:hAnsi="Courier New" w:cs="Courier New" w:hint="default"/>
-      </w:rPr>
+        <w:ind w:left="5760" w:hanging="480"/>
+      </w:pPr>
     </w:lvl>
     <w:lvl w:ilvl="8">
       <w:numFmt w:val="bullet"/>
-      <w:lvlText w:val=""/>
+      <w:lvlText w:val="•"/>
       <w:lvlJc w:val="left"/>
       <w:pPr>
-        <w:ind w:left="6480" w:hanging="360"/>
-      </w:pPr>
-      <w:rPr>
-        <w:rFonts w:ascii="Wingdings" w:hAnsi="Wingdings" w:cs="Wingdings" w:hint="default"/>
-      </w:rPr>
+        <w:ind w:left="6480" w:hanging="480"/>
+      </w:pPr>
     </w:lvl>
   </w:abstractNum>
   <w:num w:numId="1000">
@@ -6364,8 +6426,8 @@
     <w:name w:val="KeywordTok"/>
     <w:basedOn w:val="VerbatimChar"/>
     <w:rPr>
+      <w:color w:val="007020"/>
       <w:b/>
-      <w:color w:val="007020"/>
     </w:rPr>
   </w:style>
   <w:style w:type="character" w:customStyle="1" w:styleId="DataTypeTok">
@@ -6442,42 +6504,42 @@
     <w:name w:val="ImportTok"/>
     <w:basedOn w:val="VerbatimChar"/>
     <w:rPr>
+      <w:color w:val="008000"/>
       <w:b/>
-      <w:color w:val="008000"/>
     </w:rPr>
   </w:style>
   <w:style w:type="character" w:customStyle="1" w:styleId="CommentTok">
     <w:name w:val="CommentTok"/>
     <w:basedOn w:val="VerbatimChar"/>
     <w:rPr>
+      <w:color w:val="60a0b0"/>
       <w:i/>
-      <w:color w:val="60a0b0"/>
     </w:rPr>
   </w:style>
   <w:style w:type="character" w:customStyle="1" w:styleId="DocumentationTok">
     <w:name w:val="DocumentationTok"/>
     <w:basedOn w:val="VerbatimChar"/>
     <w:rPr>
+      <w:color w:val="ba2121"/>
       <w:i/>
-      <w:color w:val="ba2121"/>
     </w:rPr>
   </w:style>
   <w:style w:type="character" w:customStyle="1" w:styleId="AnnotationTok">
     <w:name w:val="AnnotationTok"/>
     <w:basedOn w:val="VerbatimChar"/>
     <w:rPr>
+      <w:color w:val="60a0b0"/>
       <w:b/>
       <w:i/>
-      <w:color w:val="60a0b0"/>
     </w:rPr>
   </w:style>
   <w:style w:type="character" w:customStyle="1" w:styleId="CommentVarTok">
     <w:name w:val="CommentVarTok"/>
     <w:basedOn w:val="VerbatimChar"/>
     <w:rPr>
+      <w:color w:val="60a0b0"/>
       <w:b/>
       <w:i/>
-      <w:color w:val="60a0b0"/>
     </w:rPr>
   </w:style>
   <w:style w:type="character" w:customStyle="1" w:styleId="OtherTok">
@@ -6505,8 +6567,8 @@
     <w:name w:val="ControlFlowTok"/>
     <w:basedOn w:val="VerbatimChar"/>
     <w:rPr>
+      <w:color w:val="007020"/>
       <w:b/>
-      <w:color w:val="007020"/>
     </w:rPr>
   </w:style>
   <w:style w:type="character" w:customStyle="1" w:styleId="OperatorTok">
@@ -6551,34 +6613,34 @@
     <w:name w:val="InformationTok"/>
     <w:basedOn w:val="VerbatimChar"/>
     <w:rPr>
+      <w:color w:val="60a0b0"/>
       <w:b/>
       <w:i/>
-      <w:color w:val="60a0b0"/>
     </w:rPr>
   </w:style>
   <w:style w:type="character" w:customStyle="1" w:styleId="WarningTok">
     <w:name w:val="WarningTok"/>
     <w:basedOn w:val="VerbatimChar"/>
     <w:rPr>
+      <w:color w:val="60a0b0"/>
       <w:b/>
       <w:i/>
-      <w:color w:val="60a0b0"/>
     </w:rPr>
   </w:style>
   <w:style w:type="character" w:customStyle="1" w:styleId="AlertTok">
     <w:name w:val="AlertTok"/>
     <w:basedOn w:val="VerbatimChar"/>
     <w:rPr>
+      <w:color w:val="ff0000"/>
       <w:b/>
-      <w:color w:val="ff0000"/>
     </w:rPr>
   </w:style>
   <w:style w:type="character" w:customStyle="1" w:styleId="ErrorTok">
     <w:name w:val="ErrorTok"/>
     <w:basedOn w:val="VerbatimChar"/>
     <w:rPr>
+      <w:color w:val="ff0000"/>
       <w:b/>
-      <w:color w:val="ff0000"/>
     </w:rPr>
   </w:style>
   <w:style w:type="character" w:customStyle="1" w:styleId="NormalTok">

--- a/packages/docs/static/decision-guides/intake.docx
+++ b/packages/docs/static/decision-guides/intake.docx
@@ -63,6 +63,14 @@
         <w:pStyle w:val="FirstParagraph"/>
       </w:pPr>
       <w:r>
+        <w:t xml:space="preserve">Use this guide to design how patients, caregivers, and staff complete intake and registration. Work through identity matching, forms, prefill, data extraction, coverage, consent, and post-submission actions to define the information you collect and what happens when intake is complete.</w:t>
+      </w:r>
+    </w:p>
+    <w:p>
+      <w:pPr>
+        <w:pStyle w:val="BodyText"/>
+      </w:pPr>
+      <w:r>
         <w:rPr>
           <w:iCs/>
           <w:i/>
@@ -99,6 +107,13 @@
           <w:i/>
         </w:rPr>
         <w:t xml:space="preserve">docs.</w:t>
+      </w:r>
+    </w:p>
+    <w:p>
+      <w:r>
+        <w:pict>
+          <v:rect style="width:0;height:1.5pt" o:hralign="center" o:hrstd="t" o:hr="t"/>
+        </w:pict>
       </w:r>
     </w:p>
     <w:bookmarkStart w:id="24" w:name="section-1-use-case-participants"/>

--- a/packages/docs/static/decision-guides/intake.docx
+++ b/packages/docs/static/decision-guides/intake.docx
@@ -11,18 +11,18 @@
           <wp:inline>
             <wp:extent cx="5943600" cy="1289649"/>
             <wp:effectExtent b="0" l="0" r="0" t="0"/>
-            <wp:docPr descr="Medplum" title="" id="21" name="Picture"/>
+            <wp:docPr descr="Medplum" title="" id="10" name="Picture"/>
             <a:graphic>
               <a:graphicData uri="http://schemas.openxmlformats.org/drawingml/2006/picture">
                 <pic:pic>
                   <pic:nvPicPr>
-                    <pic:cNvPr descr="medplum-wordmark-grape.png" id="22" name="Picture"/>
+                    <pic:cNvPr descr="medplum-wordmark-grape.png" id="11" name="Picture"/>
                     <pic:cNvPicPr>
                       <a:picLocks noChangeArrowheads="1" noChangeAspect="1"/>
                     </pic:cNvPicPr>
                   </pic:nvPicPr>
                   <pic:blipFill>
-                    <a:blip r:embed="rId20"/>
+                    <a:blip r:embed="rId9"/>
                     <a:stretch>
                       <a:fillRect/>
                     </a:stretch>
@@ -49,7 +49,7 @@
         </w:drawing>
       </w:r>
     </w:p>
-    <w:bookmarkStart w:id="45" w:name="intake-registration-decision-guide"/>
+    <w:bookmarkStart w:id="80" w:name="intake-registration-decision-guide"/>
     <w:p>
       <w:pPr>
         <w:pStyle w:val="Heading1"/>
@@ -72,105 +72,170 @@
       </w:pPr>
       <w:r>
         <w:rPr>
+          <w:i/>
           <w:iCs/>
-          <w:i/>
         </w:rPr>
         <w:t xml:space="preserve">Companion to the</w:t>
       </w:r>
       <w:r>
         <w:rPr>
+          <w:i/>
           <w:iCs/>
-          <w:i/>
         </w:rPr>
         <w:t xml:space="preserve"> </w:t>
       </w:r>
-      <w:hyperlink r:id="rId23">
+      <w:hyperlink r:id="rId12">
         <w:r>
           <w:rPr>
             <w:rStyle w:val="Hyperlink"/>
+            <w:i/>
             <w:iCs/>
-            <w:i/>
           </w:rPr>
           <w:t xml:space="preserve">Intake &amp; Registration</w:t>
         </w:r>
       </w:hyperlink>
       <w:r>
         <w:rPr>
+          <w:i/>
           <w:iCs/>
-          <w:i/>
         </w:rPr>
         <w:t xml:space="preserve"> </w:t>
       </w:r>
       <w:r>
         <w:rPr>
+          <w:i/>
           <w:iCs/>
-          <w:i/>
         </w:rPr>
         <w:t xml:space="preserve">docs.</w:t>
       </w:r>
     </w:p>
     <w:p>
-      <w:r>
-        <w:pict>
-          <v:rect style="width:0;height:1.5pt" o:hralign="center" o:hrstd="t" o:hr="t"/>
-        </w:pict>
-      </w:r>
-    </w:p>
-    <w:bookmarkStart w:id="24" w:name="section-1-use-case-participants"/>
-    <w:p>
-      <w:pPr>
-        <w:pStyle w:val="Heading2"/>
-      </w:pPr>
-      <w:r>
-        <w:t xml:space="preserve">Section 1: Use Case &amp; Participants</w:t>
-      </w:r>
-    </w:p>
-    <w:p>
-      <w:pPr>
-        <w:pStyle w:val="FirstParagraph"/>
-      </w:pPr>
-      <w:r>
-        <w:rPr>
-          <w:bCs/>
-          <w:b/>
-        </w:rPr>
-        <w:t xml:space="preserve">1.1 Who completes intake, and in what setting?</w:t>
-      </w:r>
-    </w:p>
-    <w:p>
-      <w:pPr>
+      <w:pPr>
+        <w:pStyle w:val="BodyText"/>
+      </w:pPr>
+      <w:r>
+        <w:t xml:space="preserve">Make four decisions about the intake workflow:</w:t>
+      </w:r>
+    </w:p>
+    <w:p>
+      <w:pPr>
+        <w:pStyle w:val="Compact"/>
         <w:numPr>
           <w:ilvl w:val="0"/>
           <w:numId w:val="1001"/>
         </w:numPr>
+      </w:pPr>
+      <w:hyperlink w:anchor="patient-identity-and-forms">
+        <w:r>
+          <w:rPr>
+            <w:rStyle w:val="Hyperlink"/>
+            <w:b/>
+            <w:bCs/>
+          </w:rPr>
+          <w:t xml:space="preserve">Define patient identity and forms</w:t>
+        </w:r>
+      </w:hyperlink>
+      <w:r>
+        <w:rPr>
+          <w:b/>
+          <w:bCs/>
+        </w:rPr>
+        <w:t xml:space="preserve">.</w:t>
+      </w:r>
+      <w:r>
+        <w:t xml:space="preserve"> </w:t>
+      </w:r>
+      <w:r>
+        <w:t xml:space="preserve">Decide when the patient is confirmed, who supplies the answers, and which capture flows are needed.</w:t>
+      </w:r>
+    </w:p>
+    <w:p>
+      <w:pPr>
         <w:pStyle w:val="Compact"/>
-      </w:pPr>
-      <w:r>
-        <w:t xml:space="preserve">Patient self-service (portal, mobile, kiosk)</w:t>
-      </w:r>
-    </w:p>
-    <w:p>
-      <w:pPr>
         <w:numPr>
           <w:ilvl w:val="0"/>
           <w:numId w:val="1001"/>
         </w:numPr>
+      </w:pPr>
+      <w:hyperlink w:anchor="prefill-and-extraction">
+        <w:r>
+          <w:rPr>
+            <w:rStyle w:val="Hyperlink"/>
+            <w:b/>
+            <w:bCs/>
+          </w:rPr>
+          <w:t xml:space="preserve">Choose prefill and extraction</w:t>
+        </w:r>
+      </w:hyperlink>
+      <w:r>
+        <w:rPr>
+          <w:b/>
+          <w:bCs/>
+        </w:rPr>
+        <w:t xml:space="preserve">.</w:t>
+      </w:r>
+      <w:r>
+        <w:t xml:space="preserve"> </w:t>
+      </w:r>
+      <w:r>
+        <w:t xml:space="preserve">Identify any prefill sources and conflict-resolution rules; choose how responses create or update structured records and how resubmissions behave.</w:t>
+      </w:r>
+    </w:p>
+    <w:p>
+      <w:pPr>
         <w:pStyle w:val="Compact"/>
-      </w:pPr>
-      <w:r>
-        <w:t xml:space="preserve">Staff-assisted (registration desk, rooming, phone, paper-to-digital)</w:t>
-      </w:r>
-    </w:p>
-    <w:p>
-      <w:pPr>
         <w:numPr>
           <w:ilvl w:val="0"/>
           <w:numId w:val="1001"/>
         </w:numPr>
+      </w:pPr>
+      <w:hyperlink w:anchor="coverage-and-consent">
+        <w:r>
+          <w:rPr>
+            <w:rStyle w:val="Hyperlink"/>
+            <w:b/>
+            <w:bCs/>
+          </w:rPr>
+          <w:t xml:space="preserve">Define coverage and consent</w:t>
+        </w:r>
+      </w:hyperlink>
+      <w:r>
+        <w:t xml:space="preserve"> </w:t>
+      </w:r>
+      <w:r>
+        <w:t xml:space="preserve">where required. Decide how insurance relationships are represented and which consents must be captured or renewed.</w:t>
+      </w:r>
+    </w:p>
+    <w:p>
+      <w:pPr>
         <w:pStyle w:val="Compact"/>
-      </w:pPr>
-      <w:r>
-        <w:t xml:space="preserve">Mixed (patient starts online, staff verifies in person)</w:t>
+        <w:numPr>
+          <w:ilvl w:val="0"/>
+          <w:numId w:val="1001"/>
+        </w:numPr>
+      </w:pPr>
+      <w:hyperlink w:anchor="completion-and-follow-up">
+        <w:r>
+          <w:rPr>
+            <w:rStyle w:val="Hyperlink"/>
+            <w:b/>
+            <w:bCs/>
+          </w:rPr>
+          <w:t xml:space="preserve">Define completion and follow-up</w:t>
+        </w:r>
+      </w:hyperlink>
+      <w:r>
+        <w:rPr>
+          <w:b/>
+          <w:bCs/>
+        </w:rPr>
+        <w:t xml:space="preserve">.</w:t>
+      </w:r>
+      <w:r>
+        <w:t xml:space="preserve"> </w:t>
+      </w:r>
+      <w:r>
+        <w:t xml:space="preserve">Decide whether intake needs orchestration or encounter linkage, what counts as complete, and which actions run afterward.</w:t>
       </w:r>
     </w:p>
     <w:p>
@@ -178,236 +243,484 @@
         <w:pStyle w:val="FirstParagraph"/>
       </w:pPr>
       <w:r>
-        <w:rPr>
-          <w:iCs/>
-          <w:i/>
-        </w:rPr>
-        <w:t xml:space="preserve">Why: determines the auth model and whether an intake response may exist before the patient record is created (3.1, 3.2).</w:t>
-      </w:r>
-    </w:p>
-    <w:p>
-      <w:pPr>
-        <w:pStyle w:val="BodyText"/>
-      </w:pPr>
-      <w:r>
-        <w:rPr>
-          <w:bCs/>
-          <w:b/>
-        </w:rPr>
-        <w:t xml:space="preserve">1.2 When does intake happen relative to identity and scheduling?</w:t>
-      </w:r>
-    </w:p>
-    <w:p>
-      <w:pPr>
+        <w:t xml:space="preserve">Use the</w:t>
+      </w:r>
+      <w:r>
+        <w:t xml:space="preserve"> </w:t>
+      </w:r>
+      <w:hyperlink w:anchor="before-you-start">
+        <w:r>
+          <w:rPr>
+            <w:rStyle w:val="Hyperlink"/>
+          </w:rPr>
+          <w:t xml:space="preserve">questions below</w:t>
+        </w:r>
+      </w:hyperlink>
+      <w:r>
+        <w:t xml:space="preserve"> </w:t>
+      </w:r>
+      <w:r>
+        <w:t xml:space="preserve">to establish your use case, then follow the relevant sections. Add requirements beyond these examples where needed.</w:t>
+      </w:r>
+    </w:p>
+    <w:bookmarkStart w:id="13" w:name="section-1-use-case--participants"/>
+    <w:bookmarkEnd w:id="13"/>
+    <w:bookmarkStart w:id="30" w:name="before-you-start"/>
+    <w:p>
+      <w:pPr>
+        <w:pStyle w:val="Heading2"/>
+      </w:pPr>
+      <w:r>
+        <w:t xml:space="preserve">Before you start</w:t>
+      </w:r>
+    </w:p>
+    <w:bookmarkStart w:id="14" w:name="X4a1ecd43ed0a6011289f0cfc86ffd75c950efbc"/>
+    <w:bookmarkEnd w:id="14"/>
+    <w:bookmarkStart w:id="16" w:name="who-completes-intake-and-in-what-setting"/>
+    <w:p>
+      <w:pPr>
+        <w:pStyle w:val="Heading3"/>
+      </w:pPr>
+      <w:r>
+        <w:t xml:space="preserve">Who completes intake, and in what setting?</w:t>
+      </w:r>
+    </w:p>
+    <w:p>
+      <w:pPr>
+        <w:pStyle w:val="Compact"/>
         <w:numPr>
           <w:ilvl w:val="0"/>
           <w:numId w:val="1002"/>
         </w:numPr>
+      </w:pPr>
+      <w:r>
+        <w:t xml:space="preserve">Patient self-service (portal, mobile, kiosk)</w:t>
+      </w:r>
+    </w:p>
+    <w:p>
+      <w:pPr>
         <w:pStyle w:val="Compact"/>
-      </w:pPr>
-      <w:r>
-        <w:t xml:space="preserve">Before the patient record exists (greenfield / new patient signup)</w:t>
-      </w:r>
-    </w:p>
-    <w:p>
-      <w:pPr>
         <w:numPr>
           <w:ilvl w:val="0"/>
           <w:numId w:val="1002"/>
         </w:numPr>
+      </w:pPr>
+      <w:r>
+        <w:t xml:space="preserve">Staff-assisted (registration desk, rooming, phone, paper-to-digital)</w:t>
+      </w:r>
+    </w:p>
+    <w:p>
+      <w:pPr>
         <w:pStyle w:val="Compact"/>
-      </w:pPr>
-      <w:r>
-        <w:t xml:space="preserve">After scheduling, pre-visit (patient exists, no visit yet)</w:t>
-      </w:r>
-    </w:p>
-    <w:p>
-      <w:pPr>
         <w:numPr>
           <w:ilvl w:val="0"/>
           <w:numId w:val="1002"/>
         </w:numPr>
+      </w:pPr>
+      <w:r>
+        <w:t xml:space="preserve">Mixed (patient starts online, staff verifies in person)</w:t>
+      </w:r>
+    </w:p>
+    <w:p>
+      <w:pPr>
+        <w:pStyle w:val="FirstParagraph"/>
+      </w:pPr>
+      <w:r>
+        <w:rPr>
+          <w:i/>
+          <w:iCs/>
+        </w:rPr>
+        <w:t xml:space="preserve">Why: determines the auth model and whether an intake response may exist before the patient record is created (</w:t>
+      </w:r>
+      <w:hyperlink w:anchor="Xbaeb47f9bc1cb216e3a1cb6c739ce20f7ab3ecb">
+        <w:r>
+          <w:rPr>
+            <w:rStyle w:val="Hyperlink"/>
+            <w:i/>
+            <w:iCs/>
+          </w:rPr>
+          <w:t xml:space="preserve">Patient identity</w:t>
+        </w:r>
+      </w:hyperlink>
+      <w:r>
+        <w:rPr>
+          <w:i/>
+          <w:iCs/>
+        </w:rPr>
+        <w:t xml:space="preserve">,</w:t>
+      </w:r>
+      <w:r>
+        <w:rPr>
+          <w:i/>
+          <w:iCs/>
+        </w:rPr>
+        <w:t xml:space="preserve"> </w:t>
+      </w:r>
+      <w:hyperlink w:anchor="which-forms-and-capture-flows-are-needed">
+        <w:r>
+          <w:rPr>
+            <w:rStyle w:val="Hyperlink"/>
+            <w:i/>
+            <w:iCs/>
+          </w:rPr>
+          <w:t xml:space="preserve">Forms and capture</w:t>
+        </w:r>
+      </w:hyperlink>
+      <w:r>
+        <w:rPr>
+          <w:i/>
+          <w:iCs/>
+        </w:rPr>
+        <w:t xml:space="preserve">).</w:t>
+      </w:r>
+    </w:p>
+    <w:bookmarkStart w:id="15" w:name="X6c13c3922f46c835fd213832137623f508f1c88"/>
+    <w:bookmarkEnd w:id="15"/>
+    <w:bookmarkEnd w:id="16"/>
+    <w:bookmarkStart w:id="18" w:name="X709967f99e816b2e2670f9ec902c1e55951a1f0"/>
+    <w:p>
+      <w:pPr>
+        <w:pStyle w:val="Heading3"/>
+      </w:pPr>
+      <w:r>
+        <w:t xml:space="preserve">When does intake happen relative to identity and scheduling?</w:t>
+      </w:r>
+    </w:p>
+    <w:p>
+      <w:pPr>
         <w:pStyle w:val="Compact"/>
-      </w:pPr>
-      <w:r>
-        <w:t xml:space="preserve">At check-in or during the visit</w:t>
-      </w:r>
-    </w:p>
-    <w:p>
-      <w:pPr>
-        <w:numPr>
-          <w:ilvl w:val="0"/>
-          <w:numId w:val="1002"/>
-        </w:numPr>
-        <w:pStyle w:val="Compact"/>
-      </w:pPr>
-      <w:r>
-        <w:t xml:space="preserve">Episodic updates only (existing patient, not tied to a visit)</w:t>
-      </w:r>
-    </w:p>
-    <w:p>
-      <w:pPr>
-        <w:pStyle w:val="FirstParagraph"/>
-      </w:pPr>
-      <w:r>
-        <w:rPr>
-          <w:iCs/>
-          <w:i/>
-        </w:rPr>
-        <w:t xml:space="preserve">Why: drives whether intake creates or updates a patient record, when responses get tied to a patient, and whether intake tasks link to a visit (3.1, 3.8).</w:t>
-      </w:r>
-    </w:p>
-    <w:p>
-      <w:pPr>
-        <w:pStyle w:val="BodyText"/>
-      </w:pPr>
-      <w:r>
-        <w:rPr>
-          <w:bCs/>
-          <w:b/>
-        </w:rPr>
-        <w:t xml:space="preserve">1.3 How are returning patients and duplicates handled?</w:t>
-      </w:r>
-    </w:p>
-    <w:p>
-      <w:pPr>
         <w:numPr>
           <w:ilvl w:val="0"/>
           <w:numId w:val="1003"/>
         </w:numPr>
+      </w:pPr>
+      <w:r>
+        <w:t xml:space="preserve">Before the patient record exists (greenfield / new patient signup)</w:t>
+      </w:r>
+    </w:p>
+    <w:p>
+      <w:pPr>
         <w:pStyle w:val="Compact"/>
-      </w:pPr>
-      <w:r>
-        <w:t xml:space="preserve">Always create a new patient record on intake (rare; only if you have a separate dedup pipeline downstream)</w:t>
-      </w:r>
-    </w:p>
-    <w:p>
-      <w:pPr>
         <w:numPr>
           <w:ilvl w:val="0"/>
           <w:numId w:val="1003"/>
         </w:numPr>
+      </w:pPr>
+      <w:r>
+        <w:t xml:space="preserve">After scheduling, pre-visit (patient exists, no visit yet)</w:t>
+      </w:r>
+    </w:p>
+    <w:p>
+      <w:pPr>
         <w:pStyle w:val="Compact"/>
-      </w:pPr>
-      <w:r>
-        <w:t xml:space="preserve">Look up by identifier (e.g. MRN, email, phone) and update if found</w:t>
-      </w:r>
-    </w:p>
-    <w:p>
-      <w:pPr>
         <w:numPr>
           <w:ilvl w:val="0"/>
           <w:numId w:val="1003"/>
         </w:numPr>
+      </w:pPr>
+      <w:r>
+        <w:t xml:space="preserve">At check-in or during the visit</w:t>
+      </w:r>
+    </w:p>
+    <w:p>
+      <w:pPr>
         <w:pStyle w:val="Compact"/>
-      </w:pPr>
-      <w:r>
-        <w:t xml:space="preserve">Run a demographic candidate search and confirm with staff before merge</w:t>
-      </w:r>
-    </w:p>
-    <w:p>
-      <w:pPr>
         <w:numPr>
           <w:ilvl w:val="0"/>
           <w:numId w:val="1003"/>
         </w:numPr>
+      </w:pPr>
+      <w:r>
+        <w:t xml:space="preserve">Episodic updates only (existing patient, not tied to a visit)</w:t>
+      </w:r>
+    </w:p>
+    <w:p>
+      <w:pPr>
+        <w:pStyle w:val="FirstParagraph"/>
+      </w:pPr>
+      <w:r>
+        <w:rPr>
+          <w:i/>
+          <w:iCs/>
+        </w:rPr>
+        <w:t xml:space="preserve">Why: drives whether intake creates or updates a patient record, when responses get tied to a patient, and whether intake tasks link to a visit (</w:t>
+      </w:r>
+      <w:hyperlink w:anchor="Xbaeb47f9bc1cb216e3a1cb6c739ce20f7ab3ecb">
+        <w:r>
+          <w:rPr>
+            <w:rStyle w:val="Hyperlink"/>
+            <w:i/>
+            <w:iCs/>
+          </w:rPr>
+          <w:t xml:space="preserve">Patient identity</w:t>
+        </w:r>
+      </w:hyperlink>
+      <w:r>
+        <w:rPr>
+          <w:i/>
+          <w:iCs/>
+        </w:rPr>
+        <w:t xml:space="preserve">,</w:t>
+      </w:r>
+      <w:r>
+        <w:rPr>
+          <w:i/>
+          <w:iCs/>
+        </w:rPr>
+        <w:t xml:space="preserve"> </w:t>
+      </w:r>
+      <w:hyperlink w:anchor="X1146492aec1b97933c57e662b4e00bbc6a80e2d">
+        <w:r>
+          <w:rPr>
+            <w:rStyle w:val="Hyperlink"/>
+            <w:i/>
+            <w:iCs/>
+          </w:rPr>
+          <w:t xml:space="preserve">Orchestration</w:t>
+        </w:r>
+      </w:hyperlink>
+      <w:r>
+        <w:rPr>
+          <w:i/>
+          <w:iCs/>
+        </w:rPr>
+        <w:t xml:space="preserve">).</w:t>
+      </w:r>
+    </w:p>
+    <w:bookmarkStart w:id="17" w:name="Xc7b4b5da685224f31e6a80fbe2190325e43a383"/>
+    <w:bookmarkEnd w:id="17"/>
+    <w:bookmarkEnd w:id="18"/>
+    <w:bookmarkStart w:id="20" w:name="X9c56cc49209613cdbac49198c7526e7ecbbb72c"/>
+    <w:p>
+      <w:pPr>
+        <w:pStyle w:val="Heading3"/>
+      </w:pPr>
+      <w:r>
+        <w:t xml:space="preserve">How are returning patients and duplicates handled?</w:t>
+      </w:r>
+    </w:p>
+    <w:p>
+      <w:pPr>
         <w:pStyle w:val="Compact"/>
-      </w:pPr>
-      <w:r>
-        <w:t xml:space="preserve">Mixed – different rules for patient self-service vs staff-assisted</w:t>
-      </w:r>
-    </w:p>
-    <w:p>
-      <w:pPr>
-        <w:pStyle w:val="FirstParagraph"/>
-      </w:pPr>
-      <w:r>
-        <w:rPr>
-          <w:iCs/>
-          <w:i/>
-        </w:rPr>
-        <w:t xml:space="preserve">Why: drives 3.1 and must align with your org-wide dedup policy.</w:t>
-      </w:r>
-    </w:p>
-    <w:p>
-      <w:pPr>
-        <w:pStyle w:val="BodyText"/>
-      </w:pPr>
-      <w:r>
-        <w:rPr>
-          <w:bCs/>
-          <w:b/>
-        </w:rPr>
-        <w:t xml:space="preserve">1.4 What consents need to be captured at intake, and are any state- or population-specific?</w:t>
-      </w:r>
-    </w:p>
-    <w:p>
-      <w:pPr>
-        <w:pStyle w:val="BodyText"/>
-      </w:pPr>
-      <w:r>
-        <w:rPr>
-          <w:iCs/>
-          <w:i/>
-        </w:rPr>
-        <w:t xml:space="preserve">Why: drives 3.6; sensitive categories may constrain what post-intake automation can auto-share or auto-route (3.7).</w:t>
-      </w:r>
-    </w:p>
-    <w:p>
-      <w:pPr>
-        <w:pStyle w:val="BodyText"/>
-      </w:pPr>
-      <w:r>
-        <w:rPr>
-          <w:bCs/>
-          <w:b/>
-        </w:rPr>
-        <w:t xml:space="preserve">1.5 What other systems must intake feed or read from?</w:t>
-      </w:r>
-    </w:p>
-    <w:p>
-      <w:pPr>
         <w:numPr>
           <w:ilvl w:val="0"/>
           <w:numId w:val="1004"/>
         </w:numPr>
+      </w:pPr>
+      <w:r>
+        <w:t xml:space="preserve">Always create a new patient record on intake (rare; only if you have a separate dedup pipeline downstream)</w:t>
+      </w:r>
+    </w:p>
+    <w:p>
+      <w:pPr>
         <w:pStyle w:val="Compact"/>
-      </w:pPr>
-      <w:r>
-        <w:t xml:space="preserve">Eligibility / insurance verification (e.g. Stedi, clearinghouse 270/271)</w:t>
-      </w:r>
-    </w:p>
-    <w:p>
-      <w:pPr>
         <w:numPr>
           <w:ilvl w:val="0"/>
           <w:numId w:val="1004"/>
         </w:numPr>
+      </w:pPr>
+      <w:r>
+        <w:t xml:space="preserve">Look up by identifier (e.g. MRN, email, phone) and update if found</w:t>
+      </w:r>
+    </w:p>
+    <w:p>
+      <w:pPr>
         <w:pStyle w:val="Compact"/>
-      </w:pPr>
-      <w:r>
-        <w:t xml:space="preserve">Practice management or legacy EHR (write-back of demographics or coverage)</w:t>
-      </w:r>
-    </w:p>
-    <w:p>
-      <w:pPr>
         <w:numPr>
           <w:ilvl w:val="0"/>
           <w:numId w:val="1004"/>
         </w:numPr>
+      </w:pPr>
+      <w:r>
+        <w:t xml:space="preserve">Run a demographic candidate search and confirm with staff before merge</w:t>
+      </w:r>
+    </w:p>
+    <w:p>
+      <w:pPr>
         <w:pStyle w:val="Compact"/>
-      </w:pPr>
-      <w:r>
-        <w:t xml:space="preserve">Prefill sources (Patient Access API, Payer-to-Payer API, partner EHR, HIE/TEFCA) — see 3.3</w:t>
-      </w:r>
-    </w:p>
-    <w:p>
-      <w:pPr>
         <w:numPr>
           <w:ilvl w:val="0"/>
           <w:numId w:val="1004"/>
         </w:numPr>
+      </w:pPr>
+      <w:r>
+        <w:t xml:space="preserve">Mixed – different rules for patient self-service vs staff-assisted</w:t>
+      </w:r>
+    </w:p>
+    <w:p>
+      <w:pPr>
+        <w:pStyle w:val="FirstParagraph"/>
+      </w:pPr>
+      <w:r>
+        <w:rPr>
+          <w:i/>
+          <w:iCs/>
+        </w:rPr>
+        <w:t xml:space="preserve">Why: drives</w:t>
+      </w:r>
+      <w:r>
+        <w:rPr>
+          <w:i/>
+          <w:iCs/>
+        </w:rPr>
+        <w:t xml:space="preserve"> </w:t>
+      </w:r>
+      <w:hyperlink w:anchor="Xbaeb47f9bc1cb216e3a1cb6c739ce20f7ab3ecb">
+        <w:r>
+          <w:rPr>
+            <w:rStyle w:val="Hyperlink"/>
+            <w:i/>
+            <w:iCs/>
+          </w:rPr>
+          <w:t xml:space="preserve">Patient identity</w:t>
+        </w:r>
+      </w:hyperlink>
+      <w:r>
+        <w:rPr>
+          <w:i/>
+          <w:iCs/>
+        </w:rPr>
+        <w:t xml:space="preserve"> </w:t>
+      </w:r>
+      <w:r>
+        <w:rPr>
+          <w:i/>
+          <w:iCs/>
+        </w:rPr>
+        <w:t xml:space="preserve">and must align with your org-wide dedup policy.</w:t>
+      </w:r>
+    </w:p>
+    <w:bookmarkStart w:id="19" w:name="X7f968bb1b5673b737aab9ba2b3d97828a05ecb9"/>
+    <w:bookmarkEnd w:id="19"/>
+    <w:bookmarkEnd w:id="20"/>
+    <w:bookmarkStart w:id="22" w:name="Xef05371f7a8794c39aff89e4e89142bc8f120b8"/>
+    <w:p>
+      <w:pPr>
+        <w:pStyle w:val="Heading3"/>
+      </w:pPr>
+      <w:r>
+        <w:t xml:space="preserve">What consents need to be captured at intake, and are any state- or population-specific?</w:t>
+      </w:r>
+    </w:p>
+    <w:p>
+      <w:pPr>
+        <w:pStyle w:val="FirstParagraph"/>
+      </w:pPr>
+      <w:r>
+        <w:rPr>
+          <w:i/>
+          <w:iCs/>
+        </w:rPr>
+        <w:t xml:space="preserve">Why: drives</w:t>
+      </w:r>
+      <w:r>
+        <w:rPr>
+          <w:i/>
+          <w:iCs/>
+        </w:rPr>
+        <w:t xml:space="preserve"> </w:t>
+      </w:r>
+      <w:hyperlink w:anchor="X4e064ec0d7f185db8dd853f61c15d0112824a6a">
+        <w:r>
+          <w:rPr>
+            <w:rStyle w:val="Hyperlink"/>
+            <w:i/>
+            <w:iCs/>
+          </w:rPr>
+          <w:t xml:space="preserve">Consent</w:t>
+        </w:r>
+      </w:hyperlink>
+      <w:r>
+        <w:rPr>
+          <w:i/>
+          <w:iCs/>
+        </w:rPr>
+        <w:t xml:space="preserve">; sensitive categories may constrain what post-intake automation can auto-share or auto-route (</w:t>
+      </w:r>
+      <w:hyperlink w:anchor="X42e9f13282735bf78336bcf92d13676497a1b8c">
+        <w:r>
+          <w:rPr>
+            <w:rStyle w:val="Hyperlink"/>
+            <w:i/>
+            <w:iCs/>
+          </w:rPr>
+          <w:t xml:space="preserve">Post-submission actions</w:t>
+        </w:r>
+      </w:hyperlink>
+      <w:r>
+        <w:rPr>
+          <w:i/>
+          <w:iCs/>
+        </w:rPr>
+        <w:t xml:space="preserve">).</w:t>
+      </w:r>
+    </w:p>
+    <w:bookmarkStart w:id="21" w:name="X82002aa56d57ab7cc40c40b9b5f4de5eb1fc810"/>
+    <w:bookmarkEnd w:id="21"/>
+    <w:bookmarkEnd w:id="22"/>
+    <w:bookmarkStart w:id="29" w:name="Xfadac18c3a4f00822d2a48ff20a864603acac5d"/>
+    <w:p>
+      <w:pPr>
+        <w:pStyle w:val="Heading3"/>
+      </w:pPr>
+      <w:r>
+        <w:t xml:space="preserve">What other systems must intake feed or read from?</w:t>
+      </w:r>
+    </w:p>
+    <w:p>
+      <w:pPr>
         <w:pStyle w:val="Compact"/>
+        <w:numPr>
+          <w:ilvl w:val="0"/>
+          <w:numId w:val="1005"/>
+        </w:numPr>
+      </w:pPr>
+      <w:r>
+        <w:t xml:space="preserve">Eligibility / insurance verification (e.g. Stedi, clearinghouse 270/271)</w:t>
+      </w:r>
+    </w:p>
+    <w:p>
+      <w:pPr>
+        <w:pStyle w:val="Compact"/>
+        <w:numPr>
+          <w:ilvl w:val="0"/>
+          <w:numId w:val="1005"/>
+        </w:numPr>
+      </w:pPr>
+      <w:r>
+        <w:t xml:space="preserve">Practice management or legacy EHR (write-back of demographics or coverage)</w:t>
+      </w:r>
+    </w:p>
+    <w:p>
+      <w:pPr>
+        <w:pStyle w:val="Compact"/>
+        <w:numPr>
+          <w:ilvl w:val="0"/>
+          <w:numId w:val="1005"/>
+        </w:numPr>
+      </w:pPr>
+      <w:r>
+        <w:t xml:space="preserve">Prefill sources (Patient Access API, Payer-to-Payer API, partner EHR, HIE/TEFCA) — see</w:t>
+      </w:r>
+      <w:r>
+        <w:t xml:space="preserve"> </w:t>
+      </w:r>
+      <w:hyperlink w:anchor="X853be4665b5ad4358c4cd053c8aa3e5ea16bd89">
+        <w:r>
+          <w:rPr>
+            <w:rStyle w:val="Hyperlink"/>
+          </w:rPr>
+          <w:t xml:space="preserve">Prefill</w:t>
+        </w:r>
+      </w:hyperlink>
+    </w:p>
+    <w:p>
+      <w:pPr>
+        <w:pStyle w:val="Compact"/>
+        <w:numPr>
+          <w:ilvl w:val="0"/>
+          <w:numId w:val="1005"/>
+        </w:numPr>
       </w:pPr>
       <w:r>
         <w:t xml:space="preserve">Referrals (intake initiated by an inbound referral – see the Referrals guide)</w:t>
@@ -419,27 +732,82 @@
       </w:pPr>
       <w:r>
         <w:rPr>
+          <w:i/>
           <w:iCs/>
+        </w:rPr>
+        <w:t xml:space="preserve">Why: surfaces integration boundaries that affect prefill (</w:t>
+      </w:r>
+      <w:hyperlink w:anchor="X853be4665b5ad4358c4cd053c8aa3e5ea16bd89">
+        <w:r>
+          <w:rPr>
+            <w:rStyle w:val="Hyperlink"/>
+            <w:i/>
+            <w:iCs/>
+          </w:rPr>
+          <w:t xml:space="preserve">Prefill</w:t>
+        </w:r>
+      </w:hyperlink>
+      <w:r>
+        <w:rPr>
           <w:i/>
+          <w:iCs/>
         </w:rPr>
-        <w:t xml:space="preserve">Why: surfaces integration boundaries that affect prefill (3.3), post-intake automation (3.7), and which actions live inside one intake workflow vs separate workflows.</w:t>
-      </w:r>
-    </w:p>
-    <w:p>
-      <w:r>
-        <w:pict>
-          <v:rect style="width:0;height:1.5pt" o:hralign="center" o:hrstd="t" o:hr="t"/>
-        </w:pict>
-      </w:r>
-    </w:p>
+        <w:t xml:space="preserve">), post-intake automation (</w:t>
+      </w:r>
+      <w:hyperlink w:anchor="X42e9f13282735bf78336bcf92d13676497a1b8c">
+        <w:r>
+          <w:rPr>
+            <w:rStyle w:val="Hyperlink"/>
+            <w:i/>
+            <w:iCs/>
+          </w:rPr>
+          <w:t xml:space="preserve">Post-submission actions</w:t>
+        </w:r>
+      </w:hyperlink>
+      <w:r>
+        <w:rPr>
+          <w:i/>
+          <w:iCs/>
+        </w:rPr>
+        <w:t xml:space="preserve">), and which actions live inside one intake workflow vs separate workflows.</w:t>
+      </w:r>
+    </w:p>
+    <w:bookmarkStart w:id="23" w:name="section-2-feature-scoping"/>
+    <w:bookmarkEnd w:id="23"/>
+    <w:bookmarkStart w:id="24" w:name="scope-checklist"/>
     <w:bookmarkEnd w:id="24"/>
-    <w:bookmarkStart w:id="25" w:name="section-2-feature-scoping"/>
+    <w:bookmarkStart w:id="25" w:name="section-3-feature-deep-dives"/>
+    <w:bookmarkEnd w:id="25"/>
+    <w:bookmarkStart w:id="26" w:name="decisions"/>
+    <w:bookmarkEnd w:id="26"/>
+    <w:bookmarkStart w:id="27" w:name="decision-1"/>
+    <w:bookmarkEnd w:id="27"/>
+    <w:bookmarkStart w:id="28" w:name="X15cf9729d04bd0a1f56afd339626315ee558f31"/>
+    <w:bookmarkEnd w:id="28"/>
+    <w:bookmarkEnd w:id="29"/>
+    <w:bookmarkEnd w:id="30"/>
+    <w:bookmarkStart w:id="42" w:name="patient-identity-and-forms"/>
     <w:p>
       <w:pPr>
         <w:pStyle w:val="Heading2"/>
       </w:pPr>
       <w:r>
-        <w:t xml:space="preserve">Section 2: Feature Scoping</w:t>
+        <w:t xml:space="preserve">Patient identity and forms</w:t>
+      </w:r>
+    </w:p>
+    <w:bookmarkStart w:id="31" w:name="capture"/>
+    <w:bookmarkEnd w:id="31"/>
+    <w:bookmarkStart w:id="32" w:name="Xac51670b0d6e90ca6c585a0be9ff9cdaf3ab782"/>
+    <w:bookmarkEnd w:id="32"/>
+    <w:bookmarkStart w:id="33" w:name="X605378b8db9081a47bd7de28fed250685aa78a9"/>
+    <w:bookmarkEnd w:id="33"/>
+    <w:bookmarkStart w:id="38" w:name="Xbaeb47f9bc1cb216e3a1cb6c739ce20f7ab3ecb"/>
+    <w:p>
+      <w:pPr>
+        <w:pStyle w:val="Heading3"/>
+      </w:pPr>
+      <w:r>
+        <w:t xml:space="preserve">When is intake linked to a confirmed patient record?</w:t>
       </w:r>
     </w:p>
     <w:p>
@@ -447,1226 +815,12 @@
         <w:pStyle w:val="FirstParagraph"/>
       </w:pPr>
       <w:r>
-        <w:rPr>
-          <w:iCs/>
-          <w:i/>
-        </w:rPr>
-        <w:t xml:space="preserve">Go through each row together. For each cell under Yes / No / Nice-to-have / Not sure, mark the customer’s answer. The</w:t>
+        <w:t xml:space="preserve">Decide whether intake creates a new patient record, updates an existing one, or runs unlinked until a human confirms a match – and how the intake response gets tied to the right patient. For matching rules, master records, and merge mechanics, defer to</w:t>
       </w:r>
       <w:r>
         <w:t xml:space="preserve"> </w:t>
       </w:r>
-      <w:r>
-        <w:rPr>
-          <w:bCs/>
-          <w:b/>
-        </w:rPr>
-        <w:t xml:space="preserve">Deep dive</w:t>
-      </w:r>
-      <w:r>
-        <w:t xml:space="preserve"> </w:t>
-      </w:r>
-      <w:r>
-        <w:rPr>
-          <w:iCs/>
-          <w:i/>
-        </w:rPr>
-        <w:t xml:space="preserve">column points to the Section 3 subsection that covers each feature.</w:t>
-      </w:r>
-    </w:p>
-    <w:tbl>
-      <w:tblPr>
-        <w:tblStyle w:val="Table"/>
-        <w:tblW w:w="9360" w:type="dxa"/>
-        <w:tblLook w:firstRow="1" w:lastRow="0" w:firstColumn="0" w:lastColumn="0" w:noHBand="0" w:noVBand="0" w:val="0020"/>
-        <w:jc w:val="start"/>
-        <w:tblLayout w:type="fixed"/>
-      </w:tblPr>
-      <w:tblGrid>
-        <w:gridCol w:w="600"/>
-        <w:gridCol w:w="3320"/>
-        <w:gridCol w:w="1069"/>
-        <w:gridCol w:w="740"/>
-        <w:gridCol w:w="600"/>
-        <w:gridCol w:w="2000"/>
-        <w:gridCol w:w="1031"/>
-      </w:tblGrid>
-      <w:tr>
-        <w:trPr>
-          <w:cantSplit/>
-          <w:tblHeader w:val="true"/>
-        </w:trPr>
-        <w:tc>
-          <w:tcPr/>
-          <w:p>
-            <w:pPr>
-              <w:pStyle w:val="Compact"/>
-              <w:jc w:val="left"/>
-            </w:pPr>
-            <w:r>
-              <w:t xml:space="preserve">#</w:t>
-            </w:r>
-          </w:p>
-        </w:tc>
-        <w:tc>
-          <w:tcPr/>
-          <w:p>
-            <w:pPr>
-              <w:pStyle w:val="Compact"/>
-              <w:jc w:val="left"/>
-            </w:pPr>
-            <w:r>
-              <w:t xml:space="preserve">Feature</w:t>
-            </w:r>
-          </w:p>
-        </w:tc>
-        <w:tc>
-          <w:tcPr/>
-          <w:p>
-            <w:pPr>
-              <w:pStyle w:val="Compact"/>
-              <w:jc w:val="left"/>
-            </w:pPr>
-            <w:r>
-              <w:t xml:space="preserve">Deep dive</w:t>
-            </w:r>
-          </w:p>
-        </w:tc>
-        <w:tc>
-          <w:tcPr/>
-          <w:p>
-            <w:pPr>
-              <w:pStyle w:val="Compact"/>
-              <w:jc w:val="left"/>
-            </w:pPr>
-            <w:r>
-              <w:t xml:space="preserve">Yes</w:t>
-            </w:r>
-          </w:p>
-        </w:tc>
-        <w:tc>
-          <w:tcPr/>
-          <w:p>
-            <w:pPr>
-              <w:pStyle w:val="Compact"/>
-              <w:jc w:val="left"/>
-            </w:pPr>
-            <w:r>
-              <w:t xml:space="preserve">No</w:t>
-            </w:r>
-          </w:p>
-        </w:tc>
-        <w:tc>
-          <w:tcPr/>
-          <w:p>
-            <w:pPr>
-              <w:pStyle w:val="Compact"/>
-              <w:jc w:val="left"/>
-            </w:pPr>
-            <w:r>
-              <w:t xml:space="preserve">Nice-to-have</w:t>
-            </w:r>
-          </w:p>
-        </w:tc>
-        <w:tc>
-          <w:tcPr/>
-          <w:p>
-            <w:pPr>
-              <w:pStyle w:val="Compact"/>
-              <w:jc w:val="left"/>
-            </w:pPr>
-            <w:r>
-              <w:t xml:space="preserve">Not sure</w:t>
-            </w:r>
-          </w:p>
-        </w:tc>
-      </w:tr>
-      <w:tr>
-        <w:trPr>
-          <w:cantSplit/>
-        </w:trPr>
-        <w:tc>
-          <w:tcPr/>
-          <w:p>
-            <w:pPr>
-              <w:pStyle w:val="Compact"/>
-              <w:jc w:val="left"/>
-            </w:pPr>
-            <w:r>
-              <w:t xml:space="preserve">1</w:t>
-            </w:r>
-          </w:p>
-        </w:tc>
-        <w:tc>
-          <w:tcPr/>
-          <w:p>
-            <w:pPr>
-              <w:pStyle w:val="Compact"/>
-              <w:jc w:val="left"/>
-            </w:pPr>
-            <w:r>
-              <w:t xml:space="preserve">Multiple intake forms by visit type, program, or language (vs one universal form)</w:t>
-            </w:r>
-          </w:p>
-        </w:tc>
-        <w:tc>
-          <w:tcPr/>
-          <w:p>
-            <w:pPr>
-              <w:pStyle w:val="Compact"/>
-              <w:jc w:val="left"/>
-            </w:pPr>
-            <w:r>
-              <w:t xml:space="preserve">3.2</w:t>
-            </w:r>
-          </w:p>
-        </w:tc>
-        <w:tc>
-          <w:tcPr/>
-          <w:p>
-            <w:pPr>
-              <w:pStyle w:val="Compact"/>
-            </w:pPr>
-          </w:p>
-        </w:tc>
-        <w:tc>
-          <w:tcPr/>
-          <w:p>
-            <w:pPr>
-              <w:pStyle w:val="Compact"/>
-            </w:pPr>
-          </w:p>
-        </w:tc>
-        <w:tc>
-          <w:tcPr/>
-          <w:p>
-            <w:pPr>
-              <w:pStyle w:val="Compact"/>
-            </w:pPr>
-          </w:p>
-        </w:tc>
-        <w:tc>
-          <w:tcPr/>
-          <w:p>
-            <w:pPr>
-              <w:pStyle w:val="Compact"/>
-            </w:pPr>
-          </w:p>
-        </w:tc>
-      </w:tr>
-      <w:tr>
-        <w:trPr>
-          <w:cantSplit/>
-        </w:trPr>
-        <w:tc>
-          <w:tcPr/>
-          <w:p>
-            <w:pPr>
-              <w:pStyle w:val="Compact"/>
-              <w:jc w:val="left"/>
-            </w:pPr>
-            <w:r>
-              <w:t xml:space="preserve">2</w:t>
-            </w:r>
-          </w:p>
-        </w:tc>
-        <w:tc>
-          <w:tcPr/>
-          <w:p>
-            <w:pPr>
-              <w:pStyle w:val="Compact"/>
-              <w:jc w:val="left"/>
-            </w:pPr>
-            <w:r>
-              <w:t xml:space="preserve">Separate vs shared questionnaires for patient self-service and staff-assisted intake</w:t>
-            </w:r>
-          </w:p>
-        </w:tc>
-        <w:tc>
-          <w:tcPr/>
-          <w:p>
-            <w:pPr>
-              <w:pStyle w:val="Compact"/>
-              <w:jc w:val="left"/>
-            </w:pPr>
-            <w:r>
-              <w:t xml:space="preserve">3.2</w:t>
-            </w:r>
-          </w:p>
-        </w:tc>
-        <w:tc>
-          <w:tcPr/>
-          <w:p>
-            <w:pPr>
-              <w:pStyle w:val="Compact"/>
-            </w:pPr>
-          </w:p>
-        </w:tc>
-        <w:tc>
-          <w:tcPr/>
-          <w:p>
-            <w:pPr>
-              <w:pStyle w:val="Compact"/>
-            </w:pPr>
-          </w:p>
-        </w:tc>
-        <w:tc>
-          <w:tcPr/>
-          <w:p>
-            <w:pPr>
-              <w:pStyle w:val="Compact"/>
-            </w:pPr>
-          </w:p>
-        </w:tc>
-        <w:tc>
-          <w:tcPr/>
-          <w:p>
-            <w:pPr>
-              <w:pStyle w:val="Compact"/>
-            </w:pPr>
-          </w:p>
-        </w:tc>
-      </w:tr>
-      <w:tr>
-        <w:trPr>
-          <w:cantSplit/>
-        </w:trPr>
-        <w:tc>
-          <w:tcPr/>
-          <w:p>
-            <w:pPr>
-              <w:pStyle w:val="Compact"/>
-              <w:jc w:val="left"/>
-            </w:pPr>
-            <w:r>
-              <w:t xml:space="preserve">3</w:t>
-            </w:r>
-          </w:p>
-        </w:tc>
-        <w:tc>
-          <w:tcPr/>
-          <w:p>
-            <w:pPr>
-              <w:pStyle w:val="Compact"/>
-              <w:jc w:val="left"/>
-            </w:pPr>
-            <w:r>
-              <w:t xml:space="preserve">Non-form intake modality (conversational chatbot, voice agent) feeding the same data shape as the form</w:t>
-            </w:r>
-          </w:p>
-        </w:tc>
-        <w:tc>
-          <w:tcPr/>
-          <w:p>
-            <w:pPr>
-              <w:pStyle w:val="Compact"/>
-              <w:jc w:val="left"/>
-            </w:pPr>
-            <w:r>
-              <w:t xml:space="preserve">3.2</w:t>
-            </w:r>
-          </w:p>
-        </w:tc>
-        <w:tc>
-          <w:tcPr/>
-          <w:p>
-            <w:pPr>
-              <w:pStyle w:val="Compact"/>
-            </w:pPr>
-          </w:p>
-        </w:tc>
-        <w:tc>
-          <w:tcPr/>
-          <w:p>
-            <w:pPr>
-              <w:pStyle w:val="Compact"/>
-            </w:pPr>
-          </w:p>
-        </w:tc>
-        <w:tc>
-          <w:tcPr/>
-          <w:p>
-            <w:pPr>
-              <w:pStyle w:val="Compact"/>
-            </w:pPr>
-          </w:p>
-        </w:tc>
-        <w:tc>
-          <w:tcPr/>
-          <w:p>
-            <w:pPr>
-              <w:pStyle w:val="Compact"/>
-            </w:pPr>
-          </w:p>
-        </w:tc>
-      </w:tr>
-      <w:tr>
-        <w:trPr>
-          <w:cantSplit/>
-        </w:trPr>
-        <w:tc>
-          <w:tcPr/>
-          <w:p>
-            <w:pPr>
-              <w:pStyle w:val="Compact"/>
-              <w:jc w:val="left"/>
-            </w:pPr>
-            <w:r>
-              <w:t xml:space="preserve">4</w:t>
-            </w:r>
-          </w:p>
-        </w:tc>
-        <w:tc>
-          <w:tcPr/>
-          <w:p>
-            <w:pPr>
-              <w:pStyle w:val="Compact"/>
-              <w:jc w:val="left"/>
-            </w:pPr>
-            <w:r>
-              <w:t xml:space="preserve">Patient identity handling at intake — identifier lookup, demographic match search, and pre-auth start linked to a patient record later</w:t>
-            </w:r>
-          </w:p>
-        </w:tc>
-        <w:tc>
-          <w:tcPr/>
-          <w:p>
-            <w:pPr>
-              <w:pStyle w:val="Compact"/>
-              <w:jc w:val="left"/>
-            </w:pPr>
-            <w:r>
-              <w:t xml:space="preserve">3.1</w:t>
-            </w:r>
-          </w:p>
-        </w:tc>
-        <w:tc>
-          <w:tcPr/>
-          <w:p>
-            <w:pPr>
-              <w:pStyle w:val="Compact"/>
-            </w:pPr>
-          </w:p>
-        </w:tc>
-        <w:tc>
-          <w:tcPr/>
-          <w:p>
-            <w:pPr>
-              <w:pStyle w:val="Compact"/>
-            </w:pPr>
-          </w:p>
-        </w:tc>
-        <w:tc>
-          <w:tcPr/>
-          <w:p>
-            <w:pPr>
-              <w:pStyle w:val="Compact"/>
-            </w:pPr>
-          </w:p>
-        </w:tc>
-        <w:tc>
-          <w:tcPr/>
-          <w:p>
-            <w:pPr>
-              <w:pStyle w:val="Compact"/>
-            </w:pPr>
-          </w:p>
-        </w:tc>
-      </w:tr>
-      <w:tr>
-        <w:trPr>
-          <w:cantSplit/>
-        </w:trPr>
-        <w:tc>
-          <w:tcPr/>
-          <w:p>
-            <w:pPr>
-              <w:pStyle w:val="Compact"/>
-              <w:jc w:val="left"/>
-            </w:pPr>
-            <w:r>
-              <w:t xml:space="preserve">5</w:t>
-            </w:r>
-          </w:p>
-        </w:tc>
-        <w:tc>
-          <w:tcPr/>
-          <w:p>
-            <w:pPr>
-              <w:pStyle w:val="Compact"/>
-              <w:jc w:val="left"/>
-            </w:pPr>
-            <w:r>
-              <w:t xml:space="preserve">Prefill intake from prior data, payer/HIE/EHR sources, or insurance card OCR; reconciliation when patient input disagrees with the source</w:t>
-            </w:r>
-          </w:p>
-        </w:tc>
-        <w:tc>
-          <w:tcPr/>
-          <w:p>
-            <w:pPr>
-              <w:pStyle w:val="Compact"/>
-              <w:jc w:val="left"/>
-            </w:pPr>
-            <w:r>
-              <w:t xml:space="preserve">3.3</w:t>
-            </w:r>
-          </w:p>
-        </w:tc>
-        <w:tc>
-          <w:tcPr/>
-          <w:p>
-            <w:pPr>
-              <w:pStyle w:val="Compact"/>
-            </w:pPr>
-          </w:p>
-        </w:tc>
-        <w:tc>
-          <w:tcPr/>
-          <w:p>
-            <w:pPr>
-              <w:pStyle w:val="Compact"/>
-            </w:pPr>
-          </w:p>
-        </w:tc>
-        <w:tc>
-          <w:tcPr/>
-          <w:p>
-            <w:pPr>
-              <w:pStyle w:val="Compact"/>
-            </w:pPr>
-          </w:p>
-        </w:tc>
-        <w:tc>
-          <w:tcPr/>
-          <w:p>
-            <w:pPr>
-              <w:pStyle w:val="Compact"/>
-            </w:pPr>
-          </w:p>
-        </w:tc>
-      </w:tr>
-      <w:tr>
-        <w:trPr>
-          <w:cantSplit/>
-        </w:trPr>
-        <w:tc>
-          <w:tcPr/>
-          <w:p>
-            <w:pPr>
-              <w:pStyle w:val="Compact"/>
-              <w:jc w:val="left"/>
-            </w:pPr>
-            <w:r>
-              <w:t xml:space="preserve">6</w:t>
-            </w:r>
-          </w:p>
-        </w:tc>
-        <w:tc>
-          <w:tcPr/>
-          <w:p>
-            <w:pPr>
-              <w:pStyle w:val="Compact"/>
-              <w:jc w:val="left"/>
-            </w:pPr>
-            <w:r>
-              <w:t xml:space="preserve">Insurance capture with card images, multiple plans, and non-patient subscriber (e.g. parent’s plan covering a child)</w:t>
-            </w:r>
-          </w:p>
-        </w:tc>
-        <w:tc>
-          <w:tcPr/>
-          <w:p>
-            <w:pPr>
-              <w:pStyle w:val="Compact"/>
-              <w:jc w:val="left"/>
-            </w:pPr>
-            <w:r>
-              <w:t xml:space="preserve">3.5</w:t>
-            </w:r>
-          </w:p>
-        </w:tc>
-        <w:tc>
-          <w:tcPr/>
-          <w:p>
-            <w:pPr>
-              <w:pStyle w:val="Compact"/>
-            </w:pPr>
-          </w:p>
-        </w:tc>
-        <w:tc>
-          <w:tcPr/>
-          <w:p>
-            <w:pPr>
-              <w:pStyle w:val="Compact"/>
-            </w:pPr>
-          </w:p>
-        </w:tc>
-        <w:tc>
-          <w:tcPr/>
-          <w:p>
-            <w:pPr>
-              <w:pStyle w:val="Compact"/>
-            </w:pPr>
-          </w:p>
-        </w:tc>
-        <w:tc>
-          <w:tcPr/>
-          <w:p>
-            <w:pPr>
-              <w:pStyle w:val="Compact"/>
-            </w:pPr>
-          </w:p>
-        </w:tc>
-      </w:tr>
-      <w:tr>
-        <w:trPr>
-          <w:cantSplit/>
-        </w:trPr>
-        <w:tc>
-          <w:tcPr/>
-          <w:p>
-            <w:pPr>
-              <w:pStyle w:val="Compact"/>
-              <w:jc w:val="left"/>
-            </w:pPr>
-            <w:r>
-              <w:t xml:space="preserve">7</w:t>
-            </w:r>
-          </w:p>
-        </w:tc>
-        <w:tc>
-          <w:tcPr/>
-          <w:p>
-            <w:pPr>
-              <w:pStyle w:val="Compact"/>
-              <w:jc w:val="left"/>
-            </w:pPr>
-            <w:r>
-              <w:t xml:space="preserve">Capture clinical history (allergies, medications, conditions, SDOH, immunizations, family history) and persist as distinct structured records</w:t>
-            </w:r>
-          </w:p>
-        </w:tc>
-        <w:tc>
-          <w:tcPr/>
-          <w:p>
-            <w:pPr>
-              <w:pStyle w:val="Compact"/>
-              <w:jc w:val="left"/>
-            </w:pPr>
-            <w:r>
-              <w:t xml:space="preserve">3.2, 3.4</w:t>
-            </w:r>
-          </w:p>
-        </w:tc>
-        <w:tc>
-          <w:tcPr/>
-          <w:p>
-            <w:pPr>
-              <w:pStyle w:val="Compact"/>
-            </w:pPr>
-          </w:p>
-        </w:tc>
-        <w:tc>
-          <w:tcPr/>
-          <w:p>
-            <w:pPr>
-              <w:pStyle w:val="Compact"/>
-            </w:pPr>
-          </w:p>
-        </w:tc>
-        <w:tc>
-          <w:tcPr/>
-          <w:p>
-            <w:pPr>
-              <w:pStyle w:val="Compact"/>
-            </w:pPr>
-          </w:p>
-        </w:tc>
-        <w:tc>
-          <w:tcPr/>
-          <w:p>
-            <w:pPr>
-              <w:pStyle w:val="Compact"/>
-            </w:pPr>
-          </w:p>
-        </w:tc>
-      </w:tr>
-      <w:tr>
-        <w:trPr>
-          <w:cantSplit/>
-        </w:trPr>
-        <w:tc>
-          <w:tcPr/>
-          <w:p>
-            <w:pPr>
-              <w:pStyle w:val="Compact"/>
-              <w:jc w:val="left"/>
-            </w:pPr>
-            <w:r>
-              <w:t xml:space="preserve">8</w:t>
-            </w:r>
-          </w:p>
-        </w:tc>
-        <w:tc>
-          <w:tcPr/>
-          <w:p>
-            <w:pPr>
-              <w:pStyle w:val="Compact"/>
-              <w:jc w:val="left"/>
-            </w:pPr>
-            <w:r>
-              <w:t xml:space="preserve">Multiple consent types captured at intake, with renewal triggers</w:t>
-            </w:r>
-          </w:p>
-        </w:tc>
-        <w:tc>
-          <w:tcPr/>
-          <w:p>
-            <w:pPr>
-              <w:pStyle w:val="Compact"/>
-              <w:jc w:val="left"/>
-            </w:pPr>
-            <w:r>
-              <w:t xml:space="preserve">3.6</w:t>
-            </w:r>
-          </w:p>
-        </w:tc>
-        <w:tc>
-          <w:tcPr/>
-          <w:p>
-            <w:pPr>
-              <w:pStyle w:val="Compact"/>
-            </w:pPr>
-          </w:p>
-        </w:tc>
-        <w:tc>
-          <w:tcPr/>
-          <w:p>
-            <w:pPr>
-              <w:pStyle w:val="Compact"/>
-            </w:pPr>
-          </w:p>
-        </w:tc>
-        <w:tc>
-          <w:tcPr/>
-          <w:p>
-            <w:pPr>
-              <w:pStyle w:val="Compact"/>
-            </w:pPr>
-          </w:p>
-        </w:tc>
-        <w:tc>
-          <w:tcPr/>
-          <w:p>
-            <w:pPr>
-              <w:pStyle w:val="Compact"/>
-            </w:pPr>
-          </w:p>
-        </w:tc>
-      </w:tr>
-      <w:tr>
-        <w:trPr>
-          <w:cantSplit/>
-        </w:trPr>
-        <w:tc>
-          <w:tcPr/>
-          <w:p>
-            <w:pPr>
-              <w:pStyle w:val="Compact"/>
-              <w:jc w:val="left"/>
-            </w:pPr>
-            <w:r>
-              <w:t xml:space="preserve">9</w:t>
-            </w:r>
-          </w:p>
-        </w:tc>
-        <w:tc>
-          <w:tcPr/>
-          <w:p>
-            <w:pPr>
-              <w:pStyle w:val="Compact"/>
-              <w:jc w:val="left"/>
-            </w:pPr>
-            <w:r>
-              <w:t xml:space="preserve">Post-intake automation: notify staff, run eligibility, create exception tasks, route to a care team</w:t>
-            </w:r>
-          </w:p>
-        </w:tc>
-        <w:tc>
-          <w:tcPr/>
-          <w:p>
-            <w:pPr>
-              <w:pStyle w:val="Compact"/>
-              <w:jc w:val="left"/>
-            </w:pPr>
-            <w:r>
-              <w:t xml:space="preserve">3.7</w:t>
-            </w:r>
-          </w:p>
-        </w:tc>
-        <w:tc>
-          <w:tcPr/>
-          <w:p>
-            <w:pPr>
-              <w:pStyle w:val="Compact"/>
-            </w:pPr>
-          </w:p>
-        </w:tc>
-        <w:tc>
-          <w:tcPr/>
-          <w:p>
-            <w:pPr>
-              <w:pStyle w:val="Compact"/>
-            </w:pPr>
-          </w:p>
-        </w:tc>
-        <w:tc>
-          <w:tcPr/>
-          <w:p>
-            <w:pPr>
-              <w:pStyle w:val="Compact"/>
-            </w:pPr>
-          </w:p>
-        </w:tc>
-        <w:tc>
-          <w:tcPr/>
-          <w:p>
-            <w:pPr>
-              <w:pStyle w:val="Compact"/>
-            </w:pPr>
-          </w:p>
-        </w:tc>
-      </w:tr>
-      <w:tr>
-        <w:trPr>
-          <w:cantSplit/>
-        </w:trPr>
-        <w:tc>
-          <w:tcPr/>
-          <w:p>
-            <w:pPr>
-              <w:pStyle w:val="Compact"/>
-              <w:jc w:val="left"/>
-            </w:pPr>
-            <w:r>
-              <w:t xml:space="preserve">10</w:t>
-            </w:r>
-          </w:p>
-        </w:tc>
-        <w:tc>
-          <w:tcPr/>
-          <w:p>
-            <w:pPr>
-              <w:pStyle w:val="Compact"/>
-              <w:jc w:val="left"/>
-            </w:pPr>
-            <w:r>
-              <w:t xml:space="preserve">Multi-step or multi-author intake, with steps that appear in the provider’s visit chart</w:t>
-            </w:r>
-          </w:p>
-        </w:tc>
-        <w:tc>
-          <w:tcPr/>
-          <w:p>
-            <w:pPr>
-              <w:pStyle w:val="Compact"/>
-              <w:jc w:val="left"/>
-            </w:pPr>
-            <w:r>
-              <w:t xml:space="preserve">3.8</w:t>
-            </w:r>
-          </w:p>
-        </w:tc>
-        <w:tc>
-          <w:tcPr/>
-          <w:p>
-            <w:pPr>
-              <w:pStyle w:val="Compact"/>
-            </w:pPr>
-          </w:p>
-        </w:tc>
-        <w:tc>
-          <w:tcPr/>
-          <w:p>
-            <w:pPr>
-              <w:pStyle w:val="Compact"/>
-            </w:pPr>
-          </w:p>
-        </w:tc>
-        <w:tc>
-          <w:tcPr/>
-          <w:p>
-            <w:pPr>
-              <w:pStyle w:val="Compact"/>
-            </w:pPr>
-          </w:p>
-        </w:tc>
-        <w:tc>
-          <w:tcPr/>
-          <w:p>
-            <w:pPr>
-              <w:pStyle w:val="Compact"/>
-            </w:pPr>
-          </w:p>
-        </w:tc>
-      </w:tr>
-      <w:tr>
-        <w:trPr>
-          <w:cantSplit/>
-        </w:trPr>
-        <w:tc>
-          <w:tcPr/>
-          <w:p>
-            <w:pPr>
-              <w:pStyle w:val="Compact"/>
-              <w:jc w:val="left"/>
-            </w:pPr>
-            <w:r>
-              <w:t xml:space="preserve">11</w:t>
-            </w:r>
-          </w:p>
-        </w:tc>
-        <w:tc>
-          <w:tcPr/>
-          <w:p>
-            <w:pPr>
-              <w:pStyle w:val="Compact"/>
-              <w:jc w:val="left"/>
-            </w:pPr>
-            <w:r>
-              <w:t xml:space="preserve">Treat</w:t>
-            </w:r>
-            <w:r>
-              <w:t xml:space="preserve"> </w:t>
-            </w:r>
-            <w:r>
-              <w:t xml:space="preserve">“</w:t>
-            </w:r>
-            <w:r>
-              <w:t xml:space="preserve">intake complete</w:t>
-            </w:r>
-            <w:r>
-              <w:t xml:space="preserve">”</w:t>
-            </w:r>
-            <w:r>
-              <w:t xml:space="preserve"> </w:t>
-            </w:r>
-            <w:r>
-              <w:t xml:space="preserve">as a tracked operational status that gates downstream work (scheduling, clinical)</w:t>
-            </w:r>
-          </w:p>
-        </w:tc>
-        <w:tc>
-          <w:tcPr/>
-          <w:p>
-            <w:pPr>
-              <w:pStyle w:val="Compact"/>
-              <w:jc w:val="left"/>
-            </w:pPr>
-            <w:r>
-              <w:t xml:space="preserve">3.9</w:t>
-            </w:r>
-          </w:p>
-        </w:tc>
-        <w:tc>
-          <w:tcPr/>
-          <w:p>
-            <w:pPr>
-              <w:pStyle w:val="Compact"/>
-            </w:pPr>
-          </w:p>
-        </w:tc>
-        <w:tc>
-          <w:tcPr/>
-          <w:p>
-            <w:pPr>
-              <w:pStyle w:val="Compact"/>
-            </w:pPr>
-          </w:p>
-        </w:tc>
-        <w:tc>
-          <w:tcPr/>
-          <w:p>
-            <w:pPr>
-              <w:pStyle w:val="Compact"/>
-            </w:pPr>
-          </w:p>
-        </w:tc>
-        <w:tc>
-          <w:tcPr/>
-          <w:p>
-            <w:pPr>
-              <w:pStyle w:val="Compact"/>
-            </w:pPr>
-          </w:p>
-        </w:tc>
-      </w:tr>
-    </w:tbl>
-    <w:p>
-      <w:r>
-        <w:pict>
-          <v:rect style="width:0;height:1.5pt" o:hralign="center" o:hrstd="t" o:hr="t"/>
-        </w:pict>
-      </w:r>
-    </w:p>
-    <w:bookmarkEnd w:id="25"/>
-    <w:bookmarkStart w:id="44" w:name="section-3-feature-deep-dives"/>
-    <w:p>
-      <w:pPr>
-        <w:pStyle w:val="Heading2"/>
-      </w:pPr>
-      <w:r>
-        <w:t xml:space="preserve">Section 3: Feature Deep Dives</w:t>
-      </w:r>
-    </w:p>
-    <w:p>
-      <w:pPr>
-        <w:pStyle w:val="FirstParagraph"/>
-      </w:pPr>
-      <w:r>
-        <w:rPr>
-          <w:iCs/>
-          <w:i/>
-        </w:rPr>
-        <w:t xml:space="preserve">Cover each feature flagged Yes or Nice-to-have in Section 2. The goal is to land on a clear recommended approach by the end of each section.</w:t>
-      </w:r>
-    </w:p>
-    <w:p>
-      <w:pPr>
-        <w:pStyle w:val="BodyText"/>
-      </w:pPr>
-      <w:r>
-        <w:t xml:space="preserve">Section 3 is grouped into three lanes:</w:t>
-      </w:r>
-    </w:p>
-    <w:tbl>
-      <w:tblPr>
-        <w:tblStyle w:val="Table"/>
-        <w:tblW w:w="9360" w:type="dxa"/>
-        <w:tblLook w:firstRow="1" w:lastRow="0" w:firstColumn="0" w:lastColumn="0" w:noHBand="0" w:noVBand="0" w:val="0020"/>
-        <w:jc w:val="start"/>
-        <w:tblLayout w:type="fixed"/>
-      </w:tblPr>
-      <w:tblGrid>
-        <w:gridCol w:w="2684"/>
-        <w:gridCol w:w="1860"/>
-        <w:gridCol w:w="4816"/>
-      </w:tblGrid>
-      <w:tr>
-        <w:trPr>
-          <w:cantSplit/>
-          <w:tblHeader w:val="true"/>
-        </w:trPr>
-        <w:tc>
-          <w:tcPr/>
-          <w:p>
-            <w:pPr>
-              <w:pStyle w:val="Compact"/>
-              <w:jc w:val="left"/>
-            </w:pPr>
-            <w:r>
-              <w:t xml:space="preserve">Lane</w:t>
-            </w:r>
-          </w:p>
-        </w:tc>
-        <w:tc>
-          <w:tcPr/>
-          <w:p>
-            <w:pPr>
-              <w:pStyle w:val="Compact"/>
-              <w:jc w:val="left"/>
-            </w:pPr>
-            <w:r>
-              <w:t xml:space="preserve">Subsections</w:t>
-            </w:r>
-          </w:p>
-        </w:tc>
-        <w:tc>
-          <w:tcPr/>
-          <w:p>
-            <w:pPr>
-              <w:pStyle w:val="Compact"/>
-              <w:jc w:val="left"/>
-            </w:pPr>
-            <w:r>
-              <w:t xml:space="preserve">When to read</w:t>
-            </w:r>
-          </w:p>
-        </w:tc>
-      </w:tr>
-      <w:tr>
-        <w:trPr>
-          <w:cantSplit/>
-        </w:trPr>
-        <w:tc>
-          <w:tcPr/>
-          <w:p>
-            <w:pPr>
-              <w:pStyle w:val="Compact"/>
-              <w:jc w:val="left"/>
-            </w:pPr>
-            <w:r>
-              <w:rPr>
-                <w:bCs/>
-                <w:b/>
-              </w:rPr>
-              <w:t xml:space="preserve">Capture</w:t>
-            </w:r>
-          </w:p>
-        </w:tc>
-        <w:tc>
-          <w:tcPr/>
-          <w:p>
-            <w:pPr>
-              <w:pStyle w:val="Compact"/>
-              <w:jc w:val="left"/>
-            </w:pPr>
-            <w:r>
-              <w:t xml:space="preserve">3.1 – 3.4</w:t>
-            </w:r>
-          </w:p>
-        </w:tc>
-        <w:tc>
-          <w:tcPr/>
-          <w:p>
-            <w:pPr>
-              <w:pStyle w:val="Compact"/>
-              <w:jc w:val="left"/>
-            </w:pPr>
-            <w:r>
-              <w:t xml:space="preserve">Always</w:t>
-            </w:r>
-          </w:p>
-        </w:tc>
-      </w:tr>
-      <w:tr>
-        <w:trPr>
-          <w:cantSplit/>
-        </w:trPr>
-        <w:tc>
-          <w:tcPr/>
-          <w:p>
-            <w:pPr>
-              <w:pStyle w:val="Compact"/>
-              <w:jc w:val="left"/>
-            </w:pPr>
-            <w:r>
-              <w:rPr>
-                <w:bCs/>
-                <w:b/>
-              </w:rPr>
-              <w:t xml:space="preserve">Coverage &amp; Consent</w:t>
-            </w:r>
-          </w:p>
-        </w:tc>
-        <w:tc>
-          <w:tcPr/>
-          <w:p>
-            <w:pPr>
-              <w:pStyle w:val="Compact"/>
-              <w:jc w:val="left"/>
-            </w:pPr>
-            <w:r>
-              <w:t xml:space="preserve">3.5 – 3.6</w:t>
-            </w:r>
-          </w:p>
-        </w:tc>
-        <w:tc>
-          <w:tcPr/>
-          <w:p>
-            <w:pPr>
-              <w:pStyle w:val="Compact"/>
-              <w:jc w:val="left"/>
-            </w:pPr>
-            <w:r>
-              <w:t xml:space="preserve">When coverage or consent is in scope</w:t>
-            </w:r>
-          </w:p>
-        </w:tc>
-      </w:tr>
-      <w:tr>
-        <w:trPr>
-          <w:cantSplit/>
-        </w:trPr>
-        <w:tc>
-          <w:tcPr/>
-          <w:p>
-            <w:pPr>
-              <w:pStyle w:val="Compact"/>
-              <w:jc w:val="left"/>
-            </w:pPr>
-            <w:r>
-              <w:rPr>
-                <w:bCs/>
-                <w:b/>
-              </w:rPr>
-              <w:t xml:space="preserve">After Submission</w:t>
-            </w:r>
-          </w:p>
-        </w:tc>
-        <w:tc>
-          <w:tcPr/>
-          <w:p>
-            <w:pPr>
-              <w:pStyle w:val="Compact"/>
-              <w:jc w:val="left"/>
-            </w:pPr>
-            <w:r>
-              <w:t xml:space="preserve">3.7 – 3.9</w:t>
-            </w:r>
-          </w:p>
-        </w:tc>
-        <w:tc>
-          <w:tcPr/>
-          <w:p>
-            <w:pPr>
-              <w:pStyle w:val="Compact"/>
-              <w:jc w:val="left"/>
-            </w:pPr>
-            <w:r>
-              <w:t xml:space="preserve">Always</w:t>
-            </w:r>
-          </w:p>
-        </w:tc>
-      </w:tr>
-    </w:tbl>
-    <w:p>
-      <w:r>
-        <w:pict>
-          <v:rect style="width:0;height:1.5pt" o:hralign="center" o:hrstd="t" o:hr="t"/>
-        </w:pict>
-      </w:r>
-    </w:p>
-    <w:bookmarkStart w:id="32" w:name="capture"/>
-    <w:p>
-      <w:pPr>
-        <w:pStyle w:val="Heading3"/>
-      </w:pPr>
-      <w:r>
-        <w:t xml:space="preserve">Capture</w:t>
-      </w:r>
-    </w:p>
-    <w:bookmarkStart w:id="27" w:name="patient-identity-at-intake"/>
-    <w:p>
-      <w:pPr>
-        <w:pStyle w:val="Heading4"/>
-      </w:pPr>
-      <w:r>
-        <w:t xml:space="preserve">3.1 Patient Identity at Intake</w:t>
-      </w:r>
-    </w:p>
-    <w:p>
-      <w:pPr>
-        <w:pStyle w:val="FirstParagraph"/>
-      </w:pPr>
-      <w:r>
-        <w:t xml:space="preserve">Decide whether intake creates a new patient record, updates an existing one, or runs unlinked until a human confirms a match – and how the intake response gets tied to the right patient. For matching rules, master records, and merge mechanics, defer to</w:t>
-      </w:r>
-      <w:r>
-        <w:t xml:space="preserve"> </w:t>
-      </w:r>
-      <w:hyperlink r:id="rId26">
+      <w:hyperlink r:id="rId34">
         <w:r>
           <w:rPr>
             <w:rStyle w:val="Hyperlink"/>
@@ -1678,76 +832,90 @@
         <w:t xml:space="preserve"> </w:t>
       </w:r>
       <w:r>
-        <w:t xml:space="preserve">and [Patient</w:t>
+        <w:t xml:space="preserve">and</w:t>
       </w:r>
       <w:r>
         <w:t xml:space="preserve"> </w:t>
       </w:r>
+      <w:hyperlink r:id="rId35">
+        <w:r>
+          <w:rPr>
+            <w:rStyle w:val="Hyperlink"/>
+          </w:rPr>
+          <w:t xml:space="preserve">Patient</w:t>
+        </w:r>
+        <w:r>
+          <w:rPr>
+            <w:rStyle w:val="Hyperlink"/>
+          </w:rPr>
+          <w:t xml:space="preserve"> </w:t>
+        </w:r>
+        <w:r>
+          <w:rPr>
+            <w:rStyle w:val="VerbatimChar"/>
+          </w:rPr>
+          <w:t xml:space="preserve">$match</w:t>
+        </w:r>
+      </w:hyperlink>
+      <w:r>
+        <w:t xml:space="preserve">.</w:t>
+      </w:r>
+    </w:p>
+    <w:p>
+      <w:pPr>
+        <w:pStyle w:val="BodyText"/>
+      </w:pPr>
       <w:r>
         <w:rPr>
-          <w:rStyle w:val="VerbatimChar"/>
-        </w:rPr>
-        <w:t xml:space="preserve">$match](/docs/api/fhir/operations/patient-match)</w:t>
-      </w:r>
-      <w:r>
-        <w:t xml:space="preserve">.</w:t>
-      </w:r>
-    </w:p>
-    <w:p>
-      <w:pPr>
-        <w:pStyle w:val="BodyText"/>
-      </w:pPr>
-      <w:r>
-        <w:rPr>
+          <w:b/>
           <w:bCs/>
-          <w:b/>
         </w:rPr>
         <w:t xml:space="preserve">Questions:</w:t>
       </w:r>
     </w:p>
     <w:p>
       <w:pPr>
+        <w:pStyle w:val="Compact"/>
         <w:numPr>
           <w:ilvl w:val="0"/>
-          <w:numId w:val="1005"/>
+          <w:numId w:val="1006"/>
         </w:numPr>
+      </w:pPr>
+      <w:r>
+        <w:t xml:space="preserve">Does the patient record exist before intake is filled out, after, or sometimes either?</w:t>
+      </w:r>
+    </w:p>
+    <w:p>
+      <w:pPr>
         <w:pStyle w:val="Compact"/>
-      </w:pPr>
-      <w:r>
-        <w:t xml:space="preserve">Does the patient record exist before intake is filled out, after, or sometimes either?</w:t>
-      </w:r>
-    </w:p>
-    <w:p>
-      <w:pPr>
         <w:numPr>
           <w:ilvl w:val="0"/>
-          <w:numId w:val="1005"/>
+          <w:numId w:val="1006"/>
         </w:numPr>
+      </w:pPr>
+      <w:r>
+        <w:t xml:space="preserve">Do you run an identifier lookup, a demographic match search, both, or neither before creating a new patient record?</w:t>
+      </w:r>
+    </w:p>
+    <w:p>
+      <w:pPr>
         <w:pStyle w:val="Compact"/>
-      </w:pPr>
-      <w:r>
-        <w:t xml:space="preserve">Do you run an identifier lookup, a demographic match search, both, or neither before creating a new patient record?</w:t>
-      </w:r>
-    </w:p>
-    <w:p>
-      <w:pPr>
         <w:numPr>
           <w:ilvl w:val="0"/>
-          <w:numId w:val="1005"/>
+          <w:numId w:val="1006"/>
         </w:numPr>
+      </w:pPr>
+      <w:r>
+        <w:t xml:space="preserve">When a match is ambiguous, does the intake response stay unlinked until a human confirms, or does the system pick the best candidate automatically?</w:t>
+      </w:r>
+    </w:p>
+    <w:p>
+      <w:pPr>
         <w:pStyle w:val="Compact"/>
-      </w:pPr>
-      <w:r>
-        <w:t xml:space="preserve">When a match is ambiguous, does the intake response stay unlinked until a human confirms, or does the system pick the best candidate automatically?</w:t>
-      </w:r>
-    </w:p>
-    <w:p>
-      <w:pPr>
         <w:numPr>
           <w:ilvl w:val="0"/>
-          <w:numId w:val="1005"/>
+          <w:numId w:val="1006"/>
         </w:numPr>
-        <w:pStyle w:val="Compact"/>
       </w:pPr>
       <w:r>
         <w:t xml:space="preserve">For self-service flows, can a patient submit intake before authenticating, and how is that response later associated with an account?</w:t>
@@ -1757,9 +925,8 @@
       <w:tblPr>
         <w:tblStyle w:val="Table"/>
         <w:tblW w:w="9360" w:type="dxa"/>
+        <w:tblLayout w:type="fixed"/>
         <w:tblLook w:firstRow="1" w:lastRow="0" w:firstColumn="0" w:lastColumn="0" w:noHBand="0" w:noVBand="0" w:val="0020"/>
-        <w:jc w:val="start"/>
-        <w:tblLayout w:type="fixed"/>
       </w:tblPr>
       <w:tblGrid>
         <w:gridCol w:w="4165"/>
@@ -1768,7 +935,7 @@
       <w:tr>
         <w:trPr>
           <w:cantSplit/>
-          <w:tblHeader w:val="true"/>
+          <w:tblHeader w:val="on"/>
         </w:trPr>
         <w:tc>
           <w:tcPr/>
@@ -1966,21 +1133,18 @@
         </w:tc>
       </w:tr>
     </w:tbl>
-    <w:p>
-      <w:r>
-        <w:pict>
-          <v:rect style="width:0;height:1.5pt" o:hralign="center" o:hrstd="t" o:hr="t"/>
-        </w:pict>
-      </w:r>
-    </w:p>
-    <w:bookmarkEnd w:id="27"/>
-    <w:bookmarkStart w:id="28" w:name="form-library-capture-flow"/>
-    <w:p>
-      <w:pPr>
-        <w:pStyle w:val="Heading4"/>
-      </w:pPr>
-      <w:r>
-        <w:t xml:space="preserve">3.2 Form Library &amp; Capture Flow</w:t>
+    <w:bookmarkStart w:id="36" w:name="X54eef2fe6bc9fff4b42c220a58a7f62aa76a5d1"/>
+    <w:bookmarkEnd w:id="36"/>
+    <w:bookmarkStart w:id="37" w:name="X010c38deb4b159e1a36c4cb1adfadef8bd691cb"/>
+    <w:bookmarkEnd w:id="37"/>
+    <w:bookmarkEnd w:id="38"/>
+    <w:bookmarkStart w:id="41" w:name="which-forms-and-capture-flows-are-needed"/>
+    <w:p>
+      <w:pPr>
+        <w:pStyle w:val="Heading3"/>
+      </w:pPr>
+      <w:r>
+        <w:t xml:space="preserve">Which forms and capture flows are needed?</w:t>
       </w:r>
     </w:p>
     <w:p>
@@ -1997,43 +1161,69 @@
       </w:pPr>
       <w:r>
         <w:rPr>
+          <w:b/>
           <w:bCs/>
-          <w:b/>
         </w:rPr>
         <w:t xml:space="preserve">Questions:</w:t>
       </w:r>
     </w:p>
     <w:p>
       <w:pPr>
+        <w:pStyle w:val="Compact"/>
         <w:numPr>
           <w:ilvl w:val="0"/>
-          <w:numId w:val="1006"/>
+          <w:numId w:val="1007"/>
         </w:numPr>
+      </w:pPr>
+      <w:r>
+        <w:t xml:space="preserve">One intake form for everyone, or different forms by visit type, program, or language?</w:t>
+      </w:r>
+    </w:p>
+    <w:p>
+      <w:pPr>
         <w:pStyle w:val="Compact"/>
-      </w:pPr>
-      <w:r>
-        <w:t xml:space="preserve">One intake form for everyone, or different forms by visit type, program, or language?</w:t>
-      </w:r>
-    </w:p>
-    <w:p>
-      <w:pPr>
         <w:numPr>
           <w:ilvl w:val="0"/>
-          <w:numId w:val="1006"/>
+          <w:numId w:val="1007"/>
         </w:numPr>
+      </w:pPr>
+      <w:r>
+        <w:t xml:space="preserve">Which clinical history must be captured (allergies, medications, conditions, social determinants of health, immunizations, family history), and which answers must become distinct structured records through</w:t>
+      </w:r>
+      <w:r>
+        <w:t xml:space="preserve"> </w:t>
+      </w:r>
+      <w:hyperlink w:anchor="X580ee40289bd22ee04e89c47e50c9f45f75d042">
+        <w:r>
+          <w:rPr>
+            <w:rStyle w:val="Hyperlink"/>
+          </w:rPr>
+          <w:t xml:space="preserve">extraction</w:t>
+        </w:r>
+      </w:hyperlink>
+      <w:r>
+        <w:t xml:space="preserve">?</w:t>
+      </w:r>
+    </w:p>
+    <w:p>
+      <w:pPr>
         <w:pStyle w:val="Compact"/>
-      </w:pPr>
-      <w:r>
-        <w:t xml:space="preserve">Same form for patient self-service and staff-assisted, or separate forms tuned to each audience?</w:t>
-      </w:r>
-    </w:p>
-    <w:p>
-      <w:pPr>
         <w:numPr>
           <w:ilvl w:val="0"/>
-          <w:numId w:val="1006"/>
+          <w:numId w:val="1007"/>
         </w:numPr>
+      </w:pPr>
+      <w:r>
+        <w:t xml:space="preserve">Same form for patient self-service and staff-assisted, or separate forms tuned to each audience?</w:t>
+      </w:r>
+    </w:p>
+    <w:p>
+      <w:pPr>
         <w:pStyle w:val="Compact"/>
+        <w:numPr>
+          <w:ilvl w:val="0"/>
+          <w:numId w:val="1007"/>
+        </w:numPr>
       </w:pPr>
       <w:r>
         <w:t xml:space="preserve">If you offer conversational or voice intake, does the transcript land in the same data shape as the form, or in a separate pipeline?</w:t>
@@ -2043,9 +1233,8 @@
       <w:tblPr>
         <w:tblStyle w:val="Table"/>
         <w:tblW w:w="9360" w:type="dxa"/>
+        <w:tblLayout w:type="fixed"/>
         <w:tblLook w:firstRow="1" w:lastRow="0" w:firstColumn="0" w:lastColumn="0" w:noHBand="0" w:noVBand="0" w:val="0020"/>
-        <w:jc w:val="start"/>
-        <w:tblLayout w:type="fixed"/>
       </w:tblPr>
       <w:tblGrid>
         <w:gridCol w:w="4503"/>
@@ -2054,7 +1243,7 @@
       <w:tr>
         <w:trPr>
           <w:cantSplit/>
-          <w:tblHeader w:val="true"/>
+          <w:tblHeader w:val="on"/>
         </w:trPr>
         <w:tc>
           <w:tcPr/>
@@ -2117,7 +1306,21 @@
               <w:t xml:space="preserve">Questionnaire</w:t>
             </w:r>
             <w:r>
-              <w:t xml:space="preserve">; one Bot maps to one consistent set of FHIR resources.</w:t>
+              <w:t xml:space="preserve"> </w:t>
+            </w:r>
+            <w:r>
+              <w:t xml:space="preserve">with one authoritative extraction strategy (</w:t>
+            </w:r>
+            <w:hyperlink w:anchor="X580ee40289bd22ee04e89c47e50c9f45f75d042">
+              <w:r>
+                <w:rPr>
+                  <w:rStyle w:val="Hyperlink"/>
+                </w:rPr>
+                <w:t xml:space="preserve">Extraction</w:t>
+              </w:r>
+            </w:hyperlink>
+            <w:r>
+              <w:t xml:space="preserve">).</w:t>
             </w:r>
           </w:p>
         </w:tc>
@@ -2188,7 +1391,21 @@
               <w:t xml:space="preserve"> </w:t>
             </w:r>
             <w:r>
-              <w:t xml:space="preserve">URLs (see 3.7).</w:t>
+              <w:t xml:space="preserve">URLs (see</w:t>
+            </w:r>
+            <w:r>
+              <w:t xml:space="preserve"> </w:t>
+            </w:r>
+            <w:hyperlink w:anchor="X42e9f13282735bf78336bcf92d13676497a1b8c">
+              <w:r>
+                <w:rPr>
+                  <w:rStyle w:val="Hyperlink"/>
+                </w:rPr>
+                <w:t xml:space="preserve">Post-submission actions</w:t>
+              </w:r>
+            </w:hyperlink>
+            <w:r>
+              <w:t xml:space="preserve">).</w:t>
             </w:r>
           </w:p>
         </w:tc>
@@ -2223,13 +1440,7 @@
               <w:t xml:space="preserve"> </w:t>
             </w:r>
             <w:r>
-              <w:t xml:space="preserve">“</w:t>
-            </w:r>
-            <w:r>
-              <w:t xml:space="preserve">completed-by</w:t>
-            </w:r>
-            <w:r>
-              <w:t xml:space="preserve">”</w:t>
+              <w:t xml:space="preserve">“completed-by”</w:t>
             </w:r>
             <w:r>
               <w:t xml:space="preserve"> </w:t>
@@ -2303,27 +1514,49 @@
               <w:t xml:space="preserve">QuestionnaireResponse</w:t>
             </w:r>
             <w:r>
-              <w:t xml:space="preserve">. Downstream extraction (3.4) stays the same.</w:t>
+              <w:t xml:space="preserve">. Downstream extraction (</w:t>
+            </w:r>
+            <w:hyperlink w:anchor="X580ee40289bd22ee04e89c47e50c9f45f75d042">
+              <w:r>
+                <w:rPr>
+                  <w:rStyle w:val="Hyperlink"/>
+                </w:rPr>
+                <w:t xml:space="preserve">Extraction</w:t>
+              </w:r>
+            </w:hyperlink>
+            <w:r>
+              <w:t xml:space="preserve">) stays the same.</w:t>
             </w:r>
           </w:p>
         </w:tc>
       </w:tr>
     </w:tbl>
-    <w:p>
-      <w:r>
-        <w:pict>
-          <v:rect style="width:0;height:1.5pt" o:hralign="center" o:hrstd="t" o:hr="t"/>
-        </w:pict>
-      </w:r>
-    </w:p>
-    <w:bookmarkEnd w:id="28"/>
-    <w:bookmarkStart w:id="29" w:name="prefill-reconciliation"/>
-    <w:p>
-      <w:pPr>
-        <w:pStyle w:val="Heading4"/>
-      </w:pPr>
-      <w:r>
-        <w:t xml:space="preserve">3.3 Prefill &amp; Reconciliation</w:t>
+    <w:bookmarkStart w:id="39" w:name="decision-2"/>
+    <w:bookmarkEnd w:id="39"/>
+    <w:bookmarkStart w:id="40" w:name="X3eea722cd63b4d12e46382ae91d2a27f82c58b0"/>
+    <w:bookmarkEnd w:id="40"/>
+    <w:bookmarkEnd w:id="41"/>
+    <w:bookmarkEnd w:id="42"/>
+    <w:bookmarkStart w:id="52" w:name="prefill-and-extraction"/>
+    <w:p>
+      <w:pPr>
+        <w:pStyle w:val="Heading2"/>
+      </w:pPr>
+      <w:r>
+        <w:t xml:space="preserve">Prefill and extraction</w:t>
+      </w:r>
+    </w:p>
+    <w:bookmarkStart w:id="43" w:name="Xb06c6c90e9060f5323e5f03de16718b4515a89d"/>
+    <w:bookmarkEnd w:id="43"/>
+    <w:bookmarkStart w:id="44" w:name="X591341b31ea41735595d543d95f105121d5e3a4"/>
+    <w:bookmarkEnd w:id="44"/>
+    <w:bookmarkStart w:id="47" w:name="X853be4665b5ad4358c4cd053c8aa3e5ea16bd89"/>
+    <w:p>
+      <w:pPr>
+        <w:pStyle w:val="Heading3"/>
+      </w:pPr>
+      <w:r>
+        <w:t xml:space="preserve">Where does prefill come from, and who resolves conflicts?</w:t>
       </w:r>
     </w:p>
     <w:p>
@@ -2340,8 +1573,8 @@
       </w:pPr>
       <w:r>
         <w:rPr>
+          <w:b/>
           <w:bCs/>
-          <w:b/>
         </w:rPr>
         <w:t xml:space="preserve">⚠ One-way door:</w:t>
       </w:r>
@@ -2355,13 +1588,7 @@
         <w:t xml:space="preserve"> </w:t>
       </w:r>
       <w:r>
-        <w:t xml:space="preserve">“</w:t>
-      </w:r>
-      <w:r>
-        <w:t xml:space="preserve">patient said X</w:t>
-      </w:r>
-      <w:r>
-        <w:t xml:space="preserve">”</w:t>
+        <w:t xml:space="preserve">“patient said X”</w:t>
       </w:r>
       <w:r>
         <w:t xml:space="preserve"> </w:t>
@@ -2373,13 +1600,7 @@
         <w:t xml:space="preserve"> </w:t>
       </w:r>
       <w:r>
-        <w:t xml:space="preserve">“</w:t>
-      </w:r>
-      <w:r>
-        <w:t xml:space="preserve">source said X</w:t>
-      </w:r>
-      <w:r>
-        <w:t xml:space="preserve">”</w:t>
+        <w:t xml:space="preserve">“source said X”</w:t>
       </w:r>
       <w:r>
         <w:t xml:space="preserve"> </w:t>
@@ -2394,55 +1615,55 @@
       </w:pPr>
       <w:r>
         <w:rPr>
+          <w:b/>
           <w:bCs/>
-          <w:b/>
         </w:rPr>
         <w:t xml:space="preserve">Questions:</w:t>
       </w:r>
     </w:p>
     <w:p>
       <w:pPr>
+        <w:pStyle w:val="Compact"/>
         <w:numPr>
           <w:ilvl w:val="0"/>
-          <w:numId w:val="1007"/>
+          <w:numId w:val="1008"/>
         </w:numPr>
+      </w:pPr>
+      <w:r>
+        <w:t xml:space="preserve">Does the form start blank, prefilled from data you already hold (returning patient, prior visit), or prefilled from an external source?</w:t>
+      </w:r>
+    </w:p>
+    <w:p>
+      <w:pPr>
         <w:pStyle w:val="Compact"/>
-      </w:pPr>
-      <w:r>
-        <w:t xml:space="preserve">Does the form start blank, prefilled from data you already hold (returning patient, prior visit), or prefilled from an external source?</w:t>
-      </w:r>
-    </w:p>
-    <w:p>
-      <w:pPr>
         <w:numPr>
           <w:ilvl w:val="0"/>
-          <w:numId w:val="1007"/>
+          <w:numId w:val="1008"/>
         </w:numPr>
+      </w:pPr>
+      <w:r>
+        <w:t xml:space="preserve">Which external sources are in scope (insurance card OCR, Patient Access API, Payer-to-Payer API, partner EHR, TEFCA/QHIN, state or regional HIE)?</w:t>
+      </w:r>
+    </w:p>
+    <w:p>
+      <w:pPr>
         <w:pStyle w:val="Compact"/>
-      </w:pPr>
-      <w:r>
-        <w:t xml:space="preserve">Which external sources are in scope (insurance card OCR, Patient Access API, Payer-to-Payer API, partner EHR, TEFCA/QHIN, state or regional HIE)?</w:t>
-      </w:r>
-    </w:p>
-    <w:p>
-      <w:pPr>
         <w:numPr>
           <w:ilvl w:val="0"/>
-          <w:numId w:val="1007"/>
+          <w:numId w:val="1008"/>
         </w:numPr>
+      </w:pPr>
+      <w:r>
+        <w:t xml:space="preserve">When prefilled data and patient input disagree, who wins — the source, the patient, or staff?</w:t>
+      </w:r>
+    </w:p>
+    <w:p>
+      <w:pPr>
         <w:pStyle w:val="Compact"/>
-      </w:pPr>
-      <w:r>
-        <w:t xml:space="preserve">When prefilled data and patient input disagree, who wins — the source, the patient, or staff?</w:t>
-      </w:r>
-    </w:p>
-    <w:p>
-      <w:pPr>
         <w:numPr>
           <w:ilvl w:val="0"/>
-          <w:numId w:val="1007"/>
+          <w:numId w:val="1008"/>
         </w:numPr>
-        <w:pStyle w:val="Compact"/>
       </w:pPr>
       <w:r>
         <w:t xml:space="preserve">Does the patient see prefilled values and explicitly confirm, or is prefill silent?</w:t>
@@ -2452,9 +1673,8 @@
       <w:tblPr>
         <w:tblStyle w:val="Table"/>
         <w:tblW w:w="9360" w:type="dxa"/>
+        <w:tblLayout w:type="fixed"/>
         <w:tblLook w:firstRow="1" w:lastRow="0" w:firstColumn="0" w:lastColumn="0" w:noHBand="0" w:noVBand="0" w:val="0020"/>
-        <w:jc w:val="start"/>
-        <w:tblLayout w:type="fixed"/>
       </w:tblPr>
       <w:tblGrid>
         <w:gridCol w:w="4494"/>
@@ -2463,7 +1683,7 @@
       <w:tr>
         <w:trPr>
           <w:cantSplit/>
-          <w:tblHeader w:val="true"/>
+          <w:tblHeader w:val="on"/>
         </w:trPr>
         <w:tc>
           <w:tcPr/>
@@ -2622,13 +1842,7 @@
               <w:t xml:space="preserve"> </w:t>
             </w:r>
             <w:r>
-              <w:t xml:space="preserve">“</w:t>
-            </w:r>
-            <w:r>
-              <w:t xml:space="preserve">show and confirm</w:t>
-            </w:r>
-            <w:r>
-              <w:t xml:space="preserve">”</w:t>
+              <w:t xml:space="preserve">“show and confirm”</w:t>
             </w:r>
             <w:r>
               <w:t xml:space="preserve"> </w:t>
@@ -2640,21 +1854,18 @@
         </w:tc>
       </w:tr>
     </w:tbl>
-    <w:p>
-      <w:r>
-        <w:pict>
-          <v:rect style="width:0;height:1.5pt" o:hralign="center" o:hrstd="t" o:hr="t"/>
-        </w:pict>
-      </w:r>
-    </w:p>
-    <w:bookmarkEnd w:id="29"/>
-    <w:bookmarkStart w:id="31" w:name="extraction-model-sdc-vs-bot"/>
-    <w:p>
-      <w:pPr>
-        <w:pStyle w:val="Heading4"/>
-      </w:pPr>
-      <w:r>
-        <w:t xml:space="preserve">3.4 Extraction Model – SDC vs Bot</w:t>
+    <w:bookmarkStart w:id="45" w:name="X802b2c262600a2070fcbf45463d3b2914676453"/>
+    <w:bookmarkEnd w:id="45"/>
+    <w:bookmarkStart w:id="46" w:name="X048f1665add96e7877fe748ef282cd525821242"/>
+    <w:bookmarkEnd w:id="46"/>
+    <w:bookmarkEnd w:id="47"/>
+    <w:bookmarkStart w:id="51" w:name="X580ee40289bd22ee04e89c47e50c9f45f75d042"/>
+    <w:p>
+      <w:pPr>
+        <w:pStyle w:val="Heading3"/>
+      </w:pPr>
+      <w:r>
+        <w:t xml:space="preserve">Will SDC or a Bot own extraction and resubmission handling?</w:t>
       </w:r>
     </w:p>
     <w:p>
@@ -2671,8 +1882,8 @@
       </w:pPr>
       <w:r>
         <w:rPr>
+          <w:b/>
           <w:bCs/>
-          <w:b/>
         </w:rPr>
         <w:t xml:space="preserve">⚠ One-way door:</w:t>
       </w:r>
@@ -2689,55 +1900,55 @@
       </w:pPr>
       <w:r>
         <w:rPr>
+          <w:b/>
           <w:bCs/>
-          <w:b/>
         </w:rPr>
         <w:t xml:space="preserve">Questions:</w:t>
       </w:r>
     </w:p>
     <w:p>
       <w:pPr>
+        <w:pStyle w:val="Compact"/>
         <w:numPr>
           <w:ilvl w:val="0"/>
-          <w:numId w:val="1008"/>
+          <w:numId w:val="1009"/>
         </w:numPr>
+      </w:pPr>
+      <w:r>
+        <w:t xml:space="preserve">Does extraction need conditional logic (only create a subscriber/guardian record when the subscriber is not the patient, only create a consent record when the patient agreed)?</w:t>
+      </w:r>
+    </w:p>
+    <w:p>
+      <w:pPr>
         <w:pStyle w:val="Compact"/>
-      </w:pPr>
-      <w:r>
-        <w:t xml:space="preserve">Does extraction need conditional logic (only create a subscriber/guardian record when the subscriber is not the patient, only create a consent record when the patient agreed)?</w:t>
-      </w:r>
-    </w:p>
-    <w:p>
-      <w:pPr>
         <w:numPr>
           <w:ilvl w:val="0"/>
-          <w:numId w:val="1008"/>
+          <w:numId w:val="1009"/>
         </w:numPr>
+      </w:pPr>
+      <w:r>
+        <w:t xml:space="preserve">Does extraction need to call external APIs (eligibility, address validation, geocoding) during processing?</w:t>
+      </w:r>
+    </w:p>
+    <w:p>
+      <w:pPr>
         <w:pStyle w:val="Compact"/>
-      </w:pPr>
-      <w:r>
-        <w:t xml:space="preserve">Does extraction need to call external APIs (eligibility, address validation, geocoding) during processing?</w:t>
-      </w:r>
-    </w:p>
-    <w:p>
-      <w:pPr>
         <w:numPr>
           <w:ilvl w:val="0"/>
-          <w:numId w:val="1008"/>
+          <w:numId w:val="1009"/>
         </w:numPr>
+      </w:pPr>
+      <w:r>
+        <w:t xml:space="preserve">When intake is resubmitted (annual update, correction), what should happen to existing allergies, medications, conditions, and coverage records?</w:t>
+      </w:r>
+    </w:p>
+    <w:p>
+      <w:pPr>
         <w:pStyle w:val="Compact"/>
-      </w:pPr>
-      <w:r>
-        <w:t xml:space="preserve">When intake is resubmitted (annual update, correction), what should happen to existing allergies, medications, conditions, and coverage records?</w:t>
-      </w:r>
-    </w:p>
-    <w:p>
-      <w:pPr>
         <w:numPr>
           <w:ilvl w:val="0"/>
-          <w:numId w:val="1008"/>
+          <w:numId w:val="1009"/>
         </w:numPr>
-        <w:pStyle w:val="Compact"/>
       </w:pPr>
       <w:r>
         <w:t xml:space="preserve">Will non-engineers update the form, and how often?</w:t>
@@ -2747,9 +1958,8 @@
       <w:tblPr>
         <w:tblStyle w:val="Table"/>
         <w:tblW w:w="9360" w:type="dxa"/>
+        <w:tblLayout w:type="fixed"/>
         <w:tblLook w:firstRow="1" w:lastRow="0" w:firstColumn="0" w:lastColumn="0" w:noHBand="0" w:noVBand="0" w:val="0020"/>
-        <w:jc w:val="start"/>
-        <w:tblLayout w:type="fixed"/>
       </w:tblPr>
       <w:tblGrid>
         <w:gridCol w:w="4508"/>
@@ -2758,7 +1968,7 @@
       <w:tr>
         <w:trPr>
           <w:cantSplit/>
-          <w:tblHeader w:val="true"/>
+          <w:tblHeader w:val="on"/>
         </w:trPr>
         <w:tc>
           <w:tcPr/>
@@ -2936,19 +2146,19 @@
               <w:jc w:val="left"/>
             </w:pPr>
             <w:r>
-              <w:t xml:space="preserve">Mixed</w:t>
-            </w:r>
-          </w:p>
-        </w:tc>
-        <w:tc>
-          <w:tcPr/>
-          <w:p>
-            <w:pPr>
-              <w:pStyle w:val="Compact"/>
-              <w:jc w:val="left"/>
-            </w:pPr>
-            <w:r>
-              <w:t xml:space="preserve">SDC for the deterministic mapping, Bot for the conditional / external pieces.</w:t>
+              <w:t xml:space="preserve">Mapping plus downstream actions</w:t>
+            </w:r>
+          </w:p>
+        </w:tc>
+        <w:tc>
+          <w:tcPr/>
+          <w:p>
+            <w:pPr>
+              <w:pStyle w:val="Compact"/>
+              <w:jc w:val="left"/>
+            </w:pPr>
+            <w:r>
+              <w:t xml:space="preserve">Choose one authoritative extractor per form: SDC or a Bot. Notifications and integrations can run afterward without independently extracting the same records.</w:t>
             </w:r>
           </w:p>
         </w:tc>
@@ -2965,153 +2175,111 @@
               <w:jc w:val="left"/>
             </w:pPr>
             <w:r>
-              <w:t xml:space="preserve">Resubmission without duplicates</w:t>
-            </w:r>
-          </w:p>
-        </w:tc>
-        <w:tc>
-          <w:tcPr/>
-          <w:p>
-            <w:pPr>
-              <w:pStyle w:val="Compact"/>
-              <w:jc w:val="left"/>
-            </w:pPr>
-            <w:r>
-              <w:t xml:space="preserve">Upsert clinical history by stable natural keys:</w:t>
-            </w:r>
-            <w:r>
-              <w:t xml:space="preserve"> </w:t>
-            </w:r>
-            <w:r>
-              <w:rPr>
-                <w:rStyle w:val="VerbatimChar"/>
-              </w:rPr>
-              <w:t xml:space="preserve">patient</w:t>
-            </w:r>
-            <w:r>
-              <w:t xml:space="preserve"> </w:t>
-            </w:r>
-            <w:r>
-              <w:t xml:space="preserve">+</w:t>
-            </w:r>
-            <w:r>
-              <w:t xml:space="preserve"> </w:t>
-            </w:r>
-            <w:r>
-              <w:rPr>
-                <w:rStyle w:val="VerbatimChar"/>
-              </w:rPr>
-              <w:t xml:space="preserve">code</w:t>
-            </w:r>
-            <w:r>
-              <w:t xml:space="preserve"> </w:t>
-            </w:r>
-            <w:r>
-              <w:t xml:space="preserve">for AllergyIntolerance;</w:t>
-            </w:r>
-            <w:r>
-              <w:t xml:space="preserve"> </w:t>
-            </w:r>
-            <w:r>
-              <w:rPr>
-                <w:rStyle w:val="VerbatimChar"/>
-              </w:rPr>
-              <w:t xml:space="preserve">subject</w:t>
-            </w:r>
-            <w:r>
-              <w:t xml:space="preserve"> </w:t>
-            </w:r>
-            <w:r>
-              <w:t xml:space="preserve">+</w:t>
-            </w:r>
-            <w:r>
-              <w:t xml:space="preserve"> </w:t>
-            </w:r>
-            <w:r>
-              <w:rPr>
-                <w:rStyle w:val="VerbatimChar"/>
-              </w:rPr>
-              <w:t xml:space="preserve">code</w:t>
-            </w:r>
-            <w:r>
-              <w:t xml:space="preserve"> </w:t>
-            </w:r>
-            <w:r>
-              <w:t xml:space="preserve">for MedicationRequest / Condition;</w:t>
-            </w:r>
-            <w:r>
-              <w:t xml:space="preserve"> </w:t>
-            </w:r>
-            <w:r>
-              <w:rPr>
-                <w:rStyle w:val="VerbatimChar"/>
-              </w:rPr>
-              <w:t xml:space="preserve">beneficiary</w:t>
-            </w:r>
-            <w:r>
-              <w:t xml:space="preserve"> </w:t>
-            </w:r>
-            <w:r>
-              <w:t xml:space="preserve">+</w:t>
-            </w:r>
-            <w:r>
-              <w:t xml:space="preserve"> </w:t>
-            </w:r>
-            <w:r>
-              <w:rPr>
-                <w:rStyle w:val="VerbatimChar"/>
-              </w:rPr>
-              <w:t xml:space="preserve">payor</w:t>
-            </w:r>
-            <w:r>
-              <w:t xml:space="preserve"> </w:t>
-            </w:r>
-            <w:r>
-              <w:t xml:space="preserve">for Coverage. See</w:t>
-            </w:r>
-            <w:r>
-              <w:t xml:space="preserve"> </w:t>
-            </w:r>
-            <w:hyperlink r:id="rId30">
-              <w:r>
-                <w:rPr>
-                  <w:rStyle w:val="Hyperlink"/>
-                </w:rPr>
-                <w:t xml:space="preserve">Intake Data Model → Resource Role Reference</w:t>
-              </w:r>
-            </w:hyperlink>
-            <w:r>
-              <w:t xml:space="preserve">.</w:t>
+              <w:t xml:space="preserve">Retry of the same submission</w:t>
+            </w:r>
+          </w:p>
+        </w:tc>
+        <w:tc>
+          <w:tcPr/>
+          <w:p>
+            <w:pPr>
+              <w:pStyle w:val="Compact"/>
+              <w:jc w:val="left"/>
+            </w:pPr>
+            <w:r>
+              <w:t xml:space="preserve">Use stable source/workflow identifiers with conditional creates or updates. Reuse the same identifier for the same logical output on every retry.</w:t>
+            </w:r>
+          </w:p>
+        </w:tc>
+      </w:tr>
+      <w:tr>
+        <w:trPr>
+          <w:cantSplit/>
+        </w:trPr>
+        <w:tc>
+          <w:tcPr/>
+          <w:p>
+            <w:pPr>
+              <w:pStyle w:val="Compact"/>
+              <w:jc w:val="left"/>
+            </w:pPr>
+            <w:r>
+              <w:t xml:space="preserve">Annual update, correction, or new episode</w:t>
+            </w:r>
+          </w:p>
+        </w:tc>
+        <w:tc>
+          <w:tcPr/>
+          <w:p>
+            <w:pPr>
+              <w:pStyle w:val="Compact"/>
+              <w:jc w:val="left"/>
+            </w:pPr>
+            <w:r>
+              <w:t xml:space="preserve">Decide which records are amended, replaced, or newly created. Match an existing record by its established identifier or explicit reference; route ambiguous matches for reconciliation.</w:t>
             </w:r>
           </w:p>
         </w:tc>
       </w:tr>
     </w:tbl>
     <w:p>
-      <w:r>
-        <w:pict>
-          <v:rect style="width:0;height:1.5pt" o:hralign="center" o:hrstd="t" o:hr="t"/>
-        </w:pict>
-      </w:r>
-    </w:p>
-    <w:bookmarkEnd w:id="31"/>
-    <w:bookmarkEnd w:id="32"/>
-    <w:bookmarkStart w:id="36" w:name="coverage-consent"/>
+      <w:pPr>
+        <w:pStyle w:val="BodyText"/>
+      </w:pPr>
+      <w:r>
+        <w:t xml:space="preserve">Patient-plus-code and beneficiary-plus-payor are not universal record identities: a patient can have distinct prescriptions, episodes, or policies with those same values. A conditional update overwrites a single match and fails on multiple matches. Define output identity and amendment behavior before choosing the write criteria. See</w:t>
+      </w:r>
+      <w:r>
+        <w:t xml:space="preserve"> </w:t>
+      </w:r>
+      <w:hyperlink r:id="rId48">
+        <w:r>
+          <w:rPr>
+            <w:rStyle w:val="Hyperlink"/>
+          </w:rPr>
+          <w:t xml:space="preserve">Working with FHIR Data</w:t>
+        </w:r>
+      </w:hyperlink>
+      <w:r>
+        <w:t xml:space="preserve">.</w:t>
+      </w:r>
+    </w:p>
+    <w:p>
+      <w:pPr>
+        <w:pStyle w:val="BodyText"/>
+      </w:pPr>
+      <w:r>
+        <w:t xml:space="preserve">One extraction owner is an application design recommendation, not a platform prohibition on combining SDC and Bots. Different forms can use different strategies.</w:t>
+      </w:r>
+    </w:p>
+    <w:bookmarkStart w:id="49" w:name="decision-3"/>
+    <w:bookmarkEnd w:id="49"/>
+    <w:bookmarkStart w:id="50" w:name="X414c941d8c9870ff611617a79b3a4c4625c04e1"/>
+    <w:bookmarkEnd w:id="50"/>
+    <w:bookmarkEnd w:id="51"/>
+    <w:bookmarkEnd w:id="52"/>
+    <w:bookmarkStart w:id="64" w:name="coverage-and-consent"/>
+    <w:p>
+      <w:pPr>
+        <w:pStyle w:val="Heading2"/>
+      </w:pPr>
+      <w:r>
+        <w:t xml:space="preserve">Coverage and consent</w:t>
+      </w:r>
+    </w:p>
+    <w:bookmarkStart w:id="53" w:name="coverage--consent"/>
+    <w:bookmarkEnd w:id="53"/>
+    <w:bookmarkStart w:id="54" w:name="X8cd8cba41c05f88581526bf38b3af526cf5d63e"/>
+    <w:bookmarkEnd w:id="54"/>
+    <w:bookmarkStart w:id="55" w:name="X25273430fb06bb919da982e66396b83abd245e0"/>
+    <w:bookmarkEnd w:id="55"/>
+    <w:bookmarkStart w:id="60" w:name="X08ad21ccb3f11b63c5e17402c17aa6962635d6d"/>
     <w:p>
       <w:pPr>
         <w:pStyle w:val="Heading3"/>
       </w:pPr>
       <w:r>
-        <w:t xml:space="preserve">Coverage &amp; Consent</w:t>
-      </w:r>
-    </w:p>
-    <w:bookmarkStart w:id="34" w:name="coverage-subscriber-relationships"/>
-    <w:p>
-      <w:pPr>
-        <w:pStyle w:val="Heading4"/>
-      </w:pPr>
-      <w:r>
-        <w:t xml:space="preserve">3.5 Coverage &amp; Subscriber Relationships</w:t>
+        <w:t xml:space="preserve">How will coverage and subscriber relationships be modeled?</w:t>
       </w:r>
     </w:p>
     <w:p>
@@ -3128,8 +2296,8 @@
       </w:pPr>
       <w:r>
         <w:rPr>
+          <w:b/>
           <w:bCs/>
-          <w:b/>
         </w:rPr>
         <w:t xml:space="preserve">⚠ One-way door:</w:t>
       </w:r>
@@ -3144,8 +2312,8 @@
       </w:r>
       <w:r>
         <w:rPr>
+          <w:b/>
           <w:bCs/>
-          <w:b/>
         </w:rPr>
         <w:t xml:space="preserve">patient’s</w:t>
       </w:r>
@@ -3159,13 +2327,7 @@
         <w:t xml:space="preserve"> </w:t>
       </w:r>
       <w:r>
-        <w:t xml:space="preserve">“</w:t>
-      </w:r>
-      <w:r>
-        <w:t xml:space="preserve">child</w:t>
-      </w:r>
-      <w:r>
-        <w:t xml:space="preserve">”</w:t>
+        <w:t xml:space="preserve">“child”</w:t>
       </w:r>
       <w:r>
         <w:t xml:space="preserve">, the subscriber is</w:t>
@@ -3174,13 +2336,7 @@
         <w:t xml:space="preserve"> </w:t>
       </w:r>
       <w:r>
-        <w:t xml:space="preserve">“</w:t>
-      </w:r>
-      <w:r>
-        <w:t xml:space="preserve">parent</w:t>
-      </w:r>
-      <w:r>
-        <w:t xml:space="preserve">”</w:t>
+        <w:t xml:space="preserve">“parent”</w:t>
       </w:r>
       <w:r>
         <w:t xml:space="preserve">). Encoding this incorrectly is one of the most common intake bugs and is hard to retroactively fix on historical data.</w:t>
@@ -3192,55 +2348,55 @@
       </w:pPr>
       <w:r>
         <w:rPr>
+          <w:b/>
           <w:bCs/>
-          <w:b/>
         </w:rPr>
         <w:t xml:space="preserve">Questions:</w:t>
       </w:r>
     </w:p>
     <w:p>
       <w:pPr>
+        <w:pStyle w:val="Compact"/>
         <w:numPr>
           <w:ilvl w:val="0"/>
-          <w:numId w:val="1009"/>
+          <w:numId w:val="1010"/>
         </w:numPr>
+      </w:pPr>
+      <w:r>
+        <w:t xml:space="preserve">Are multiple coverages (primary / secondary) captured at intake, or only primary?</w:t>
+      </w:r>
+    </w:p>
+    <w:p>
+      <w:pPr>
         <w:pStyle w:val="Compact"/>
-      </w:pPr>
-      <w:r>
-        <w:t xml:space="preserve">Are multiple coverages (primary / secondary) captured at intake, or only primary?</w:t>
-      </w:r>
-    </w:p>
-    <w:p>
-      <w:pPr>
         <w:numPr>
           <w:ilvl w:val="0"/>
-          <w:numId w:val="1009"/>
+          <w:numId w:val="1010"/>
         </w:numPr>
+      </w:pPr>
+      <w:r>
+        <w:t xml:space="preserve">Is the subscriber sometimes someone other than the patient (e.g. a parent’s plan covering a child)?</w:t>
+      </w:r>
+    </w:p>
+    <w:p>
+      <w:pPr>
         <w:pStyle w:val="Compact"/>
-      </w:pPr>
-      <w:r>
-        <w:t xml:space="preserve">Is the subscriber sometimes someone other than the patient (e.g. a parent’s plan covering a child)?</w:t>
-      </w:r>
-    </w:p>
-    <w:p>
-      <w:pPr>
         <w:numPr>
           <w:ilvl w:val="0"/>
-          <w:numId w:val="1009"/>
+          <w:numId w:val="1010"/>
         </w:numPr>
+      </w:pPr>
+      <w:r>
+        <w:t xml:space="preserve">Do you capture insurance card images, and where do they live?</w:t>
+      </w:r>
+    </w:p>
+    <w:p>
+      <w:pPr>
         <w:pStyle w:val="Compact"/>
-      </w:pPr>
-      <w:r>
-        <w:t xml:space="preserve">Do you capture insurance card images, and where do they live?</w:t>
-      </w:r>
-    </w:p>
-    <w:p>
-      <w:pPr>
         <w:numPr>
           <w:ilvl w:val="0"/>
-          <w:numId w:val="1009"/>
+          <w:numId w:val="1010"/>
         </w:numPr>
-        <w:pStyle w:val="Compact"/>
       </w:pPr>
       <w:r>
         <w:t xml:space="preserve">Are payers pre-loaded as a curated directory, or created on demand?</w:t>
@@ -3250,9 +2406,8 @@
       <w:tblPr>
         <w:tblStyle w:val="Table"/>
         <w:tblW w:w="9360" w:type="dxa"/>
+        <w:tblLayout w:type="fixed"/>
         <w:tblLook w:firstRow="1" w:lastRow="0" w:firstColumn="0" w:lastColumn="0" w:noHBand="0" w:noVBand="0" w:val="0020"/>
-        <w:jc w:val="start"/>
-        <w:tblLayout w:type="fixed"/>
       </w:tblPr>
       <w:tblGrid>
         <w:gridCol w:w="3784"/>
@@ -3261,7 +2416,7 @@
       <w:tr>
         <w:trPr>
           <w:cantSplit/>
-          <w:tblHeader w:val="true"/>
+          <w:tblHeader w:val="on"/>
         </w:trPr>
         <w:tc>
           <w:tcPr/>
@@ -3438,8 +2593,8 @@
             </w:r>
             <w:r>
               <w:rPr>
+                <w:b/>
                 <w:bCs/>
-                <w:b/>
               </w:rPr>
               <w:t xml:space="preserve">inversion</w:t>
             </w:r>
@@ -3491,7 +2646,7 @@
             <w:r>
               <w:t xml:space="preserve"> </w:t>
             </w:r>
-            <w:hyperlink r:id="rId30">
+            <w:hyperlink r:id="rId56">
               <w:r>
                 <w:rPr>
                   <w:rStyle w:val="Hyperlink"/>
@@ -3620,7 +2775,7 @@
             <w:r>
               <w:t xml:space="preserve"> </w:t>
             </w:r>
-            <w:hyperlink r:id="rId33">
+            <w:hyperlink r:id="rId57">
               <w:r>
                 <w:rPr>
                   <w:rStyle w:val="Hyperlink"/>
@@ -3679,13 +2834,7 @@
               <w:t xml:space="preserve"> </w:t>
             </w:r>
             <w:r>
-              <w:t xml:space="preserve">“</w:t>
-            </w:r>
-            <w:r>
-              <w:t xml:space="preserve">create if missing</w:t>
-            </w:r>
-            <w:r>
-              <w:t xml:space="preserve">”</w:t>
+              <w:t xml:space="preserve">“create if missing”</w:t>
             </w:r>
             <w:r>
               <w:t xml:space="preserve"> </w:t>
@@ -3697,21 +2846,18 @@
         </w:tc>
       </w:tr>
     </w:tbl>
-    <w:p>
-      <w:r>
-        <w:pict>
-          <v:rect style="width:0;height:1.5pt" o:hralign="center" o:hrstd="t" o:hr="t"/>
-        </w:pict>
-      </w:r>
-    </w:p>
-    <w:bookmarkEnd w:id="34"/>
-    <w:bookmarkStart w:id="35" w:name="consents"/>
-    <w:p>
-      <w:pPr>
-        <w:pStyle w:val="Heading4"/>
-      </w:pPr>
-      <w:r>
-        <w:t xml:space="preserve">3.6 Consents</w:t>
+    <w:bookmarkStart w:id="58" w:name="X7784b65584adaba03b85c49b9e5a666e506375f"/>
+    <w:bookmarkEnd w:id="58"/>
+    <w:bookmarkStart w:id="59" w:name="X39eac8cdee9a2bede434d493f3ee9dbe4050b9d"/>
+    <w:bookmarkEnd w:id="59"/>
+    <w:bookmarkEnd w:id="60"/>
+    <w:bookmarkStart w:id="63" w:name="X4e064ec0d7f185db8dd853f61c15d0112824a6a"/>
+    <w:p>
+      <w:pPr>
+        <w:pStyle w:val="Heading3"/>
+      </w:pPr>
+      <w:r>
+        <w:t xml:space="preserve">Which consents are required, and when must they be renewed?</w:t>
       </w:r>
     </w:p>
     <w:p>
@@ -3728,55 +2874,55 @@
       </w:pPr>
       <w:r>
         <w:rPr>
+          <w:b/>
           <w:bCs/>
-          <w:b/>
         </w:rPr>
         <w:t xml:space="preserve">Questions:</w:t>
       </w:r>
     </w:p>
     <w:p>
       <w:pPr>
+        <w:pStyle w:val="Compact"/>
         <w:numPr>
           <w:ilvl w:val="0"/>
-          <w:numId w:val="1010"/>
+          <w:numId w:val="1011"/>
         </w:numPr>
+      </w:pPr>
+      <w:r>
+        <w:t xml:space="preserve">Which consent types are required at first intake vs deferred (HIPAA, treatment, financial, telehealth, research)?</w:t>
+      </w:r>
+    </w:p>
+    <w:p>
+      <w:pPr>
         <w:pStyle w:val="Compact"/>
-      </w:pPr>
-      <w:r>
-        <w:t xml:space="preserve">Which consent types are required at first intake vs deferred (HIPAA, treatment, financial, telehealth, research)?</w:t>
-      </w:r>
-    </w:p>
-    <w:p>
-      <w:pPr>
         <w:numPr>
           <w:ilvl w:val="0"/>
-          <w:numId w:val="1010"/>
+          <w:numId w:val="1011"/>
         </w:numPr>
+      </w:pPr>
+      <w:r>
+        <w:t xml:space="preserve">Are some consents conditional on patient attributes (minor, state of residence, payer)?</w:t>
+      </w:r>
+    </w:p>
+    <w:p>
+      <w:pPr>
         <w:pStyle w:val="Compact"/>
-      </w:pPr>
-      <w:r>
-        <w:t xml:space="preserve">Are some consents conditional on patient attributes (minor, state of residence, payer)?</w:t>
-      </w:r>
-    </w:p>
-    <w:p>
-      <w:pPr>
         <w:numPr>
           <w:ilvl w:val="0"/>
-          <w:numId w:val="1010"/>
+          <w:numId w:val="1011"/>
         </w:numPr>
+      </w:pPr>
+      <w:r>
+        <w:t xml:space="preserve">What triggers re-consent (annual update, policy change, new clinic site)?</w:t>
+      </w:r>
+    </w:p>
+    <w:p>
+      <w:pPr>
         <w:pStyle w:val="Compact"/>
-      </w:pPr>
-      <w:r>
-        <w:t xml:space="preserve">What triggers re-consent (annual update, policy change, new clinic site)?</w:t>
-      </w:r>
-    </w:p>
-    <w:p>
-      <w:pPr>
         <w:numPr>
           <w:ilvl w:val="0"/>
-          <w:numId w:val="1010"/>
+          <w:numId w:val="1011"/>
         </w:numPr>
-        <w:pStyle w:val="Compact"/>
       </w:pPr>
       <w:r>
         <w:t xml:space="preserve">Does intake need to capture electronic signature artifacts (image, attestation timestamp)?</w:t>
@@ -3786,9 +2932,8 @@
       <w:tblPr>
         <w:tblStyle w:val="Table"/>
         <w:tblW w:w="9360" w:type="dxa"/>
+        <w:tblLayout w:type="fixed"/>
         <w:tblLook w:firstRow="1" w:lastRow="0" w:firstColumn="0" w:lastColumn="0" w:noHBand="0" w:noVBand="0" w:val="0020"/>
-        <w:jc w:val="start"/>
-        <w:tblLayout w:type="fixed"/>
       </w:tblPr>
       <w:tblGrid>
         <w:gridCol w:w="3289"/>
@@ -3797,7 +2942,7 @@
       <w:tr>
         <w:trPr>
           <w:cantSplit/>
-          <w:tblHeader w:val="true"/>
+          <w:tblHeader w:val="on"/>
         </w:trPr>
         <w:tc>
           <w:tcPr/>
@@ -4010,31 +3155,32 @@
         </w:tc>
       </w:tr>
     </w:tbl>
-    <w:p>
-      <w:r>
-        <w:pict>
-          <v:rect style="width:0;height:1.5pt" o:hralign="center" o:hrstd="t" o:hr="t"/>
-        </w:pict>
-      </w:r>
-    </w:p>
-    <w:bookmarkEnd w:id="35"/>
-    <w:bookmarkEnd w:id="36"/>
-    <w:bookmarkStart w:id="43" w:name="after-submission"/>
+    <w:bookmarkStart w:id="61" w:name="decision-4"/>
+    <w:bookmarkEnd w:id="61"/>
+    <w:bookmarkStart w:id="62" w:name="X38c6e4c4adc7a88a7a6252b081106a8ca438f75"/>
+    <w:bookmarkEnd w:id="62"/>
+    <w:bookmarkEnd w:id="63"/>
+    <w:bookmarkEnd w:id="64"/>
+    <w:bookmarkStart w:id="79" w:name="completion-and-follow-up"/>
+    <w:p>
+      <w:pPr>
+        <w:pStyle w:val="Heading2"/>
+      </w:pPr>
+      <w:r>
+        <w:t xml:space="preserve">Completion and follow-up</w:t>
+      </w:r>
+    </w:p>
+    <w:bookmarkStart w:id="65" w:name="X64b3b93b054a9cfc1ee23e2323e56093bcb800b"/>
+    <w:bookmarkEnd w:id="65"/>
+    <w:bookmarkStart w:id="66" w:name="X9412ff4a6fcaacf571f1ee01d1c2e18316a62e1"/>
+    <w:bookmarkEnd w:id="66"/>
+    <w:bookmarkStart w:id="71" w:name="X1146492aec1b97933c57e662b4e00bbc6a80e2d"/>
     <w:p>
       <w:pPr>
         <w:pStyle w:val="Heading3"/>
       </w:pPr>
       <w:r>
-        <w:t xml:space="preserve">After Submission</w:t>
-      </w:r>
-    </w:p>
-    <w:bookmarkStart w:id="39" w:name="post-intake-automation-triggers-actions"/>
-    <w:p>
-      <w:pPr>
-        <w:pStyle w:val="Heading4"/>
-      </w:pPr>
-      <w:r>
-        <w:t xml:space="preserve">3.7 Post-Intake Automation – Triggers &amp; Actions</w:t>
+        <w:t xml:space="preserve">Does intake need orchestration and encounter linkage?</w:t>
       </w:r>
     </w:p>
     <w:p>
@@ -4042,7 +3188,7 @@
         <w:pStyle w:val="FirstParagraph"/>
       </w:pPr>
       <w:r>
-        <w:t xml:space="preserve">Decide what happens after intake is submitted: which automations fire, when eligibility runs, and which downstream actions are part of intake vs separate workflows.</w:t>
+        <w:t xml:space="preserve">Decide whether intake is a single form or a multi-step workflow with several tasks owned by different roles – and whether those tasks must show up in the provider’s visit chart.</w:t>
       </w:r>
     </w:p>
     <w:p>
@@ -4051,32 +3197,956 @@
       </w:pPr>
       <w:r>
         <w:rPr>
+          <w:i/>
           <w:iCs/>
+        </w:rPr>
+        <w:t xml:space="preserve">Note: The template-driven orchestration pattern is documented in detail under</w:t>
+      </w:r>
+      <w:r>
+        <w:rPr>
           <w:i/>
-        </w:rPr>
-        <w:t xml:space="preserve">Note: This section is decision-focused. For the full pattern catalog, see</w:t>
-      </w:r>
-      <w:r>
-        <w:rPr>
           <w:iCs/>
-          <w:i/>
         </w:rPr>
         <w:t xml:space="preserve"> </w:t>
       </w:r>
-      <w:hyperlink r:id="rId37">
+      <w:hyperlink r:id="rId67">
         <w:r>
           <w:rPr>
             <w:rStyle w:val="Hyperlink"/>
+            <w:i/>
             <w:iCs/>
+          </w:rPr>
+          <w:t xml:space="preserve">Post Intake Automation → PlanDefinition Orchestration</w:t>
+        </w:r>
+      </w:hyperlink>
+      <w:r>
+        <w:rPr>
+          <w:i/>
+          <w:iCs/>
+        </w:rPr>
+        <w:t xml:space="preserve">. This section stays at the level needed to decide whether to adopt that pattern.</w:t>
+      </w:r>
+    </w:p>
+    <w:p>
+      <w:pPr>
+        <w:pStyle w:val="BodyText"/>
+      </w:pPr>
+      <w:r>
+        <w:rPr>
+          <w:b/>
+          <w:bCs/>
+        </w:rPr>
+        <w:t xml:space="preserve">Questions:</w:t>
+      </w:r>
+    </w:p>
+    <w:p>
+      <w:pPr>
+        <w:pStyle w:val="Compact"/>
+        <w:numPr>
+          <w:ilvl w:val="0"/>
+          <w:numId w:val="1012"/>
+        </w:numPr>
+      </w:pPr>
+      <w:r>
+        <w:t xml:space="preserve">Is intake completed by one person in one session, or split across roles (patient fills demographics, MA captures vitals, provider reviews)?</w:t>
+      </w:r>
+    </w:p>
+    <w:p>
+      <w:pPr>
+        <w:pStyle w:val="Compact"/>
+        <w:numPr>
+          <w:ilvl w:val="0"/>
+          <w:numId w:val="1012"/>
+        </w:numPr>
+      </w:pPr>
+      <w:r>
+        <w:t xml:space="preserve">Does intake need to appear as tasks in the provider’s visit chart?</w:t>
+      </w:r>
+    </w:p>
+    <w:p>
+      <w:pPr>
+        <w:pStyle w:val="Compact"/>
+        <w:numPr>
+          <w:ilvl w:val="0"/>
+          <w:numId w:val="1012"/>
+        </w:numPr>
+      </w:pPr>
+      <w:r>
+        <w:t xml:space="preserve">Are some intake steps non-form work (e.g. lab orders, imaging) that should be modeled as orders rather than questionnaires?</w:t>
+      </w:r>
+    </w:p>
+    <w:p>
+      <w:pPr>
+        <w:pStyle w:val="Compact"/>
+        <w:numPr>
+          <w:ilvl w:val="0"/>
+          <w:numId w:val="1012"/>
+        </w:numPr>
+      </w:pPr>
+      <w:r>
+        <w:t xml:space="preserve">Will the same intake template be reused across visit types or programs?</w:t>
+      </w:r>
+    </w:p>
+    <w:tbl>
+      <w:tblPr>
+        <w:tblStyle w:val="Table"/>
+        <w:tblW w:w="9360" w:type="dxa"/>
+        <w:tblLayout w:type="fixed"/>
+        <w:tblLook w:firstRow="1" w:lastRow="0" w:firstColumn="0" w:lastColumn="0" w:noHBand="0" w:noVBand="0" w:val="0020"/>
+      </w:tblPr>
+      <w:tblGrid>
+        <w:gridCol w:w="4068"/>
+        <w:gridCol w:w="5292"/>
+      </w:tblGrid>
+      <w:tr>
+        <w:trPr>
+          <w:cantSplit/>
+          <w:tblHeader w:val="on"/>
+        </w:trPr>
+        <w:tc>
+          <w:tcPr/>
+          <w:p>
+            <w:pPr>
+              <w:pStyle w:val="Compact"/>
+              <w:jc w:val="left"/>
+            </w:pPr>
+            <w:r>
+              <w:t xml:space="preserve">Situation</w:t>
+            </w:r>
+          </w:p>
+        </w:tc>
+        <w:tc>
+          <w:tcPr/>
+          <w:p>
+            <w:pPr>
+              <w:pStyle w:val="Compact"/>
+              <w:jc w:val="left"/>
+            </w:pPr>
+            <w:r>
+              <w:t xml:space="preserve">Approach</w:t>
+            </w:r>
+          </w:p>
+        </w:tc>
+      </w:tr>
+      <w:tr>
+        <w:trPr>
+          <w:cantSplit/>
+        </w:trPr>
+        <w:tc>
+          <w:tcPr/>
+          <w:p>
+            <w:pPr>
+              <w:pStyle w:val="Compact"/>
+              <w:jc w:val="left"/>
+            </w:pPr>
+            <w:r>
+              <w:t xml:space="preserve">Single-form intake</w:t>
+            </w:r>
+          </w:p>
+        </w:tc>
+        <w:tc>
+          <w:tcPr/>
+          <w:p>
+            <w:pPr>
+              <w:pStyle w:val="Compact"/>
+              <w:jc w:val="left"/>
+            </w:pPr>
+            <w:r>
+              <w:t xml:space="preserve">Skip PlanDefinition; one Questionnaire plus the selected SDC or Bot extraction path is enough.</w:t>
+            </w:r>
+          </w:p>
+        </w:tc>
+      </w:tr>
+      <w:tr>
+        <w:trPr>
+          <w:cantSplit/>
+        </w:trPr>
+        <w:tc>
+          <w:tcPr/>
+          <w:p>
+            <w:pPr>
+              <w:pStyle w:val="Compact"/>
+              <w:jc w:val="left"/>
+            </w:pPr>
+            <w:r>
+              <w:t xml:space="preserve">Multi-step / multi-author intake</w:t>
+            </w:r>
+          </w:p>
+        </w:tc>
+        <w:tc>
+          <w:tcPr/>
+          <w:p>
+            <w:pPr>
+              <w:pStyle w:val="Compact"/>
+              <w:jc w:val="left"/>
+            </w:pPr>
+            <w:r>
+              <w:rPr>
+                <w:rStyle w:val="VerbatimChar"/>
+              </w:rPr>
+              <w:t xml:space="preserve">PlanDefinition</w:t>
+            </w:r>
+            <w:r>
+              <w:t xml:space="preserve"> </w:t>
+            </w:r>
+            <w:r>
+              <w:t xml:space="preserve">with one action per Questionnaire or ServiceRequest, applied via</w:t>
+            </w:r>
+            <w:r>
+              <w:t xml:space="preserve"> </w:t>
+            </w:r>
+            <w:r>
+              <w:rPr>
+                <w:rStyle w:val="VerbatimChar"/>
+              </w:rPr>
+              <w:t xml:space="preserve">$apply</w:t>
+            </w:r>
+            <w:r>
+              <w:t xml:space="preserve">; the operation creates a</w:t>
+            </w:r>
+            <w:r>
+              <w:t xml:space="preserve"> </w:t>
+            </w:r>
+            <w:r>
+              <w:rPr>
+                <w:rStyle w:val="VerbatimChar"/>
+              </w:rPr>
+              <w:t xml:space="preserve">CarePlan</w:t>
+            </w:r>
+            <w:r>
+              <w:t xml:space="preserve">,</w:t>
+            </w:r>
+            <w:r>
+              <w:t xml:space="preserve"> </w:t>
+            </w:r>
+            <w:r>
+              <w:rPr>
+                <w:rStyle w:val="VerbatimChar"/>
+              </w:rPr>
+              <w:t xml:space="preserve">RequestGroup</w:t>
+            </w:r>
+            <w:r>
+              <w:t xml:space="preserve">, and one</w:t>
+            </w:r>
+            <w:r>
+              <w:t xml:space="preserve"> </w:t>
+            </w:r>
+            <w:r>
+              <w:rPr>
+                <w:rStyle w:val="VerbatimChar"/>
+              </w:rPr>
+              <w:t xml:space="preserve">Task</w:t>
+            </w:r>
+            <w:r>
+              <w:t xml:space="preserve"> </w:t>
+            </w:r>
+            <w:r>
+              <w:t xml:space="preserve">per action.</w:t>
+            </w:r>
+          </w:p>
+        </w:tc>
+      </w:tr>
+      <w:tr>
+        <w:trPr>
+          <w:cantSplit/>
+        </w:trPr>
+        <w:tc>
+          <w:tcPr/>
+          <w:p>
+            <w:pPr>
+              <w:pStyle w:val="Compact"/>
+              <w:jc w:val="left"/>
+            </w:pPr>
+            <w:r>
+              <w:t xml:space="preserve">Encounter-chart visibility</w:t>
+            </w:r>
+          </w:p>
+        </w:tc>
+        <w:tc>
+          <w:tcPr/>
+          <w:p>
+            <w:pPr>
+              <w:pStyle w:val="Compact"/>
+              <w:jc w:val="left"/>
+            </w:pPr>
+            <w:r>
+              <w:t xml:space="preserve">Pass</w:t>
+            </w:r>
+            <w:r>
+              <w:t xml:space="preserve"> </w:t>
+            </w:r>
+            <w:r>
+              <w:rPr>
+                <w:rStyle w:val="VerbatimChar"/>
+              </w:rPr>
+              <w:t xml:space="preserve">encounter</w:t>
+            </w:r>
+            <w:r>
+              <w:t xml:space="preserve"> </w:t>
+            </w:r>
+            <w:r>
+              <w:t xml:space="preserve">to</w:t>
+            </w:r>
+            <w:r>
+              <w:t xml:space="preserve"> </w:t>
+            </w:r>
+            <w:r>
+              <w:rPr>
+                <w:rStyle w:val="VerbatimChar"/>
+              </w:rPr>
+              <w:t xml:space="preserve">$apply</w:t>
+            </w:r>
+            <w:r>
+              <w:t xml:space="preserve">; each generated Task must set</w:t>
+            </w:r>
+            <w:r>
+              <w:t xml:space="preserve"> </w:t>
+            </w:r>
+            <w:r>
+              <w:rPr>
+                <w:b/>
+                <w:bCs/>
+              </w:rPr>
+              <w:t xml:space="preserve">both</w:t>
+            </w:r>
+            <w:r>
+              <w:t xml:space="preserve"> </w:t>
+            </w:r>
+            <w:r>
+              <w:rPr>
+                <w:rStyle w:val="VerbatimChar"/>
+              </w:rPr>
+              <w:t xml:space="preserve">Task.focus</w:t>
+            </w:r>
+            <w:r>
+              <w:t xml:space="preserve"> </w:t>
+            </w:r>
+            <w:r>
+              <w:t xml:space="preserve">(Questionnaire/X or ServiceRequest/X – the provider UI uses this for rendering)</w:t>
+            </w:r>
+            <w:r>
+              <w:t xml:space="preserve"> </w:t>
+            </w:r>
+            <w:r>
+              <w:rPr>
+                <w:b/>
+                <w:bCs/>
+              </w:rPr>
+              <w:t xml:space="preserve">and</w:t>
+            </w:r>
+            <w:r>
+              <w:t xml:space="preserve"> </w:t>
+            </w:r>
+            <w:r>
+              <w:rPr>
+                <w:rStyle w:val="VerbatimChar"/>
+              </w:rPr>
+              <w:t xml:space="preserve">Task.input[0].valueReference</w:t>
+            </w:r>
+            <w:r>
+              <w:t xml:space="preserve"> </w:t>
+            </w:r>
+            <w:r>
+              <w:t xml:space="preserve">(used to load the form). Missing either breaks the chart view.</w:t>
+            </w:r>
+          </w:p>
+        </w:tc>
+      </w:tr>
+      <w:tr>
+        <w:trPr>
+          <w:cantSplit/>
+        </w:trPr>
+        <w:tc>
+          <w:tcPr/>
+          <w:p>
+            <w:pPr>
+              <w:pStyle w:val="Compact"/>
+              <w:jc w:val="left"/>
+            </w:pPr>
+            <w:r>
+              <w:t xml:space="preserve">Reusable intake template</w:t>
+            </w:r>
+          </w:p>
+        </w:tc>
+        <w:tc>
+          <w:tcPr/>
+          <w:p>
+            <w:pPr>
+              <w:pStyle w:val="Compact"/>
+              <w:jc w:val="left"/>
+            </w:pPr>
+            <w:r>
+              <w:t xml:space="preserve">One</w:t>
+            </w:r>
+            <w:r>
+              <w:t xml:space="preserve"> </w:t>
+            </w:r>
+            <w:r>
+              <w:rPr>
+                <w:rStyle w:val="VerbatimChar"/>
+              </w:rPr>
+              <w:t xml:space="preserve">PlanDefinition</w:t>
+            </w:r>
+            <w:r>
+              <w:t xml:space="preserve"> </w:t>
+            </w:r>
+            <w:r>
+              <w:t xml:space="preserve">with</w:t>
+            </w:r>
+            <w:r>
+              <w:t xml:space="preserve"> </w:t>
+            </w:r>
+            <w:r>
+              <w:rPr>
+                <w:rStyle w:val="VerbatimChar"/>
+              </w:rPr>
+              <w:t xml:space="preserve">url</w:t>
+            </w:r>
+            <w:r>
+              <w:t xml:space="preserve">,</w:t>
+            </w:r>
+            <w:r>
+              <w:t xml:space="preserve"> </w:t>
+            </w:r>
+            <w:r>
+              <w:rPr>
+                <w:rStyle w:val="VerbatimChar"/>
+              </w:rPr>
+              <w:t xml:space="preserve">name</w:t>
+            </w:r>
+            <w:r>
+              <w:t xml:space="preserve">, and</w:t>
+            </w:r>
+            <w:r>
+              <w:t xml:space="preserve"> </w:t>
+            </w:r>
+            <w:r>
+              <w:rPr>
+                <w:rStyle w:val="VerbatimChar"/>
+              </w:rPr>
+              <w:t xml:space="preserve">title</w:t>
+            </w:r>
+            <w:r>
+              <w:t xml:space="preserve"> </w:t>
+            </w:r>
+            <w:r>
+              <w:t xml:space="preserve">set (the provider UI’s resource search uses</w:t>
+            </w:r>
+            <w:r>
+              <w:t xml:space="preserve"> </w:t>
+            </w:r>
+            <w:r>
+              <w:rPr>
+                <w:rStyle w:val="VerbatimChar"/>
+              </w:rPr>
+              <w:t xml:space="preserve">name</w:t>
+            </w:r>
+            <w:r>
+              <w:t xml:space="preserve">, not</w:t>
+            </w:r>
+            <w:r>
+              <w:t xml:space="preserve"> </w:t>
+            </w:r>
+            <w:r>
+              <w:rPr>
+                <w:rStyle w:val="VerbatimChar"/>
+              </w:rPr>
+              <w:t xml:space="preserve">title</w:t>
+            </w:r>
+            <w:r>
+              <w:t xml:space="preserve">); referenced Questionnaires and ActivityDefinitions must also have</w:t>
+            </w:r>
+            <w:r>
+              <w:t xml:space="preserve"> </w:t>
+            </w:r>
+            <w:r>
+              <w:rPr>
+                <w:rStyle w:val="VerbatimChar"/>
+              </w:rPr>
+              <w:t xml:space="preserve">url</w:t>
+            </w:r>
+            <w:r>
+              <w:t xml:space="preserve"> </w:t>
+            </w:r>
+            <w:r>
+              <w:t xml:space="preserve">so</w:t>
+            </w:r>
+            <w:r>
+              <w:t xml:space="preserve"> </w:t>
+            </w:r>
+            <w:r>
+              <w:rPr>
+                <w:rStyle w:val="VerbatimChar"/>
+              </w:rPr>
+              <w:t xml:space="preserve">$apply</w:t>
+            </w:r>
+            <w:r>
+              <w:t xml:space="preserve"> </w:t>
+            </w:r>
+            <w:r>
+              <w:t xml:space="preserve">can resolve canonicals.</w:t>
+            </w:r>
+          </w:p>
+        </w:tc>
+      </w:tr>
+    </w:tbl>
+    <w:p>
+      <w:pPr>
+        <w:pStyle w:val="BodyText"/>
+      </w:pPr>
+      <w:r>
+        <w:rPr>
+          <w:i/>
+          <w:iCs/>
+        </w:rPr>
+        <w:t xml:space="preserve">Scheduling integration (appointments generated from intake answers, or intake gated on a scheduled visit) is covered in the</w:t>
+      </w:r>
+      <w:r>
+        <w:rPr>
+          <w:i/>
+          <w:iCs/>
+        </w:rPr>
+        <w:t xml:space="preserve"> </w:t>
+      </w:r>
+      <w:hyperlink r:id="rId68">
+        <w:r>
+          <w:rPr>
+            <w:rStyle w:val="Hyperlink"/>
             <w:i/>
+            <w:iCs/>
+          </w:rPr>
+          <w:t xml:space="preserve">Scheduling Decision Guide</w:t>
+        </w:r>
+      </w:hyperlink>
+      <w:r>
+        <w:rPr>
+          <w:i/>
+          <w:iCs/>
+        </w:rPr>
+        <w:t xml:space="preserve">. From the intake side, link the resulting appointment or visit back to the intake artifacts that originated it.</w:t>
+      </w:r>
+    </w:p>
+    <w:bookmarkStart w:id="69" w:name="Xcf1bae92eb2761868e957b8ee268f5d14873e0f"/>
+    <w:bookmarkEnd w:id="69"/>
+    <w:bookmarkStart w:id="70" w:name="X7714dc25163826cec4e54b86246e9ebff8ee97a"/>
+    <w:bookmarkEnd w:id="70"/>
+    <w:bookmarkEnd w:id="71"/>
+    <w:bookmarkStart w:id="75" w:name="what-does-intake-complete-mean"/>
+    <w:p>
+      <w:pPr>
+        <w:pStyle w:val="Heading3"/>
+      </w:pPr>
+      <w:r>
+        <w:t xml:space="preserve">What does intake complete mean?</w:t>
+      </w:r>
+    </w:p>
+    <w:p>
+      <w:pPr>
+        <w:pStyle w:val="FirstParagraph"/>
+      </w:pPr>
+      <w:r>
+        <w:t xml:space="preserve">Decide what</w:t>
+      </w:r>
+      <w:r>
+        <w:t xml:space="preserve"> </w:t>
+      </w:r>
+      <w:r>
+        <w:t xml:space="preserve">“intake is done”</w:t>
+      </w:r>
+      <w:r>
+        <w:t xml:space="preserve"> </w:t>
+      </w:r>
+      <w:r>
+        <w:t xml:space="preserve">means for your operations, how that signal is represented, and what happens to incomplete intake.</w:t>
+      </w:r>
+    </w:p>
+    <w:p>
+      <w:pPr>
+        <w:pStyle w:val="BodyText"/>
+      </w:pPr>
+      <w:r>
+        <w:rPr>
+          <w:b/>
+          <w:bCs/>
+        </w:rPr>
+        <w:t xml:space="preserve">Questions:</w:t>
+      </w:r>
+    </w:p>
+    <w:p>
+      <w:pPr>
+        <w:pStyle w:val="Compact"/>
+        <w:numPr>
+          <w:ilvl w:val="0"/>
+          <w:numId w:val="1013"/>
+        </w:numPr>
+      </w:pPr>
+      <w:r>
+        <w:t xml:space="preserve">Is</w:t>
+      </w:r>
+      <w:r>
+        <w:t xml:space="preserve"> </w:t>
+      </w:r>
+      <w:r>
+        <w:t xml:space="preserve">“intake complete”</w:t>
+      </w:r>
+      <w:r>
+        <w:t xml:space="preserve"> </w:t>
+      </w:r>
+      <w:r>
+        <w:t xml:space="preserve">a single moment (form submitted) or a composite state (extraction succeeded + eligibility verified + required consents on file)?</w:t>
+      </w:r>
+    </w:p>
+    <w:p>
+      <w:pPr>
+        <w:pStyle w:val="Compact"/>
+        <w:numPr>
+          <w:ilvl w:val="0"/>
+          <w:numId w:val="1013"/>
+        </w:numPr>
+      </w:pPr>
+      <w:r>
+        <w:t xml:space="preserve">Which downstream workflows are gated on intake completion (scheduling, clinical, billing)?</w:t>
+      </w:r>
+    </w:p>
+    <w:p>
+      <w:pPr>
+        <w:pStyle w:val="Compact"/>
+        <w:numPr>
+          <w:ilvl w:val="0"/>
+          <w:numId w:val="1013"/>
+        </w:numPr>
+      </w:pPr>
+      <w:r>
+        <w:t xml:space="preserve">For incomplete intake (patient bailed mid-form, required field missing), how is that surfaced and worked?</w:t>
+      </w:r>
+    </w:p>
+    <w:p>
+      <w:pPr>
+        <w:pStyle w:val="Compact"/>
+        <w:numPr>
+          <w:ilvl w:val="0"/>
+          <w:numId w:val="1013"/>
+        </w:numPr>
+      </w:pPr>
+      <w:r>
+        <w:t xml:space="preserve">Are partial / draft intakes a supported state, or only completed submissions?</w:t>
+      </w:r>
+    </w:p>
+    <w:tbl>
+      <w:tblPr>
+        <w:tblStyle w:val="Table"/>
+        <w:tblW w:w="9360" w:type="dxa"/>
+        <w:tblLayout w:type="fixed"/>
+        <w:tblLook w:firstRow="1" w:lastRow="0" w:firstColumn="0" w:lastColumn="0" w:noHBand="0" w:noVBand="0" w:val="0020"/>
+      </w:tblPr>
+      <w:tblGrid>
+        <w:gridCol w:w="3289"/>
+        <w:gridCol w:w="6071"/>
+      </w:tblGrid>
+      <w:tr>
+        <w:trPr>
+          <w:cantSplit/>
+          <w:tblHeader w:val="on"/>
+        </w:trPr>
+        <w:tc>
+          <w:tcPr/>
+          <w:p>
+            <w:pPr>
+              <w:pStyle w:val="Compact"/>
+              <w:jc w:val="left"/>
+            </w:pPr>
+            <w:r>
+              <w:t xml:space="preserve">Situation</w:t>
+            </w:r>
+          </w:p>
+        </w:tc>
+        <w:tc>
+          <w:tcPr/>
+          <w:p>
+            <w:pPr>
+              <w:pStyle w:val="Compact"/>
+              <w:jc w:val="left"/>
+            </w:pPr>
+            <w:r>
+              <w:t xml:space="preserve">Approach</w:t>
+            </w:r>
+          </w:p>
+        </w:tc>
+      </w:tr>
+      <w:tr>
+        <w:trPr>
+          <w:cantSplit/>
+        </w:trPr>
+        <w:tc>
+          <w:tcPr/>
+          <w:p>
+            <w:pPr>
+              <w:pStyle w:val="Compact"/>
+              <w:jc w:val="left"/>
+            </w:pPr>
+            <w:r>
+              <w:t xml:space="preserve">Simple completion</w:t>
+            </w:r>
+          </w:p>
+        </w:tc>
+        <w:tc>
+          <w:tcPr/>
+          <w:p>
+            <w:pPr>
+              <w:pStyle w:val="Compact"/>
+              <w:jc w:val="left"/>
+            </w:pPr>
+            <w:r>
+              <w:rPr>
+                <w:rStyle w:val="VerbatimChar"/>
+              </w:rPr>
+              <w:t xml:space="preserve">QuestionnaireResponse.status</w:t>
+            </w:r>
+            <w:r>
+              <w:t xml:space="preserve"> </w:t>
+            </w:r>
+            <w:r>
+              <w:t xml:space="preserve">=</w:t>
+            </w:r>
+            <w:r>
+              <w:t xml:space="preserve"> </w:t>
+            </w:r>
+            <w:r>
+              <w:rPr>
+                <w:rStyle w:val="VerbatimChar"/>
+              </w:rPr>
+              <w:t xml:space="preserve">completed</w:t>
+            </w:r>
+            <w:r>
+              <w:t xml:space="preserve"> </w:t>
+            </w:r>
+            <w:r>
+              <w:t xml:space="preserve">is the signal; nothing further to track.</w:t>
+            </w:r>
+          </w:p>
+        </w:tc>
+      </w:tr>
+      <w:tr>
+        <w:trPr>
+          <w:cantSplit/>
+        </w:trPr>
+        <w:tc>
+          <w:tcPr/>
+          <w:p>
+            <w:pPr>
+              <w:pStyle w:val="Compact"/>
+              <w:jc w:val="left"/>
+            </w:pPr>
+            <w:r>
+              <w:t xml:space="preserve">Composite completion</w:t>
+            </w:r>
+          </w:p>
+        </w:tc>
+        <w:tc>
+          <w:tcPr/>
+          <w:p>
+            <w:pPr>
+              <w:pStyle w:val="Compact"/>
+              <w:jc w:val="left"/>
+            </w:pPr>
+            <w:r>
+              <w:t xml:space="preserve">Single</w:t>
+            </w:r>
+            <w:r>
+              <w:t xml:space="preserve"> </w:t>
+            </w:r>
+            <w:r>
+              <w:rPr>
+                <w:rStyle w:val="VerbatimChar"/>
+              </w:rPr>
+              <w:t xml:space="preserve">Task</w:t>
+            </w:r>
+            <w:r>
+              <w:t xml:space="preserve"> </w:t>
+            </w:r>
+            <w:r>
+              <w:t xml:space="preserve">per Encounter with</w:t>
+            </w:r>
+            <w:r>
+              <w:t xml:space="preserve"> </w:t>
+            </w:r>
+            <w:r>
+              <w:rPr>
+                <w:rStyle w:val="VerbatimChar"/>
+              </w:rPr>
+              <w:t xml:space="preserve">businessStatus</w:t>
+            </w:r>
+            <w:r>
+              <w:t xml:space="preserve"> </w:t>
+            </w:r>
+            <w:r>
+              <w:t xml:space="preserve">advancing through extraction, eligibility, consent, and ready-for-clinical; or use</w:t>
+            </w:r>
+            <w:r>
+              <w:t xml:space="preserve"> </w:t>
+            </w:r>
+            <w:r>
+              <w:rPr>
+                <w:rStyle w:val="VerbatimChar"/>
+              </w:rPr>
+              <w:t xml:space="preserve">CarePlan.status</w:t>
+            </w:r>
+            <w:r>
+              <w:t xml:space="preserve"> </w:t>
+            </w:r>
+            <w:r>
+              <w:t xml:space="preserve">when intake is orchestrated via PlanDefinition (</w:t>
+            </w:r>
+            <w:hyperlink w:anchor="X1146492aec1b97933c57e662b4e00bbc6a80e2d">
+              <w:r>
+                <w:rPr>
+                  <w:rStyle w:val="Hyperlink"/>
+                </w:rPr>
+                <w:t xml:space="preserve">Orchestration</w:t>
+              </w:r>
+            </w:hyperlink>
+            <w:r>
+              <w:t xml:space="preserve">).</w:t>
+            </w:r>
+          </w:p>
+        </w:tc>
+      </w:tr>
+      <w:tr>
+        <w:trPr>
+          <w:cantSplit/>
+        </w:trPr>
+        <w:tc>
+          <w:tcPr/>
+          <w:p>
+            <w:pPr>
+              <w:pStyle w:val="Compact"/>
+              <w:jc w:val="left"/>
+            </w:pPr>
+            <w:r>
+              <w:t xml:space="preserve">Incomplete intake</w:t>
+            </w:r>
+          </w:p>
+        </w:tc>
+        <w:tc>
+          <w:tcPr/>
+          <w:p>
+            <w:pPr>
+              <w:pStyle w:val="Compact"/>
+              <w:jc w:val="left"/>
+            </w:pPr>
+            <w:r>
+              <w:rPr>
+                <w:rStyle w:val="VerbatimChar"/>
+              </w:rPr>
+              <w:t xml:space="preserve">QuestionnaireResponse.status</w:t>
+            </w:r>
+            <w:r>
+              <w:t xml:space="preserve"> </w:t>
+            </w:r>
+            <w:r>
+              <w:t xml:space="preserve">=</w:t>
+            </w:r>
+            <w:r>
+              <w:t xml:space="preserve"> </w:t>
+            </w:r>
+            <w:r>
+              <w:rPr>
+                <w:rStyle w:val="VerbatimChar"/>
+              </w:rPr>
+              <w:t xml:space="preserve">in-progress</w:t>
+            </w:r>
+            <w:r>
+              <w:t xml:space="preserve">; surface via a Task assigned to registration so it doesn’t disappear.</w:t>
+            </w:r>
+          </w:p>
+        </w:tc>
+      </w:tr>
+      <w:tr>
+        <w:trPr>
+          <w:cantSplit/>
+        </w:trPr>
+        <w:tc>
+          <w:tcPr/>
+          <w:p>
+            <w:pPr>
+              <w:pStyle w:val="Compact"/>
+              <w:jc w:val="left"/>
+            </w:pPr>
+            <w:r>
+              <w:t xml:space="preserve">Downstream gating</w:t>
+            </w:r>
+          </w:p>
+        </w:tc>
+        <w:tc>
+          <w:tcPr/>
+          <w:p>
+            <w:pPr>
+              <w:pStyle w:val="Compact"/>
+              <w:jc w:val="left"/>
+            </w:pPr>
+            <w:r>
+              <w:t xml:space="preserve">Scheduling, clinical chart, and billing surfaces filter on the chosen completion signal; keep the definition single-sourced.</w:t>
+            </w:r>
+          </w:p>
+        </w:tc>
+      </w:tr>
+    </w:tbl>
+    <w:bookmarkStart w:id="72" w:name="after-submission"/>
+    <w:bookmarkEnd w:id="72"/>
+    <w:bookmarkStart w:id="73" w:name="X3735ab7e420a8b23641ad79082c496e7aa8a970"/>
+    <w:bookmarkEnd w:id="73"/>
+    <w:bookmarkStart w:id="74" w:name="Xe2f26a3e111d1af23fe279d11b17e64b84bd0a6"/>
+    <w:bookmarkEnd w:id="74"/>
+    <w:bookmarkEnd w:id="75"/>
+    <w:bookmarkStart w:id="78" w:name="X42e9f13282735bf78336bcf92d13676497a1b8c"/>
+    <w:p>
+      <w:pPr>
+        <w:pStyle w:val="Heading3"/>
+      </w:pPr>
+      <w:r>
+        <w:t xml:space="preserve">Which actions run after submission, and how do failures surface?</w:t>
+      </w:r>
+    </w:p>
+    <w:p>
+      <w:pPr>
+        <w:pStyle w:val="FirstParagraph"/>
+      </w:pPr>
+      <w:r>
+        <w:t xml:space="preserve">Decide what happens after intake is submitted: which automations fire, when eligibility runs, and which downstream actions are part of intake vs separate workflows.</w:t>
+      </w:r>
+    </w:p>
+    <w:p>
+      <w:pPr>
+        <w:pStyle w:val="BodyText"/>
+      </w:pPr>
+      <w:r>
+        <w:rPr>
+          <w:i/>
+          <w:iCs/>
+        </w:rPr>
+        <w:t xml:space="preserve">Note: This section is decision-focused. For the full pattern catalog, see</w:t>
+      </w:r>
+      <w:r>
+        <w:rPr>
+          <w:i/>
+          <w:iCs/>
+        </w:rPr>
+        <w:t xml:space="preserve"> </w:t>
+      </w:r>
+      <w:hyperlink r:id="rId67">
+        <w:r>
+          <w:rPr>
+            <w:rStyle w:val="Hyperlink"/>
+            <w:i/>
+            <w:iCs/>
           </w:rPr>
           <w:t xml:space="preserve">Post Intake Automation</w:t>
         </w:r>
       </w:hyperlink>
       <w:r>
         <w:rPr>
+          <w:i/>
           <w:iCs/>
-          <w:i/>
         </w:rPr>
         <w:t xml:space="preserve">.</w:t>
       </w:r>
@@ -4087,85 +4157,79 @@
       </w:pPr>
       <w:r>
         <w:rPr>
+          <w:b/>
           <w:bCs/>
-          <w:b/>
         </w:rPr>
         <w:t xml:space="preserve">Questions:</w:t>
       </w:r>
     </w:p>
     <w:p>
       <w:pPr>
+        <w:pStyle w:val="Compact"/>
         <w:numPr>
           <w:ilvl w:val="0"/>
-          <w:numId w:val="1011"/>
+          <w:numId w:val="1014"/>
         </w:numPr>
+      </w:pPr>
+      <w:r>
+        <w:t xml:space="preserve">Does one workflow do everything (extract + notify + verify eligibility + create exception tasks), or do you split concerns into multiple workflows wired to different triggers?</w:t>
+      </w:r>
+    </w:p>
+    <w:p>
+      <w:pPr>
         <w:pStyle w:val="Compact"/>
-      </w:pPr>
-      <w:r>
-        <w:t xml:space="preserve">Does one workflow do everything (extract + notify + verify eligibility + create exception tasks), or do you split concerns into multiple workflows wired to different triggers?</w:t>
-      </w:r>
-    </w:p>
-    <w:p>
-      <w:pPr>
         <w:numPr>
           <w:ilvl w:val="0"/>
-          <w:numId w:val="1011"/>
+          <w:numId w:val="1014"/>
         </w:numPr>
+      </w:pPr>
+      <w:r>
+        <w:t xml:space="preserve">Should intake processing re-run when the response is updated, or only on first submit?</w:t>
+      </w:r>
+    </w:p>
+    <w:p>
+      <w:pPr>
         <w:pStyle w:val="Compact"/>
-      </w:pPr>
-      <w:r>
-        <w:t xml:space="preserve">Should intake processing re-run when the response is updated, or only on first submit?</w:t>
-      </w:r>
-    </w:p>
-    <w:p>
-      <w:pPr>
         <w:numPr>
           <w:ilvl w:val="0"/>
-          <w:numId w:val="1011"/>
+          <w:numId w:val="1014"/>
         </w:numPr>
+      </w:pPr>
+      <w:r>
+        <w:t xml:space="preserve">When does eligibility verification run – during form completion, on submit, or async after intake is committed?</w:t>
+      </w:r>
+    </w:p>
+    <w:p>
+      <w:pPr>
         <w:pStyle w:val="Compact"/>
-      </w:pPr>
-      <w:r>
-        <w:t xml:space="preserve">When does eligibility verification run – during form completion, on submit, or async after intake is committed?</w:t>
-      </w:r>
-    </w:p>
-    <w:p>
-      <w:pPr>
         <w:numPr>
           <w:ilvl w:val="0"/>
-          <w:numId w:val="1011"/>
+          <w:numId w:val="1014"/>
         </w:numPr>
+      </w:pPr>
+      <w:r>
+        <w:t xml:space="preserve">Which post-intake actions are required to mark intake</w:t>
+      </w:r>
+      <w:r>
+        <w:t xml:space="preserve"> </w:t>
+      </w:r>
+      <w:r>
+        <w:t xml:space="preserve">“done”</w:t>
+      </w:r>
+      <w:r>
+        <w:t xml:space="preserve"> </w:t>
+      </w:r>
+      <w:r>
+        <w:t xml:space="preserve">vs nice-to-have side effects?</w:t>
+      </w:r>
+    </w:p>
+    <w:p>
+      <w:pPr>
         <w:pStyle w:val="Compact"/>
-      </w:pPr>
-      <w:r>
-        <w:t xml:space="preserve">Which post-intake actions are required to mark intake</w:t>
-      </w:r>
-      <w:r>
-        <w:t xml:space="preserve"> </w:t>
-      </w:r>
-      <w:r>
-        <w:t xml:space="preserve">“</w:t>
-      </w:r>
-      <w:r>
-        <w:t xml:space="preserve">done</w:t>
-      </w:r>
-      <w:r>
-        <w:t xml:space="preserve">”</w:t>
-      </w:r>
-      <w:r>
-        <w:t xml:space="preserve"> </w:t>
-      </w:r>
-      <w:r>
-        <w:t xml:space="preserve">vs nice-to-have side effects?</w:t>
-      </w:r>
-    </w:p>
-    <w:p>
-      <w:pPr>
         <w:numPr>
           <w:ilvl w:val="0"/>
-          <w:numId w:val="1011"/>
+          <w:numId w:val="1014"/>
         </w:numPr>
-        <w:pStyle w:val="Compact"/>
       </w:pPr>
       <w:r>
         <w:t xml:space="preserve">When eligibility, address validation, or another external call fails, does that block intake or surface an exception task?</w:t>
@@ -4175,9 +4239,8 @@
       <w:tblPr>
         <w:tblStyle w:val="Table"/>
         <w:tblW w:w="9360" w:type="dxa"/>
+        <w:tblLayout w:type="fixed"/>
         <w:tblLook w:firstRow="1" w:lastRow="0" w:firstColumn="0" w:lastColumn="0" w:noHBand="0" w:noVBand="0" w:val="0020"/>
-        <w:jc w:val="start"/>
-        <w:tblLayout w:type="fixed"/>
       </w:tblPr>
       <w:tblGrid>
         <w:gridCol w:w="4282"/>
@@ -4186,7 +4249,7 @@
       <w:tr>
         <w:trPr>
           <w:cantSplit/>
-          <w:tblHeader w:val="true"/>
+          <w:tblHeader w:val="on"/>
         </w:trPr>
         <w:tc>
           <w:tcPr/>
@@ -4237,22 +4300,22 @@
               <w:jc w:val="left"/>
             </w:pPr>
             <w:r>
-              <w:t xml:space="preserve">One Bot on</w:t>
-            </w:r>
-            <w:r>
-              <w:t xml:space="preserve"> </w:t>
-            </w:r>
-            <w:r>
-              <w:rPr>
-                <w:rStyle w:val="VerbatimChar"/>
-              </w:rPr>
-              <w:t xml:space="preserve">QuestionnaireResponse</w:t>
-            </w:r>
-            <w:r>
-              <w:t xml:space="preserve"> </w:t>
-            </w:r>
-            <w:r>
-              <w:t xml:space="preserve">create handles extraction and all downstream actions. Simplest to operate; trade-off is larger blast radius on failure.</w:t>
+              <w:t xml:space="preserve">One Bot triggered when the response first becomes</w:t>
+            </w:r>
+            <w:r>
+              <w:t xml:space="preserve"> </w:t>
+            </w:r>
+            <w:r>
+              <w:rPr>
+                <w:rStyle w:val="VerbatimChar"/>
+              </w:rPr>
+              <w:t xml:space="preserve">completed</w:t>
+            </w:r>
+            <w:r>
+              <w:t xml:space="preserve"> </w:t>
+            </w:r>
+            <w:r>
+              <w:t xml:space="preserve">handles extraction and downstream actions. Track completed steps so recovery does not repeat successful side effects.</w:t>
             </w:r>
           </w:p>
         </w:tc>
@@ -4343,45 +4406,34 @@
               <w:jc w:val="left"/>
             </w:pPr>
             <w:r>
-              <w:t xml:space="preserve">Prevent re-run on updates</w:t>
-            </w:r>
-          </w:p>
-        </w:tc>
-        <w:tc>
-          <w:tcPr/>
-          <w:p>
-            <w:pPr>
-              <w:pStyle w:val="Compact"/>
-              <w:jc w:val="left"/>
-            </w:pPr>
-            <w:r>
-              <w:t xml:space="preserve">Use the create-only Subscription extension so Bot updates to the QuestionnaireResponse (e.g. setting</w:t>
-            </w:r>
-            <w:r>
-              <w:t xml:space="preserve"> </w:t>
-            </w:r>
-            <w:r>
-              <w:rPr>
-                <w:rStyle w:val="VerbatimChar"/>
-              </w:rPr>
-              <w:t xml:space="preserve">subject</w:t>
-            </w:r>
-            <w:r>
-              <w:t xml:space="preserve">) don’t re-trigger extraction. See</w:t>
-            </w:r>
-            <w:r>
-              <w:t xml:space="preserve"> </w:t>
-            </w:r>
-            <w:hyperlink r:id="rId38">
-              <w:r>
-                <w:rPr>
-                  <w:rStyle w:val="Hyperlink"/>
-                </w:rPr>
-                <w:t xml:space="preserve">Avoid Infinite Loops</w:t>
-              </w:r>
-            </w:hyperlink>
-            <w:r>
-              <w:t xml:space="preserve">.</w:t>
+              <w:t xml:space="preserve">Responses are first saved as completed</w:t>
+            </w:r>
+          </w:p>
+        </w:tc>
+        <w:tc>
+          <w:tcPr/>
+          <w:p>
+            <w:pPr>
+              <w:pStyle w:val="Compact"/>
+              <w:jc w:val="left"/>
+            </w:pPr>
+            <w:r>
+              <w:t xml:space="preserve">A create-only Subscription with</w:t>
+            </w:r>
+            <w:r>
+              <w:t xml:space="preserve"> </w:t>
+            </w:r>
+            <w:r>
+              <w:rPr>
+                <w:rStyle w:val="VerbatimChar"/>
+              </w:rPr>
+              <w:t xml:space="preserve">status=completed</w:t>
+            </w:r>
+            <w:r>
+              <w:t xml:space="preserve"> </w:t>
+            </w:r>
+            <w:r>
+              <w:t xml:space="preserve">can handle first submission if drafts are never persisted.</w:t>
             </w:r>
           </w:p>
         </w:tc>
@@ -4398,58 +4450,31 @@
               <w:jc w:val="left"/>
             </w:pPr>
             <w:r>
-              <w:t xml:space="preserve">Exception handling</w:t>
-            </w:r>
-          </w:p>
-        </w:tc>
-        <w:tc>
-          <w:tcPr/>
-          <w:p>
-            <w:pPr>
-              <w:pStyle w:val="Compact"/>
-              <w:jc w:val="left"/>
-            </w:pPr>
-            <w:r>
-              <w:t xml:space="preserve">When required data is missing or an external call fails, create a</w:t>
-            </w:r>
-            <w:r>
-              <w:t xml:space="preserve"> </w:t>
-            </w:r>
-            <w:r>
-              <w:rPr>
-                <w:rStyle w:val="VerbatimChar"/>
-              </w:rPr>
-              <w:t xml:space="preserve">Task</w:t>
-            </w:r>
-            <w:r>
-              <w:t xml:space="preserve"> </w:t>
-            </w:r>
-            <w:r>
-              <w:t xml:space="preserve">for staff (</w:t>
-            </w:r>
-            <w:r>
-              <w:rPr>
-                <w:rStyle w:val="VerbatimChar"/>
-              </w:rPr>
-              <w:t xml:space="preserve">status: requested</w:t>
-            </w:r>
-            <w:r>
-              <w:t xml:space="preserve">,</w:t>
-            </w:r>
-            <w:r>
-              <w:t xml:space="preserve"> </w:t>
-            </w:r>
-            <w:r>
-              <w:rPr>
-                <w:rStyle w:val="VerbatimChar"/>
-              </w:rPr>
-              <w:t xml:space="preserve">owner</w:t>
-            </w:r>
-            <w:r>
-              <w:t xml:space="preserve"> </w:t>
-            </w:r>
-            <w:r>
-              <w:t xml:space="preserve">= registration pool); do not silently drop the response.</w:t>
+              <w:t xml:space="preserve">Drafts are saved before submission</w:t>
+            </w:r>
+          </w:p>
+        </w:tc>
+        <w:tc>
+          <w:tcPr/>
+          <w:p>
+            <w:pPr>
+              <w:pStyle w:val="Compact"/>
+              <w:jc w:val="left"/>
+            </w:pPr>
+            <w:r>
+              <w:t xml:space="preserve">Subscribe to create and update, filter for</w:t>
+            </w:r>
+            <w:r>
+              <w:t xml:space="preserve"> </w:t>
+            </w:r>
+            <w:r>
+              <w:rPr>
+                <w:rStyle w:val="VerbatimChar"/>
+              </w:rPr>
+              <w:t xml:space="preserve">status=completed</w:t>
+            </w:r>
+            <w:r>
+              <w:t xml:space="preserve">, and use transition criteria for the first entry into completed. A create-only trigger misses draft completion.</w:t>
             </w:r>
           </w:p>
         </w:tc>
@@ -4466,46 +4491,19 @@
               <w:jc w:val="left"/>
             </w:pPr>
             <w:r>
-              <w:t xml:space="preserve">Eligibility — sync gate (during form or on submit)</w:t>
-            </w:r>
-          </w:p>
-        </w:tc>
-        <w:tc>
-          <w:tcPr/>
-          <w:p>
-            <w:pPr>
-              <w:pStyle w:val="Compact"/>
-              <w:jc w:val="left"/>
-            </w:pPr>
-            <w:r>
-              <w:rPr>
-                <w:rStyle w:val="VerbatimChar"/>
-              </w:rPr>
-              <w:t xml:space="preserve">CoverageEligibilityRequest</w:t>
-            </w:r>
-            <w:r>
-              <w:t xml:space="preserve"> </w:t>
-            </w:r>
-            <w:r>
-              <w:t xml:space="preserve">results gate</w:t>
-            </w:r>
-            <w:r>
-              <w:t xml:space="preserve"> </w:t>
-            </w:r>
-            <w:r>
-              <w:t xml:space="preserve">“</w:t>
-            </w:r>
-            <w:r>
-              <w:t xml:space="preserve">intake complete</w:t>
-            </w:r>
-            <w:r>
-              <w:t xml:space="preserve">”</w:t>
-            </w:r>
-            <w:r>
-              <w:t xml:space="preserve"> </w:t>
-            </w:r>
-            <w:r>
-              <w:t xml:space="preserve">(3.9). Highest UX cost, lowest downstream rework. Use when day-one billing readiness matters.</w:t>
+              <w:t xml:space="preserve">Completed responses can be amended</w:t>
+            </w:r>
+          </w:p>
+        </w:tc>
+        <w:tc>
+          <w:tcPr/>
+          <w:p>
+            <w:pPr>
+              <w:pStyle w:val="Compact"/>
+              <w:jc w:val="left"/>
+            </w:pPr>
+            <w:r>
+              <w:t xml:space="preserve">Define a separate amendment/reconciliation path. A first-completion trigger intentionally skips later completed-to-completed updates.</w:t>
             </w:r>
           </w:p>
         </w:tc>
@@ -4522,19 +4520,58 @@
               <w:jc w:val="left"/>
             </w:pPr>
             <w:r>
-              <w:t xml:space="preserve">Eligibility — async post-intake</w:t>
-            </w:r>
-          </w:p>
-        </w:tc>
-        <w:tc>
-          <w:tcPr/>
-          <w:p>
-            <w:pPr>
-              <w:pStyle w:val="Compact"/>
-              <w:jc w:val="left"/>
-            </w:pPr>
-            <w:r>
-              <w:t xml:space="preserve">Same Subscription pattern, but failures surface as exception Tasks rather than blocking intake. Use when intake throughput trumps day-one billing readiness.</w:t>
+              <w:t xml:space="preserve">Exception handling</w:t>
+            </w:r>
+          </w:p>
+        </w:tc>
+        <w:tc>
+          <w:tcPr/>
+          <w:p>
+            <w:pPr>
+              <w:pStyle w:val="Compact"/>
+              <w:jc w:val="left"/>
+            </w:pPr>
+            <w:r>
+              <w:t xml:space="preserve">When required data is missing or an external call fails, create a</w:t>
+            </w:r>
+            <w:r>
+              <w:t xml:space="preserve"> </w:t>
+            </w:r>
+            <w:r>
+              <w:rPr>
+                <w:rStyle w:val="VerbatimChar"/>
+              </w:rPr>
+              <w:t xml:space="preserve">Task</w:t>
+            </w:r>
+            <w:r>
+              <w:t xml:space="preserve"> </w:t>
+            </w:r>
+            <w:r>
+              <w:t xml:space="preserve">for staff (</w:t>
+            </w:r>
+            <w:r>
+              <w:rPr>
+                <w:rStyle w:val="VerbatimChar"/>
+              </w:rPr>
+              <w:t xml:space="preserve">status: requested</w:t>
+            </w:r>
+            <w:r>
+              <w:t xml:space="preserve">,</w:t>
+            </w:r>
+            <w:r>
+              <w:t xml:space="preserve"> </w:t>
+            </w:r>
+            <w:r>
+              <w:rPr>
+                <w:rStyle w:val="VerbatimChar"/>
+              </w:rPr>
+              <w:t xml:space="preserve">owner</w:t>
+            </w:r>
+            <w:r>
+              <w:t xml:space="preserve"> </w:t>
+            </w:r>
+            <w:r>
+              <w:t xml:space="preserve">= registration pool); do not silently drop the response.</w:t>
             </w:r>
           </w:p>
         </w:tc>
@@ -4551,183 +4588,51 @@
               <w:jc w:val="left"/>
             </w:pPr>
             <w:r>
-              <w:t xml:space="preserve">Care-team / program routing</w:t>
-            </w:r>
-          </w:p>
-        </w:tc>
-        <w:tc>
-          <w:tcPr/>
-          <w:p>
-            <w:pPr>
-              <w:pStyle w:val="Compact"/>
-              <w:jc w:val="left"/>
-            </w:pPr>
-            <w:r>
-              <w:t xml:space="preserve">Bot creates Tasks or CareTeam memberships based on intake answers (e.g. screening result triggers a behavioral health referral).</w:t>
-            </w:r>
-          </w:p>
-        </w:tc>
-      </w:tr>
-    </w:tbl>
-    <w:p>
-      <w:r>
-        <w:pict>
-          <v:rect style="width:0;height:1.5pt" o:hralign="center" o:hrstd="t" o:hr="t"/>
-        </w:pict>
-      </w:r>
-    </w:p>
-    <w:bookmarkEnd w:id="39"/>
-    <w:bookmarkStart w:id="41" w:name="Xdcfa6d3ba20a461d922c1089e45845a2e13e217"/>
-    <w:p>
-      <w:pPr>
-        <w:pStyle w:val="Heading4"/>
-      </w:pPr>
-      <w:r>
-        <w:t xml:space="preserve">3.8 PlanDefinition Orchestration &amp; Encounter Linkage</w:t>
-      </w:r>
-    </w:p>
-    <w:p>
-      <w:pPr>
-        <w:pStyle w:val="FirstParagraph"/>
-      </w:pPr>
-      <w:r>
-        <w:t xml:space="preserve">Decide whether intake is a single form or a multi-step workflow with several tasks owned by different roles – and whether those tasks must show up in the provider’s visit chart.</w:t>
-      </w:r>
-    </w:p>
-    <w:p>
-      <w:pPr>
-        <w:pStyle w:val="BodyText"/>
-      </w:pPr>
-      <w:r>
-        <w:rPr>
-          <w:iCs/>
-          <w:i/>
-        </w:rPr>
-        <w:t xml:space="preserve">Note: The template-driven orchestration pattern is documented in detail under</w:t>
-      </w:r>
-      <w:r>
-        <w:rPr>
-          <w:iCs/>
-          <w:i/>
-        </w:rPr>
-        <w:t xml:space="preserve"> </w:t>
-      </w:r>
-      <w:hyperlink r:id="rId37">
-        <w:r>
-          <w:rPr>
-            <w:rStyle w:val="Hyperlink"/>
-            <w:iCs/>
-            <w:i/>
-          </w:rPr>
-          <w:t xml:space="preserve">Post Intake Automation → PlanDefinition Orchestration</w:t>
-        </w:r>
-      </w:hyperlink>
-      <w:r>
-        <w:rPr>
-          <w:iCs/>
-          <w:i/>
-        </w:rPr>
-        <w:t xml:space="preserve">. This section stays at the level needed to decide whether to adopt that pattern.</w:t>
-      </w:r>
-    </w:p>
-    <w:p>
-      <w:pPr>
-        <w:pStyle w:val="BodyText"/>
-      </w:pPr>
-      <w:r>
-        <w:rPr>
-          <w:bCs/>
-          <w:b/>
-        </w:rPr>
-        <w:t xml:space="preserve">Questions:</w:t>
-      </w:r>
-    </w:p>
-    <w:p>
-      <w:pPr>
-        <w:numPr>
-          <w:ilvl w:val="0"/>
-          <w:numId w:val="1012"/>
-        </w:numPr>
-        <w:pStyle w:val="Compact"/>
-      </w:pPr>
-      <w:r>
-        <w:t xml:space="preserve">Is intake completed by one person in one session, or split across roles (patient fills demographics, MA captures vitals, provider reviews)?</w:t>
-      </w:r>
-    </w:p>
-    <w:p>
-      <w:pPr>
-        <w:numPr>
-          <w:ilvl w:val="0"/>
-          <w:numId w:val="1012"/>
-        </w:numPr>
-        <w:pStyle w:val="Compact"/>
-      </w:pPr>
-      <w:r>
-        <w:t xml:space="preserve">Does intake need to appear as tasks in the provider’s visit chart?</w:t>
-      </w:r>
-    </w:p>
-    <w:p>
-      <w:pPr>
-        <w:numPr>
-          <w:ilvl w:val="0"/>
-          <w:numId w:val="1012"/>
-        </w:numPr>
-        <w:pStyle w:val="Compact"/>
-      </w:pPr>
-      <w:r>
-        <w:t xml:space="preserve">Are some intake steps non-form work (e.g. lab orders, imaging) that should be modeled as orders rather than questionnaires?</w:t>
-      </w:r>
-    </w:p>
-    <w:p>
-      <w:pPr>
-        <w:numPr>
-          <w:ilvl w:val="0"/>
-          <w:numId w:val="1012"/>
-        </w:numPr>
-        <w:pStyle w:val="Compact"/>
-      </w:pPr>
-      <w:r>
-        <w:t xml:space="preserve">Will the same intake template be reused across visit types or programs?</w:t>
-      </w:r>
-    </w:p>
-    <w:tbl>
-      <w:tblPr>
-        <w:tblStyle w:val="Table"/>
-        <w:tblW w:w="9360" w:type="dxa"/>
-        <w:tblLook w:firstRow="1" w:lastRow="0" w:firstColumn="0" w:lastColumn="0" w:noHBand="0" w:noVBand="0" w:val="0020"/>
-        <w:jc w:val="start"/>
-        <w:tblLayout w:type="fixed"/>
-      </w:tblPr>
-      <w:tblGrid>
-        <w:gridCol w:w="4068"/>
-        <w:gridCol w:w="5292"/>
-      </w:tblGrid>
-      <w:tr>
-        <w:trPr>
-          <w:cantSplit/>
-          <w:tblHeader w:val="true"/>
-        </w:trPr>
-        <w:tc>
-          <w:tcPr/>
-          <w:p>
-            <w:pPr>
-              <w:pStyle w:val="Compact"/>
-              <w:jc w:val="left"/>
-            </w:pPr>
-            <w:r>
-              <w:t xml:space="preserve">Situation</w:t>
-            </w:r>
-          </w:p>
-        </w:tc>
-        <w:tc>
-          <w:tcPr/>
-          <w:p>
-            <w:pPr>
-              <w:pStyle w:val="Compact"/>
-              <w:jc w:val="left"/>
-            </w:pPr>
-            <w:r>
-              <w:t xml:space="preserve">Approach</w:t>
+              <w:t xml:space="preserve">Eligibility — sync gate (during form or on submit)</w:t>
+            </w:r>
+          </w:p>
+        </w:tc>
+        <w:tc>
+          <w:tcPr/>
+          <w:p>
+            <w:pPr>
+              <w:pStyle w:val="Compact"/>
+              <w:jc w:val="left"/>
+            </w:pPr>
+            <w:r>
+              <w:rPr>
+                <w:rStyle w:val="VerbatimChar"/>
+              </w:rPr>
+              <w:t xml:space="preserve">CoverageEligibilityRequest</w:t>
+            </w:r>
+            <w:r>
+              <w:t xml:space="preserve"> </w:t>
+            </w:r>
+            <w:r>
+              <w:t xml:space="preserve">results gate</w:t>
+            </w:r>
+            <w:r>
+              <w:t xml:space="preserve"> </w:t>
+            </w:r>
+            <w:r>
+              <w:t xml:space="preserve">“intake complete”</w:t>
+            </w:r>
+            <w:r>
+              <w:t xml:space="preserve"> </w:t>
+            </w:r>
+            <w:r>
+              <w:t xml:space="preserve">(</w:t>
+            </w:r>
+            <w:hyperlink w:anchor="what-does-intake-complete-mean">
+              <w:r>
+                <w:rPr>
+                  <w:rStyle w:val="Hyperlink"/>
+                </w:rPr>
+                <w:t xml:space="preserve">Completion</w:t>
+              </w:r>
+            </w:hyperlink>
+            <w:r>
+              <w:t xml:space="preserve">). Highest UX cost, lowest downstream rework. Use when day-one billing readiness matters.</w:t>
             </w:r>
           </w:p>
         </w:tc>
@@ -4744,19 +4649,19 @@
               <w:jc w:val="left"/>
             </w:pPr>
             <w:r>
-              <w:t xml:space="preserve">Single-form intake</w:t>
-            </w:r>
-          </w:p>
-        </w:tc>
-        <w:tc>
-          <w:tcPr/>
-          <w:p>
-            <w:pPr>
-              <w:pStyle w:val="Compact"/>
-              <w:jc w:val="left"/>
-            </w:pPr>
-            <w:r>
-              <w:t xml:space="preserve">Skip PlanDefinition; one Questionnaire + one Bot is enough.</w:t>
+              <w:t xml:space="preserve">Eligibility — async post-intake</w:t>
+            </w:r>
+          </w:p>
+        </w:tc>
+        <w:tc>
+          <w:tcPr/>
+          <w:p>
+            <w:pPr>
+              <w:pStyle w:val="Compact"/>
+              <w:jc w:val="left"/>
+            </w:pPr>
+            <w:r>
+              <w:t xml:space="preserve">Same Subscription pattern, but failures surface as exception Tasks rather than blocking intake. Use when intake throughput trumps day-one billing readiness.</w:t>
             </w:r>
           </w:p>
         </w:tc>
@@ -4773,322 +4678,19 @@
               <w:jc w:val="left"/>
             </w:pPr>
             <w:r>
-              <w:t xml:space="preserve">Multi-step / multi-author intake</w:t>
-            </w:r>
-          </w:p>
-        </w:tc>
-        <w:tc>
-          <w:tcPr/>
-          <w:p>
-            <w:pPr>
-              <w:pStyle w:val="Compact"/>
-              <w:jc w:val="left"/>
-            </w:pPr>
-            <w:r>
-              <w:rPr>
-                <w:rStyle w:val="VerbatimChar"/>
-              </w:rPr>
-              <w:t xml:space="preserve">PlanDefinition</w:t>
-            </w:r>
-            <w:r>
-              <w:t xml:space="preserve"> </w:t>
-            </w:r>
-            <w:r>
-              <w:t xml:space="preserve">with one action per Questionnaire or ServiceRequest, applied via</w:t>
-            </w:r>
-            <w:r>
-              <w:t xml:space="preserve"> </w:t>
-            </w:r>
-            <w:r>
-              <w:rPr>
-                <w:rStyle w:val="VerbatimChar"/>
-              </w:rPr>
-              <w:t xml:space="preserve">$apply</w:t>
-            </w:r>
-            <w:r>
-              <w:t xml:space="preserve">; the operation creates a</w:t>
-            </w:r>
-            <w:r>
-              <w:t xml:space="preserve"> </w:t>
-            </w:r>
-            <w:r>
-              <w:rPr>
-                <w:rStyle w:val="VerbatimChar"/>
-              </w:rPr>
-              <w:t xml:space="preserve">CarePlan</w:t>
-            </w:r>
-            <w:r>
-              <w:t xml:space="preserve">,</w:t>
-            </w:r>
-            <w:r>
-              <w:t xml:space="preserve"> </w:t>
-            </w:r>
-            <w:r>
-              <w:rPr>
-                <w:rStyle w:val="VerbatimChar"/>
-              </w:rPr>
-              <w:t xml:space="preserve">RequestGroup</w:t>
-            </w:r>
-            <w:r>
-              <w:t xml:space="preserve">, and one</w:t>
-            </w:r>
-            <w:r>
-              <w:t xml:space="preserve"> </w:t>
-            </w:r>
-            <w:r>
-              <w:rPr>
-                <w:rStyle w:val="VerbatimChar"/>
-              </w:rPr>
-              <w:t xml:space="preserve">Task</w:t>
-            </w:r>
-            <w:r>
-              <w:t xml:space="preserve"> </w:t>
-            </w:r>
-            <w:r>
-              <w:t xml:space="preserve">per action.</w:t>
-            </w:r>
-          </w:p>
-        </w:tc>
-      </w:tr>
-      <w:tr>
-        <w:trPr>
-          <w:cantSplit/>
-        </w:trPr>
-        <w:tc>
-          <w:tcPr/>
-          <w:p>
-            <w:pPr>
-              <w:pStyle w:val="Compact"/>
-              <w:jc w:val="left"/>
-            </w:pPr>
-            <w:r>
-              <w:t xml:space="preserve">Encounter-chart visibility</w:t>
-            </w:r>
-          </w:p>
-        </w:tc>
-        <w:tc>
-          <w:tcPr/>
-          <w:p>
-            <w:pPr>
-              <w:pStyle w:val="Compact"/>
-              <w:jc w:val="left"/>
-            </w:pPr>
-            <w:r>
-              <w:t xml:space="preserve">Pass</w:t>
-            </w:r>
-            <w:r>
-              <w:t xml:space="preserve"> </w:t>
-            </w:r>
-            <w:r>
-              <w:rPr>
-                <w:rStyle w:val="VerbatimChar"/>
-              </w:rPr>
-              <w:t xml:space="preserve">encounter</w:t>
-            </w:r>
-            <w:r>
-              <w:t xml:space="preserve"> </w:t>
-            </w:r>
-            <w:r>
-              <w:t xml:space="preserve">to</w:t>
-            </w:r>
-            <w:r>
-              <w:t xml:space="preserve"> </w:t>
-            </w:r>
-            <w:r>
-              <w:rPr>
-                <w:rStyle w:val="VerbatimChar"/>
-              </w:rPr>
-              <w:t xml:space="preserve">$apply</w:t>
-            </w:r>
-            <w:r>
-              <w:t xml:space="preserve">; each generated Task must set</w:t>
-            </w:r>
-            <w:r>
-              <w:t xml:space="preserve"> </w:t>
-            </w:r>
-            <w:r>
-              <w:rPr>
-                <w:bCs/>
-                <w:b/>
-              </w:rPr>
-              <w:t xml:space="preserve">both</w:t>
-            </w:r>
-            <w:r>
-              <w:t xml:space="preserve"> </w:t>
-            </w:r>
-            <w:r>
-              <w:rPr>
-                <w:rStyle w:val="VerbatimChar"/>
-              </w:rPr>
-              <w:t xml:space="preserve">Task.focus</w:t>
-            </w:r>
-            <w:r>
-              <w:t xml:space="preserve"> </w:t>
-            </w:r>
-            <w:r>
-              <w:t xml:space="preserve">(Questionnaire/X or ServiceRequest/X – the provider UI uses this for rendering)</w:t>
-            </w:r>
-            <w:r>
-              <w:t xml:space="preserve"> </w:t>
-            </w:r>
-            <w:r>
-              <w:rPr>
-                <w:bCs/>
-                <w:b/>
-              </w:rPr>
-              <w:t xml:space="preserve">and</w:t>
-            </w:r>
-            <w:r>
-              <w:t xml:space="preserve"> </w:t>
-            </w:r>
-            <w:r>
-              <w:rPr>
-                <w:rStyle w:val="VerbatimChar"/>
-              </w:rPr>
-              <w:t xml:space="preserve">Task.input[0].valueReference</w:t>
-            </w:r>
-            <w:r>
-              <w:t xml:space="preserve"> </w:t>
-            </w:r>
-            <w:r>
-              <w:t xml:space="preserve">(used to load the form). Missing either breaks the chart view.</w:t>
-            </w:r>
-          </w:p>
-        </w:tc>
-      </w:tr>
-      <w:tr>
-        <w:trPr>
-          <w:cantSplit/>
-        </w:trPr>
-        <w:tc>
-          <w:tcPr/>
-          <w:p>
-            <w:pPr>
-              <w:pStyle w:val="Compact"/>
-              <w:jc w:val="left"/>
-            </w:pPr>
-            <w:r>
-              <w:t xml:space="preserve">Reusable intake template</w:t>
-            </w:r>
-          </w:p>
-        </w:tc>
-        <w:tc>
-          <w:tcPr/>
-          <w:p>
-            <w:pPr>
-              <w:pStyle w:val="Compact"/>
-              <w:jc w:val="left"/>
-            </w:pPr>
-            <w:r>
-              <w:t xml:space="preserve">One</w:t>
-            </w:r>
-            <w:r>
-              <w:t xml:space="preserve"> </w:t>
-            </w:r>
-            <w:r>
-              <w:rPr>
-                <w:rStyle w:val="VerbatimChar"/>
-              </w:rPr>
-              <w:t xml:space="preserve">PlanDefinition</w:t>
-            </w:r>
-            <w:r>
-              <w:t xml:space="preserve"> </w:t>
-            </w:r>
-            <w:r>
-              <w:t xml:space="preserve">with</w:t>
-            </w:r>
-            <w:r>
-              <w:t xml:space="preserve"> </w:t>
-            </w:r>
-            <w:r>
-              <w:rPr>
-                <w:rStyle w:val="VerbatimChar"/>
-              </w:rPr>
-              <w:t xml:space="preserve">url</w:t>
-            </w:r>
-            <w:r>
-              <w:t xml:space="preserve">,</w:t>
-            </w:r>
-            <w:r>
-              <w:t xml:space="preserve"> </w:t>
-            </w:r>
-            <w:r>
-              <w:rPr>
-                <w:rStyle w:val="VerbatimChar"/>
-              </w:rPr>
-              <w:t xml:space="preserve">name</w:t>
-            </w:r>
-            <w:r>
-              <w:t xml:space="preserve">, and</w:t>
-            </w:r>
-            <w:r>
-              <w:t xml:space="preserve"> </w:t>
-            </w:r>
-            <w:r>
-              <w:rPr>
-                <w:rStyle w:val="VerbatimChar"/>
-              </w:rPr>
-              <w:t xml:space="preserve">title</w:t>
-            </w:r>
-            <w:r>
-              <w:t xml:space="preserve"> </w:t>
-            </w:r>
-            <w:r>
-              <w:t xml:space="preserve">set (the provider UI’s resource search uses</w:t>
-            </w:r>
-            <w:r>
-              <w:t xml:space="preserve"> </w:t>
-            </w:r>
-            <w:r>
-              <w:rPr>
-                <w:rStyle w:val="VerbatimChar"/>
-              </w:rPr>
-              <w:t xml:space="preserve">name</w:t>
-            </w:r>
-            <w:r>
-              <w:t xml:space="preserve">, not</w:t>
-            </w:r>
-            <w:r>
-              <w:t xml:space="preserve"> </w:t>
-            </w:r>
-            <w:r>
-              <w:rPr>
-                <w:rStyle w:val="VerbatimChar"/>
-              </w:rPr>
-              <w:t xml:space="preserve">title</w:t>
-            </w:r>
-            <w:r>
-              <w:t xml:space="preserve">); referenced Questionnaires and ActivityDefinitions must also have</w:t>
-            </w:r>
-            <w:r>
-              <w:t xml:space="preserve"> </w:t>
-            </w:r>
-            <w:r>
-              <w:rPr>
-                <w:rStyle w:val="VerbatimChar"/>
-              </w:rPr>
-              <w:t xml:space="preserve">url</w:t>
-            </w:r>
-            <w:r>
-              <w:t xml:space="preserve"> </w:t>
-            </w:r>
-            <w:r>
-              <w:t xml:space="preserve">so</w:t>
-            </w:r>
-            <w:r>
-              <w:t xml:space="preserve"> </w:t>
-            </w:r>
-            <w:r>
-              <w:rPr>
-                <w:rStyle w:val="VerbatimChar"/>
-              </w:rPr>
-              <w:t xml:space="preserve">$apply</w:t>
-            </w:r>
-            <w:r>
-              <w:t xml:space="preserve"> </w:t>
-            </w:r>
-            <w:r>
-              <w:t xml:space="preserve">can resolve canonicals.</w:t>
+              <w:t xml:space="preserve">Care-team / program routing</w:t>
+            </w:r>
+          </w:p>
+        </w:tc>
+        <w:tc>
+          <w:tcPr/>
+          <w:p>
+            <w:pPr>
+              <w:pStyle w:val="Compact"/>
+              <w:jc w:val="left"/>
+            </w:pPr>
+            <w:r>
+              <w:t xml:space="preserve">Bot creates Tasks or CareTeam memberships based on intake answers (e.g. screening result triggers a behavioral health referral).</w:t>
             </w:r>
           </w:p>
         </w:tc>
@@ -5099,424 +4701,55 @@
         <w:pStyle w:val="BodyText"/>
       </w:pPr>
       <w:r>
-        <w:rPr>
-          <w:iCs/>
-          <w:i/>
-        </w:rPr>
-        <w:t xml:space="preserve">Scheduling integration (appointments generated from intake answers, or intake gated on a scheduled visit) is covered in the</w:t>
-      </w:r>
-      <w:r>
-        <w:rPr>
-          <w:iCs/>
-          <w:i/>
-        </w:rPr>
+        <w:t xml:space="preserve">For first completion, use the</w:t>
+      </w:r>
+      <w:r>
         <w:t xml:space="preserve"> </w:t>
       </w:r>
-      <w:hyperlink r:id="rId40">
+      <w:hyperlink r:id="rId76">
         <w:r>
           <w:rPr>
             <w:rStyle w:val="Hyperlink"/>
-            <w:iCs/>
-            <w:i/>
           </w:rPr>
-          <w:t xml:space="preserve">Scheduling Decision Guide</w:t>
+          <w:t xml:space="preserve">FHIRPath criteria extension</w:t>
         </w:r>
       </w:hyperlink>
       <w:r>
+        <w:t xml:space="preserve"> </w:t>
+      </w:r>
+      <w:r>
+        <w:t xml:space="preserve">with</w:t>
+      </w:r>
+      <w:r>
+        <w:t xml:space="preserve"> </w:t>
+      </w:r>
+      <w:r>
         <w:rPr>
-          <w:iCs/>
-          <w:i/>
+          <w:rStyle w:val="VerbatimChar"/>
         </w:rPr>
-        <w:t xml:space="preserve">. From the intake side, link the resulting appointment or visit back to the intake artifacts that originated it.</w:t>
-      </w:r>
-    </w:p>
-    <w:p>
-      <w:r>
-        <w:pict>
-          <v:rect style="width:0;height:1.5pt" o:hralign="center" o:hrstd="t" o:hr="t"/>
-        </w:pict>
-      </w:r>
-    </w:p>
-    <w:bookmarkEnd w:id="41"/>
-    <w:bookmarkStart w:id="42" w:name="lifecycle-intake-complete"/>
-    <w:p>
-      <w:pPr>
-        <w:pStyle w:val="Heading4"/>
-      </w:pPr>
-      <w:r>
-        <w:t xml:space="preserve">3.9 Lifecycle &amp;</w:t>
+        <w:t xml:space="preserve">%current.status = 'completed' and (%previous.status.empty() or %previous.status != 'completed')</w:t>
+      </w:r>
+      <w:r>
+        <w:t xml:space="preserve">, alongside completed search criteria and create/update events. Test initial completed creation, draft completion, and later edits. Keep processing idempotent and apply the</w:t>
       </w:r>
       <w:r>
         <w:t xml:space="preserve"> </w:t>
       </w:r>
-      <w:r>
-        <w:t xml:space="preserve">“</w:t>
-      </w:r>
-      <w:r>
-        <w:t xml:space="preserve">Intake Complete</w:t>
-      </w:r>
-      <w:r>
-        <w:t xml:space="preserve">”</w:t>
-      </w:r>
-    </w:p>
-    <w:p>
-      <w:pPr>
-        <w:pStyle w:val="FirstParagraph"/>
-      </w:pPr>
-      <w:r>
-        <w:t xml:space="preserve">Decide what</w:t>
-      </w:r>
-      <w:r>
-        <w:t xml:space="preserve"> </w:t>
-      </w:r>
-      <w:r>
-        <w:t xml:space="preserve">“</w:t>
-      </w:r>
-      <w:r>
-        <w:t xml:space="preserve">intake is done</w:t>
-      </w:r>
-      <w:r>
-        <w:t xml:space="preserve">”</w:t>
-      </w:r>
-      <w:r>
-        <w:t xml:space="preserve"> </w:t>
-      </w:r>
-      <w:r>
-        <w:t xml:space="preserve">means for your operations, how that signal is represented, and what happens to incomplete intake.</w:t>
-      </w:r>
-    </w:p>
-    <w:p>
-      <w:pPr>
-        <w:pStyle w:val="BodyText"/>
-      </w:pPr>
-      <w:r>
-        <w:rPr>
-          <w:bCs/>
-          <w:b/>
-        </w:rPr>
-        <w:t xml:space="preserve">Questions:</w:t>
-      </w:r>
-    </w:p>
-    <w:p>
-      <w:pPr>
-        <w:numPr>
-          <w:ilvl w:val="0"/>
-          <w:numId w:val="1013"/>
-        </w:numPr>
-        <w:pStyle w:val="Compact"/>
-      </w:pPr>
-      <w:r>
-        <w:t xml:space="preserve">Is</w:t>
-      </w:r>
-      <w:r>
-        <w:t xml:space="preserve"> </w:t>
-      </w:r>
-      <w:r>
-        <w:t xml:space="preserve">“</w:t>
-      </w:r>
-      <w:r>
-        <w:t xml:space="preserve">intake complete</w:t>
-      </w:r>
-      <w:r>
-        <w:t xml:space="preserve">”</w:t>
-      </w:r>
-      <w:r>
-        <w:t xml:space="preserve"> </w:t>
-      </w:r>
-      <w:r>
-        <w:t xml:space="preserve">a single moment (form submitted) or a composite state (extraction succeeded + eligibility verified + required consents on file)?</w:t>
-      </w:r>
-    </w:p>
-    <w:p>
-      <w:pPr>
-        <w:numPr>
-          <w:ilvl w:val="0"/>
-          <w:numId w:val="1013"/>
-        </w:numPr>
-        <w:pStyle w:val="Compact"/>
-      </w:pPr>
-      <w:r>
-        <w:t xml:space="preserve">Which downstream workflows are gated on intake completion (scheduling, clinical, billing)?</w:t>
-      </w:r>
-    </w:p>
-    <w:p>
-      <w:pPr>
-        <w:numPr>
-          <w:ilvl w:val="0"/>
-          <w:numId w:val="1013"/>
-        </w:numPr>
-        <w:pStyle w:val="Compact"/>
-      </w:pPr>
-      <w:r>
-        <w:t xml:space="preserve">For incomplete intake (patient bailed mid-form, required field missing), how is that surfaced and worked?</w:t>
-      </w:r>
-    </w:p>
-    <w:p>
-      <w:pPr>
-        <w:numPr>
-          <w:ilvl w:val="0"/>
-          <w:numId w:val="1013"/>
-        </w:numPr>
-        <w:pStyle w:val="Compact"/>
-      </w:pPr>
-      <w:r>
-        <w:t xml:space="preserve">Are partial / draft intakes a supported state, or only completed submissions?</w:t>
-      </w:r>
-    </w:p>
-    <w:tbl>
-      <w:tblPr>
-        <w:tblStyle w:val="Table"/>
-        <w:tblW w:w="9360" w:type="dxa"/>
-        <w:tblLook w:firstRow="1" w:lastRow="0" w:firstColumn="0" w:lastColumn="0" w:noHBand="0" w:noVBand="0" w:val="0020"/>
-        <w:jc w:val="start"/>
-        <w:tblLayout w:type="fixed"/>
-      </w:tblPr>
-      <w:tblGrid>
-        <w:gridCol w:w="3289"/>
-        <w:gridCol w:w="6071"/>
-      </w:tblGrid>
-      <w:tr>
-        <w:trPr>
-          <w:cantSplit/>
-          <w:tblHeader w:val="true"/>
-        </w:trPr>
-        <w:tc>
-          <w:tcPr/>
-          <w:p>
-            <w:pPr>
-              <w:pStyle w:val="Compact"/>
-              <w:jc w:val="left"/>
-            </w:pPr>
-            <w:r>
-              <w:t xml:space="preserve">Situation</w:t>
-            </w:r>
-          </w:p>
-        </w:tc>
-        <w:tc>
-          <w:tcPr/>
-          <w:p>
-            <w:pPr>
-              <w:pStyle w:val="Compact"/>
-              <w:jc w:val="left"/>
-            </w:pPr>
-            <w:r>
-              <w:t xml:space="preserve">Approach</w:t>
-            </w:r>
-          </w:p>
-        </w:tc>
-      </w:tr>
-      <w:tr>
-        <w:trPr>
-          <w:cantSplit/>
-        </w:trPr>
-        <w:tc>
-          <w:tcPr/>
-          <w:p>
-            <w:pPr>
-              <w:pStyle w:val="Compact"/>
-              <w:jc w:val="left"/>
-            </w:pPr>
-            <w:r>
-              <w:t xml:space="preserve">Simple completion</w:t>
-            </w:r>
-          </w:p>
-        </w:tc>
-        <w:tc>
-          <w:tcPr/>
-          <w:p>
-            <w:pPr>
-              <w:pStyle w:val="Compact"/>
-              <w:jc w:val="left"/>
-            </w:pPr>
-            <w:r>
-              <w:rPr>
-                <w:rStyle w:val="VerbatimChar"/>
-              </w:rPr>
-              <w:t xml:space="preserve">QuestionnaireResponse.status</w:t>
-            </w:r>
-            <w:r>
-              <w:t xml:space="preserve"> </w:t>
-            </w:r>
-            <w:r>
-              <w:t xml:space="preserve">=</w:t>
-            </w:r>
-            <w:r>
-              <w:t xml:space="preserve"> </w:t>
-            </w:r>
-            <w:r>
-              <w:rPr>
-                <w:rStyle w:val="VerbatimChar"/>
-              </w:rPr>
-              <w:t xml:space="preserve">completed</w:t>
-            </w:r>
-            <w:r>
-              <w:t xml:space="preserve"> </w:t>
-            </w:r>
-            <w:r>
-              <w:t xml:space="preserve">is the signal; nothing further to track.</w:t>
-            </w:r>
-          </w:p>
-        </w:tc>
-      </w:tr>
-      <w:tr>
-        <w:trPr>
-          <w:cantSplit/>
-        </w:trPr>
-        <w:tc>
-          <w:tcPr/>
-          <w:p>
-            <w:pPr>
-              <w:pStyle w:val="Compact"/>
-              <w:jc w:val="left"/>
-            </w:pPr>
-            <w:r>
-              <w:t xml:space="preserve">Composite completion</w:t>
-            </w:r>
-          </w:p>
-        </w:tc>
-        <w:tc>
-          <w:tcPr/>
-          <w:p>
-            <w:pPr>
-              <w:pStyle w:val="Compact"/>
-              <w:jc w:val="left"/>
-            </w:pPr>
-            <w:r>
-              <w:t xml:space="preserve">Single</w:t>
-            </w:r>
-            <w:r>
-              <w:t xml:space="preserve"> </w:t>
-            </w:r>
-            <w:r>
-              <w:rPr>
-                <w:rStyle w:val="VerbatimChar"/>
-              </w:rPr>
-              <w:t xml:space="preserve">Task</w:t>
-            </w:r>
-            <w:r>
-              <w:t xml:space="preserve"> </w:t>
-            </w:r>
-            <w:r>
-              <w:t xml:space="preserve">per Encounter with</w:t>
-            </w:r>
-            <w:r>
-              <w:t xml:space="preserve"> </w:t>
-            </w:r>
-            <w:r>
-              <w:rPr>
-                <w:rStyle w:val="VerbatimChar"/>
-              </w:rPr>
-              <w:t xml:space="preserve">businessStatus</w:t>
-            </w:r>
-            <w:r>
-              <w:t xml:space="preserve"> </w:t>
-            </w:r>
-            <w:r>
-              <w:t xml:space="preserve">advancing through extraction, eligibility, consent, and ready-for-clinical; or use</w:t>
-            </w:r>
-            <w:r>
-              <w:t xml:space="preserve"> </w:t>
-            </w:r>
-            <w:r>
-              <w:rPr>
-                <w:rStyle w:val="VerbatimChar"/>
-              </w:rPr>
-              <w:t xml:space="preserve">CarePlan.status</w:t>
-            </w:r>
-            <w:r>
-              <w:t xml:space="preserve"> </w:t>
-            </w:r>
-            <w:r>
-              <w:t xml:space="preserve">when intake is orchestrated via PlanDefinition (3.8).</w:t>
-            </w:r>
-          </w:p>
-        </w:tc>
-      </w:tr>
-      <w:tr>
-        <w:trPr>
-          <w:cantSplit/>
-        </w:trPr>
-        <w:tc>
-          <w:tcPr/>
-          <w:p>
-            <w:pPr>
-              <w:pStyle w:val="Compact"/>
-              <w:jc w:val="left"/>
-            </w:pPr>
-            <w:r>
-              <w:t xml:space="preserve">Incomplete intake</w:t>
-            </w:r>
-          </w:p>
-        </w:tc>
-        <w:tc>
-          <w:tcPr/>
-          <w:p>
-            <w:pPr>
-              <w:pStyle w:val="Compact"/>
-              <w:jc w:val="left"/>
-            </w:pPr>
-            <w:r>
-              <w:rPr>
-                <w:rStyle w:val="VerbatimChar"/>
-              </w:rPr>
-              <w:t xml:space="preserve">QuestionnaireResponse.status</w:t>
-            </w:r>
-            <w:r>
-              <w:t xml:space="preserve"> </w:t>
-            </w:r>
-            <w:r>
-              <w:t xml:space="preserve">=</w:t>
-            </w:r>
-            <w:r>
-              <w:t xml:space="preserve"> </w:t>
-            </w:r>
-            <w:r>
-              <w:rPr>
-                <w:rStyle w:val="VerbatimChar"/>
-              </w:rPr>
-              <w:t xml:space="preserve">in-progress</w:t>
-            </w:r>
-            <w:r>
-              <w:t xml:space="preserve">; surface via a Task assigned to registration so it doesn’t disappear.</w:t>
-            </w:r>
-          </w:p>
-        </w:tc>
-      </w:tr>
-      <w:tr>
-        <w:trPr>
-          <w:cantSplit/>
-        </w:trPr>
-        <w:tc>
-          <w:tcPr/>
-          <w:p>
-            <w:pPr>
-              <w:pStyle w:val="Compact"/>
-              <w:jc w:val="left"/>
-            </w:pPr>
-            <w:r>
-              <w:t xml:space="preserve">Downstream gating</w:t>
-            </w:r>
-          </w:p>
-        </w:tc>
-        <w:tc>
-          <w:tcPr/>
-          <w:p>
-            <w:pPr>
-              <w:pStyle w:val="Compact"/>
-              <w:jc w:val="left"/>
-            </w:pPr>
-            <w:r>
-              <w:t xml:space="preserve">Scheduling, clinical chart, and billing surfaces filter on the chosen completion signal; keep the definition single-sourced.</w:t>
-            </w:r>
-          </w:p>
-        </w:tc>
-      </w:tr>
-    </w:tbl>
-    <w:bookmarkEnd w:id="42"/>
-    <w:bookmarkEnd w:id="43"/>
-    <w:bookmarkEnd w:id="44"/>
-    <w:bookmarkEnd w:id="45"/>
-    <w:p/>
+      <w:hyperlink r:id="rId77">
+        <w:r>
+          <w:rPr>
+            <w:rStyle w:val="Hyperlink"/>
+          </w:rPr>
+          <w:t xml:space="preserve">subscription scope and recovery guidance</w:t>
+        </w:r>
+      </w:hyperlink>
+      <w:r>
+        <w:t xml:space="preserve">.</w:t>
+      </w:r>
+    </w:p>
+    <w:bookmarkEnd w:id="78"/>
+    <w:bookmarkEnd w:id="79"/>
+    <w:bookmarkEnd w:id="80"/>
     <w:sectPr>
       <w:pgSz w:h="15840" w:w="12240"/>
       <w:pgMar w:bottom="1440" w:footer="720" w:gutter="0" w:header="720" w:left="1440" w:right="1440" w:top="1440"/>
@@ -5554,14 +4787,14 @@
 <file path=word/numbering.xml><?xml version="1.0" encoding="utf-8"?>
 <w:numbering xmlns:w="http://schemas.openxmlformats.org/wordprocessingml/2006/main">
   <w:abstractNum w:abstractNumId="990">
-    <w:nsid w:val="A990"/>
+    <w:nsid w:val="0000A990"/>
     <w:multiLevelType w:val="multilevel"/>
     <w:lvl w:ilvl="0">
       <w:numFmt w:val="bullet"/>
       <w:lvlText w:val=" "/>
       <w:lvlJc w:val="left"/>
       <w:pPr>
-        <w:ind w:left="720" w:hanging="480"/>
+        <w:ind w:left="720" w:hanging="360"/>
       </w:pPr>
     </w:lvl>
     <w:lvl w:ilvl="1">
@@ -5569,7 +4802,7 @@
       <w:lvlText w:val=" "/>
       <w:lvlJc w:val="left"/>
       <w:pPr>
-        <w:ind w:left="1440" w:hanging="480"/>
+        <w:ind w:left="1440" w:hanging="360"/>
       </w:pPr>
     </w:lvl>
     <w:lvl w:ilvl="2">
@@ -5577,7 +4810,7 @@
       <w:lvlText w:val=" "/>
       <w:lvlJc w:val="left"/>
       <w:pPr>
-        <w:ind w:left="2160" w:hanging="480"/>
+        <w:ind w:left="2160" w:hanging="360"/>
       </w:pPr>
     </w:lvl>
     <w:lvl w:ilvl="3">
@@ -5585,7 +4818,7 @@
       <w:lvlText w:val=" "/>
       <w:lvlJc w:val="left"/>
       <w:pPr>
-        <w:ind w:left="2880" w:hanging="480"/>
+        <w:ind w:left="2880" w:hanging="360"/>
       </w:pPr>
     </w:lvl>
     <w:lvl w:ilvl="4">
@@ -5593,7 +4826,7 @@
       <w:lvlText w:val=" "/>
       <w:lvlJc w:val="left"/>
       <w:pPr>
-        <w:ind w:left="3600" w:hanging="480"/>
+        <w:ind w:left="3600" w:hanging="360"/>
       </w:pPr>
     </w:lvl>
     <w:lvl w:ilvl="5">
@@ -5601,7 +4834,7 @@
       <w:lvlText w:val=" "/>
       <w:lvlJc w:val="left"/>
       <w:pPr>
-        <w:ind w:left="4320" w:hanging="480"/>
+        <w:ind w:left="4320" w:hanging="360"/>
       </w:pPr>
     </w:lvl>
     <w:lvl w:ilvl="6">
@@ -5609,7 +4842,7 @@
       <w:lvlText w:val=" "/>
       <w:lvlJc w:val="left"/>
       <w:pPr>
-        <w:ind w:left="5040" w:hanging="480"/>
+        <w:ind w:left="5040" w:hanging="360"/>
       </w:pPr>
     </w:lvl>
     <w:lvl w:ilvl="7">
@@ -5617,7 +4850,7 @@
       <w:lvlText w:val=" "/>
       <w:lvlJc w:val="left"/>
       <w:pPr>
-        <w:ind w:left="5760" w:hanging="480"/>
+        <w:ind w:left="5760" w:hanging="360"/>
       </w:pPr>
     </w:lvl>
     <w:lvl w:ilvl="8">
@@ -5625,91 +4858,230 @@
       <w:lvlText w:val=" "/>
       <w:lvlJc w:val="left"/>
       <w:pPr>
-        <w:ind w:left="6480" w:hanging="480"/>
+        <w:ind w:left="6480" w:hanging="360"/>
+      </w:pPr>
+    </w:lvl>
+  </w:abstractNum>
+  <w:abstractNum w:abstractNumId="99411">
+    <w:nsid w:val="00A99411"/>
+    <w:multiLevelType w:val="multilevel"/>
+    <w:lvl w:ilvl="0">
+      <w:start w:val="1"/>
+      <w:numFmt w:val="decimal"/>
+      <w:lvlText w:val="%1."/>
+      <w:lvlJc w:val="left"/>
+      <w:pPr>
+        <w:ind w:left="720" w:hanging="360"/>
+      </w:pPr>
+    </w:lvl>
+    <w:lvl w:ilvl="1">
+      <w:start w:val="1"/>
+      <w:numFmt w:val="decimal"/>
+      <w:lvlText w:val="%2."/>
+      <w:lvlJc w:val="left"/>
+      <w:pPr>
+        <w:ind w:left="1440" w:hanging="360"/>
+      </w:pPr>
+    </w:lvl>
+    <w:lvl w:ilvl="2">
+      <w:start w:val="1"/>
+      <w:numFmt w:val="decimal"/>
+      <w:lvlText w:val="%3."/>
+      <w:lvlJc w:val="left"/>
+      <w:pPr>
+        <w:ind w:left="2160" w:hanging="360"/>
+      </w:pPr>
+    </w:lvl>
+    <w:lvl w:ilvl="3">
+      <w:start w:val="1"/>
+      <w:numFmt w:val="decimal"/>
+      <w:lvlText w:val="%4."/>
+      <w:lvlJc w:val="left"/>
+      <w:pPr>
+        <w:ind w:left="2880" w:hanging="360"/>
+      </w:pPr>
+    </w:lvl>
+    <w:lvl w:ilvl="4">
+      <w:start w:val="1"/>
+      <w:numFmt w:val="decimal"/>
+      <w:lvlText w:val="%5."/>
+      <w:lvlJc w:val="left"/>
+      <w:pPr>
+        <w:ind w:left="3600" w:hanging="360"/>
+      </w:pPr>
+    </w:lvl>
+    <w:lvl w:ilvl="5">
+      <w:start w:val="1"/>
+      <w:numFmt w:val="decimal"/>
+      <w:lvlText w:val="%6."/>
+      <w:lvlJc w:val="left"/>
+      <w:pPr>
+        <w:ind w:left="4320" w:hanging="360"/>
+      </w:pPr>
+    </w:lvl>
+    <w:lvl w:ilvl="6">
+      <w:start w:val="1"/>
+      <w:numFmt w:val="decimal"/>
+      <w:lvlText w:val="%7."/>
+      <w:lvlJc w:val="left"/>
+      <w:pPr>
+        <w:ind w:left="5040" w:hanging="360"/>
+      </w:pPr>
+    </w:lvl>
+    <w:lvl w:ilvl="7">
+      <w:start w:val="1"/>
+      <w:numFmt w:val="decimal"/>
+      <w:lvlText w:val="%8."/>
+      <w:lvlJc w:val="left"/>
+      <w:pPr>
+        <w:ind w:left="5760" w:hanging="360"/>
+      </w:pPr>
+    </w:lvl>
+    <w:lvl w:ilvl="8">
+      <w:start w:val="1"/>
+      <w:numFmt w:val="decimal"/>
+      <w:lvlText w:val="%9."/>
+      <w:lvlJc w:val="left"/>
+      <w:pPr>
+        <w:ind w:left="6480" w:hanging="360"/>
       </w:pPr>
     </w:lvl>
   </w:abstractNum>
   <w:abstractNum w:abstractNumId="991">
-    <w:nsid w:val="A991"/>
+    <w:nsid w:val="0000A991"/>
     <w:multiLevelType w:val="multilevel"/>
     <w:lvl w:ilvl="0">
       <w:numFmt w:val="bullet"/>
-      <w:lvlText w:val="•"/>
+      <w:lvlText w:val=""/>
       <w:lvlJc w:val="left"/>
       <w:pPr>
-        <w:ind w:left="720" w:hanging="480"/>
-      </w:pPr>
+        <w:ind w:left="720" w:hanging="360"/>
+      </w:pPr>
+      <w:rPr>
+        <w:rFonts w:ascii="Symbol" w:hAnsi="Symbol" w:cs="Symbol" w:hint="default"/>
+      </w:rPr>
     </w:lvl>
     <w:lvl w:ilvl="1">
       <w:numFmt w:val="bullet"/>
-      <w:lvlText w:val="–"/>
+      <w:lvlText w:val="o"/>
       <w:lvlJc w:val="left"/>
       <w:pPr>
-        <w:ind w:left="1440" w:hanging="480"/>
-      </w:pPr>
+        <w:ind w:left="1440" w:hanging="360"/>
+      </w:pPr>
+      <w:rPr>
+        <w:rFonts w:ascii="Courier New" w:hAnsi="Courier New" w:cs="Courier New" w:hint="default"/>
+      </w:rPr>
     </w:lvl>
     <w:lvl w:ilvl="2">
       <w:numFmt w:val="bullet"/>
-      <w:lvlText w:val="•"/>
+      <w:lvlText w:val=""/>
       <w:lvlJc w:val="left"/>
       <w:pPr>
-        <w:ind w:left="2160" w:hanging="480"/>
-      </w:pPr>
+        <w:ind w:left="2160" w:hanging="360"/>
+      </w:pPr>
+      <w:rPr>
+        <w:rFonts w:ascii="Wingdings" w:hAnsi="Wingdings" w:cs="Wingdings" w:hint="default"/>
+      </w:rPr>
     </w:lvl>
     <w:lvl w:ilvl="3">
       <w:numFmt w:val="bullet"/>
-      <w:lvlText w:val="–"/>
+      <w:lvlText w:val=""/>
       <w:lvlJc w:val="left"/>
       <w:pPr>
-        <w:ind w:left="2880" w:hanging="480"/>
-      </w:pPr>
+        <w:ind w:left="2880" w:hanging="360"/>
+      </w:pPr>
+      <w:rPr>
+        <w:rFonts w:ascii="Symbol" w:hAnsi="Symbol" w:cs="Symbol" w:hint="default"/>
+      </w:rPr>
     </w:lvl>
     <w:lvl w:ilvl="4">
       <w:numFmt w:val="bullet"/>
-      <w:lvlText w:val="•"/>
+      <w:lvlText w:val="o"/>
       <w:lvlJc w:val="left"/>
       <w:pPr>
-        <w:ind w:left="3600" w:hanging="480"/>
-      </w:pPr>
+        <w:ind w:left="3600" w:hanging="360"/>
+      </w:pPr>
+      <w:rPr>
+        <w:rFonts w:ascii="Courier New" w:hAnsi="Courier New" w:cs="Courier New" w:hint="default"/>
+      </w:rPr>
     </w:lvl>
     <w:lvl w:ilvl="5">
       <w:numFmt w:val="bullet"/>
-      <w:lvlText w:val="–"/>
+      <w:lvlText w:val=""/>
       <w:lvlJc w:val="left"/>
       <w:pPr>
-        <w:ind w:left="4320" w:hanging="480"/>
-      </w:pPr>
+        <w:ind w:left="4320" w:hanging="360"/>
+      </w:pPr>
+      <w:rPr>
+        <w:rFonts w:ascii="Wingdings" w:hAnsi="Wingdings" w:cs="Wingdings" w:hint="default"/>
+      </w:rPr>
     </w:lvl>
     <w:lvl w:ilvl="6">
       <w:numFmt w:val="bullet"/>
-      <w:lvlText w:val="•"/>
+      <w:lvlText w:val=""/>
       <w:lvlJc w:val="left"/>
       <w:pPr>
-        <w:ind w:left="5040" w:hanging="480"/>
-      </w:pPr>
+        <w:ind w:left="5040" w:hanging="360"/>
+      </w:pPr>
+      <w:rPr>
+        <w:rFonts w:ascii="Symbol" w:hAnsi="Symbol" w:cs="Symbol" w:hint="default"/>
+      </w:rPr>
     </w:lvl>
     <w:lvl w:ilvl="7">
       <w:numFmt w:val="bullet"/>
-      <w:lvlText w:val="–"/>
+      <w:lvlText w:val="o"/>
       <w:lvlJc w:val="left"/>
       <w:pPr>
-        <w:ind w:left="5760" w:hanging="480"/>
-      </w:pPr>
+        <w:ind w:left="5760" w:hanging="360"/>
+      </w:pPr>
+      <w:rPr>
+        <w:rFonts w:ascii="Courier New" w:hAnsi="Courier New" w:cs="Courier New" w:hint="default"/>
+      </w:rPr>
     </w:lvl>
     <w:lvl w:ilvl="8">
       <w:numFmt w:val="bullet"/>
-      <w:lvlText w:val="•"/>
+      <w:lvlText w:val=""/>
       <w:lvlJc w:val="left"/>
       <w:pPr>
-        <w:ind w:left="6480" w:hanging="480"/>
-      </w:pPr>
+        <w:ind w:left="6480" w:hanging="360"/>
+      </w:pPr>
+      <w:rPr>
+        <w:rFonts w:ascii="Wingdings" w:hAnsi="Wingdings" w:cs="Wingdings" w:hint="default"/>
+      </w:rPr>
     </w:lvl>
   </w:abstractNum>
   <w:num w:numId="1000">
     <w:abstractNumId w:val="990"/>
   </w:num>
   <w:num w:numId="1001">
-    <w:abstractNumId w:val="991"/>
+    <w:abstractNumId w:val="99411"/>
+    <w:lvlOverride w:ilvl="0">
+      <w:startOverride w:val="1"/>
+    </w:lvlOverride>
+    <w:lvlOverride w:ilvl="1">
+      <w:startOverride w:val="1"/>
+    </w:lvlOverride>
+    <w:lvlOverride w:ilvl="2">
+      <w:startOverride w:val="1"/>
+    </w:lvlOverride>
+    <w:lvlOverride w:ilvl="3">
+      <w:startOverride w:val="1"/>
+    </w:lvlOverride>
+    <w:lvlOverride w:ilvl="4">
+      <w:startOverride w:val="1"/>
+    </w:lvlOverride>
+    <w:lvlOverride w:ilvl="5">
+      <w:startOverride w:val="1"/>
+    </w:lvlOverride>
+    <w:lvlOverride w:ilvl="6">
+      <w:startOverride w:val="1"/>
+    </w:lvlOverride>
+    <w:lvlOverride w:ilvl="7">
+      <w:startOverride w:val="1"/>
+    </w:lvlOverride>
+    <w:lvlOverride w:ilvl="8">
+      <w:startOverride w:val="1"/>
+    </w:lvlOverride>
   </w:num>
   <w:num w:numId="1002">
     <w:abstractNumId w:val="991"/>
@@ -5747,6 +5119,9 @@
   <w:num w:numId="1013">
     <w:abstractNumId w:val="991"/>
   </w:num>
+  <w:num w:numId="1014">
+    <w:abstractNumId w:val="991"/>
+  </w:num>
 </w:numbering>
 </file>
 
@@ -6426,8 +5801,8 @@
     <w:name w:val="KeywordTok"/>
     <w:basedOn w:val="VerbatimChar"/>
     <w:rPr>
+      <w:b/>
       <w:color w:val="007020"/>
-      <w:b/>
     </w:rPr>
   </w:style>
   <w:style w:type="character" w:customStyle="1" w:styleId="DataTypeTok">
@@ -6504,42 +5879,42 @@
     <w:name w:val="ImportTok"/>
     <w:basedOn w:val="VerbatimChar"/>
     <w:rPr>
+      <w:b/>
       <w:color w:val="008000"/>
-      <w:b/>
     </w:rPr>
   </w:style>
   <w:style w:type="character" w:customStyle="1" w:styleId="CommentTok">
     <w:name w:val="CommentTok"/>
     <w:basedOn w:val="VerbatimChar"/>
     <w:rPr>
+      <w:i/>
       <w:color w:val="60a0b0"/>
-      <w:i/>
     </w:rPr>
   </w:style>
   <w:style w:type="character" w:customStyle="1" w:styleId="DocumentationTok">
     <w:name w:val="DocumentationTok"/>
     <w:basedOn w:val="VerbatimChar"/>
     <w:rPr>
+      <w:i/>
       <w:color w:val="ba2121"/>
-      <w:i/>
     </w:rPr>
   </w:style>
   <w:style w:type="character" w:customStyle="1" w:styleId="AnnotationTok">
     <w:name w:val="AnnotationTok"/>
     <w:basedOn w:val="VerbatimChar"/>
     <w:rPr>
-      <w:color w:val="60a0b0"/>
       <w:b/>
       <w:i/>
+      <w:color w:val="60a0b0"/>
     </w:rPr>
   </w:style>
   <w:style w:type="character" w:customStyle="1" w:styleId="CommentVarTok">
     <w:name w:val="CommentVarTok"/>
     <w:basedOn w:val="VerbatimChar"/>
     <w:rPr>
-      <w:color w:val="60a0b0"/>
       <w:b/>
       <w:i/>
+      <w:color w:val="60a0b0"/>
     </w:rPr>
   </w:style>
   <w:style w:type="character" w:customStyle="1" w:styleId="OtherTok">
@@ -6567,8 +5942,8 @@
     <w:name w:val="ControlFlowTok"/>
     <w:basedOn w:val="VerbatimChar"/>
     <w:rPr>
+      <w:b/>
       <w:color w:val="007020"/>
-      <w:b/>
     </w:rPr>
   </w:style>
   <w:style w:type="character" w:customStyle="1" w:styleId="OperatorTok">
@@ -6613,34 +5988,34 @@
     <w:name w:val="InformationTok"/>
     <w:basedOn w:val="VerbatimChar"/>
     <w:rPr>
-      <w:color w:val="60a0b0"/>
       <w:b/>
       <w:i/>
+      <w:color w:val="60a0b0"/>
     </w:rPr>
   </w:style>
   <w:style w:type="character" w:customStyle="1" w:styleId="WarningTok">
     <w:name w:val="WarningTok"/>
     <w:basedOn w:val="VerbatimChar"/>
     <w:rPr>
-      <w:color w:val="60a0b0"/>
       <w:b/>
       <w:i/>
+      <w:color w:val="60a0b0"/>
     </w:rPr>
   </w:style>
   <w:style w:type="character" w:customStyle="1" w:styleId="AlertTok">
     <w:name w:val="AlertTok"/>
     <w:basedOn w:val="VerbatimChar"/>
     <w:rPr>
+      <w:b/>
       <w:color w:val="ff0000"/>
-      <w:b/>
     </w:rPr>
   </w:style>
   <w:style w:type="character" w:customStyle="1" w:styleId="ErrorTok">
     <w:name w:val="ErrorTok"/>
     <w:basedOn w:val="VerbatimChar"/>
     <w:rPr>
+      <w:b/>
       <w:color w:val="ff0000"/>
-      <w:b/>
     </w:rPr>
   </w:style>
   <w:style w:type="character" w:customStyle="1" w:styleId="NormalTok">
